--- a/Data Dictionary.docx
+++ b/Data Dictionary.docx
@@ -26,7 +26,6 @@
         </w:rPr>
         <w:t xml:space="preserve"> </w:t>
       </w:r>
-      <w:proofErr w:type="spellStart"/>
       <w:r>
         <w:rPr>
           <w:rFonts w:cstheme="minorHAnsi"/>
@@ -43,7 +42,6 @@
         </w:rPr>
         <w:t>spNetUsers</w:t>
       </w:r>
-      <w:proofErr w:type="spellEnd"/>
     </w:p>
     <w:tbl>
       <w:tblPr>
@@ -332,7 +330,6 @@
                 <w:szCs w:val="28"/>
               </w:rPr>
             </w:pPr>
-            <w:proofErr w:type="spellStart"/>
             <w:r>
               <w:rPr>
                 <w:rFonts w:cstheme="minorHAnsi"/>
@@ -341,7 +338,6 @@
               </w:rPr>
               <w:t>UserName</w:t>
             </w:r>
-            <w:proofErr w:type="spellEnd"/>
           </w:p>
         </w:tc>
         <w:tc>
@@ -444,7 +440,6 @@
                 <w:szCs w:val="28"/>
               </w:rPr>
             </w:pPr>
-            <w:proofErr w:type="spellStart"/>
             <w:r>
               <w:rPr>
                 <w:rFonts w:cstheme="minorHAnsi"/>
@@ -453,7 +448,6 @@
               </w:rPr>
               <w:t>NormalizedUserName</w:t>
             </w:r>
-            <w:proofErr w:type="spellEnd"/>
           </w:p>
         </w:tc>
         <w:tc>
@@ -674,7 +668,6 @@
                 <w:szCs w:val="28"/>
               </w:rPr>
             </w:pPr>
-            <w:proofErr w:type="spellStart"/>
             <w:r>
               <w:rPr>
                 <w:rFonts w:cstheme="minorHAnsi"/>
@@ -683,7 +676,6 @@
               </w:rPr>
               <w:t>NormalizedEmail</w:t>
             </w:r>
-            <w:proofErr w:type="spellEnd"/>
           </w:p>
         </w:tc>
         <w:tc>
@@ -786,7 +778,6 @@
                 <w:szCs w:val="28"/>
               </w:rPr>
             </w:pPr>
-            <w:proofErr w:type="spellStart"/>
             <w:r>
               <w:rPr>
                 <w:rFonts w:cstheme="minorHAnsi"/>
@@ -795,7 +786,6 @@
               </w:rPr>
               <w:t>EmailConfirmed</w:t>
             </w:r>
-            <w:proofErr w:type="spellEnd"/>
           </w:p>
         </w:tc>
         <w:tc>
@@ -906,7 +896,6 @@
                 <w:szCs w:val="28"/>
               </w:rPr>
             </w:pPr>
-            <w:proofErr w:type="spellStart"/>
             <w:r>
               <w:rPr>
                 <w:rFonts w:cstheme="minorHAnsi"/>
@@ -915,7 +904,6 @@
               </w:rPr>
               <w:t>PasswordHash</w:t>
             </w:r>
-            <w:proofErr w:type="spellEnd"/>
           </w:p>
         </w:tc>
         <w:tc>
@@ -1018,7 +1006,6 @@
                 <w:szCs w:val="28"/>
               </w:rPr>
             </w:pPr>
-            <w:proofErr w:type="spellStart"/>
             <w:r>
               <w:rPr>
                 <w:rFonts w:cstheme="minorHAnsi"/>
@@ -1027,7 +1014,6 @@
               </w:rPr>
               <w:t>SecurityStamp</w:t>
             </w:r>
-            <w:proofErr w:type="spellEnd"/>
           </w:p>
         </w:tc>
         <w:tc>
@@ -1122,7 +1108,6 @@
                 <w:szCs w:val="28"/>
               </w:rPr>
             </w:pPr>
-            <w:proofErr w:type="spellStart"/>
             <w:r>
               <w:rPr>
                 <w:rFonts w:cstheme="minorHAnsi"/>
@@ -1131,7 +1116,6 @@
               </w:rPr>
               <w:t>ConcurrencyStamp</w:t>
             </w:r>
-            <w:proofErr w:type="spellEnd"/>
           </w:p>
         </w:tc>
         <w:tc>
@@ -1226,7 +1210,6 @@
                 <w:szCs w:val="28"/>
               </w:rPr>
             </w:pPr>
-            <w:proofErr w:type="spellStart"/>
             <w:r>
               <w:rPr>
                 <w:rFonts w:cstheme="minorHAnsi"/>
@@ -1235,7 +1218,6 @@
               </w:rPr>
               <w:t>PhoneNumber</w:t>
             </w:r>
-            <w:proofErr w:type="spellEnd"/>
           </w:p>
         </w:tc>
         <w:tc>
@@ -1330,34 +1312,14 @@
                 <w:szCs w:val="28"/>
               </w:rPr>
             </w:pPr>
-            <w:proofErr w:type="spellStart"/>
-            <w:r>
-              <w:rPr>
-                <w:rFonts w:cstheme="minorHAnsi"/>
-                <w:sz w:val="28"/>
-                <w:szCs w:val="28"/>
-              </w:rPr>
-              <w:t>PhoneNumberConfirmed</w:t>
-            </w:r>
-            <w:proofErr w:type="spellEnd"/>
-            <w:r>
-              <w:rPr>
-                <w:rFonts w:cstheme="minorHAnsi"/>
-                <w:sz w:val="28"/>
-                <w:szCs w:val="28"/>
-              </w:rPr>
-              <w:t xml:space="preserve"> </w:t>
-            </w:r>
-            <w:proofErr w:type="spellStart"/>
-            <w:r>
-              <w:rPr>
-                <w:rFonts w:cstheme="minorHAnsi"/>
-                <w:sz w:val="28"/>
-                <w:szCs w:val="28"/>
-              </w:rPr>
-              <w:t>TwoFactorEnabled</w:t>
-            </w:r>
-            <w:proofErr w:type="spellEnd"/>
+            <w:r>
+              <w:rPr>
+                <w:rFonts w:cstheme="minorHAnsi"/>
+                <w:sz w:val="28"/>
+                <w:szCs w:val="28"/>
+              </w:rPr>
+              <w:t>PhoneNumberConfirmed TwoFactorEnabled</w:t>
+            </w:r>
           </w:p>
         </w:tc>
         <w:tc>
@@ -1452,7 +1414,6 @@
                 <w:szCs w:val="28"/>
               </w:rPr>
             </w:pPr>
-            <w:proofErr w:type="spellStart"/>
             <w:r>
               <w:rPr>
                 <w:rFonts w:cstheme="minorHAnsi"/>
@@ -1461,7 +1422,6 @@
               </w:rPr>
               <w:t>LockoutEnd</w:t>
             </w:r>
-            <w:proofErr w:type="spellEnd"/>
           </w:p>
         </w:tc>
         <w:tc>
@@ -1556,7 +1516,6 @@
                 <w:szCs w:val="28"/>
               </w:rPr>
             </w:pPr>
-            <w:proofErr w:type="spellStart"/>
             <w:r>
               <w:rPr>
                 <w:rFonts w:cstheme="minorHAnsi"/>
@@ -1566,7 +1525,6 @@
               <w:lastRenderedPageBreak/>
               <w:t>LockoutEnabled</w:t>
             </w:r>
-            <w:proofErr w:type="spellEnd"/>
           </w:p>
         </w:tc>
         <w:tc>
@@ -1661,7 +1619,6 @@
                 <w:szCs w:val="28"/>
               </w:rPr>
             </w:pPr>
-            <w:proofErr w:type="spellStart"/>
             <w:r>
               <w:rPr>
                 <w:rFonts w:cstheme="minorHAnsi"/>
@@ -1670,7 +1627,6 @@
               </w:rPr>
               <w:t>AccessFailedCount</w:t>
             </w:r>
-            <w:proofErr w:type="spellEnd"/>
           </w:p>
         </w:tc>
         <w:tc>
@@ -1778,7 +1734,6 @@
           <w:szCs w:val="28"/>
         </w:rPr>
       </w:pPr>
-      <w:proofErr w:type="spellStart"/>
       <w:r>
         <w:rPr>
           <w:rFonts w:cstheme="minorHAnsi"/>
@@ -1787,7 +1742,6 @@
         </w:rPr>
         <w:t>AspNetUserRoles</w:t>
       </w:r>
-      <w:proofErr w:type="spellEnd"/>
     </w:p>
     <w:tbl>
       <w:tblPr>
@@ -2045,19 +1999,8 @@
                 <w:szCs w:val="28"/>
                 <w:lang w:eastAsia="en-GB"/>
               </w:rPr>
-              <w:t xml:space="preserve">Must exist in </w:t>
-            </w:r>
-            <w:proofErr w:type="spellStart"/>
-            <w:r>
-              <w:rPr>
-                <w:rFonts w:eastAsia="Times New Roman" w:cstheme="minorHAnsi"/>
-                <w:sz w:val="28"/>
-                <w:szCs w:val="28"/>
-                <w:lang w:eastAsia="en-GB"/>
-              </w:rPr>
-              <w:t>AspNetUsers</w:t>
-            </w:r>
-            <w:proofErr w:type="spellEnd"/>
+              <w:t>Must exist in AspNetUsers</w:t>
+            </w:r>
           </w:p>
         </w:tc>
         <w:tc>
@@ -2183,19 +2126,8 @@
                 <w:szCs w:val="28"/>
                 <w:lang w:eastAsia="en-GB"/>
               </w:rPr>
-              <w:t xml:space="preserve">Must exist in </w:t>
-            </w:r>
-            <w:proofErr w:type="spellStart"/>
-            <w:r>
-              <w:rPr>
-                <w:rFonts w:eastAsia="Times New Roman" w:cstheme="minorHAnsi"/>
-                <w:sz w:val="28"/>
-                <w:szCs w:val="28"/>
-                <w:lang w:eastAsia="en-GB"/>
-              </w:rPr>
-              <w:t>AspNetUsers</w:t>
-            </w:r>
-            <w:proofErr w:type="spellEnd"/>
+              <w:t>Must exist in AspNetUsers</w:t>
+            </w:r>
           </w:p>
         </w:tc>
         <w:tc>
@@ -2239,7 +2171,6 @@
           <w:szCs w:val="28"/>
         </w:rPr>
       </w:pPr>
-      <w:proofErr w:type="spellStart"/>
       <w:r>
         <w:rPr>
           <w:rFonts w:cstheme="minorHAnsi"/>
@@ -2262,16 +2193,7 @@
           <w:sz w:val="28"/>
           <w:szCs w:val="28"/>
         </w:rPr>
-        <w:t>pNetRoles</w:t>
-      </w:r>
-      <w:proofErr w:type="spellEnd"/>
-      <w:r>
-        <w:rPr>
-          <w:rFonts w:cstheme="minorHAnsi"/>
-          <w:sz w:val="28"/>
-          <w:szCs w:val="28"/>
-        </w:rPr>
-        <w:t xml:space="preserve"> </w:t>
+        <w:t xml:space="preserve">pNetRoles </w:t>
       </w:r>
     </w:p>
     <w:tbl>
@@ -2671,23 +2593,13 @@
                 <w:szCs w:val="28"/>
               </w:rPr>
             </w:pPr>
-            <w:proofErr w:type="spellStart"/>
-            <w:r>
-              <w:rPr>
-                <w:rFonts w:cstheme="minorHAnsi"/>
-                <w:sz w:val="28"/>
-                <w:szCs w:val="28"/>
-              </w:rPr>
-              <w:t>NormalizeName</w:t>
-            </w:r>
-            <w:proofErr w:type="spellEnd"/>
-            <w:r>
-              <w:rPr>
-                <w:rFonts w:cstheme="minorHAnsi"/>
-                <w:sz w:val="28"/>
-                <w:szCs w:val="28"/>
-              </w:rPr>
-              <w:t xml:space="preserve"> </w:t>
+            <w:r>
+              <w:rPr>
+                <w:rFonts w:cstheme="minorHAnsi"/>
+                <w:sz w:val="28"/>
+                <w:szCs w:val="28"/>
+              </w:rPr>
+              <w:t xml:space="preserve">NormalizeName </w:t>
             </w:r>
           </w:p>
         </w:tc>
@@ -2791,7 +2703,6 @@
                 <w:szCs w:val="28"/>
               </w:rPr>
             </w:pPr>
-            <w:proofErr w:type="spellStart"/>
             <w:r>
               <w:rPr>
                 <w:rFonts w:cstheme="minorHAnsi"/>
@@ -2800,7 +2711,6 @@
               </w:rPr>
               <w:t>ConcurrencyStamp</w:t>
             </w:r>
-            <w:proofErr w:type="spellEnd"/>
           </w:p>
         </w:tc>
         <w:tc>
@@ -2908,7 +2818,6 @@
           <w:szCs w:val="28"/>
         </w:rPr>
       </w:pPr>
-      <w:proofErr w:type="spellStart"/>
       <w:r>
         <w:rPr>
           <w:rFonts w:cstheme="minorHAnsi"/>
@@ -2917,7 +2826,6 @@
         </w:rPr>
         <w:t>AspNetRoleClaims</w:t>
       </w:r>
-      <w:proofErr w:type="spellEnd"/>
     </w:p>
     <w:tbl>
       <w:tblPr>
@@ -3293,19 +3201,8 @@
                 <w:szCs w:val="28"/>
                 <w:lang w:eastAsia="en-GB"/>
               </w:rPr>
-              <w:t xml:space="preserve">Must exist in </w:t>
-            </w:r>
-            <w:proofErr w:type="spellStart"/>
-            <w:r>
-              <w:rPr>
-                <w:rFonts w:eastAsia="Times New Roman" w:cstheme="minorHAnsi"/>
-                <w:sz w:val="28"/>
-                <w:szCs w:val="28"/>
-                <w:lang w:eastAsia="en-GB"/>
-              </w:rPr>
-              <w:t>AspNetUsers</w:t>
-            </w:r>
-            <w:proofErr w:type="spellEnd"/>
+              <w:t>Must exist in AspNetUsers</w:t>
+            </w:r>
           </w:p>
         </w:tc>
         <w:tc>
@@ -3344,7 +3241,6 @@
                 <w:szCs w:val="28"/>
               </w:rPr>
             </w:pPr>
-            <w:proofErr w:type="spellStart"/>
             <w:r>
               <w:rPr>
                 <w:rFonts w:cstheme="minorHAnsi"/>
@@ -3353,7 +3249,6 @@
               </w:rPr>
               <w:t>ClaimType</w:t>
             </w:r>
-            <w:proofErr w:type="spellEnd"/>
           </w:p>
         </w:tc>
         <w:tc>
@@ -3456,23 +3351,13 @@
                 <w:szCs w:val="28"/>
               </w:rPr>
             </w:pPr>
-            <w:proofErr w:type="spellStart"/>
-            <w:r>
-              <w:rPr>
-                <w:rFonts w:cstheme="minorHAnsi"/>
-                <w:sz w:val="28"/>
-                <w:szCs w:val="28"/>
-              </w:rPr>
-              <w:t>ClaimValue</w:t>
-            </w:r>
-            <w:proofErr w:type="spellEnd"/>
-            <w:r>
-              <w:rPr>
-                <w:rFonts w:cstheme="minorHAnsi"/>
-                <w:sz w:val="28"/>
-                <w:szCs w:val="28"/>
-              </w:rPr>
-              <w:t xml:space="preserve"> </w:t>
+            <w:r>
+              <w:rPr>
+                <w:rFonts w:cstheme="minorHAnsi"/>
+                <w:sz w:val="28"/>
+                <w:szCs w:val="28"/>
+              </w:rPr>
+              <w:t xml:space="preserve">ClaimValue </w:t>
             </w:r>
           </w:p>
         </w:tc>
@@ -3581,7 +3466,6 @@
           <w:szCs w:val="28"/>
         </w:rPr>
       </w:pPr>
-      <w:proofErr w:type="spellStart"/>
       <w:r>
         <w:rPr>
           <w:rFonts w:cstheme="minorHAnsi"/>
@@ -3590,7 +3474,6 @@
         </w:rPr>
         <w:t>AspNetUserClaims</w:t>
       </w:r>
-      <w:proofErr w:type="spellEnd"/>
     </w:p>
     <w:tbl>
       <w:tblPr>
@@ -3966,19 +3849,8 @@
                 <w:szCs w:val="28"/>
                 <w:lang w:eastAsia="en-GB"/>
               </w:rPr>
-              <w:t xml:space="preserve">Must exist in </w:t>
-            </w:r>
-            <w:proofErr w:type="spellStart"/>
-            <w:r>
-              <w:rPr>
-                <w:rFonts w:eastAsia="Times New Roman" w:cstheme="minorHAnsi"/>
-                <w:sz w:val="28"/>
-                <w:szCs w:val="28"/>
-                <w:lang w:eastAsia="en-GB"/>
-              </w:rPr>
-              <w:t>AspNetUsers</w:t>
-            </w:r>
-            <w:proofErr w:type="spellEnd"/>
+              <w:t>Must exist in AspNetUsers</w:t>
+            </w:r>
           </w:p>
         </w:tc>
         <w:tc>
@@ -4017,23 +3889,13 @@
                 <w:szCs w:val="28"/>
               </w:rPr>
             </w:pPr>
-            <w:proofErr w:type="spellStart"/>
-            <w:r>
-              <w:rPr>
-                <w:rFonts w:cstheme="minorHAnsi"/>
-                <w:sz w:val="28"/>
-                <w:szCs w:val="28"/>
-              </w:rPr>
-              <w:t>ClaimType</w:t>
-            </w:r>
-            <w:proofErr w:type="spellEnd"/>
-            <w:r>
-              <w:rPr>
-                <w:rFonts w:cstheme="minorHAnsi"/>
-                <w:sz w:val="28"/>
-                <w:szCs w:val="28"/>
-              </w:rPr>
-              <w:t xml:space="preserve"> </w:t>
+            <w:r>
+              <w:rPr>
+                <w:rFonts w:cstheme="minorHAnsi"/>
+                <w:sz w:val="28"/>
+                <w:szCs w:val="28"/>
+              </w:rPr>
+              <w:t xml:space="preserve">ClaimType </w:t>
             </w:r>
           </w:p>
         </w:tc>
@@ -4137,7 +3999,6 @@
                 <w:szCs w:val="28"/>
               </w:rPr>
             </w:pPr>
-            <w:proofErr w:type="spellStart"/>
             <w:r>
               <w:rPr>
                 <w:rFonts w:cstheme="minorHAnsi"/>
@@ -4145,16 +4006,7 @@
                 <w:szCs w:val="28"/>
               </w:rPr>
               <w:lastRenderedPageBreak/>
-              <w:t>ClaimValue</w:t>
-            </w:r>
-            <w:proofErr w:type="spellEnd"/>
-            <w:r>
-              <w:rPr>
-                <w:rFonts w:cstheme="minorHAnsi"/>
-                <w:sz w:val="28"/>
-                <w:szCs w:val="28"/>
-              </w:rPr>
-              <w:t xml:space="preserve"> </w:t>
+              <w:t xml:space="preserve">ClaimValue </w:t>
             </w:r>
           </w:p>
         </w:tc>
@@ -4263,7 +4115,6 @@
           <w:szCs w:val="28"/>
         </w:rPr>
       </w:pPr>
-      <w:proofErr w:type="spellStart"/>
       <w:r>
         <w:rPr>
           <w:rFonts w:cstheme="minorHAnsi"/>
@@ -4272,7 +4123,6 @@
         </w:rPr>
         <w:t>AspNetUserLogins</w:t>
       </w:r>
-      <w:proofErr w:type="spellEnd"/>
     </w:p>
     <w:tbl>
       <w:tblPr>
@@ -4435,23 +4285,13 @@
                 <w:szCs w:val="28"/>
               </w:rPr>
             </w:pPr>
-            <w:proofErr w:type="spellStart"/>
-            <w:r>
-              <w:rPr>
-                <w:rFonts w:cstheme="minorHAnsi"/>
-                <w:sz w:val="28"/>
-                <w:szCs w:val="28"/>
-              </w:rPr>
-              <w:t>LoginProvider</w:t>
-            </w:r>
-            <w:proofErr w:type="spellEnd"/>
-            <w:r>
-              <w:rPr>
-                <w:rFonts w:cstheme="minorHAnsi"/>
-                <w:sz w:val="28"/>
-                <w:szCs w:val="28"/>
-              </w:rPr>
-              <w:t xml:space="preserve"> </w:t>
+            <w:r>
+              <w:rPr>
+                <w:rFonts w:cstheme="minorHAnsi"/>
+                <w:sz w:val="28"/>
+                <w:szCs w:val="28"/>
+              </w:rPr>
+              <w:t xml:space="preserve">LoginProvider </w:t>
             </w:r>
           </w:p>
         </w:tc>
@@ -4571,23 +4411,13 @@
                 <w:szCs w:val="28"/>
               </w:rPr>
             </w:pPr>
-            <w:proofErr w:type="spellStart"/>
-            <w:r>
-              <w:rPr>
-                <w:rFonts w:cstheme="minorHAnsi"/>
-                <w:sz w:val="28"/>
-                <w:szCs w:val="28"/>
-              </w:rPr>
-              <w:t>ProviderKey</w:t>
-            </w:r>
-            <w:proofErr w:type="spellEnd"/>
-            <w:r>
-              <w:rPr>
-                <w:rFonts w:cstheme="minorHAnsi"/>
-                <w:sz w:val="28"/>
-                <w:szCs w:val="28"/>
-              </w:rPr>
-              <w:t xml:space="preserve"> </w:t>
+            <w:r>
+              <w:rPr>
+                <w:rFonts w:cstheme="minorHAnsi"/>
+                <w:sz w:val="28"/>
+                <w:szCs w:val="28"/>
+              </w:rPr>
+              <w:t xml:space="preserve">ProviderKey </w:t>
             </w:r>
           </w:p>
         </w:tc>
@@ -4707,7 +4537,6 @@
                 <w:szCs w:val="28"/>
               </w:rPr>
             </w:pPr>
-            <w:proofErr w:type="spellStart"/>
             <w:r>
               <w:rPr>
                 <w:rFonts w:cstheme="minorHAnsi"/>
@@ -4716,7 +4545,6 @@
               </w:rPr>
               <w:t>ProviderDisplayName</w:t>
             </w:r>
-            <w:proofErr w:type="spellEnd"/>
           </w:p>
         </w:tc>
         <w:tc>
@@ -4819,23 +4647,13 @@
                 <w:szCs w:val="28"/>
               </w:rPr>
             </w:pPr>
-            <w:proofErr w:type="spellStart"/>
-            <w:r>
-              <w:rPr>
-                <w:rFonts w:cstheme="minorHAnsi"/>
-                <w:sz w:val="28"/>
-                <w:szCs w:val="28"/>
-              </w:rPr>
-              <w:t>UserId</w:t>
-            </w:r>
-            <w:proofErr w:type="spellEnd"/>
-            <w:r>
-              <w:rPr>
-                <w:rFonts w:cstheme="minorHAnsi"/>
-                <w:sz w:val="28"/>
-                <w:szCs w:val="28"/>
-              </w:rPr>
-              <w:t xml:space="preserve"> </w:t>
+            <w:r>
+              <w:rPr>
+                <w:rFonts w:cstheme="minorHAnsi"/>
+                <w:sz w:val="28"/>
+                <w:szCs w:val="28"/>
+              </w:rPr>
+              <w:t xml:space="preserve">UserId </w:t>
             </w:r>
           </w:p>
         </w:tc>
@@ -4916,19 +4734,8 @@
                 <w:szCs w:val="28"/>
                 <w:lang w:eastAsia="en-GB"/>
               </w:rPr>
-              <w:t xml:space="preserve">Must exist in </w:t>
-            </w:r>
-            <w:proofErr w:type="spellStart"/>
-            <w:r>
-              <w:rPr>
-                <w:rFonts w:eastAsia="Times New Roman" w:cstheme="minorHAnsi"/>
-                <w:sz w:val="28"/>
-                <w:szCs w:val="28"/>
-                <w:lang w:eastAsia="en-GB"/>
-              </w:rPr>
-              <w:t>AspNetUsers</w:t>
-            </w:r>
-            <w:proofErr w:type="spellEnd"/>
+              <w:t>Must exist in AspNetUsers</w:t>
+            </w:r>
           </w:p>
         </w:tc>
         <w:tc>
@@ -4964,23 +4771,13 @@
           <w:szCs w:val="28"/>
         </w:rPr>
       </w:pPr>
-      <w:proofErr w:type="spellStart"/>
       <w:r>
         <w:rPr>
           <w:rFonts w:cstheme="minorHAnsi"/>
           <w:sz w:val="28"/>
           <w:szCs w:val="28"/>
         </w:rPr>
-        <w:t>AspNetUserTokens</w:t>
-      </w:r>
-      <w:proofErr w:type="spellEnd"/>
-      <w:r>
-        <w:rPr>
-          <w:rFonts w:cstheme="minorHAnsi"/>
-          <w:sz w:val="28"/>
-          <w:szCs w:val="28"/>
-        </w:rPr>
-        <w:t xml:space="preserve"> </w:t>
+        <w:t xml:space="preserve">AspNetUserTokens </w:t>
       </w:r>
     </w:p>
     <w:tbl>
@@ -5308,19 +5105,8 @@
                       <w:szCs w:val="28"/>
                       <w:lang w:eastAsia="en-GB"/>
                     </w:rPr>
-                    <w:t xml:space="preserve">Must exist in </w:t>
+                    <w:t>Must exist in AspNetUsers</w:t>
                   </w:r>
-                  <w:proofErr w:type="spellStart"/>
-                  <w:r>
-                    <w:rPr>
-                      <w:rFonts w:eastAsia="Times New Roman" w:cstheme="minorHAnsi"/>
-                      <w:sz w:val="28"/>
-                      <w:szCs w:val="28"/>
-                      <w:lang w:eastAsia="en-GB"/>
-                    </w:rPr>
-                    <w:t>AspNetUsers</w:t>
-                  </w:r>
-                  <w:proofErr w:type="spellEnd"/>
                 </w:p>
               </w:tc>
             </w:tr>
@@ -5371,23 +5157,13 @@
                 <w:szCs w:val="28"/>
               </w:rPr>
             </w:pPr>
-            <w:proofErr w:type="spellStart"/>
-            <w:r>
-              <w:rPr>
-                <w:rFonts w:cstheme="minorHAnsi"/>
-                <w:sz w:val="28"/>
-                <w:szCs w:val="28"/>
-              </w:rPr>
-              <w:t>LoginProvider</w:t>
-            </w:r>
-            <w:proofErr w:type="spellEnd"/>
-            <w:r>
-              <w:rPr>
-                <w:rFonts w:cstheme="minorHAnsi"/>
-                <w:sz w:val="28"/>
-                <w:szCs w:val="28"/>
-              </w:rPr>
-              <w:t xml:space="preserve"> </w:t>
+            <w:r>
+              <w:rPr>
+                <w:rFonts w:cstheme="minorHAnsi"/>
+                <w:sz w:val="28"/>
+                <w:szCs w:val="28"/>
+              </w:rPr>
+              <w:t xml:space="preserve">LoginProvider </w:t>
             </w:r>
           </w:p>
         </w:tc>
@@ -5760,21 +5536,22 @@
     <w:tbl>
       <w:tblPr>
         <w:tblStyle w:val="TableGrid"/>
-        <w:tblW w:w="0" w:type="auto"/>
+        <w:tblW w:w="9634" w:type="dxa"/>
+        <w:tblLayout w:type="fixed"/>
         <w:tblLook w:val="04A0" w:firstRow="1" w:lastRow="0" w:firstColumn="1" w:lastColumn="0" w:noHBand="0" w:noVBand="1"/>
       </w:tblPr>
       <w:tblGrid>
-        <w:gridCol w:w="2433"/>
-        <w:gridCol w:w="799"/>
-        <w:gridCol w:w="1262"/>
-        <w:gridCol w:w="1074"/>
-        <w:gridCol w:w="1378"/>
-        <w:gridCol w:w="2070"/>
+        <w:gridCol w:w="2378"/>
+        <w:gridCol w:w="1161"/>
+        <w:gridCol w:w="1418"/>
+        <w:gridCol w:w="1134"/>
+        <w:gridCol w:w="1417"/>
+        <w:gridCol w:w="2126"/>
       </w:tblGrid>
       <w:tr>
         <w:tc>
           <w:tcPr>
-            <w:tcW w:w="1502" w:type="dxa"/>
+            <w:tcW w:w="2378" w:type="dxa"/>
           </w:tcPr>
           <w:p>
             <w:pPr>
@@ -5796,7 +5573,7 @@
         </w:tc>
         <w:tc>
           <w:tcPr>
-            <w:tcW w:w="1502" w:type="dxa"/>
+            <w:tcW w:w="1161" w:type="dxa"/>
           </w:tcPr>
           <w:p>
             <w:pPr>
@@ -5818,7 +5595,7 @@
         </w:tc>
         <w:tc>
           <w:tcPr>
-            <w:tcW w:w="1503" w:type="dxa"/>
+            <w:tcW w:w="1418" w:type="dxa"/>
           </w:tcPr>
           <w:p>
             <w:pPr>
@@ -5840,7 +5617,7 @@
         </w:tc>
         <w:tc>
           <w:tcPr>
-            <w:tcW w:w="1503" w:type="dxa"/>
+            <w:tcW w:w="1134" w:type="dxa"/>
           </w:tcPr>
           <w:p>
             <w:pPr>
@@ -5862,7 +5639,7 @@
         </w:tc>
         <w:tc>
           <w:tcPr>
-            <w:tcW w:w="1503" w:type="dxa"/>
+            <w:tcW w:w="1417" w:type="dxa"/>
           </w:tcPr>
           <w:p>
             <w:pPr>
@@ -5884,7 +5661,7 @@
         </w:tc>
         <w:tc>
           <w:tcPr>
-            <w:tcW w:w="1503" w:type="dxa"/>
+            <w:tcW w:w="2126" w:type="dxa"/>
           </w:tcPr>
           <w:p>
             <w:pPr>
@@ -5908,7 +5685,7 @@
       <w:tr>
         <w:tc>
           <w:tcPr>
-            <w:tcW w:w="1502" w:type="dxa"/>
+            <w:tcW w:w="2378" w:type="dxa"/>
           </w:tcPr>
           <w:p>
             <w:pPr>
@@ -5930,79 +5707,103 @@
         </w:tc>
         <w:tc>
           <w:tcPr>
-            <w:tcW w:w="1502" w:type="dxa"/>
-          </w:tcPr>
-          <w:p>
-            <w:pPr>
-              <w:rPr>
-                <w:rFonts w:cstheme="minorHAnsi"/>
-                <w:sz w:val="28"/>
-                <w:szCs w:val="28"/>
-              </w:rPr>
-            </w:pPr>
-          </w:p>
-        </w:tc>
-        <w:tc>
-          <w:tcPr>
-            <w:tcW w:w="1503" w:type="dxa"/>
-          </w:tcPr>
-          <w:p>
-            <w:pPr>
-              <w:rPr>
-                <w:rFonts w:cstheme="minorHAnsi"/>
-                <w:sz w:val="28"/>
-                <w:szCs w:val="28"/>
-              </w:rPr>
-            </w:pPr>
-          </w:p>
-        </w:tc>
-        <w:tc>
-          <w:tcPr>
-            <w:tcW w:w="1503" w:type="dxa"/>
-          </w:tcPr>
-          <w:p>
-            <w:pPr>
-              <w:rPr>
-                <w:rFonts w:cstheme="minorHAnsi"/>
-                <w:sz w:val="28"/>
-                <w:szCs w:val="28"/>
-              </w:rPr>
-            </w:pPr>
-          </w:p>
-        </w:tc>
-        <w:tc>
-          <w:tcPr>
-            <w:tcW w:w="1503" w:type="dxa"/>
-          </w:tcPr>
-          <w:p>
-            <w:pPr>
-              <w:rPr>
-                <w:rFonts w:cstheme="minorHAnsi"/>
-                <w:sz w:val="28"/>
-                <w:szCs w:val="28"/>
-              </w:rPr>
-            </w:pPr>
-          </w:p>
-        </w:tc>
-        <w:tc>
-          <w:tcPr>
-            <w:tcW w:w="1503" w:type="dxa"/>
-          </w:tcPr>
-          <w:p>
-            <w:pPr>
-              <w:rPr>
-                <w:rFonts w:cstheme="minorHAnsi"/>
-                <w:sz w:val="28"/>
-                <w:szCs w:val="28"/>
-              </w:rPr>
-            </w:pPr>
+            <w:tcW w:w="1161" w:type="dxa"/>
+          </w:tcPr>
+          <w:p>
+            <w:pPr>
+              <w:rPr>
+                <w:rFonts w:cstheme="minorHAnsi"/>
+                <w:sz w:val="28"/>
+                <w:szCs w:val="28"/>
+              </w:rPr>
+            </w:pPr>
+            <w:r>
+              <w:rPr>
+                <w:rFonts w:cstheme="minorHAnsi"/>
+                <w:sz w:val="28"/>
+                <w:szCs w:val="28"/>
+              </w:rPr>
+              <w:t xml:space="preserve">Integer </w:t>
+            </w:r>
+          </w:p>
+        </w:tc>
+        <w:tc>
+          <w:tcPr>
+            <w:tcW w:w="1418" w:type="dxa"/>
+          </w:tcPr>
+          <w:p>
+            <w:pPr>
+              <w:rPr>
+                <w:rFonts w:cstheme="minorHAnsi"/>
+                <w:sz w:val="28"/>
+                <w:szCs w:val="28"/>
+              </w:rPr>
+            </w:pPr>
+            <w:r>
+              <w:rPr>
+                <w:rFonts w:cstheme="minorHAnsi"/>
+                <w:sz w:val="28"/>
+                <w:szCs w:val="28"/>
+              </w:rPr>
+              <w:t xml:space="preserve">Yes </w:t>
+            </w:r>
+          </w:p>
+        </w:tc>
+        <w:tc>
+          <w:tcPr>
+            <w:tcW w:w="1134" w:type="dxa"/>
+          </w:tcPr>
+          <w:p>
+            <w:pPr>
+              <w:rPr>
+                <w:rFonts w:cstheme="minorHAnsi"/>
+                <w:sz w:val="28"/>
+                <w:szCs w:val="28"/>
+              </w:rPr>
+            </w:pPr>
+          </w:p>
+        </w:tc>
+        <w:tc>
+          <w:tcPr>
+            <w:tcW w:w="1417" w:type="dxa"/>
+          </w:tcPr>
+          <w:p>
+            <w:pPr>
+              <w:rPr>
+                <w:rFonts w:cstheme="minorHAnsi"/>
+                <w:sz w:val="28"/>
+                <w:szCs w:val="28"/>
+              </w:rPr>
+            </w:pPr>
+          </w:p>
+        </w:tc>
+        <w:tc>
+          <w:tcPr>
+            <w:tcW w:w="2126" w:type="dxa"/>
+          </w:tcPr>
+          <w:p>
+            <w:pPr>
+              <w:rPr>
+                <w:rFonts w:cstheme="minorHAnsi"/>
+                <w:sz w:val="28"/>
+                <w:szCs w:val="28"/>
+              </w:rPr>
+            </w:pPr>
+            <w:r>
+              <w:rPr>
+                <w:rFonts w:cstheme="minorHAnsi"/>
+                <w:sz w:val="28"/>
+                <w:szCs w:val="28"/>
+              </w:rPr>
+              <w:t>Primary</w:t>
+            </w:r>
           </w:p>
         </w:tc>
       </w:tr>
       <w:tr>
         <w:tc>
           <w:tcPr>
-            <w:tcW w:w="1502" w:type="dxa"/>
+            <w:tcW w:w="2378" w:type="dxa"/>
           </w:tcPr>
           <w:p>
             <w:pPr>
@@ -6024,63 +5825,79 @@
         </w:tc>
         <w:tc>
           <w:tcPr>
-            <w:tcW w:w="1502" w:type="dxa"/>
-          </w:tcPr>
-          <w:p>
-            <w:pPr>
-              <w:rPr>
-                <w:rFonts w:cstheme="minorHAnsi"/>
-                <w:sz w:val="28"/>
-                <w:szCs w:val="28"/>
-              </w:rPr>
-            </w:pPr>
-          </w:p>
-        </w:tc>
-        <w:tc>
-          <w:tcPr>
-            <w:tcW w:w="1503" w:type="dxa"/>
-          </w:tcPr>
-          <w:p>
-            <w:pPr>
-              <w:rPr>
-                <w:rFonts w:cstheme="minorHAnsi"/>
-                <w:sz w:val="28"/>
-                <w:szCs w:val="28"/>
-              </w:rPr>
-            </w:pPr>
-          </w:p>
-        </w:tc>
-        <w:tc>
-          <w:tcPr>
-            <w:tcW w:w="1503" w:type="dxa"/>
-          </w:tcPr>
-          <w:p>
-            <w:pPr>
-              <w:rPr>
-                <w:rFonts w:cstheme="minorHAnsi"/>
-                <w:sz w:val="28"/>
-                <w:szCs w:val="28"/>
-              </w:rPr>
-            </w:pPr>
-          </w:p>
-        </w:tc>
-        <w:tc>
-          <w:tcPr>
-            <w:tcW w:w="1503" w:type="dxa"/>
-          </w:tcPr>
-          <w:p>
-            <w:pPr>
-              <w:rPr>
-                <w:rFonts w:cstheme="minorHAnsi"/>
-                <w:sz w:val="28"/>
-                <w:szCs w:val="28"/>
-              </w:rPr>
-            </w:pPr>
-          </w:p>
-        </w:tc>
-        <w:tc>
-          <w:tcPr>
-            <w:tcW w:w="1503" w:type="dxa"/>
+            <w:tcW w:w="1161" w:type="dxa"/>
+          </w:tcPr>
+          <w:p>
+            <w:pPr>
+              <w:rPr>
+                <w:rFonts w:cstheme="minorHAnsi"/>
+                <w:sz w:val="28"/>
+                <w:szCs w:val="28"/>
+              </w:rPr>
+            </w:pPr>
+            <w:r>
+              <w:rPr>
+                <w:rFonts w:cstheme="minorHAnsi"/>
+                <w:sz w:val="28"/>
+                <w:szCs w:val="28"/>
+              </w:rPr>
+              <w:t xml:space="preserve">String </w:t>
+            </w:r>
+          </w:p>
+        </w:tc>
+        <w:tc>
+          <w:tcPr>
+            <w:tcW w:w="1418" w:type="dxa"/>
+          </w:tcPr>
+          <w:p>
+            <w:pPr>
+              <w:rPr>
+                <w:rFonts w:cstheme="minorHAnsi"/>
+                <w:sz w:val="28"/>
+                <w:szCs w:val="28"/>
+              </w:rPr>
+            </w:pPr>
+            <w:r>
+              <w:rPr>
+                <w:rFonts w:cstheme="minorHAnsi"/>
+                <w:sz w:val="28"/>
+                <w:szCs w:val="28"/>
+              </w:rPr>
+              <w:t xml:space="preserve">Yes </w:t>
+            </w:r>
+          </w:p>
+        </w:tc>
+        <w:tc>
+          <w:tcPr>
+            <w:tcW w:w="1134" w:type="dxa"/>
+          </w:tcPr>
+          <w:p>
+            <w:pPr>
+              <w:rPr>
+                <w:rFonts w:cstheme="minorHAnsi"/>
+                <w:sz w:val="28"/>
+                <w:szCs w:val="28"/>
+              </w:rPr>
+            </w:pPr>
+          </w:p>
+        </w:tc>
+        <w:tc>
+          <w:tcPr>
+            <w:tcW w:w="1417" w:type="dxa"/>
+          </w:tcPr>
+          <w:p>
+            <w:pPr>
+              <w:rPr>
+                <w:rFonts w:cstheme="minorHAnsi"/>
+                <w:sz w:val="28"/>
+                <w:szCs w:val="28"/>
+              </w:rPr>
+            </w:pPr>
+          </w:p>
+        </w:tc>
+        <w:tc>
+          <w:tcPr>
+            <w:tcW w:w="2126" w:type="dxa"/>
           </w:tcPr>
           <w:p>
             <w:pPr>
@@ -6096,17 +5913,16 @@
       <w:tr>
         <w:tc>
           <w:tcPr>
-            <w:tcW w:w="1502" w:type="dxa"/>
-          </w:tcPr>
-          <w:p>
-            <w:pPr>
-              <w:rPr>
-                <w:rFonts w:cstheme="minorHAnsi"/>
-                <w:sz w:val="28"/>
-                <w:szCs w:val="28"/>
-              </w:rPr>
-            </w:pPr>
-            <w:proofErr w:type="spellStart"/>
+            <w:tcW w:w="2378" w:type="dxa"/>
+          </w:tcPr>
+          <w:p>
+            <w:pPr>
+              <w:rPr>
+                <w:rFonts w:cstheme="minorHAnsi"/>
+                <w:sz w:val="28"/>
+                <w:szCs w:val="28"/>
+              </w:rPr>
+            </w:pPr>
             <w:r>
               <w:rPr>
                 <w:rFonts w:cstheme="minorHAnsi"/>
@@ -6115,77 +5931,92 @@
               </w:rPr>
               <w:t>OrderProducts</w:t>
             </w:r>
-            <w:proofErr w:type="spellEnd"/>
-          </w:p>
-          <w:p>
-            <w:pPr>
-              <w:rPr>
-                <w:rFonts w:cstheme="minorHAnsi"/>
-                <w:sz w:val="28"/>
-                <w:szCs w:val="28"/>
-              </w:rPr>
-            </w:pPr>
-          </w:p>
-        </w:tc>
-        <w:tc>
-          <w:tcPr>
-            <w:tcW w:w="1502" w:type="dxa"/>
-          </w:tcPr>
-          <w:p>
-            <w:pPr>
-              <w:rPr>
-                <w:rFonts w:cstheme="minorHAnsi"/>
-                <w:sz w:val="28"/>
-                <w:szCs w:val="28"/>
-              </w:rPr>
-            </w:pPr>
-          </w:p>
-        </w:tc>
-        <w:tc>
-          <w:tcPr>
-            <w:tcW w:w="1503" w:type="dxa"/>
-          </w:tcPr>
-          <w:p>
-            <w:pPr>
-              <w:rPr>
-                <w:rFonts w:cstheme="minorHAnsi"/>
-                <w:sz w:val="28"/>
-                <w:szCs w:val="28"/>
-              </w:rPr>
-            </w:pPr>
-          </w:p>
-        </w:tc>
-        <w:tc>
-          <w:tcPr>
-            <w:tcW w:w="1503" w:type="dxa"/>
-          </w:tcPr>
-          <w:p>
-            <w:pPr>
-              <w:rPr>
-                <w:rFonts w:cstheme="minorHAnsi"/>
-                <w:sz w:val="28"/>
-                <w:szCs w:val="28"/>
-              </w:rPr>
-            </w:pPr>
-          </w:p>
-        </w:tc>
-        <w:tc>
-          <w:tcPr>
-            <w:tcW w:w="1503" w:type="dxa"/>
-          </w:tcPr>
-          <w:p>
-            <w:pPr>
-              <w:rPr>
-                <w:rFonts w:cstheme="minorHAnsi"/>
-                <w:sz w:val="28"/>
-                <w:szCs w:val="28"/>
-              </w:rPr>
-            </w:pPr>
-          </w:p>
-        </w:tc>
-        <w:tc>
-          <w:tcPr>
-            <w:tcW w:w="1503" w:type="dxa"/>
+          </w:p>
+          <w:p>
+            <w:pPr>
+              <w:rPr>
+                <w:rFonts w:cstheme="minorHAnsi"/>
+                <w:sz w:val="28"/>
+                <w:szCs w:val="28"/>
+              </w:rPr>
+            </w:pPr>
+          </w:p>
+        </w:tc>
+        <w:tc>
+          <w:tcPr>
+            <w:tcW w:w="1161" w:type="dxa"/>
+          </w:tcPr>
+          <w:p>
+            <w:pPr>
+              <w:rPr>
+                <w:rFonts w:cstheme="minorHAnsi"/>
+                <w:sz w:val="28"/>
+                <w:szCs w:val="28"/>
+              </w:rPr>
+            </w:pPr>
+            <w:r>
+              <w:rPr>
+                <w:rFonts w:cstheme="minorHAnsi"/>
+                <w:sz w:val="28"/>
+                <w:szCs w:val="28"/>
+              </w:rPr>
+              <w:t>ICollection</w:t>
+            </w:r>
+          </w:p>
+        </w:tc>
+        <w:tc>
+          <w:tcPr>
+            <w:tcW w:w="1418" w:type="dxa"/>
+          </w:tcPr>
+          <w:p>
+            <w:pPr>
+              <w:rPr>
+                <w:rFonts w:cstheme="minorHAnsi"/>
+                <w:sz w:val="28"/>
+                <w:szCs w:val="28"/>
+              </w:rPr>
+            </w:pPr>
+            <w:r>
+              <w:rPr>
+                <w:rFonts w:cstheme="minorHAnsi"/>
+                <w:sz w:val="28"/>
+                <w:szCs w:val="28"/>
+              </w:rPr>
+              <w:t>Yes</w:t>
+            </w:r>
+          </w:p>
+        </w:tc>
+        <w:tc>
+          <w:tcPr>
+            <w:tcW w:w="1134" w:type="dxa"/>
+          </w:tcPr>
+          <w:p>
+            <w:pPr>
+              <w:rPr>
+                <w:rFonts w:cstheme="minorHAnsi"/>
+                <w:sz w:val="28"/>
+                <w:szCs w:val="28"/>
+              </w:rPr>
+            </w:pPr>
+          </w:p>
+        </w:tc>
+        <w:tc>
+          <w:tcPr>
+            <w:tcW w:w="1417" w:type="dxa"/>
+          </w:tcPr>
+          <w:p>
+            <w:pPr>
+              <w:rPr>
+                <w:rFonts w:cstheme="minorHAnsi"/>
+                <w:sz w:val="28"/>
+                <w:szCs w:val="28"/>
+              </w:rPr>
+            </w:pPr>
+          </w:p>
+        </w:tc>
+        <w:tc>
+          <w:tcPr>
+            <w:tcW w:w="2126" w:type="dxa"/>
           </w:tcPr>
           <w:p>
             <w:pPr>
@@ -6201,17 +6032,16 @@
       <w:tr>
         <w:tc>
           <w:tcPr>
-            <w:tcW w:w="1502" w:type="dxa"/>
-          </w:tcPr>
-          <w:p>
-            <w:pPr>
-              <w:rPr>
-                <w:rFonts w:cstheme="minorHAnsi"/>
-                <w:sz w:val="28"/>
-                <w:szCs w:val="28"/>
-              </w:rPr>
-            </w:pPr>
-            <w:proofErr w:type="spellStart"/>
+            <w:tcW w:w="2378" w:type="dxa"/>
+          </w:tcPr>
+          <w:p>
+            <w:pPr>
+              <w:rPr>
+                <w:rFonts w:cstheme="minorHAnsi"/>
+                <w:sz w:val="28"/>
+                <w:szCs w:val="28"/>
+              </w:rPr>
+            </w:pPr>
             <w:r>
               <w:rPr>
                 <w:rFonts w:cstheme="minorHAnsi"/>
@@ -6220,77 +6050,92 @@
               </w:rPr>
               <w:t>ProductsBasket</w:t>
             </w:r>
-            <w:proofErr w:type="spellEnd"/>
-          </w:p>
-          <w:p>
-            <w:pPr>
-              <w:rPr>
-                <w:rFonts w:cstheme="minorHAnsi"/>
-                <w:sz w:val="28"/>
-                <w:szCs w:val="28"/>
-              </w:rPr>
-            </w:pPr>
-          </w:p>
-        </w:tc>
-        <w:tc>
-          <w:tcPr>
-            <w:tcW w:w="1502" w:type="dxa"/>
-          </w:tcPr>
-          <w:p>
-            <w:pPr>
-              <w:rPr>
-                <w:rFonts w:cstheme="minorHAnsi"/>
-                <w:sz w:val="28"/>
-                <w:szCs w:val="28"/>
-              </w:rPr>
-            </w:pPr>
-          </w:p>
-        </w:tc>
-        <w:tc>
-          <w:tcPr>
-            <w:tcW w:w="1503" w:type="dxa"/>
-          </w:tcPr>
-          <w:p>
-            <w:pPr>
-              <w:rPr>
-                <w:rFonts w:cstheme="minorHAnsi"/>
-                <w:sz w:val="28"/>
-                <w:szCs w:val="28"/>
-              </w:rPr>
-            </w:pPr>
-          </w:p>
-        </w:tc>
-        <w:tc>
-          <w:tcPr>
-            <w:tcW w:w="1503" w:type="dxa"/>
-          </w:tcPr>
-          <w:p>
-            <w:pPr>
-              <w:rPr>
-                <w:rFonts w:cstheme="minorHAnsi"/>
-                <w:sz w:val="28"/>
-                <w:szCs w:val="28"/>
-              </w:rPr>
-            </w:pPr>
-          </w:p>
-        </w:tc>
-        <w:tc>
-          <w:tcPr>
-            <w:tcW w:w="1503" w:type="dxa"/>
-          </w:tcPr>
-          <w:p>
-            <w:pPr>
-              <w:rPr>
-                <w:rFonts w:cstheme="minorHAnsi"/>
-                <w:sz w:val="28"/>
-                <w:szCs w:val="28"/>
-              </w:rPr>
-            </w:pPr>
-          </w:p>
-        </w:tc>
-        <w:tc>
-          <w:tcPr>
-            <w:tcW w:w="1503" w:type="dxa"/>
+          </w:p>
+          <w:p>
+            <w:pPr>
+              <w:rPr>
+                <w:rFonts w:cstheme="minorHAnsi"/>
+                <w:sz w:val="28"/>
+                <w:szCs w:val="28"/>
+              </w:rPr>
+            </w:pPr>
+          </w:p>
+        </w:tc>
+        <w:tc>
+          <w:tcPr>
+            <w:tcW w:w="1161" w:type="dxa"/>
+          </w:tcPr>
+          <w:p>
+            <w:pPr>
+              <w:rPr>
+                <w:rFonts w:cstheme="minorHAnsi"/>
+                <w:sz w:val="28"/>
+                <w:szCs w:val="28"/>
+              </w:rPr>
+            </w:pPr>
+            <w:r>
+              <w:rPr>
+                <w:rFonts w:cstheme="minorHAnsi"/>
+                <w:sz w:val="28"/>
+                <w:szCs w:val="28"/>
+              </w:rPr>
+              <w:t xml:space="preserve">ICollection </w:t>
+            </w:r>
+          </w:p>
+        </w:tc>
+        <w:tc>
+          <w:tcPr>
+            <w:tcW w:w="1418" w:type="dxa"/>
+          </w:tcPr>
+          <w:p>
+            <w:pPr>
+              <w:rPr>
+                <w:rFonts w:cstheme="minorHAnsi"/>
+                <w:sz w:val="28"/>
+                <w:szCs w:val="28"/>
+              </w:rPr>
+            </w:pPr>
+            <w:r>
+              <w:rPr>
+                <w:rFonts w:cstheme="minorHAnsi"/>
+                <w:sz w:val="28"/>
+                <w:szCs w:val="28"/>
+              </w:rPr>
+              <w:t xml:space="preserve">Yes </w:t>
+            </w:r>
+          </w:p>
+        </w:tc>
+        <w:tc>
+          <w:tcPr>
+            <w:tcW w:w="1134" w:type="dxa"/>
+          </w:tcPr>
+          <w:p>
+            <w:pPr>
+              <w:rPr>
+                <w:rFonts w:cstheme="minorHAnsi"/>
+                <w:sz w:val="28"/>
+                <w:szCs w:val="28"/>
+              </w:rPr>
+            </w:pPr>
+          </w:p>
+        </w:tc>
+        <w:tc>
+          <w:tcPr>
+            <w:tcW w:w="1417" w:type="dxa"/>
+          </w:tcPr>
+          <w:p>
+            <w:pPr>
+              <w:rPr>
+                <w:rFonts w:cstheme="minorHAnsi"/>
+                <w:sz w:val="28"/>
+                <w:szCs w:val="28"/>
+              </w:rPr>
+            </w:pPr>
+          </w:p>
+        </w:tc>
+        <w:tc>
+          <w:tcPr>
+            <w:tcW w:w="2126" w:type="dxa"/>
           </w:tcPr>
           <w:p>
             <w:pPr>
@@ -6304,106 +6149,116 @@
         </w:tc>
       </w:tr>
       <w:tr>
-        <w:tc>
-          <w:tcPr>
-            <w:tcW w:w="1502" w:type="dxa"/>
-          </w:tcPr>
-          <w:p>
-            <w:pPr>
-              <w:rPr>
-                <w:rFonts w:cstheme="minorHAnsi"/>
-                <w:sz w:val="28"/>
-                <w:szCs w:val="28"/>
-              </w:rPr>
-            </w:pPr>
-            <w:proofErr w:type="spellStart"/>
-            <w:r>
-              <w:rPr>
-                <w:rFonts w:cstheme="minorHAnsi"/>
-                <w:sz w:val="28"/>
-                <w:szCs w:val="28"/>
-              </w:rPr>
-              <w:t>ProductTraceability</w:t>
-            </w:r>
-            <w:proofErr w:type="spellEnd"/>
-            <w:r>
-              <w:rPr>
-                <w:rFonts w:cstheme="minorHAnsi"/>
-                <w:sz w:val="28"/>
-                <w:szCs w:val="28"/>
-              </w:rPr>
-              <w:t xml:space="preserve"> </w:t>
-            </w:r>
-          </w:p>
-          <w:p>
-            <w:pPr>
-              <w:rPr>
-                <w:rFonts w:cstheme="minorHAnsi"/>
-                <w:sz w:val="28"/>
-                <w:szCs w:val="28"/>
-              </w:rPr>
-            </w:pPr>
-          </w:p>
-        </w:tc>
-        <w:tc>
-          <w:tcPr>
-            <w:tcW w:w="1502" w:type="dxa"/>
-          </w:tcPr>
-          <w:p>
-            <w:pPr>
-              <w:rPr>
-                <w:rFonts w:cstheme="minorHAnsi"/>
-                <w:sz w:val="28"/>
-                <w:szCs w:val="28"/>
-              </w:rPr>
-            </w:pPr>
-          </w:p>
-        </w:tc>
-        <w:tc>
-          <w:tcPr>
-            <w:tcW w:w="1503" w:type="dxa"/>
-          </w:tcPr>
-          <w:p>
-            <w:pPr>
-              <w:rPr>
-                <w:rFonts w:cstheme="minorHAnsi"/>
-                <w:sz w:val="28"/>
-                <w:szCs w:val="28"/>
-              </w:rPr>
-            </w:pPr>
-          </w:p>
-        </w:tc>
-        <w:tc>
-          <w:tcPr>
-            <w:tcW w:w="1503" w:type="dxa"/>
-          </w:tcPr>
-          <w:p>
-            <w:pPr>
-              <w:rPr>
-                <w:rFonts w:cstheme="minorHAnsi"/>
-                <w:sz w:val="28"/>
-                <w:szCs w:val="28"/>
-              </w:rPr>
-            </w:pPr>
-          </w:p>
-        </w:tc>
-        <w:tc>
-          <w:tcPr>
-            <w:tcW w:w="1503" w:type="dxa"/>
-          </w:tcPr>
-          <w:p>
-            <w:pPr>
-              <w:rPr>
-                <w:rFonts w:cstheme="minorHAnsi"/>
-                <w:sz w:val="28"/>
-                <w:szCs w:val="28"/>
-              </w:rPr>
-            </w:pPr>
-          </w:p>
-        </w:tc>
-        <w:tc>
-          <w:tcPr>
-            <w:tcW w:w="1503" w:type="dxa"/>
+        <w:trPr>
+          <w:trHeight w:val="70"/>
+        </w:trPr>
+        <w:tc>
+          <w:tcPr>
+            <w:tcW w:w="2378" w:type="dxa"/>
+          </w:tcPr>
+          <w:p>
+            <w:pPr>
+              <w:rPr>
+                <w:rFonts w:cstheme="minorHAnsi"/>
+                <w:sz w:val="28"/>
+                <w:szCs w:val="28"/>
+              </w:rPr>
+            </w:pPr>
+            <w:r>
+              <w:rPr>
+                <w:rFonts w:cstheme="minorHAnsi"/>
+                <w:sz w:val="28"/>
+                <w:szCs w:val="28"/>
+              </w:rPr>
+              <w:t xml:space="preserve">ProductTraceability </w:t>
+            </w:r>
+          </w:p>
+          <w:p>
+            <w:pPr>
+              <w:rPr>
+                <w:rFonts w:cstheme="minorHAnsi"/>
+                <w:sz w:val="28"/>
+                <w:szCs w:val="28"/>
+              </w:rPr>
+            </w:pPr>
+          </w:p>
+        </w:tc>
+        <w:tc>
+          <w:tcPr>
+            <w:tcW w:w="1161" w:type="dxa"/>
+          </w:tcPr>
+          <w:p>
+            <w:pPr>
+              <w:rPr>
+                <w:rFonts w:cstheme="minorHAnsi"/>
+                <w:sz w:val="28"/>
+                <w:szCs w:val="28"/>
+              </w:rPr>
+            </w:pPr>
+            <w:r>
+              <w:rPr>
+                <w:rFonts w:cstheme="minorHAnsi"/>
+                <w:sz w:val="28"/>
+                <w:szCs w:val="28"/>
+              </w:rPr>
+              <w:lastRenderedPageBreak/>
+              <w:t xml:space="preserve">ICollection </w:t>
+            </w:r>
+          </w:p>
+        </w:tc>
+        <w:tc>
+          <w:tcPr>
+            <w:tcW w:w="1418" w:type="dxa"/>
+          </w:tcPr>
+          <w:p>
+            <w:pPr>
+              <w:rPr>
+                <w:rFonts w:cstheme="minorHAnsi"/>
+                <w:sz w:val="28"/>
+                <w:szCs w:val="28"/>
+              </w:rPr>
+            </w:pPr>
+            <w:r>
+              <w:rPr>
+                <w:rFonts w:cstheme="minorHAnsi"/>
+                <w:sz w:val="28"/>
+                <w:szCs w:val="28"/>
+              </w:rPr>
+              <w:t xml:space="preserve">Yes </w:t>
+            </w:r>
+          </w:p>
+        </w:tc>
+        <w:tc>
+          <w:tcPr>
+            <w:tcW w:w="1134" w:type="dxa"/>
+          </w:tcPr>
+          <w:p>
+            <w:pPr>
+              <w:rPr>
+                <w:rFonts w:cstheme="minorHAnsi"/>
+                <w:sz w:val="28"/>
+                <w:szCs w:val="28"/>
+              </w:rPr>
+            </w:pPr>
+          </w:p>
+        </w:tc>
+        <w:tc>
+          <w:tcPr>
+            <w:tcW w:w="1417" w:type="dxa"/>
+          </w:tcPr>
+          <w:p>
+            <w:pPr>
+              <w:rPr>
+                <w:rFonts w:cstheme="minorHAnsi"/>
+                <w:sz w:val="28"/>
+                <w:szCs w:val="28"/>
+              </w:rPr>
+            </w:pPr>
+          </w:p>
+        </w:tc>
+        <w:tc>
+          <w:tcPr>
+            <w:tcW w:w="2126" w:type="dxa"/>
           </w:tcPr>
           <w:p>
             <w:pPr>
@@ -6419,23 +6274,22 @@
       <w:tr>
         <w:tc>
           <w:tcPr>
-            <w:tcW w:w="1502" w:type="dxa"/>
-          </w:tcPr>
-          <w:p>
-            <w:pPr>
-              <w:rPr>
-                <w:rFonts w:cstheme="minorHAnsi"/>
-                <w:sz w:val="28"/>
-                <w:szCs w:val="28"/>
-              </w:rPr>
-            </w:pPr>
-            <w:r>
-              <w:rPr>
-                <w:rFonts w:cstheme="minorHAnsi"/>
-                <w:sz w:val="28"/>
-                <w:szCs w:val="28"/>
-              </w:rPr>
-              <w:lastRenderedPageBreak/>
+            <w:tcW w:w="2378" w:type="dxa"/>
+          </w:tcPr>
+          <w:p>
+            <w:pPr>
+              <w:rPr>
+                <w:rFonts w:cstheme="minorHAnsi"/>
+                <w:sz w:val="28"/>
+                <w:szCs w:val="28"/>
+              </w:rPr>
+            </w:pPr>
+            <w:r>
+              <w:rPr>
+                <w:rFonts w:cstheme="minorHAnsi"/>
+                <w:sz w:val="28"/>
+                <w:szCs w:val="28"/>
+              </w:rPr>
               <w:t>Producer</w:t>
             </w:r>
           </w:p>
@@ -6451,63 +6305,79 @@
         </w:tc>
         <w:tc>
           <w:tcPr>
-            <w:tcW w:w="1502" w:type="dxa"/>
-          </w:tcPr>
-          <w:p>
-            <w:pPr>
-              <w:rPr>
-                <w:rFonts w:cstheme="minorHAnsi"/>
-                <w:sz w:val="28"/>
-                <w:szCs w:val="28"/>
-              </w:rPr>
-            </w:pPr>
-          </w:p>
-        </w:tc>
-        <w:tc>
-          <w:tcPr>
-            <w:tcW w:w="1503" w:type="dxa"/>
-          </w:tcPr>
-          <w:p>
-            <w:pPr>
-              <w:rPr>
-                <w:rFonts w:cstheme="minorHAnsi"/>
-                <w:sz w:val="28"/>
-                <w:szCs w:val="28"/>
-              </w:rPr>
-            </w:pPr>
-          </w:p>
-        </w:tc>
-        <w:tc>
-          <w:tcPr>
-            <w:tcW w:w="1503" w:type="dxa"/>
-          </w:tcPr>
-          <w:p>
-            <w:pPr>
-              <w:rPr>
-                <w:rFonts w:cstheme="minorHAnsi"/>
-                <w:sz w:val="28"/>
-                <w:szCs w:val="28"/>
-              </w:rPr>
-            </w:pPr>
-          </w:p>
-        </w:tc>
-        <w:tc>
-          <w:tcPr>
-            <w:tcW w:w="1503" w:type="dxa"/>
-          </w:tcPr>
-          <w:p>
-            <w:pPr>
-              <w:rPr>
-                <w:rFonts w:cstheme="minorHAnsi"/>
-                <w:sz w:val="28"/>
-                <w:szCs w:val="28"/>
-              </w:rPr>
-            </w:pPr>
-          </w:p>
-        </w:tc>
-        <w:tc>
-          <w:tcPr>
-            <w:tcW w:w="1503" w:type="dxa"/>
+            <w:tcW w:w="1161" w:type="dxa"/>
+          </w:tcPr>
+          <w:p>
+            <w:pPr>
+              <w:rPr>
+                <w:rFonts w:cstheme="minorHAnsi"/>
+                <w:sz w:val="28"/>
+                <w:szCs w:val="28"/>
+              </w:rPr>
+            </w:pPr>
+            <w:r>
+              <w:rPr>
+                <w:rFonts w:cstheme="minorHAnsi"/>
+                <w:sz w:val="28"/>
+                <w:szCs w:val="28"/>
+              </w:rPr>
+              <w:t xml:space="preserve">Producer </w:t>
+            </w:r>
+          </w:p>
+        </w:tc>
+        <w:tc>
+          <w:tcPr>
+            <w:tcW w:w="1418" w:type="dxa"/>
+          </w:tcPr>
+          <w:p>
+            <w:pPr>
+              <w:rPr>
+                <w:rFonts w:cstheme="minorHAnsi"/>
+                <w:sz w:val="28"/>
+                <w:szCs w:val="28"/>
+              </w:rPr>
+            </w:pPr>
+            <w:r>
+              <w:rPr>
+                <w:rFonts w:cstheme="minorHAnsi"/>
+                <w:sz w:val="28"/>
+                <w:szCs w:val="28"/>
+              </w:rPr>
+              <w:t xml:space="preserve">Yes </w:t>
+            </w:r>
+          </w:p>
+        </w:tc>
+        <w:tc>
+          <w:tcPr>
+            <w:tcW w:w="1134" w:type="dxa"/>
+          </w:tcPr>
+          <w:p>
+            <w:pPr>
+              <w:rPr>
+                <w:rFonts w:cstheme="minorHAnsi"/>
+                <w:sz w:val="28"/>
+                <w:szCs w:val="28"/>
+              </w:rPr>
+            </w:pPr>
+          </w:p>
+        </w:tc>
+        <w:tc>
+          <w:tcPr>
+            <w:tcW w:w="1417" w:type="dxa"/>
+          </w:tcPr>
+          <w:p>
+            <w:pPr>
+              <w:rPr>
+                <w:rFonts w:cstheme="minorHAnsi"/>
+                <w:sz w:val="28"/>
+                <w:szCs w:val="28"/>
+              </w:rPr>
+            </w:pPr>
+          </w:p>
+        </w:tc>
+        <w:tc>
+          <w:tcPr>
+            <w:tcW w:w="2126" w:type="dxa"/>
           </w:tcPr>
           <w:p>
             <w:pPr>
@@ -6547,7 +6417,6 @@
           <w:szCs w:val="28"/>
         </w:rPr>
       </w:pPr>
-      <w:proofErr w:type="spellStart"/>
       <w:r>
         <w:rPr>
           <w:rFonts w:cstheme="minorHAnsi"/>
@@ -6556,7 +6425,6 @@
         </w:rPr>
         <w:t>ProductsBasket</w:t>
       </w:r>
-      <w:proofErr w:type="spellEnd"/>
     </w:p>
     <w:tbl>
       <w:tblPr>
@@ -6565,11 +6433,11 @@
         <w:tblLook w:val="04A0" w:firstRow="1" w:lastRow="0" w:firstColumn="1" w:lastColumn="0" w:noHBand="0" w:noVBand="1"/>
       </w:tblPr>
       <w:tblGrid>
-        <w:gridCol w:w="1354"/>
-        <w:gridCol w:w="1306"/>
-        <w:gridCol w:w="1435"/>
-        <w:gridCol w:w="1383"/>
-        <w:gridCol w:w="1468"/>
+        <w:gridCol w:w="1979"/>
+        <w:gridCol w:w="1170"/>
+        <w:gridCol w:w="1287"/>
+        <w:gridCol w:w="1119"/>
+        <w:gridCol w:w="1391"/>
         <w:gridCol w:w="2070"/>
       </w:tblGrid>
       <w:tr>
@@ -6719,6 +6587,30 @@
                 <w:szCs w:val="28"/>
               </w:rPr>
             </w:pPr>
+            <w:r>
+              <w:rPr>
+                <w:rFonts w:cstheme="minorHAnsi"/>
+                <w:sz w:val="28"/>
+                <w:szCs w:val="28"/>
+              </w:rPr>
+              <w:t>ProductsBasket</w:t>
+            </w:r>
+            <w:r>
+              <w:rPr>
+                <w:rFonts w:cstheme="minorHAnsi"/>
+                <w:sz w:val="28"/>
+                <w:szCs w:val="28"/>
+              </w:rPr>
+              <w:t xml:space="preserve"> Id</w:t>
+            </w:r>
+            <w:r>
+              <w:rPr>
+                <w:rFonts w:cstheme="minorHAnsi"/>
+                <w:sz w:val="28"/>
+                <w:szCs w:val="28"/>
+              </w:rPr>
+              <w:t xml:space="preserve"> </w:t>
+            </w:r>
           </w:p>
         </w:tc>
         <w:tc>
@@ -6733,6 +6625,14 @@
                 <w:szCs w:val="28"/>
               </w:rPr>
             </w:pPr>
+            <w:r>
+              <w:rPr>
+                <w:rFonts w:cstheme="minorHAnsi"/>
+                <w:sz w:val="28"/>
+                <w:szCs w:val="28"/>
+              </w:rPr>
+              <w:t xml:space="preserve">Integer </w:t>
+            </w:r>
           </w:p>
         </w:tc>
         <w:tc>
@@ -6747,6 +6647,14 @@
                 <w:szCs w:val="28"/>
               </w:rPr>
             </w:pPr>
+            <w:r>
+              <w:rPr>
+                <w:rFonts w:cstheme="minorHAnsi"/>
+                <w:sz w:val="28"/>
+                <w:szCs w:val="28"/>
+              </w:rPr>
+              <w:t xml:space="preserve">Yes </w:t>
+            </w:r>
           </w:p>
         </w:tc>
         <w:tc>
@@ -6789,6 +6697,14 @@
                 <w:szCs w:val="28"/>
               </w:rPr>
             </w:pPr>
+            <w:r>
+              <w:rPr>
+                <w:rFonts w:cstheme="minorHAnsi"/>
+                <w:sz w:val="28"/>
+                <w:szCs w:val="28"/>
+              </w:rPr>
+              <w:t xml:space="preserve">Primary </w:t>
+            </w:r>
           </w:p>
         </w:tc>
       </w:tr>
@@ -6805,6 +6721,14 @@
                 <w:szCs w:val="28"/>
               </w:rPr>
             </w:pPr>
+            <w:r>
+              <w:rPr>
+                <w:rFonts w:cstheme="minorHAnsi"/>
+                <w:sz w:val="28"/>
+                <w:szCs w:val="28"/>
+              </w:rPr>
+              <w:t xml:space="preserve">ProductId </w:t>
+            </w:r>
           </w:p>
         </w:tc>
         <w:tc>
@@ -6819,6 +6743,14 @@
                 <w:szCs w:val="28"/>
               </w:rPr>
             </w:pPr>
+            <w:r>
+              <w:rPr>
+                <w:rFonts w:cstheme="minorHAnsi"/>
+                <w:sz w:val="28"/>
+                <w:szCs w:val="28"/>
+              </w:rPr>
+              <w:t xml:space="preserve">Integer </w:t>
+            </w:r>
           </w:p>
         </w:tc>
         <w:tc>
@@ -6833,6 +6765,14 @@
                 <w:szCs w:val="28"/>
               </w:rPr>
             </w:pPr>
+            <w:r>
+              <w:rPr>
+                <w:rFonts w:cstheme="minorHAnsi"/>
+                <w:sz w:val="28"/>
+                <w:szCs w:val="28"/>
+              </w:rPr>
+              <w:t xml:space="preserve">Yes </w:t>
+            </w:r>
           </w:p>
         </w:tc>
         <w:tc>
@@ -6875,6 +6815,14 @@
                 <w:szCs w:val="28"/>
               </w:rPr>
             </w:pPr>
+            <w:r>
+              <w:rPr>
+                <w:rFonts w:cstheme="minorHAnsi"/>
+                <w:sz w:val="28"/>
+                <w:szCs w:val="28"/>
+              </w:rPr>
+              <w:t xml:space="preserve">Foreign </w:t>
+            </w:r>
           </w:p>
         </w:tc>
       </w:tr>
@@ -6891,6 +6839,14 @@
                 <w:szCs w:val="28"/>
               </w:rPr>
             </w:pPr>
+            <w:r>
+              <w:rPr>
+                <w:rFonts w:cstheme="minorHAnsi"/>
+                <w:sz w:val="28"/>
+                <w:szCs w:val="28"/>
+              </w:rPr>
+              <w:t xml:space="preserve">BucketId </w:t>
+            </w:r>
           </w:p>
         </w:tc>
         <w:tc>
@@ -6905,6 +6861,14 @@
                 <w:szCs w:val="28"/>
               </w:rPr>
             </w:pPr>
+            <w:r>
+              <w:rPr>
+                <w:rFonts w:cstheme="minorHAnsi"/>
+                <w:sz w:val="28"/>
+                <w:szCs w:val="28"/>
+              </w:rPr>
+              <w:t xml:space="preserve">Integer </w:t>
+            </w:r>
           </w:p>
         </w:tc>
         <w:tc>
@@ -6919,6 +6883,242 @@
                 <w:szCs w:val="28"/>
               </w:rPr>
             </w:pPr>
+            <w:r>
+              <w:rPr>
+                <w:rFonts w:cstheme="minorHAnsi"/>
+                <w:sz w:val="28"/>
+                <w:szCs w:val="28"/>
+              </w:rPr>
+              <w:t xml:space="preserve">Yes </w:t>
+            </w:r>
+          </w:p>
+        </w:tc>
+        <w:tc>
+          <w:tcPr>
+            <w:tcW w:w="1503" w:type="dxa"/>
+          </w:tcPr>
+          <w:p>
+            <w:pPr>
+              <w:rPr>
+                <w:rFonts w:cstheme="minorHAnsi"/>
+                <w:sz w:val="28"/>
+                <w:szCs w:val="28"/>
+              </w:rPr>
+            </w:pPr>
+          </w:p>
+        </w:tc>
+        <w:tc>
+          <w:tcPr>
+            <w:tcW w:w="1503" w:type="dxa"/>
+          </w:tcPr>
+          <w:p>
+            <w:pPr>
+              <w:rPr>
+                <w:rFonts w:cstheme="minorHAnsi"/>
+                <w:sz w:val="28"/>
+                <w:szCs w:val="28"/>
+              </w:rPr>
+            </w:pPr>
+          </w:p>
+        </w:tc>
+        <w:tc>
+          <w:tcPr>
+            <w:tcW w:w="1503" w:type="dxa"/>
+          </w:tcPr>
+          <w:p>
+            <w:pPr>
+              <w:rPr>
+                <w:rFonts w:cstheme="minorHAnsi"/>
+                <w:sz w:val="28"/>
+                <w:szCs w:val="28"/>
+              </w:rPr>
+            </w:pPr>
+            <w:r>
+              <w:rPr>
+                <w:rFonts w:cstheme="minorHAnsi"/>
+                <w:sz w:val="28"/>
+                <w:szCs w:val="28"/>
+              </w:rPr>
+              <w:t xml:space="preserve">Foreign </w:t>
+            </w:r>
+          </w:p>
+        </w:tc>
+      </w:tr>
+      <w:tr>
+        <w:tc>
+          <w:tcPr>
+            <w:tcW w:w="1502" w:type="dxa"/>
+          </w:tcPr>
+          <w:p>
+            <w:pPr>
+              <w:rPr>
+                <w:rFonts w:cstheme="minorHAnsi"/>
+                <w:sz w:val="28"/>
+                <w:szCs w:val="28"/>
+              </w:rPr>
+            </w:pPr>
+            <w:r>
+              <w:rPr>
+                <w:rFonts w:cstheme="minorHAnsi"/>
+                <w:sz w:val="28"/>
+                <w:szCs w:val="28"/>
+              </w:rPr>
+              <w:t xml:space="preserve">Product </w:t>
+            </w:r>
+          </w:p>
+        </w:tc>
+        <w:tc>
+          <w:tcPr>
+            <w:tcW w:w="1502" w:type="dxa"/>
+          </w:tcPr>
+          <w:p>
+            <w:pPr>
+              <w:rPr>
+                <w:rFonts w:cstheme="minorHAnsi"/>
+                <w:sz w:val="28"/>
+                <w:szCs w:val="28"/>
+              </w:rPr>
+            </w:pPr>
+            <w:r>
+              <w:rPr>
+                <w:rFonts w:cstheme="minorHAnsi"/>
+                <w:sz w:val="28"/>
+                <w:szCs w:val="28"/>
+              </w:rPr>
+              <w:t xml:space="preserve">Product </w:t>
+            </w:r>
+          </w:p>
+        </w:tc>
+        <w:tc>
+          <w:tcPr>
+            <w:tcW w:w="1503" w:type="dxa"/>
+          </w:tcPr>
+          <w:p>
+            <w:pPr>
+              <w:rPr>
+                <w:rFonts w:cstheme="minorHAnsi"/>
+                <w:sz w:val="28"/>
+                <w:szCs w:val="28"/>
+              </w:rPr>
+            </w:pPr>
+            <w:r>
+              <w:rPr>
+                <w:rFonts w:cstheme="minorHAnsi"/>
+                <w:sz w:val="28"/>
+                <w:szCs w:val="28"/>
+              </w:rPr>
+              <w:t xml:space="preserve">Yes </w:t>
+            </w:r>
+          </w:p>
+        </w:tc>
+        <w:tc>
+          <w:tcPr>
+            <w:tcW w:w="1503" w:type="dxa"/>
+          </w:tcPr>
+          <w:p>
+            <w:pPr>
+              <w:rPr>
+                <w:rFonts w:cstheme="minorHAnsi"/>
+                <w:sz w:val="28"/>
+                <w:szCs w:val="28"/>
+              </w:rPr>
+            </w:pPr>
+          </w:p>
+        </w:tc>
+        <w:tc>
+          <w:tcPr>
+            <w:tcW w:w="1503" w:type="dxa"/>
+          </w:tcPr>
+          <w:p>
+            <w:pPr>
+              <w:rPr>
+                <w:rFonts w:cstheme="minorHAnsi"/>
+                <w:sz w:val="28"/>
+                <w:szCs w:val="28"/>
+              </w:rPr>
+            </w:pPr>
+          </w:p>
+        </w:tc>
+        <w:tc>
+          <w:tcPr>
+            <w:tcW w:w="1503" w:type="dxa"/>
+          </w:tcPr>
+          <w:p>
+            <w:pPr>
+              <w:rPr>
+                <w:rFonts w:cstheme="minorHAnsi"/>
+                <w:sz w:val="28"/>
+                <w:szCs w:val="28"/>
+              </w:rPr>
+            </w:pPr>
+          </w:p>
+        </w:tc>
+      </w:tr>
+      <w:tr>
+        <w:tc>
+          <w:tcPr>
+            <w:tcW w:w="1502" w:type="dxa"/>
+          </w:tcPr>
+          <w:p>
+            <w:pPr>
+              <w:rPr>
+                <w:rFonts w:cstheme="minorHAnsi"/>
+                <w:sz w:val="28"/>
+                <w:szCs w:val="28"/>
+              </w:rPr>
+            </w:pPr>
+            <w:r>
+              <w:rPr>
+                <w:rFonts w:cstheme="minorHAnsi"/>
+                <w:sz w:val="28"/>
+                <w:szCs w:val="28"/>
+              </w:rPr>
+              <w:t xml:space="preserve">Basket </w:t>
+            </w:r>
+          </w:p>
+        </w:tc>
+        <w:tc>
+          <w:tcPr>
+            <w:tcW w:w="1502" w:type="dxa"/>
+          </w:tcPr>
+          <w:p>
+            <w:pPr>
+              <w:rPr>
+                <w:rFonts w:cstheme="minorHAnsi"/>
+                <w:sz w:val="28"/>
+                <w:szCs w:val="28"/>
+              </w:rPr>
+            </w:pPr>
+            <w:r>
+              <w:rPr>
+                <w:rFonts w:cstheme="minorHAnsi"/>
+                <w:sz w:val="28"/>
+                <w:szCs w:val="28"/>
+              </w:rPr>
+              <w:t xml:space="preserve">Basket </w:t>
+            </w:r>
+          </w:p>
+        </w:tc>
+        <w:tc>
+          <w:tcPr>
+            <w:tcW w:w="1503" w:type="dxa"/>
+          </w:tcPr>
+          <w:p>
+            <w:pPr>
+              <w:rPr>
+                <w:rFonts w:cstheme="minorHAnsi"/>
+                <w:sz w:val="28"/>
+                <w:szCs w:val="28"/>
+              </w:rPr>
+            </w:pPr>
+            <w:r>
+              <w:rPr>
+                <w:rFonts w:cstheme="minorHAnsi"/>
+                <w:sz w:val="28"/>
+                <w:szCs w:val="28"/>
+              </w:rPr>
+              <w:t xml:space="preserve">Yes </w:t>
+            </w:r>
           </w:p>
         </w:tc>
         <w:tc>
@@ -7003,21 +7203,21 @@
     <w:tbl>
       <w:tblPr>
         <w:tblStyle w:val="TableGrid"/>
-        <w:tblW w:w="0" w:type="auto"/>
+        <w:tblW w:w="9209" w:type="dxa"/>
         <w:tblLook w:val="04A0" w:firstRow="1" w:lastRow="0" w:firstColumn="1" w:lastColumn="0" w:noHBand="0" w:noVBand="1"/>
       </w:tblPr>
       <w:tblGrid>
-        <w:gridCol w:w="1354"/>
-        <w:gridCol w:w="1306"/>
-        <w:gridCol w:w="1435"/>
-        <w:gridCol w:w="1383"/>
-        <w:gridCol w:w="1468"/>
+        <w:gridCol w:w="1979"/>
+        <w:gridCol w:w="1423"/>
+        <w:gridCol w:w="1250"/>
+        <w:gridCol w:w="1053"/>
+        <w:gridCol w:w="1685"/>
         <w:gridCol w:w="2070"/>
       </w:tblGrid>
       <w:tr>
         <w:tc>
           <w:tcPr>
-            <w:tcW w:w="1502" w:type="dxa"/>
+            <w:tcW w:w="1949" w:type="dxa"/>
           </w:tcPr>
           <w:p>
             <w:pPr>
@@ -7039,7 +7239,7 @@
         </w:tc>
         <w:tc>
           <w:tcPr>
-            <w:tcW w:w="1502" w:type="dxa"/>
+            <w:tcW w:w="1403" w:type="dxa"/>
           </w:tcPr>
           <w:p>
             <w:pPr>
@@ -7061,7 +7261,7 @@
         </w:tc>
         <w:tc>
           <w:tcPr>
-            <w:tcW w:w="1503" w:type="dxa"/>
+            <w:tcW w:w="1233" w:type="dxa"/>
           </w:tcPr>
           <w:p>
             <w:pPr>
@@ -7083,7 +7283,7 @@
         </w:tc>
         <w:tc>
           <w:tcPr>
-            <w:tcW w:w="1503" w:type="dxa"/>
+            <w:tcW w:w="1039" w:type="dxa"/>
           </w:tcPr>
           <w:p>
             <w:pPr>
@@ -7105,7 +7305,7 @@
         </w:tc>
         <w:tc>
           <w:tcPr>
-            <w:tcW w:w="1503" w:type="dxa"/>
+            <w:tcW w:w="1353" w:type="dxa"/>
           </w:tcPr>
           <w:p>
             <w:pPr>
@@ -7127,7 +7327,7 @@
         </w:tc>
         <w:tc>
           <w:tcPr>
-            <w:tcW w:w="1503" w:type="dxa"/>
+            <w:tcW w:w="2232" w:type="dxa"/>
           </w:tcPr>
           <w:p>
             <w:pPr>
@@ -7151,163 +7351,219 @@
       <w:tr>
         <w:tc>
           <w:tcPr>
-            <w:tcW w:w="1502" w:type="dxa"/>
-          </w:tcPr>
-          <w:p>
-            <w:pPr>
-              <w:rPr>
-                <w:rFonts w:cstheme="minorHAnsi"/>
-                <w:sz w:val="28"/>
-                <w:szCs w:val="28"/>
-              </w:rPr>
-            </w:pPr>
-          </w:p>
-        </w:tc>
-        <w:tc>
-          <w:tcPr>
-            <w:tcW w:w="1502" w:type="dxa"/>
-          </w:tcPr>
-          <w:p>
-            <w:pPr>
-              <w:rPr>
-                <w:rFonts w:cstheme="minorHAnsi"/>
-                <w:sz w:val="28"/>
-                <w:szCs w:val="28"/>
-              </w:rPr>
-            </w:pPr>
-          </w:p>
-        </w:tc>
-        <w:tc>
-          <w:tcPr>
-            <w:tcW w:w="1503" w:type="dxa"/>
-          </w:tcPr>
-          <w:p>
-            <w:pPr>
-              <w:rPr>
-                <w:rFonts w:cstheme="minorHAnsi"/>
-                <w:sz w:val="28"/>
-                <w:szCs w:val="28"/>
-              </w:rPr>
-            </w:pPr>
-          </w:p>
-        </w:tc>
-        <w:tc>
-          <w:tcPr>
-            <w:tcW w:w="1503" w:type="dxa"/>
-          </w:tcPr>
-          <w:p>
-            <w:pPr>
-              <w:rPr>
-                <w:rFonts w:cstheme="minorHAnsi"/>
-                <w:sz w:val="28"/>
-                <w:szCs w:val="28"/>
-              </w:rPr>
-            </w:pPr>
-          </w:p>
-        </w:tc>
-        <w:tc>
-          <w:tcPr>
-            <w:tcW w:w="1503" w:type="dxa"/>
-          </w:tcPr>
-          <w:p>
-            <w:pPr>
-              <w:rPr>
-                <w:rFonts w:cstheme="minorHAnsi"/>
-                <w:sz w:val="28"/>
-                <w:szCs w:val="28"/>
-              </w:rPr>
-            </w:pPr>
-          </w:p>
-        </w:tc>
-        <w:tc>
-          <w:tcPr>
-            <w:tcW w:w="1503" w:type="dxa"/>
-          </w:tcPr>
-          <w:p>
-            <w:pPr>
-              <w:rPr>
-                <w:rFonts w:cstheme="minorHAnsi"/>
-                <w:sz w:val="28"/>
-                <w:szCs w:val="28"/>
-              </w:rPr>
-            </w:pPr>
+            <w:tcW w:w="1949" w:type="dxa"/>
+          </w:tcPr>
+          <w:p>
+            <w:pPr>
+              <w:rPr>
+                <w:rFonts w:cstheme="minorHAnsi"/>
+                <w:sz w:val="28"/>
+                <w:szCs w:val="28"/>
+              </w:rPr>
+            </w:pPr>
+            <w:r>
+              <w:rPr>
+                <w:rFonts w:cstheme="minorHAnsi"/>
+                <w:sz w:val="28"/>
+                <w:szCs w:val="28"/>
+              </w:rPr>
+              <w:t xml:space="preserve">BasketId </w:t>
+            </w:r>
+          </w:p>
+        </w:tc>
+        <w:tc>
+          <w:tcPr>
+            <w:tcW w:w="1403" w:type="dxa"/>
+          </w:tcPr>
+          <w:p>
+            <w:pPr>
+              <w:rPr>
+                <w:rFonts w:cstheme="minorHAnsi"/>
+                <w:sz w:val="28"/>
+                <w:szCs w:val="28"/>
+              </w:rPr>
+            </w:pPr>
+            <w:r>
+              <w:rPr>
+                <w:rFonts w:cstheme="minorHAnsi"/>
+                <w:sz w:val="28"/>
+                <w:szCs w:val="28"/>
+              </w:rPr>
+              <w:t xml:space="preserve">Integer </w:t>
+            </w:r>
+          </w:p>
+        </w:tc>
+        <w:tc>
+          <w:tcPr>
+            <w:tcW w:w="1233" w:type="dxa"/>
+          </w:tcPr>
+          <w:p>
+            <w:pPr>
+              <w:rPr>
+                <w:rFonts w:cstheme="minorHAnsi"/>
+                <w:sz w:val="28"/>
+                <w:szCs w:val="28"/>
+              </w:rPr>
+            </w:pPr>
+            <w:r>
+              <w:rPr>
+                <w:rFonts w:cstheme="minorHAnsi"/>
+                <w:sz w:val="28"/>
+                <w:szCs w:val="28"/>
+              </w:rPr>
+              <w:t xml:space="preserve">Yes </w:t>
+            </w:r>
+          </w:p>
+        </w:tc>
+        <w:tc>
+          <w:tcPr>
+            <w:tcW w:w="1039" w:type="dxa"/>
+          </w:tcPr>
+          <w:p>
+            <w:pPr>
+              <w:rPr>
+                <w:rFonts w:cstheme="minorHAnsi"/>
+                <w:sz w:val="28"/>
+                <w:szCs w:val="28"/>
+              </w:rPr>
+            </w:pPr>
+          </w:p>
+        </w:tc>
+        <w:tc>
+          <w:tcPr>
+            <w:tcW w:w="1353" w:type="dxa"/>
+          </w:tcPr>
+          <w:p>
+            <w:pPr>
+              <w:rPr>
+                <w:rFonts w:cstheme="minorHAnsi"/>
+                <w:sz w:val="28"/>
+                <w:szCs w:val="28"/>
+              </w:rPr>
+            </w:pPr>
+          </w:p>
+        </w:tc>
+        <w:tc>
+          <w:tcPr>
+            <w:tcW w:w="2232" w:type="dxa"/>
+          </w:tcPr>
+          <w:p>
+            <w:pPr>
+              <w:rPr>
+                <w:rFonts w:cstheme="minorHAnsi"/>
+                <w:sz w:val="28"/>
+                <w:szCs w:val="28"/>
+              </w:rPr>
+            </w:pPr>
+            <w:r>
+              <w:rPr>
+                <w:rFonts w:cstheme="minorHAnsi"/>
+                <w:sz w:val="28"/>
+                <w:szCs w:val="28"/>
+              </w:rPr>
+              <w:t>Primary</w:t>
+            </w:r>
           </w:p>
         </w:tc>
       </w:tr>
       <w:tr>
         <w:tc>
           <w:tcPr>
-            <w:tcW w:w="1502" w:type="dxa"/>
-          </w:tcPr>
-          <w:p>
-            <w:pPr>
-              <w:rPr>
-                <w:rFonts w:cstheme="minorHAnsi"/>
-                <w:sz w:val="28"/>
-                <w:szCs w:val="28"/>
-              </w:rPr>
-            </w:pPr>
-          </w:p>
-        </w:tc>
-        <w:tc>
-          <w:tcPr>
-            <w:tcW w:w="1502" w:type="dxa"/>
-          </w:tcPr>
-          <w:p>
-            <w:pPr>
-              <w:rPr>
-                <w:rFonts w:cstheme="minorHAnsi"/>
-                <w:sz w:val="28"/>
-                <w:szCs w:val="28"/>
-              </w:rPr>
-            </w:pPr>
-          </w:p>
-        </w:tc>
-        <w:tc>
-          <w:tcPr>
-            <w:tcW w:w="1503" w:type="dxa"/>
-          </w:tcPr>
-          <w:p>
-            <w:pPr>
-              <w:rPr>
-                <w:rFonts w:cstheme="minorHAnsi"/>
-                <w:sz w:val="28"/>
-                <w:szCs w:val="28"/>
-              </w:rPr>
-            </w:pPr>
-          </w:p>
-        </w:tc>
-        <w:tc>
-          <w:tcPr>
-            <w:tcW w:w="1503" w:type="dxa"/>
-          </w:tcPr>
-          <w:p>
-            <w:pPr>
-              <w:rPr>
-                <w:rFonts w:cstheme="minorHAnsi"/>
-                <w:sz w:val="28"/>
-                <w:szCs w:val="28"/>
-              </w:rPr>
-            </w:pPr>
-          </w:p>
-        </w:tc>
-        <w:tc>
-          <w:tcPr>
-            <w:tcW w:w="1503" w:type="dxa"/>
-          </w:tcPr>
-          <w:p>
-            <w:pPr>
-              <w:rPr>
-                <w:rFonts w:cstheme="minorHAnsi"/>
-                <w:sz w:val="28"/>
-                <w:szCs w:val="28"/>
-              </w:rPr>
-            </w:pPr>
-          </w:p>
-        </w:tc>
-        <w:tc>
-          <w:tcPr>
-            <w:tcW w:w="1503" w:type="dxa"/>
+            <w:tcW w:w="1949" w:type="dxa"/>
+          </w:tcPr>
+          <w:p>
+            <w:pPr>
+              <w:rPr>
+                <w:rFonts w:cstheme="minorHAnsi"/>
+                <w:sz w:val="28"/>
+                <w:szCs w:val="28"/>
+              </w:rPr>
+            </w:pPr>
+            <w:r>
+              <w:rPr>
+                <w:rFonts w:cstheme="minorHAnsi"/>
+                <w:sz w:val="28"/>
+                <w:szCs w:val="28"/>
+              </w:rPr>
+              <w:t xml:space="preserve">BasketStatus </w:t>
+            </w:r>
+          </w:p>
+        </w:tc>
+        <w:tc>
+          <w:tcPr>
+            <w:tcW w:w="1403" w:type="dxa"/>
+          </w:tcPr>
+          <w:p>
+            <w:pPr>
+              <w:rPr>
+                <w:rFonts w:cstheme="minorHAnsi"/>
+                <w:sz w:val="28"/>
+                <w:szCs w:val="28"/>
+              </w:rPr>
+            </w:pPr>
+            <w:r>
+              <w:rPr>
+                <w:rFonts w:cstheme="minorHAnsi"/>
+                <w:sz w:val="28"/>
+                <w:szCs w:val="28"/>
+              </w:rPr>
+              <w:t>Boolean</w:t>
+            </w:r>
+          </w:p>
+        </w:tc>
+        <w:tc>
+          <w:tcPr>
+            <w:tcW w:w="1233" w:type="dxa"/>
+          </w:tcPr>
+          <w:p>
+            <w:pPr>
+              <w:rPr>
+                <w:rFonts w:cstheme="minorHAnsi"/>
+                <w:sz w:val="28"/>
+                <w:szCs w:val="28"/>
+              </w:rPr>
+            </w:pPr>
+            <w:r>
+              <w:rPr>
+                <w:rFonts w:cstheme="minorHAnsi"/>
+                <w:sz w:val="28"/>
+                <w:szCs w:val="28"/>
+              </w:rPr>
+              <w:t xml:space="preserve">Yes </w:t>
+            </w:r>
+          </w:p>
+        </w:tc>
+        <w:tc>
+          <w:tcPr>
+            <w:tcW w:w="1039" w:type="dxa"/>
+          </w:tcPr>
+          <w:p>
+            <w:pPr>
+              <w:rPr>
+                <w:rFonts w:cstheme="minorHAnsi"/>
+                <w:sz w:val="28"/>
+                <w:szCs w:val="28"/>
+              </w:rPr>
+            </w:pPr>
+          </w:p>
+        </w:tc>
+        <w:tc>
+          <w:tcPr>
+            <w:tcW w:w="1353" w:type="dxa"/>
+          </w:tcPr>
+          <w:p>
+            <w:pPr>
+              <w:rPr>
+                <w:rFonts w:cstheme="minorHAnsi"/>
+                <w:sz w:val="28"/>
+                <w:szCs w:val="28"/>
+              </w:rPr>
+            </w:pPr>
+          </w:p>
+        </w:tc>
+        <w:tc>
+          <w:tcPr>
+            <w:tcW w:w="2232" w:type="dxa"/>
           </w:tcPr>
           <w:p>
             <w:pPr>
@@ -7323,77 +7579,228 @@
       <w:tr>
         <w:tc>
           <w:tcPr>
-            <w:tcW w:w="1502" w:type="dxa"/>
-          </w:tcPr>
-          <w:p>
-            <w:pPr>
-              <w:rPr>
-                <w:rFonts w:cstheme="minorHAnsi"/>
-                <w:sz w:val="28"/>
-                <w:szCs w:val="28"/>
-              </w:rPr>
-            </w:pPr>
-          </w:p>
-        </w:tc>
-        <w:tc>
-          <w:tcPr>
-            <w:tcW w:w="1502" w:type="dxa"/>
-          </w:tcPr>
-          <w:p>
-            <w:pPr>
-              <w:rPr>
-                <w:rFonts w:cstheme="minorHAnsi"/>
-                <w:sz w:val="28"/>
-                <w:szCs w:val="28"/>
-              </w:rPr>
-            </w:pPr>
-          </w:p>
-        </w:tc>
-        <w:tc>
-          <w:tcPr>
-            <w:tcW w:w="1503" w:type="dxa"/>
-          </w:tcPr>
-          <w:p>
-            <w:pPr>
-              <w:rPr>
-                <w:rFonts w:cstheme="minorHAnsi"/>
-                <w:sz w:val="28"/>
-                <w:szCs w:val="28"/>
-              </w:rPr>
-            </w:pPr>
-          </w:p>
-        </w:tc>
-        <w:tc>
-          <w:tcPr>
-            <w:tcW w:w="1503" w:type="dxa"/>
-          </w:tcPr>
-          <w:p>
-            <w:pPr>
-              <w:rPr>
-                <w:rFonts w:cstheme="minorHAnsi"/>
-                <w:sz w:val="28"/>
-                <w:szCs w:val="28"/>
-              </w:rPr>
-            </w:pPr>
-          </w:p>
-        </w:tc>
-        <w:tc>
-          <w:tcPr>
-            <w:tcW w:w="1503" w:type="dxa"/>
-          </w:tcPr>
-          <w:p>
-            <w:pPr>
-              <w:rPr>
-                <w:rFonts w:cstheme="minorHAnsi"/>
-                <w:sz w:val="28"/>
-                <w:szCs w:val="28"/>
-              </w:rPr>
-            </w:pPr>
-          </w:p>
-        </w:tc>
-        <w:tc>
-          <w:tcPr>
-            <w:tcW w:w="1503" w:type="dxa"/>
+            <w:tcW w:w="1949" w:type="dxa"/>
+          </w:tcPr>
+          <w:p>
+            <w:pPr>
+              <w:rPr>
+                <w:rFonts w:cstheme="minorHAnsi"/>
+                <w:sz w:val="28"/>
+                <w:szCs w:val="28"/>
+              </w:rPr>
+            </w:pPr>
+            <w:r>
+              <w:rPr>
+                <w:rFonts w:cstheme="minorHAnsi"/>
+                <w:sz w:val="28"/>
+                <w:szCs w:val="28"/>
+              </w:rPr>
+              <w:t xml:space="preserve">UserId </w:t>
+            </w:r>
+          </w:p>
+        </w:tc>
+        <w:tc>
+          <w:tcPr>
+            <w:tcW w:w="1403" w:type="dxa"/>
+          </w:tcPr>
+          <w:p>
+            <w:pPr>
+              <w:rPr>
+                <w:rFonts w:cstheme="minorHAnsi"/>
+                <w:sz w:val="28"/>
+                <w:szCs w:val="28"/>
+              </w:rPr>
+            </w:pPr>
+            <w:r>
+              <w:rPr>
+                <w:rFonts w:cstheme="minorHAnsi"/>
+                <w:sz w:val="28"/>
+                <w:szCs w:val="28"/>
+              </w:rPr>
+              <w:t xml:space="preserve">String </w:t>
+            </w:r>
+          </w:p>
+        </w:tc>
+        <w:tc>
+          <w:tcPr>
+            <w:tcW w:w="1233" w:type="dxa"/>
+          </w:tcPr>
+          <w:p>
+            <w:pPr>
+              <w:rPr>
+                <w:rFonts w:cstheme="minorHAnsi"/>
+                <w:sz w:val="28"/>
+                <w:szCs w:val="28"/>
+              </w:rPr>
+            </w:pPr>
+            <w:r>
+              <w:rPr>
+                <w:rFonts w:cstheme="minorHAnsi"/>
+                <w:sz w:val="28"/>
+                <w:szCs w:val="28"/>
+              </w:rPr>
+              <w:t xml:space="preserve">Yes </w:t>
+            </w:r>
+          </w:p>
+        </w:tc>
+        <w:tc>
+          <w:tcPr>
+            <w:tcW w:w="1039" w:type="dxa"/>
+          </w:tcPr>
+          <w:p>
+            <w:pPr>
+              <w:rPr>
+                <w:rFonts w:cstheme="minorHAnsi"/>
+                <w:sz w:val="28"/>
+                <w:szCs w:val="28"/>
+              </w:rPr>
+            </w:pPr>
+          </w:p>
+        </w:tc>
+        <w:tc>
+          <w:tcPr>
+            <w:tcW w:w="1353" w:type="dxa"/>
+          </w:tcPr>
+          <w:p>
+            <w:pPr>
+              <w:rPr>
+                <w:rFonts w:cstheme="minorHAnsi"/>
+                <w:sz w:val="28"/>
+                <w:szCs w:val="28"/>
+              </w:rPr>
+            </w:pPr>
+            <w:r>
+              <w:rPr>
+                <w:rFonts w:eastAsia="Times New Roman" w:cstheme="minorHAnsi"/>
+                <w:sz w:val="28"/>
+                <w:szCs w:val="28"/>
+                <w:lang w:eastAsia="en-GB"/>
+              </w:rPr>
+              <w:t>Must exist in AspNetUsers</w:t>
+            </w:r>
+          </w:p>
+        </w:tc>
+        <w:tc>
+          <w:tcPr>
+            <w:tcW w:w="2232" w:type="dxa"/>
+          </w:tcPr>
+          <w:p>
+            <w:pPr>
+              <w:rPr>
+                <w:rFonts w:cstheme="minorHAnsi"/>
+                <w:sz w:val="28"/>
+                <w:szCs w:val="28"/>
+              </w:rPr>
+            </w:pPr>
+            <w:r>
+              <w:rPr>
+                <w:rFonts w:cstheme="minorHAnsi"/>
+                <w:sz w:val="28"/>
+                <w:szCs w:val="28"/>
+              </w:rPr>
+              <w:t xml:space="preserve">Foreign </w:t>
+            </w:r>
+          </w:p>
+        </w:tc>
+      </w:tr>
+      <w:tr>
+        <w:tc>
+          <w:tcPr>
+            <w:tcW w:w="1949" w:type="dxa"/>
+          </w:tcPr>
+          <w:p>
+            <w:pPr>
+              <w:rPr>
+                <w:rFonts w:cstheme="minorHAnsi"/>
+                <w:sz w:val="28"/>
+                <w:szCs w:val="28"/>
+              </w:rPr>
+            </w:pPr>
+            <w:r>
+              <w:rPr>
+                <w:rFonts w:cstheme="minorHAnsi"/>
+                <w:sz w:val="28"/>
+                <w:szCs w:val="28"/>
+              </w:rPr>
+              <w:t>ProductsBasket</w:t>
+            </w:r>
+          </w:p>
+        </w:tc>
+        <w:tc>
+          <w:tcPr>
+            <w:tcW w:w="1403" w:type="dxa"/>
+          </w:tcPr>
+          <w:p>
+            <w:pPr>
+              <w:rPr>
+                <w:rFonts w:cstheme="minorHAnsi"/>
+                <w:sz w:val="28"/>
+                <w:szCs w:val="28"/>
+              </w:rPr>
+            </w:pPr>
+            <w:r>
+              <w:rPr>
+                <w:rFonts w:cstheme="minorHAnsi"/>
+                <w:sz w:val="28"/>
+                <w:szCs w:val="28"/>
+              </w:rPr>
+              <w:t xml:space="preserve">ICollection </w:t>
+            </w:r>
+          </w:p>
+        </w:tc>
+        <w:tc>
+          <w:tcPr>
+            <w:tcW w:w="1233" w:type="dxa"/>
+          </w:tcPr>
+          <w:p>
+            <w:pPr>
+              <w:rPr>
+                <w:rFonts w:cstheme="minorHAnsi"/>
+                <w:sz w:val="28"/>
+                <w:szCs w:val="28"/>
+              </w:rPr>
+            </w:pPr>
+            <w:r>
+              <w:rPr>
+                <w:rFonts w:cstheme="minorHAnsi"/>
+                <w:sz w:val="28"/>
+                <w:szCs w:val="28"/>
+              </w:rPr>
+              <w:t xml:space="preserve">Yes </w:t>
+            </w:r>
+          </w:p>
+        </w:tc>
+        <w:tc>
+          <w:tcPr>
+            <w:tcW w:w="1039" w:type="dxa"/>
+          </w:tcPr>
+          <w:p>
+            <w:pPr>
+              <w:rPr>
+                <w:rFonts w:cstheme="minorHAnsi"/>
+                <w:sz w:val="28"/>
+                <w:szCs w:val="28"/>
+              </w:rPr>
+            </w:pPr>
+          </w:p>
+        </w:tc>
+        <w:tc>
+          <w:tcPr>
+            <w:tcW w:w="1353" w:type="dxa"/>
+          </w:tcPr>
+          <w:p>
+            <w:pPr>
+              <w:rPr>
+                <w:rFonts w:cstheme="minorHAnsi"/>
+                <w:sz w:val="28"/>
+                <w:szCs w:val="28"/>
+              </w:rPr>
+            </w:pPr>
+          </w:p>
+        </w:tc>
+        <w:tc>
+          <w:tcPr>
+            <w:tcW w:w="2232" w:type="dxa"/>
           </w:tcPr>
           <w:p>
             <w:pPr>
@@ -7445,21 +7852,23 @@
     <w:tbl>
       <w:tblPr>
         <w:tblStyle w:val="TableGrid"/>
-        <w:tblW w:w="0" w:type="auto"/>
+        <w:tblW w:w="10773" w:type="dxa"/>
+        <w:tblInd w:w="-572" w:type="dxa"/>
+        <w:tblLayout w:type="fixed"/>
         <w:tblLook w:val="04A0" w:firstRow="1" w:lastRow="0" w:firstColumn="1" w:lastColumn="0" w:noHBand="0" w:noVBand="1"/>
       </w:tblPr>
       <w:tblGrid>
-        <w:gridCol w:w="1354"/>
-        <w:gridCol w:w="1306"/>
-        <w:gridCol w:w="1435"/>
-        <w:gridCol w:w="1383"/>
-        <w:gridCol w:w="1468"/>
-        <w:gridCol w:w="2070"/>
+        <w:gridCol w:w="2552"/>
+        <w:gridCol w:w="1701"/>
+        <w:gridCol w:w="1276"/>
+        <w:gridCol w:w="1134"/>
+        <w:gridCol w:w="1701"/>
+        <w:gridCol w:w="2409"/>
       </w:tblGrid>
       <w:tr>
         <w:tc>
           <w:tcPr>
-            <w:tcW w:w="1502" w:type="dxa"/>
+            <w:tcW w:w="2552" w:type="dxa"/>
           </w:tcPr>
           <w:p>
             <w:pPr>
@@ -7481,7 +7890,7 @@
         </w:tc>
         <w:tc>
           <w:tcPr>
-            <w:tcW w:w="1502" w:type="dxa"/>
+            <w:tcW w:w="1701" w:type="dxa"/>
           </w:tcPr>
           <w:p>
             <w:pPr>
@@ -7503,7 +7912,7 @@
         </w:tc>
         <w:tc>
           <w:tcPr>
-            <w:tcW w:w="1503" w:type="dxa"/>
+            <w:tcW w:w="1276" w:type="dxa"/>
           </w:tcPr>
           <w:p>
             <w:pPr>
@@ -7525,7 +7934,7 @@
         </w:tc>
         <w:tc>
           <w:tcPr>
-            <w:tcW w:w="1503" w:type="dxa"/>
+            <w:tcW w:w="1134" w:type="dxa"/>
           </w:tcPr>
           <w:p>
             <w:pPr>
@@ -7547,7 +7956,7 @@
         </w:tc>
         <w:tc>
           <w:tcPr>
-            <w:tcW w:w="1503" w:type="dxa"/>
+            <w:tcW w:w="1701" w:type="dxa"/>
           </w:tcPr>
           <w:p>
             <w:pPr>
@@ -7569,7 +7978,7 @@
         </w:tc>
         <w:tc>
           <w:tcPr>
-            <w:tcW w:w="1503" w:type="dxa"/>
+            <w:tcW w:w="2409" w:type="dxa"/>
           </w:tcPr>
           <w:p>
             <w:pPr>
@@ -7593,163 +8002,219 @@
       <w:tr>
         <w:tc>
           <w:tcPr>
-            <w:tcW w:w="1502" w:type="dxa"/>
-          </w:tcPr>
-          <w:p>
-            <w:pPr>
-              <w:rPr>
-                <w:rFonts w:cstheme="minorHAnsi"/>
-                <w:sz w:val="28"/>
-                <w:szCs w:val="28"/>
-              </w:rPr>
-            </w:pPr>
-          </w:p>
-        </w:tc>
-        <w:tc>
-          <w:tcPr>
-            <w:tcW w:w="1502" w:type="dxa"/>
-          </w:tcPr>
-          <w:p>
-            <w:pPr>
-              <w:rPr>
-                <w:rFonts w:cstheme="minorHAnsi"/>
-                <w:sz w:val="28"/>
-                <w:szCs w:val="28"/>
-              </w:rPr>
-            </w:pPr>
-          </w:p>
-        </w:tc>
-        <w:tc>
-          <w:tcPr>
-            <w:tcW w:w="1503" w:type="dxa"/>
-          </w:tcPr>
-          <w:p>
-            <w:pPr>
-              <w:rPr>
-                <w:rFonts w:cstheme="minorHAnsi"/>
-                <w:sz w:val="28"/>
-                <w:szCs w:val="28"/>
-              </w:rPr>
-            </w:pPr>
-          </w:p>
-        </w:tc>
-        <w:tc>
-          <w:tcPr>
-            <w:tcW w:w="1503" w:type="dxa"/>
-          </w:tcPr>
-          <w:p>
-            <w:pPr>
-              <w:rPr>
-                <w:rFonts w:cstheme="minorHAnsi"/>
-                <w:sz w:val="28"/>
-                <w:szCs w:val="28"/>
-              </w:rPr>
-            </w:pPr>
-          </w:p>
-        </w:tc>
-        <w:tc>
-          <w:tcPr>
-            <w:tcW w:w="1503" w:type="dxa"/>
-          </w:tcPr>
-          <w:p>
-            <w:pPr>
-              <w:rPr>
-                <w:rFonts w:cstheme="minorHAnsi"/>
-                <w:sz w:val="28"/>
-                <w:szCs w:val="28"/>
-              </w:rPr>
-            </w:pPr>
-          </w:p>
-        </w:tc>
-        <w:tc>
-          <w:tcPr>
-            <w:tcW w:w="1503" w:type="dxa"/>
-          </w:tcPr>
-          <w:p>
-            <w:pPr>
-              <w:rPr>
-                <w:rFonts w:cstheme="minorHAnsi"/>
-                <w:sz w:val="28"/>
-                <w:szCs w:val="28"/>
-              </w:rPr>
-            </w:pPr>
+            <w:tcW w:w="2552" w:type="dxa"/>
+          </w:tcPr>
+          <w:p>
+            <w:pPr>
+              <w:rPr>
+                <w:rFonts w:cstheme="minorHAnsi"/>
+                <w:sz w:val="28"/>
+                <w:szCs w:val="28"/>
+              </w:rPr>
+            </w:pPr>
+            <w:r>
+              <w:rPr>
+                <w:rFonts w:cstheme="minorHAnsi"/>
+                <w:sz w:val="28"/>
+                <w:szCs w:val="28"/>
+              </w:rPr>
+              <w:t xml:space="preserve">OrderId </w:t>
+            </w:r>
+          </w:p>
+        </w:tc>
+        <w:tc>
+          <w:tcPr>
+            <w:tcW w:w="1701" w:type="dxa"/>
+          </w:tcPr>
+          <w:p>
+            <w:pPr>
+              <w:rPr>
+                <w:rFonts w:cstheme="minorHAnsi"/>
+                <w:sz w:val="28"/>
+                <w:szCs w:val="28"/>
+              </w:rPr>
+            </w:pPr>
+            <w:r>
+              <w:rPr>
+                <w:rFonts w:cstheme="minorHAnsi"/>
+                <w:sz w:val="28"/>
+                <w:szCs w:val="28"/>
+              </w:rPr>
+              <w:t xml:space="preserve">Integer </w:t>
+            </w:r>
+          </w:p>
+        </w:tc>
+        <w:tc>
+          <w:tcPr>
+            <w:tcW w:w="1276" w:type="dxa"/>
+          </w:tcPr>
+          <w:p>
+            <w:pPr>
+              <w:rPr>
+                <w:rFonts w:cstheme="minorHAnsi"/>
+                <w:sz w:val="28"/>
+                <w:szCs w:val="28"/>
+              </w:rPr>
+            </w:pPr>
+            <w:r>
+              <w:rPr>
+                <w:rFonts w:cstheme="minorHAnsi"/>
+                <w:sz w:val="28"/>
+                <w:szCs w:val="28"/>
+              </w:rPr>
+              <w:t xml:space="preserve">Yes </w:t>
+            </w:r>
+          </w:p>
+        </w:tc>
+        <w:tc>
+          <w:tcPr>
+            <w:tcW w:w="1134" w:type="dxa"/>
+          </w:tcPr>
+          <w:p>
+            <w:pPr>
+              <w:rPr>
+                <w:rFonts w:cstheme="minorHAnsi"/>
+                <w:sz w:val="28"/>
+                <w:szCs w:val="28"/>
+              </w:rPr>
+            </w:pPr>
+          </w:p>
+        </w:tc>
+        <w:tc>
+          <w:tcPr>
+            <w:tcW w:w="1701" w:type="dxa"/>
+          </w:tcPr>
+          <w:p>
+            <w:pPr>
+              <w:rPr>
+                <w:rFonts w:cstheme="minorHAnsi"/>
+                <w:sz w:val="28"/>
+                <w:szCs w:val="28"/>
+              </w:rPr>
+            </w:pPr>
+          </w:p>
+        </w:tc>
+        <w:tc>
+          <w:tcPr>
+            <w:tcW w:w="2409" w:type="dxa"/>
+          </w:tcPr>
+          <w:p>
+            <w:pPr>
+              <w:rPr>
+                <w:rFonts w:cstheme="minorHAnsi"/>
+                <w:sz w:val="28"/>
+                <w:szCs w:val="28"/>
+              </w:rPr>
+            </w:pPr>
+            <w:r>
+              <w:rPr>
+                <w:rFonts w:cstheme="minorHAnsi"/>
+                <w:sz w:val="28"/>
+                <w:szCs w:val="28"/>
+              </w:rPr>
+              <w:t>Primary</w:t>
+            </w:r>
           </w:p>
         </w:tc>
       </w:tr>
       <w:tr>
         <w:tc>
           <w:tcPr>
-            <w:tcW w:w="1502" w:type="dxa"/>
-          </w:tcPr>
-          <w:p>
-            <w:pPr>
-              <w:rPr>
-                <w:rFonts w:cstheme="minorHAnsi"/>
-                <w:sz w:val="28"/>
-                <w:szCs w:val="28"/>
-              </w:rPr>
-            </w:pPr>
-          </w:p>
-        </w:tc>
-        <w:tc>
-          <w:tcPr>
-            <w:tcW w:w="1502" w:type="dxa"/>
-          </w:tcPr>
-          <w:p>
-            <w:pPr>
-              <w:rPr>
-                <w:rFonts w:cstheme="minorHAnsi"/>
-                <w:sz w:val="28"/>
-                <w:szCs w:val="28"/>
-              </w:rPr>
-            </w:pPr>
-          </w:p>
-        </w:tc>
-        <w:tc>
-          <w:tcPr>
-            <w:tcW w:w="1503" w:type="dxa"/>
-          </w:tcPr>
-          <w:p>
-            <w:pPr>
-              <w:rPr>
-                <w:rFonts w:cstheme="minorHAnsi"/>
-                <w:sz w:val="28"/>
-                <w:szCs w:val="28"/>
-              </w:rPr>
-            </w:pPr>
-          </w:p>
-        </w:tc>
-        <w:tc>
-          <w:tcPr>
-            <w:tcW w:w="1503" w:type="dxa"/>
-          </w:tcPr>
-          <w:p>
-            <w:pPr>
-              <w:rPr>
-                <w:rFonts w:cstheme="minorHAnsi"/>
-                <w:sz w:val="28"/>
-                <w:szCs w:val="28"/>
-              </w:rPr>
-            </w:pPr>
-          </w:p>
-        </w:tc>
-        <w:tc>
-          <w:tcPr>
-            <w:tcW w:w="1503" w:type="dxa"/>
-          </w:tcPr>
-          <w:p>
-            <w:pPr>
-              <w:rPr>
-                <w:rFonts w:cstheme="minorHAnsi"/>
-                <w:sz w:val="28"/>
-                <w:szCs w:val="28"/>
-              </w:rPr>
-            </w:pPr>
-          </w:p>
-        </w:tc>
-        <w:tc>
-          <w:tcPr>
-            <w:tcW w:w="1503" w:type="dxa"/>
+            <w:tcW w:w="2552" w:type="dxa"/>
+          </w:tcPr>
+          <w:p>
+            <w:pPr>
+              <w:rPr>
+                <w:rFonts w:cstheme="minorHAnsi"/>
+                <w:sz w:val="28"/>
+                <w:szCs w:val="28"/>
+              </w:rPr>
+            </w:pPr>
+            <w:r>
+              <w:rPr>
+                <w:rFonts w:cstheme="minorHAnsi"/>
+                <w:sz w:val="28"/>
+                <w:szCs w:val="28"/>
+              </w:rPr>
+              <w:t xml:space="preserve">Subtotal </w:t>
+            </w:r>
+          </w:p>
+        </w:tc>
+        <w:tc>
+          <w:tcPr>
+            <w:tcW w:w="1701" w:type="dxa"/>
+          </w:tcPr>
+          <w:p>
+            <w:pPr>
+              <w:rPr>
+                <w:rFonts w:cstheme="minorHAnsi"/>
+                <w:sz w:val="28"/>
+                <w:szCs w:val="28"/>
+              </w:rPr>
+            </w:pPr>
+            <w:r>
+              <w:rPr>
+                <w:rFonts w:cstheme="minorHAnsi"/>
+                <w:sz w:val="28"/>
+                <w:szCs w:val="28"/>
+              </w:rPr>
+              <w:t xml:space="preserve">Integer </w:t>
+            </w:r>
+          </w:p>
+        </w:tc>
+        <w:tc>
+          <w:tcPr>
+            <w:tcW w:w="1276" w:type="dxa"/>
+          </w:tcPr>
+          <w:p>
+            <w:pPr>
+              <w:rPr>
+                <w:rFonts w:cstheme="minorHAnsi"/>
+                <w:sz w:val="28"/>
+                <w:szCs w:val="28"/>
+              </w:rPr>
+            </w:pPr>
+            <w:r>
+              <w:rPr>
+                <w:rFonts w:cstheme="minorHAnsi"/>
+                <w:sz w:val="28"/>
+                <w:szCs w:val="28"/>
+              </w:rPr>
+              <w:t xml:space="preserve">Yes </w:t>
+            </w:r>
+          </w:p>
+        </w:tc>
+        <w:tc>
+          <w:tcPr>
+            <w:tcW w:w="1134" w:type="dxa"/>
+          </w:tcPr>
+          <w:p>
+            <w:pPr>
+              <w:rPr>
+                <w:rFonts w:cstheme="minorHAnsi"/>
+                <w:sz w:val="28"/>
+                <w:szCs w:val="28"/>
+              </w:rPr>
+            </w:pPr>
+          </w:p>
+        </w:tc>
+        <w:tc>
+          <w:tcPr>
+            <w:tcW w:w="1701" w:type="dxa"/>
+          </w:tcPr>
+          <w:p>
+            <w:pPr>
+              <w:rPr>
+                <w:rFonts w:cstheme="minorHAnsi"/>
+                <w:sz w:val="28"/>
+                <w:szCs w:val="28"/>
+              </w:rPr>
+            </w:pPr>
+          </w:p>
+        </w:tc>
+        <w:tc>
+          <w:tcPr>
+            <w:tcW w:w="2409" w:type="dxa"/>
           </w:tcPr>
           <w:p>
             <w:pPr>
@@ -7765,435 +8230,338 @@
       <w:tr>
         <w:tc>
           <w:tcPr>
-            <w:tcW w:w="1502" w:type="dxa"/>
-          </w:tcPr>
-          <w:p>
-            <w:pPr>
-              <w:rPr>
-                <w:rFonts w:cstheme="minorHAnsi"/>
-                <w:sz w:val="28"/>
-                <w:szCs w:val="28"/>
-              </w:rPr>
-            </w:pPr>
-          </w:p>
-        </w:tc>
-        <w:tc>
-          <w:tcPr>
-            <w:tcW w:w="1502" w:type="dxa"/>
-          </w:tcPr>
-          <w:p>
-            <w:pPr>
-              <w:rPr>
-                <w:rFonts w:cstheme="minorHAnsi"/>
-                <w:sz w:val="28"/>
-                <w:szCs w:val="28"/>
-              </w:rPr>
-            </w:pPr>
-          </w:p>
-        </w:tc>
-        <w:tc>
-          <w:tcPr>
-            <w:tcW w:w="1503" w:type="dxa"/>
-          </w:tcPr>
-          <w:p>
-            <w:pPr>
-              <w:rPr>
-                <w:rFonts w:cstheme="minorHAnsi"/>
-                <w:sz w:val="28"/>
-                <w:szCs w:val="28"/>
-              </w:rPr>
-            </w:pPr>
-          </w:p>
-        </w:tc>
-        <w:tc>
-          <w:tcPr>
-            <w:tcW w:w="1503" w:type="dxa"/>
-          </w:tcPr>
-          <w:p>
-            <w:pPr>
-              <w:rPr>
-                <w:rFonts w:cstheme="minorHAnsi"/>
-                <w:sz w:val="28"/>
-                <w:szCs w:val="28"/>
-              </w:rPr>
-            </w:pPr>
-          </w:p>
-        </w:tc>
-        <w:tc>
-          <w:tcPr>
-            <w:tcW w:w="1503" w:type="dxa"/>
-          </w:tcPr>
-          <w:p>
-            <w:pPr>
-              <w:rPr>
-                <w:rFonts w:cstheme="minorHAnsi"/>
-                <w:sz w:val="28"/>
-                <w:szCs w:val="28"/>
-              </w:rPr>
-            </w:pPr>
-          </w:p>
-        </w:tc>
-        <w:tc>
-          <w:tcPr>
-            <w:tcW w:w="1503" w:type="dxa"/>
-          </w:tcPr>
-          <w:p>
-            <w:pPr>
-              <w:rPr>
-                <w:rFonts w:cstheme="minorHAnsi"/>
-                <w:sz w:val="28"/>
-                <w:szCs w:val="28"/>
-              </w:rPr>
-            </w:pPr>
-          </w:p>
-        </w:tc>
-      </w:tr>
-    </w:tbl>
-    <w:p>
-      <w:pPr>
-        <w:rPr>
-          <w:rFonts w:cstheme="minorHAnsi"/>
-          <w:sz w:val="28"/>
-          <w:szCs w:val="28"/>
-        </w:rPr>
-      </w:pPr>
-    </w:p>
-    <w:p>
-      <w:pPr>
-        <w:rPr>
-          <w:rFonts w:cstheme="minorHAnsi"/>
-          <w:sz w:val="28"/>
-          <w:szCs w:val="28"/>
-        </w:rPr>
-      </w:pPr>
-    </w:p>
-    <w:p>
-      <w:pPr>
-        <w:rPr>
-          <w:rFonts w:cstheme="minorHAnsi"/>
-          <w:sz w:val="28"/>
-          <w:szCs w:val="28"/>
-        </w:rPr>
-      </w:pPr>
-      <w:proofErr w:type="spellStart"/>
-      <w:r>
-        <w:rPr>
-          <w:rFonts w:cstheme="minorHAnsi"/>
-          <w:sz w:val="28"/>
-          <w:szCs w:val="28"/>
-        </w:rPr>
-        <w:t>OrderProducts</w:t>
-      </w:r>
-      <w:proofErr w:type="spellEnd"/>
-    </w:p>
-    <w:tbl>
-      <w:tblPr>
-        <w:tblStyle w:val="TableGrid"/>
-        <w:tblW w:w="0" w:type="auto"/>
-        <w:tblLook w:val="04A0" w:firstRow="1" w:lastRow="0" w:firstColumn="1" w:lastColumn="0" w:noHBand="0" w:noVBand="1"/>
-      </w:tblPr>
-      <w:tblGrid>
-        <w:gridCol w:w="1354"/>
-        <w:gridCol w:w="1306"/>
-        <w:gridCol w:w="1435"/>
-        <w:gridCol w:w="1383"/>
-        <w:gridCol w:w="1468"/>
-        <w:gridCol w:w="2070"/>
-      </w:tblGrid>
-      <w:tr>
-        <w:tc>
-          <w:tcPr>
-            <w:tcW w:w="1502" w:type="dxa"/>
-          </w:tcPr>
-          <w:p>
-            <w:pPr>
-              <w:rPr>
-                <w:rFonts w:cstheme="minorHAnsi"/>
-                <w:sz w:val="28"/>
-                <w:szCs w:val="28"/>
-              </w:rPr>
-            </w:pPr>
-            <w:r>
-              <w:rPr>
-                <w:rFonts w:cstheme="minorHAnsi"/>
-                <w:sz w:val="28"/>
-                <w:szCs w:val="28"/>
-              </w:rPr>
-              <w:t>Colum</w:t>
-            </w:r>
-          </w:p>
-        </w:tc>
-        <w:tc>
-          <w:tcPr>
-            <w:tcW w:w="1502" w:type="dxa"/>
-          </w:tcPr>
-          <w:p>
-            <w:pPr>
-              <w:rPr>
-                <w:rFonts w:cstheme="minorHAnsi"/>
-                <w:sz w:val="28"/>
-                <w:szCs w:val="28"/>
-              </w:rPr>
-            </w:pPr>
-            <w:r>
-              <w:rPr>
-                <w:rFonts w:cstheme="minorHAnsi"/>
-                <w:sz w:val="28"/>
-                <w:szCs w:val="28"/>
-              </w:rPr>
-              <w:t>Type</w:t>
-            </w:r>
-          </w:p>
-        </w:tc>
-        <w:tc>
-          <w:tcPr>
-            <w:tcW w:w="1503" w:type="dxa"/>
-          </w:tcPr>
-          <w:p>
-            <w:pPr>
-              <w:rPr>
-                <w:rFonts w:cstheme="minorHAnsi"/>
-                <w:sz w:val="28"/>
-                <w:szCs w:val="28"/>
-              </w:rPr>
-            </w:pPr>
-            <w:r>
-              <w:rPr>
-                <w:rFonts w:cstheme="minorHAnsi"/>
-                <w:sz w:val="28"/>
-                <w:szCs w:val="28"/>
-              </w:rPr>
-              <w:t xml:space="preserve">Required </w:t>
-            </w:r>
-          </w:p>
-        </w:tc>
-        <w:tc>
-          <w:tcPr>
-            <w:tcW w:w="1503" w:type="dxa"/>
-          </w:tcPr>
-          <w:p>
-            <w:pPr>
-              <w:rPr>
-                <w:rFonts w:cstheme="minorHAnsi"/>
-                <w:sz w:val="28"/>
-                <w:szCs w:val="28"/>
-              </w:rPr>
-            </w:pPr>
-            <w:r>
-              <w:rPr>
-                <w:rFonts w:cstheme="minorHAnsi"/>
-                <w:sz w:val="28"/>
-                <w:szCs w:val="28"/>
-              </w:rPr>
-              <w:t>Default</w:t>
-            </w:r>
-          </w:p>
-        </w:tc>
-        <w:tc>
-          <w:tcPr>
-            <w:tcW w:w="1503" w:type="dxa"/>
-          </w:tcPr>
-          <w:p>
-            <w:pPr>
-              <w:rPr>
-                <w:rFonts w:cstheme="minorHAnsi"/>
-                <w:sz w:val="28"/>
-                <w:szCs w:val="28"/>
-              </w:rPr>
-            </w:pPr>
-            <w:r>
-              <w:rPr>
-                <w:rFonts w:cstheme="minorHAnsi"/>
-                <w:sz w:val="28"/>
-                <w:szCs w:val="28"/>
-              </w:rPr>
-              <w:t xml:space="preserve">Validation </w:t>
-            </w:r>
-          </w:p>
-        </w:tc>
-        <w:tc>
-          <w:tcPr>
-            <w:tcW w:w="1503" w:type="dxa"/>
-          </w:tcPr>
-          <w:p>
-            <w:pPr>
-              <w:rPr>
-                <w:rFonts w:cstheme="minorHAnsi"/>
-                <w:sz w:val="28"/>
-                <w:szCs w:val="28"/>
-              </w:rPr>
-            </w:pPr>
-            <w:r>
-              <w:rPr>
-                <w:rFonts w:cstheme="minorHAnsi"/>
-                <w:sz w:val="28"/>
-                <w:szCs w:val="28"/>
-              </w:rPr>
-              <w:t>Primary/Foreign</w:t>
-            </w:r>
+            <w:tcW w:w="2552" w:type="dxa"/>
+          </w:tcPr>
+          <w:p>
+            <w:pPr>
+              <w:rPr>
+                <w:rFonts w:cstheme="minorHAnsi"/>
+                <w:sz w:val="28"/>
+                <w:szCs w:val="28"/>
+              </w:rPr>
+            </w:pPr>
+            <w:r>
+              <w:rPr>
+                <w:rFonts w:cstheme="minorHAnsi"/>
+                <w:sz w:val="28"/>
+                <w:szCs w:val="28"/>
+              </w:rPr>
+              <w:t xml:space="preserve">OrderDate </w:t>
+            </w:r>
+          </w:p>
+        </w:tc>
+        <w:tc>
+          <w:tcPr>
+            <w:tcW w:w="1701" w:type="dxa"/>
+          </w:tcPr>
+          <w:p>
+            <w:pPr>
+              <w:rPr>
+                <w:rFonts w:cstheme="minorHAnsi"/>
+                <w:sz w:val="28"/>
+                <w:szCs w:val="28"/>
+              </w:rPr>
+            </w:pPr>
+            <w:r>
+              <w:rPr>
+                <w:rFonts w:cstheme="minorHAnsi"/>
+                <w:sz w:val="28"/>
+                <w:szCs w:val="28"/>
+              </w:rPr>
+              <w:t>Datetime</w:t>
+            </w:r>
+          </w:p>
+        </w:tc>
+        <w:tc>
+          <w:tcPr>
+            <w:tcW w:w="1276" w:type="dxa"/>
+          </w:tcPr>
+          <w:p>
+            <w:pPr>
+              <w:rPr>
+                <w:rFonts w:cstheme="minorHAnsi"/>
+                <w:sz w:val="28"/>
+                <w:szCs w:val="28"/>
+              </w:rPr>
+            </w:pPr>
+            <w:r>
+              <w:rPr>
+                <w:rFonts w:cstheme="minorHAnsi"/>
+                <w:sz w:val="28"/>
+                <w:szCs w:val="28"/>
+              </w:rPr>
+              <w:t>Yes</w:t>
+            </w:r>
+          </w:p>
+        </w:tc>
+        <w:tc>
+          <w:tcPr>
+            <w:tcW w:w="1134" w:type="dxa"/>
+          </w:tcPr>
+          <w:p>
+            <w:pPr>
+              <w:rPr>
+                <w:rFonts w:cstheme="minorHAnsi"/>
+                <w:sz w:val="28"/>
+                <w:szCs w:val="28"/>
+              </w:rPr>
+            </w:pPr>
+          </w:p>
+        </w:tc>
+        <w:tc>
+          <w:tcPr>
+            <w:tcW w:w="1701" w:type="dxa"/>
+          </w:tcPr>
+          <w:p>
+            <w:pPr>
+              <w:rPr>
+                <w:rFonts w:cstheme="minorHAnsi"/>
+                <w:sz w:val="28"/>
+                <w:szCs w:val="28"/>
+              </w:rPr>
+            </w:pPr>
+          </w:p>
+        </w:tc>
+        <w:tc>
+          <w:tcPr>
+            <w:tcW w:w="2409" w:type="dxa"/>
+          </w:tcPr>
+          <w:p>
+            <w:pPr>
+              <w:rPr>
+                <w:rFonts w:cstheme="minorHAnsi"/>
+                <w:sz w:val="28"/>
+                <w:szCs w:val="28"/>
+              </w:rPr>
+            </w:pPr>
           </w:p>
         </w:tc>
       </w:tr>
       <w:tr>
         <w:tc>
           <w:tcPr>
-            <w:tcW w:w="1502" w:type="dxa"/>
-          </w:tcPr>
-          <w:p>
-            <w:pPr>
-              <w:rPr>
-                <w:rFonts w:cstheme="minorHAnsi"/>
-                <w:sz w:val="28"/>
-                <w:szCs w:val="28"/>
-              </w:rPr>
-            </w:pPr>
-          </w:p>
-        </w:tc>
-        <w:tc>
-          <w:tcPr>
-            <w:tcW w:w="1502" w:type="dxa"/>
-          </w:tcPr>
-          <w:p>
-            <w:pPr>
-              <w:rPr>
-                <w:rFonts w:cstheme="minorHAnsi"/>
-                <w:sz w:val="28"/>
-                <w:szCs w:val="28"/>
-              </w:rPr>
-            </w:pPr>
-          </w:p>
-        </w:tc>
-        <w:tc>
-          <w:tcPr>
-            <w:tcW w:w="1503" w:type="dxa"/>
-          </w:tcPr>
-          <w:p>
-            <w:pPr>
-              <w:rPr>
-                <w:rFonts w:cstheme="minorHAnsi"/>
-                <w:sz w:val="28"/>
-                <w:szCs w:val="28"/>
-              </w:rPr>
-            </w:pPr>
-          </w:p>
-        </w:tc>
-        <w:tc>
-          <w:tcPr>
-            <w:tcW w:w="1503" w:type="dxa"/>
-          </w:tcPr>
-          <w:p>
-            <w:pPr>
-              <w:rPr>
-                <w:rFonts w:cstheme="minorHAnsi"/>
-                <w:sz w:val="28"/>
-                <w:szCs w:val="28"/>
-              </w:rPr>
-            </w:pPr>
-          </w:p>
-        </w:tc>
-        <w:tc>
-          <w:tcPr>
-            <w:tcW w:w="1503" w:type="dxa"/>
-          </w:tcPr>
-          <w:p>
-            <w:pPr>
-              <w:rPr>
-                <w:rFonts w:cstheme="minorHAnsi"/>
-                <w:sz w:val="28"/>
-                <w:szCs w:val="28"/>
-              </w:rPr>
-            </w:pPr>
-          </w:p>
-        </w:tc>
-        <w:tc>
-          <w:tcPr>
-            <w:tcW w:w="1503" w:type="dxa"/>
-          </w:tcPr>
-          <w:p>
-            <w:pPr>
-              <w:rPr>
-                <w:rFonts w:cstheme="minorHAnsi"/>
-                <w:sz w:val="28"/>
-                <w:szCs w:val="28"/>
-              </w:rPr>
-            </w:pPr>
+            <w:tcW w:w="2552" w:type="dxa"/>
+          </w:tcPr>
+          <w:p>
+            <w:pPr>
+              <w:rPr>
+                <w:rFonts w:cstheme="minorHAnsi"/>
+                <w:sz w:val="28"/>
+                <w:szCs w:val="28"/>
+              </w:rPr>
+            </w:pPr>
+            <w:r>
+              <w:rPr>
+                <w:rFonts w:cstheme="minorHAnsi"/>
+                <w:sz w:val="28"/>
+                <w:szCs w:val="28"/>
+              </w:rPr>
+              <w:t xml:space="preserve">UserId </w:t>
+            </w:r>
+          </w:p>
+        </w:tc>
+        <w:tc>
+          <w:tcPr>
+            <w:tcW w:w="1701" w:type="dxa"/>
+          </w:tcPr>
+          <w:p>
+            <w:pPr>
+              <w:rPr>
+                <w:rFonts w:cstheme="minorHAnsi"/>
+                <w:sz w:val="28"/>
+                <w:szCs w:val="28"/>
+              </w:rPr>
+            </w:pPr>
+            <w:r>
+              <w:rPr>
+                <w:rFonts w:cstheme="minorHAnsi"/>
+                <w:sz w:val="28"/>
+                <w:szCs w:val="28"/>
+              </w:rPr>
+              <w:t>String</w:t>
+            </w:r>
+          </w:p>
+        </w:tc>
+        <w:tc>
+          <w:tcPr>
+            <w:tcW w:w="1276" w:type="dxa"/>
+          </w:tcPr>
+          <w:p>
+            <w:pPr>
+              <w:rPr>
+                <w:rFonts w:cstheme="minorHAnsi"/>
+                <w:sz w:val="28"/>
+                <w:szCs w:val="28"/>
+              </w:rPr>
+            </w:pPr>
+            <w:r>
+              <w:rPr>
+                <w:rFonts w:cstheme="minorHAnsi"/>
+                <w:sz w:val="28"/>
+                <w:szCs w:val="28"/>
+              </w:rPr>
+              <w:t>Yes</w:t>
+            </w:r>
+          </w:p>
+        </w:tc>
+        <w:tc>
+          <w:tcPr>
+            <w:tcW w:w="1134" w:type="dxa"/>
+          </w:tcPr>
+          <w:p>
+            <w:pPr>
+              <w:rPr>
+                <w:rFonts w:cstheme="minorHAnsi"/>
+                <w:sz w:val="28"/>
+                <w:szCs w:val="28"/>
+              </w:rPr>
+            </w:pPr>
+          </w:p>
+        </w:tc>
+        <w:tc>
+          <w:tcPr>
+            <w:tcW w:w="1701" w:type="dxa"/>
+          </w:tcPr>
+          <w:p>
+            <w:pPr>
+              <w:rPr>
+                <w:rFonts w:cstheme="minorHAnsi"/>
+                <w:sz w:val="28"/>
+                <w:szCs w:val="28"/>
+              </w:rPr>
+            </w:pPr>
+            <w:r>
+              <w:rPr>
+                <w:rFonts w:eastAsia="Times New Roman" w:cstheme="minorHAnsi"/>
+                <w:sz w:val="28"/>
+                <w:szCs w:val="28"/>
+                <w:lang w:eastAsia="en-GB"/>
+              </w:rPr>
+              <w:t>Must exist in AspNetUsers</w:t>
+            </w:r>
+          </w:p>
+        </w:tc>
+        <w:tc>
+          <w:tcPr>
+            <w:tcW w:w="2409" w:type="dxa"/>
+          </w:tcPr>
+          <w:p>
+            <w:pPr>
+              <w:rPr>
+                <w:rFonts w:cstheme="minorHAnsi"/>
+                <w:sz w:val="28"/>
+                <w:szCs w:val="28"/>
+              </w:rPr>
+            </w:pPr>
+            <w:r>
+              <w:rPr>
+                <w:rFonts w:cstheme="minorHAnsi"/>
+                <w:sz w:val="28"/>
+                <w:szCs w:val="28"/>
+              </w:rPr>
+              <w:t xml:space="preserve">Foreign </w:t>
+            </w:r>
           </w:p>
         </w:tc>
       </w:tr>
       <w:tr>
         <w:tc>
           <w:tcPr>
-            <w:tcW w:w="1502" w:type="dxa"/>
-          </w:tcPr>
-          <w:p>
-            <w:pPr>
-              <w:rPr>
-                <w:rFonts w:cstheme="minorHAnsi"/>
-                <w:sz w:val="28"/>
-                <w:szCs w:val="28"/>
-              </w:rPr>
-            </w:pPr>
-          </w:p>
-        </w:tc>
-        <w:tc>
-          <w:tcPr>
-            <w:tcW w:w="1502" w:type="dxa"/>
-          </w:tcPr>
-          <w:p>
-            <w:pPr>
-              <w:rPr>
-                <w:rFonts w:cstheme="minorHAnsi"/>
-                <w:sz w:val="28"/>
-                <w:szCs w:val="28"/>
-              </w:rPr>
-            </w:pPr>
-          </w:p>
-        </w:tc>
-        <w:tc>
-          <w:tcPr>
-            <w:tcW w:w="1503" w:type="dxa"/>
-          </w:tcPr>
-          <w:p>
-            <w:pPr>
-              <w:rPr>
-                <w:rFonts w:cstheme="minorHAnsi"/>
-                <w:sz w:val="28"/>
-                <w:szCs w:val="28"/>
-              </w:rPr>
-            </w:pPr>
-          </w:p>
-        </w:tc>
-        <w:tc>
-          <w:tcPr>
-            <w:tcW w:w="1503" w:type="dxa"/>
-          </w:tcPr>
-          <w:p>
-            <w:pPr>
-              <w:rPr>
-                <w:rFonts w:cstheme="minorHAnsi"/>
-                <w:sz w:val="28"/>
-                <w:szCs w:val="28"/>
-              </w:rPr>
-            </w:pPr>
-          </w:p>
-        </w:tc>
-        <w:tc>
-          <w:tcPr>
-            <w:tcW w:w="1503" w:type="dxa"/>
-          </w:tcPr>
-          <w:p>
-            <w:pPr>
-              <w:rPr>
-                <w:rFonts w:cstheme="minorHAnsi"/>
-                <w:sz w:val="28"/>
-                <w:szCs w:val="28"/>
-              </w:rPr>
-            </w:pPr>
-          </w:p>
-        </w:tc>
-        <w:tc>
-          <w:tcPr>
-            <w:tcW w:w="1503" w:type="dxa"/>
+            <w:tcW w:w="2552" w:type="dxa"/>
+          </w:tcPr>
+          <w:p>
+            <w:pPr>
+              <w:rPr>
+                <w:rFonts w:cstheme="minorHAnsi"/>
+                <w:sz w:val="28"/>
+                <w:szCs w:val="28"/>
+              </w:rPr>
+            </w:pPr>
+            <w:r>
+              <w:rPr>
+                <w:rFonts w:cstheme="minorHAnsi"/>
+                <w:sz w:val="28"/>
+                <w:szCs w:val="28"/>
+              </w:rPr>
+              <w:t>OrderProducts</w:t>
+            </w:r>
+          </w:p>
+        </w:tc>
+        <w:tc>
+          <w:tcPr>
+            <w:tcW w:w="1701" w:type="dxa"/>
+          </w:tcPr>
+          <w:p>
+            <w:pPr>
+              <w:rPr>
+                <w:rFonts w:cstheme="minorHAnsi"/>
+                <w:sz w:val="28"/>
+                <w:szCs w:val="28"/>
+              </w:rPr>
+            </w:pPr>
+            <w:r>
+              <w:rPr>
+                <w:rFonts w:cstheme="minorHAnsi"/>
+                <w:sz w:val="28"/>
+                <w:szCs w:val="28"/>
+              </w:rPr>
+              <w:t xml:space="preserve">ICollection </w:t>
+            </w:r>
+          </w:p>
+        </w:tc>
+        <w:tc>
+          <w:tcPr>
+            <w:tcW w:w="1276" w:type="dxa"/>
+          </w:tcPr>
+          <w:p>
+            <w:pPr>
+              <w:rPr>
+                <w:rFonts w:cstheme="minorHAnsi"/>
+                <w:sz w:val="28"/>
+                <w:szCs w:val="28"/>
+              </w:rPr>
+            </w:pPr>
+            <w:r>
+              <w:rPr>
+                <w:rFonts w:cstheme="minorHAnsi"/>
+                <w:sz w:val="28"/>
+                <w:szCs w:val="28"/>
+              </w:rPr>
+              <w:t>Yes</w:t>
+            </w:r>
+          </w:p>
+        </w:tc>
+        <w:tc>
+          <w:tcPr>
+            <w:tcW w:w="1134" w:type="dxa"/>
+          </w:tcPr>
+          <w:p>
+            <w:pPr>
+              <w:rPr>
+                <w:rFonts w:cstheme="minorHAnsi"/>
+                <w:sz w:val="28"/>
+                <w:szCs w:val="28"/>
+              </w:rPr>
+            </w:pPr>
+          </w:p>
+        </w:tc>
+        <w:tc>
+          <w:tcPr>
+            <w:tcW w:w="1701" w:type="dxa"/>
+          </w:tcPr>
+          <w:p>
+            <w:pPr>
+              <w:rPr>
+                <w:rFonts w:cstheme="minorHAnsi"/>
+                <w:sz w:val="28"/>
+                <w:szCs w:val="28"/>
+              </w:rPr>
+            </w:pPr>
+          </w:p>
+        </w:tc>
+        <w:tc>
+          <w:tcPr>
+            <w:tcW w:w="2409" w:type="dxa"/>
           </w:tcPr>
           <w:p>
             <w:pPr>
@@ -8209,77 +8577,101 @@
       <w:tr>
         <w:tc>
           <w:tcPr>
-            <w:tcW w:w="1502" w:type="dxa"/>
-          </w:tcPr>
-          <w:p>
-            <w:pPr>
-              <w:rPr>
-                <w:rFonts w:cstheme="minorHAnsi"/>
-                <w:sz w:val="28"/>
-                <w:szCs w:val="28"/>
-              </w:rPr>
-            </w:pPr>
-          </w:p>
-        </w:tc>
-        <w:tc>
-          <w:tcPr>
-            <w:tcW w:w="1502" w:type="dxa"/>
-          </w:tcPr>
-          <w:p>
-            <w:pPr>
-              <w:rPr>
-                <w:rFonts w:cstheme="minorHAnsi"/>
-                <w:sz w:val="28"/>
-                <w:szCs w:val="28"/>
-              </w:rPr>
-            </w:pPr>
-          </w:p>
-        </w:tc>
-        <w:tc>
-          <w:tcPr>
-            <w:tcW w:w="1503" w:type="dxa"/>
-          </w:tcPr>
-          <w:p>
-            <w:pPr>
-              <w:rPr>
-                <w:rFonts w:cstheme="minorHAnsi"/>
-                <w:sz w:val="28"/>
-                <w:szCs w:val="28"/>
-              </w:rPr>
-            </w:pPr>
-          </w:p>
-        </w:tc>
-        <w:tc>
-          <w:tcPr>
-            <w:tcW w:w="1503" w:type="dxa"/>
-          </w:tcPr>
-          <w:p>
-            <w:pPr>
-              <w:rPr>
-                <w:rFonts w:cstheme="minorHAnsi"/>
-                <w:sz w:val="28"/>
-                <w:szCs w:val="28"/>
-              </w:rPr>
-            </w:pPr>
-          </w:p>
-        </w:tc>
-        <w:tc>
-          <w:tcPr>
-            <w:tcW w:w="1503" w:type="dxa"/>
-          </w:tcPr>
-          <w:p>
-            <w:pPr>
-              <w:rPr>
-                <w:rFonts w:cstheme="minorHAnsi"/>
-                <w:sz w:val="28"/>
-                <w:szCs w:val="28"/>
-              </w:rPr>
-            </w:pPr>
-          </w:p>
-        </w:tc>
-        <w:tc>
-          <w:tcPr>
-            <w:tcW w:w="1503" w:type="dxa"/>
+            <w:tcW w:w="2552" w:type="dxa"/>
+          </w:tcPr>
+          <w:p>
+            <w:pPr>
+              <w:rPr>
+                <w:rFonts w:cstheme="minorHAnsi"/>
+                <w:sz w:val="28"/>
+                <w:szCs w:val="28"/>
+              </w:rPr>
+            </w:pPr>
+            <w:r>
+              <w:rPr>
+                <w:rFonts w:cstheme="minorHAnsi"/>
+                <w:sz w:val="28"/>
+                <w:szCs w:val="28"/>
+              </w:rPr>
+              <w:t>Deliveryinfo</w:t>
+            </w:r>
+          </w:p>
+        </w:tc>
+        <w:tc>
+          <w:tcPr>
+            <w:tcW w:w="1701" w:type="dxa"/>
+          </w:tcPr>
+          <w:p>
+            <w:pPr>
+              <w:rPr>
+                <w:rFonts w:cstheme="minorHAnsi"/>
+                <w:sz w:val="28"/>
+                <w:szCs w:val="28"/>
+              </w:rPr>
+            </w:pPr>
+            <w:r>
+              <w:rPr>
+                <w:rFonts w:cstheme="minorHAnsi"/>
+                <w:sz w:val="28"/>
+                <w:szCs w:val="28"/>
+              </w:rPr>
+              <w:t xml:space="preserve">ICollection </w:t>
+            </w:r>
+          </w:p>
+        </w:tc>
+        <w:tc>
+          <w:tcPr>
+            <w:tcW w:w="1276" w:type="dxa"/>
+          </w:tcPr>
+          <w:p>
+            <w:pPr>
+              <w:rPr>
+                <w:rFonts w:cstheme="minorHAnsi"/>
+                <w:sz w:val="28"/>
+                <w:szCs w:val="28"/>
+              </w:rPr>
+            </w:pPr>
+            <w:r>
+              <w:rPr>
+                <w:rFonts w:cstheme="minorHAnsi"/>
+                <w:sz w:val="28"/>
+                <w:szCs w:val="28"/>
+              </w:rPr>
+              <w:t>Yes</w:t>
+            </w:r>
+          </w:p>
+        </w:tc>
+        <w:tc>
+          <w:tcPr>
+            <w:tcW w:w="1134" w:type="dxa"/>
+          </w:tcPr>
+          <w:p>
+            <w:pPr>
+              <w:rPr>
+                <w:rFonts w:cstheme="minorHAnsi"/>
+                <w:sz w:val="28"/>
+                <w:szCs w:val="28"/>
+              </w:rPr>
+            </w:pPr>
+          </w:p>
+        </w:tc>
+        <w:tc>
+          <w:tcPr>
+            <w:tcW w:w="1701" w:type="dxa"/>
+          </w:tcPr>
+          <w:p>
+            <w:pPr>
+              <w:rPr>
+                <w:rFonts w:cstheme="minorHAnsi"/>
+                <w:sz w:val="28"/>
+                <w:szCs w:val="28"/>
+              </w:rPr>
+            </w:pPr>
+          </w:p>
+        </w:tc>
+        <w:tc>
+          <w:tcPr>
+            <w:tcW w:w="2409" w:type="dxa"/>
           </w:tcPr>
           <w:p>
             <w:pPr>
@@ -8325,8 +8717,7 @@
           <w:sz w:val="28"/>
           <w:szCs w:val="28"/>
         </w:rPr>
-        <w:lastRenderedPageBreak/>
-        <w:t>Producer</w:t>
+        <w:t>OrderProducts</w:t>
       </w:r>
     </w:p>
     <w:tbl>
@@ -8336,17 +8727,17 @@
         <w:tblLook w:val="04A0" w:firstRow="1" w:lastRow="0" w:firstColumn="1" w:lastColumn="0" w:noHBand="0" w:noVBand="1"/>
       </w:tblPr>
       <w:tblGrid>
-        <w:gridCol w:w="1354"/>
-        <w:gridCol w:w="1306"/>
-        <w:gridCol w:w="1435"/>
-        <w:gridCol w:w="1383"/>
-        <w:gridCol w:w="1468"/>
+        <w:gridCol w:w="2107"/>
+        <w:gridCol w:w="1113"/>
+        <w:gridCol w:w="1266"/>
+        <w:gridCol w:w="1080"/>
+        <w:gridCol w:w="1380"/>
         <w:gridCol w:w="2070"/>
       </w:tblGrid>
       <w:tr>
         <w:tc>
           <w:tcPr>
-            <w:tcW w:w="1502" w:type="dxa"/>
+            <w:tcW w:w="2107" w:type="dxa"/>
           </w:tcPr>
           <w:p>
             <w:pPr>
@@ -8368,7 +8759,7 @@
         </w:tc>
         <w:tc>
           <w:tcPr>
-            <w:tcW w:w="1502" w:type="dxa"/>
+            <w:tcW w:w="1082" w:type="dxa"/>
           </w:tcPr>
           <w:p>
             <w:pPr>
@@ -8390,7 +8781,7 @@
         </w:tc>
         <w:tc>
           <w:tcPr>
-            <w:tcW w:w="1503" w:type="dxa"/>
+            <w:tcW w:w="1275" w:type="dxa"/>
           </w:tcPr>
           <w:p>
             <w:pPr>
@@ -8412,7 +8803,7 @@
         </w:tc>
         <w:tc>
           <w:tcPr>
-            <w:tcW w:w="1503" w:type="dxa"/>
+            <w:tcW w:w="1097" w:type="dxa"/>
           </w:tcPr>
           <w:p>
             <w:pPr>
@@ -8434,7 +8825,7 @@
         </w:tc>
         <w:tc>
           <w:tcPr>
-            <w:tcW w:w="1503" w:type="dxa"/>
+            <w:tcW w:w="1385" w:type="dxa"/>
           </w:tcPr>
           <w:p>
             <w:pPr>
@@ -8456,7 +8847,7 @@
         </w:tc>
         <w:tc>
           <w:tcPr>
-            <w:tcW w:w="1503" w:type="dxa"/>
+            <w:tcW w:w="2070" w:type="dxa"/>
           </w:tcPr>
           <w:p>
             <w:pPr>
@@ -8480,249 +8871,1518 @@
       <w:tr>
         <w:tc>
           <w:tcPr>
-            <w:tcW w:w="1502" w:type="dxa"/>
-          </w:tcPr>
-          <w:p>
-            <w:pPr>
-              <w:rPr>
-                <w:rFonts w:cstheme="minorHAnsi"/>
-                <w:sz w:val="28"/>
-                <w:szCs w:val="28"/>
-              </w:rPr>
-            </w:pPr>
-          </w:p>
-        </w:tc>
-        <w:tc>
-          <w:tcPr>
-            <w:tcW w:w="1502" w:type="dxa"/>
-          </w:tcPr>
-          <w:p>
-            <w:pPr>
-              <w:rPr>
-                <w:rFonts w:cstheme="minorHAnsi"/>
-                <w:sz w:val="28"/>
-                <w:szCs w:val="28"/>
-              </w:rPr>
-            </w:pPr>
-          </w:p>
-        </w:tc>
-        <w:tc>
-          <w:tcPr>
-            <w:tcW w:w="1503" w:type="dxa"/>
-          </w:tcPr>
-          <w:p>
-            <w:pPr>
-              <w:rPr>
-                <w:rFonts w:cstheme="minorHAnsi"/>
-                <w:sz w:val="28"/>
-                <w:szCs w:val="28"/>
-              </w:rPr>
-            </w:pPr>
-          </w:p>
-        </w:tc>
-        <w:tc>
-          <w:tcPr>
-            <w:tcW w:w="1503" w:type="dxa"/>
-          </w:tcPr>
-          <w:p>
-            <w:pPr>
-              <w:rPr>
-                <w:rFonts w:cstheme="minorHAnsi"/>
-                <w:sz w:val="28"/>
-                <w:szCs w:val="28"/>
-              </w:rPr>
-            </w:pPr>
-          </w:p>
-        </w:tc>
-        <w:tc>
-          <w:tcPr>
-            <w:tcW w:w="1503" w:type="dxa"/>
-          </w:tcPr>
-          <w:p>
-            <w:pPr>
-              <w:rPr>
-                <w:rFonts w:cstheme="minorHAnsi"/>
-                <w:sz w:val="28"/>
-                <w:szCs w:val="28"/>
-              </w:rPr>
-            </w:pPr>
-          </w:p>
-        </w:tc>
-        <w:tc>
-          <w:tcPr>
-            <w:tcW w:w="1503" w:type="dxa"/>
-          </w:tcPr>
-          <w:p>
-            <w:pPr>
-              <w:rPr>
-                <w:rFonts w:cstheme="minorHAnsi"/>
-                <w:sz w:val="28"/>
-                <w:szCs w:val="28"/>
-              </w:rPr>
-            </w:pPr>
+            <w:tcW w:w="2107" w:type="dxa"/>
+          </w:tcPr>
+          <w:p>
+            <w:pPr>
+              <w:rPr>
+                <w:rFonts w:cstheme="minorHAnsi"/>
+                <w:sz w:val="28"/>
+                <w:szCs w:val="28"/>
+              </w:rPr>
+            </w:pPr>
+            <w:r>
+              <w:rPr>
+                <w:rFonts w:cstheme="minorHAnsi"/>
+                <w:sz w:val="28"/>
+                <w:szCs w:val="28"/>
+              </w:rPr>
+              <w:t xml:space="preserve">OrderProductsId </w:t>
+            </w:r>
+          </w:p>
+        </w:tc>
+        <w:tc>
+          <w:tcPr>
+            <w:tcW w:w="1082" w:type="dxa"/>
+          </w:tcPr>
+          <w:p>
+            <w:pPr>
+              <w:rPr>
+                <w:rFonts w:cstheme="minorHAnsi"/>
+                <w:sz w:val="28"/>
+                <w:szCs w:val="28"/>
+              </w:rPr>
+            </w:pPr>
+            <w:r>
+              <w:rPr>
+                <w:rFonts w:cstheme="minorHAnsi"/>
+                <w:sz w:val="28"/>
+                <w:szCs w:val="28"/>
+              </w:rPr>
+              <w:t xml:space="preserve">Integer </w:t>
+            </w:r>
+          </w:p>
+        </w:tc>
+        <w:tc>
+          <w:tcPr>
+            <w:tcW w:w="1275" w:type="dxa"/>
+          </w:tcPr>
+          <w:p>
+            <w:pPr>
+              <w:rPr>
+                <w:rFonts w:cstheme="minorHAnsi"/>
+                <w:sz w:val="28"/>
+                <w:szCs w:val="28"/>
+              </w:rPr>
+            </w:pPr>
+            <w:r>
+              <w:rPr>
+                <w:rFonts w:cstheme="minorHAnsi"/>
+                <w:sz w:val="28"/>
+                <w:szCs w:val="28"/>
+              </w:rPr>
+              <w:t xml:space="preserve">Yes </w:t>
+            </w:r>
+          </w:p>
+        </w:tc>
+        <w:tc>
+          <w:tcPr>
+            <w:tcW w:w="1097" w:type="dxa"/>
+          </w:tcPr>
+          <w:p>
+            <w:pPr>
+              <w:rPr>
+                <w:rFonts w:cstheme="minorHAnsi"/>
+                <w:sz w:val="28"/>
+                <w:szCs w:val="28"/>
+              </w:rPr>
+            </w:pPr>
+          </w:p>
+        </w:tc>
+        <w:tc>
+          <w:tcPr>
+            <w:tcW w:w="1385" w:type="dxa"/>
+          </w:tcPr>
+          <w:p>
+            <w:pPr>
+              <w:rPr>
+                <w:rFonts w:cstheme="minorHAnsi"/>
+                <w:sz w:val="28"/>
+                <w:szCs w:val="28"/>
+              </w:rPr>
+            </w:pPr>
+          </w:p>
+        </w:tc>
+        <w:tc>
+          <w:tcPr>
+            <w:tcW w:w="2070" w:type="dxa"/>
+          </w:tcPr>
+          <w:p>
+            <w:pPr>
+              <w:rPr>
+                <w:rFonts w:cstheme="minorHAnsi"/>
+                <w:sz w:val="28"/>
+                <w:szCs w:val="28"/>
+              </w:rPr>
+            </w:pPr>
+            <w:r>
+              <w:rPr>
+                <w:rFonts w:cstheme="minorHAnsi"/>
+                <w:sz w:val="28"/>
+                <w:szCs w:val="28"/>
+              </w:rPr>
+              <w:t xml:space="preserve">Primary </w:t>
+            </w:r>
           </w:p>
         </w:tc>
       </w:tr>
       <w:tr>
         <w:tc>
           <w:tcPr>
-            <w:tcW w:w="1502" w:type="dxa"/>
-          </w:tcPr>
-          <w:p>
-            <w:pPr>
-              <w:rPr>
-                <w:rFonts w:cstheme="minorHAnsi"/>
-                <w:sz w:val="28"/>
-                <w:szCs w:val="28"/>
-              </w:rPr>
-            </w:pPr>
-          </w:p>
-        </w:tc>
-        <w:tc>
-          <w:tcPr>
-            <w:tcW w:w="1502" w:type="dxa"/>
-          </w:tcPr>
-          <w:p>
-            <w:pPr>
-              <w:rPr>
-                <w:rFonts w:cstheme="minorHAnsi"/>
-                <w:sz w:val="28"/>
-                <w:szCs w:val="28"/>
-              </w:rPr>
-            </w:pPr>
-          </w:p>
-        </w:tc>
-        <w:tc>
-          <w:tcPr>
-            <w:tcW w:w="1503" w:type="dxa"/>
-          </w:tcPr>
-          <w:p>
-            <w:pPr>
-              <w:rPr>
-                <w:rFonts w:cstheme="minorHAnsi"/>
-                <w:sz w:val="28"/>
-                <w:szCs w:val="28"/>
-              </w:rPr>
-            </w:pPr>
-          </w:p>
-        </w:tc>
-        <w:tc>
-          <w:tcPr>
-            <w:tcW w:w="1503" w:type="dxa"/>
-          </w:tcPr>
-          <w:p>
-            <w:pPr>
-              <w:rPr>
-                <w:rFonts w:cstheme="minorHAnsi"/>
-                <w:sz w:val="28"/>
-                <w:szCs w:val="28"/>
-              </w:rPr>
-            </w:pPr>
-          </w:p>
-        </w:tc>
-        <w:tc>
-          <w:tcPr>
-            <w:tcW w:w="1503" w:type="dxa"/>
-          </w:tcPr>
-          <w:p>
-            <w:pPr>
-              <w:rPr>
-                <w:rFonts w:cstheme="minorHAnsi"/>
-                <w:sz w:val="28"/>
-                <w:szCs w:val="28"/>
-              </w:rPr>
-            </w:pPr>
-          </w:p>
-        </w:tc>
-        <w:tc>
-          <w:tcPr>
-            <w:tcW w:w="1503" w:type="dxa"/>
-          </w:tcPr>
-          <w:p>
-            <w:pPr>
-              <w:rPr>
-                <w:rFonts w:cstheme="minorHAnsi"/>
-                <w:sz w:val="28"/>
-                <w:szCs w:val="28"/>
-              </w:rPr>
-            </w:pPr>
+            <w:tcW w:w="2107" w:type="dxa"/>
+          </w:tcPr>
+          <w:p>
+            <w:pPr>
+              <w:rPr>
+                <w:rFonts w:cstheme="minorHAnsi"/>
+                <w:sz w:val="28"/>
+                <w:szCs w:val="28"/>
+              </w:rPr>
+            </w:pPr>
+            <w:r>
+              <w:rPr>
+                <w:rFonts w:cstheme="minorHAnsi"/>
+                <w:sz w:val="28"/>
+                <w:szCs w:val="28"/>
+              </w:rPr>
+              <w:t xml:space="preserve">OrderId </w:t>
+            </w:r>
+          </w:p>
+        </w:tc>
+        <w:tc>
+          <w:tcPr>
+            <w:tcW w:w="1082" w:type="dxa"/>
+          </w:tcPr>
+          <w:p>
+            <w:pPr>
+              <w:rPr>
+                <w:rFonts w:cstheme="minorHAnsi"/>
+                <w:sz w:val="28"/>
+                <w:szCs w:val="28"/>
+              </w:rPr>
+            </w:pPr>
+            <w:r>
+              <w:rPr>
+                <w:rFonts w:cstheme="minorHAnsi"/>
+                <w:sz w:val="28"/>
+                <w:szCs w:val="28"/>
+              </w:rPr>
+              <w:t xml:space="preserve">Integer </w:t>
+            </w:r>
+          </w:p>
+        </w:tc>
+        <w:tc>
+          <w:tcPr>
+            <w:tcW w:w="1275" w:type="dxa"/>
+          </w:tcPr>
+          <w:p>
+            <w:pPr>
+              <w:rPr>
+                <w:rFonts w:cstheme="minorHAnsi"/>
+                <w:sz w:val="28"/>
+                <w:szCs w:val="28"/>
+              </w:rPr>
+            </w:pPr>
+            <w:r>
+              <w:rPr>
+                <w:rFonts w:cstheme="minorHAnsi"/>
+                <w:sz w:val="28"/>
+                <w:szCs w:val="28"/>
+              </w:rPr>
+              <w:t xml:space="preserve">Yes </w:t>
+            </w:r>
+          </w:p>
+        </w:tc>
+        <w:tc>
+          <w:tcPr>
+            <w:tcW w:w="1097" w:type="dxa"/>
+          </w:tcPr>
+          <w:p>
+            <w:pPr>
+              <w:rPr>
+                <w:rFonts w:cstheme="minorHAnsi"/>
+                <w:sz w:val="28"/>
+                <w:szCs w:val="28"/>
+              </w:rPr>
+            </w:pPr>
+          </w:p>
+        </w:tc>
+        <w:tc>
+          <w:tcPr>
+            <w:tcW w:w="1385" w:type="dxa"/>
+          </w:tcPr>
+          <w:p>
+            <w:pPr>
+              <w:rPr>
+                <w:rFonts w:cstheme="minorHAnsi"/>
+                <w:sz w:val="28"/>
+                <w:szCs w:val="28"/>
+              </w:rPr>
+            </w:pPr>
+          </w:p>
+        </w:tc>
+        <w:tc>
+          <w:tcPr>
+            <w:tcW w:w="2070" w:type="dxa"/>
+          </w:tcPr>
+          <w:p>
+            <w:pPr>
+              <w:rPr>
+                <w:rFonts w:cstheme="minorHAnsi"/>
+                <w:sz w:val="28"/>
+                <w:szCs w:val="28"/>
+              </w:rPr>
+            </w:pPr>
+            <w:r>
+              <w:rPr>
+                <w:rFonts w:cstheme="minorHAnsi"/>
+                <w:sz w:val="28"/>
+                <w:szCs w:val="28"/>
+              </w:rPr>
+              <w:t xml:space="preserve">Foreign </w:t>
+            </w:r>
           </w:p>
         </w:tc>
       </w:tr>
       <w:tr>
         <w:tc>
           <w:tcPr>
-            <w:tcW w:w="1502" w:type="dxa"/>
-          </w:tcPr>
-          <w:p>
-            <w:pPr>
-              <w:rPr>
-                <w:rFonts w:cstheme="minorHAnsi"/>
-                <w:sz w:val="28"/>
-                <w:szCs w:val="28"/>
-              </w:rPr>
-            </w:pPr>
-          </w:p>
-        </w:tc>
-        <w:tc>
-          <w:tcPr>
-            <w:tcW w:w="1502" w:type="dxa"/>
-          </w:tcPr>
-          <w:p>
-            <w:pPr>
-              <w:rPr>
-                <w:rFonts w:cstheme="minorHAnsi"/>
-                <w:sz w:val="28"/>
-                <w:szCs w:val="28"/>
-              </w:rPr>
-            </w:pPr>
-          </w:p>
-        </w:tc>
-        <w:tc>
-          <w:tcPr>
-            <w:tcW w:w="1503" w:type="dxa"/>
-          </w:tcPr>
-          <w:p>
-            <w:pPr>
-              <w:rPr>
-                <w:rFonts w:cstheme="minorHAnsi"/>
-                <w:sz w:val="28"/>
-                <w:szCs w:val="28"/>
-              </w:rPr>
-            </w:pPr>
-          </w:p>
-        </w:tc>
-        <w:tc>
-          <w:tcPr>
-            <w:tcW w:w="1503" w:type="dxa"/>
-          </w:tcPr>
-          <w:p>
-            <w:pPr>
-              <w:rPr>
-                <w:rFonts w:cstheme="minorHAnsi"/>
-                <w:sz w:val="28"/>
-                <w:szCs w:val="28"/>
-              </w:rPr>
-            </w:pPr>
-          </w:p>
-        </w:tc>
-        <w:tc>
-          <w:tcPr>
-            <w:tcW w:w="1503" w:type="dxa"/>
-          </w:tcPr>
-          <w:p>
-            <w:pPr>
-              <w:rPr>
-                <w:rFonts w:cstheme="minorHAnsi"/>
-                <w:sz w:val="28"/>
-                <w:szCs w:val="28"/>
-              </w:rPr>
-            </w:pPr>
-          </w:p>
-        </w:tc>
-        <w:tc>
-          <w:tcPr>
-            <w:tcW w:w="1503" w:type="dxa"/>
+            <w:tcW w:w="2107" w:type="dxa"/>
+          </w:tcPr>
+          <w:p>
+            <w:pPr>
+              <w:rPr>
+                <w:rFonts w:cstheme="minorHAnsi"/>
+                <w:sz w:val="28"/>
+                <w:szCs w:val="28"/>
+              </w:rPr>
+            </w:pPr>
+            <w:r>
+              <w:rPr>
+                <w:rFonts w:cstheme="minorHAnsi"/>
+                <w:sz w:val="28"/>
+                <w:szCs w:val="28"/>
+              </w:rPr>
+              <w:t xml:space="preserve">ProductId </w:t>
+            </w:r>
+          </w:p>
+        </w:tc>
+        <w:tc>
+          <w:tcPr>
+            <w:tcW w:w="1082" w:type="dxa"/>
+          </w:tcPr>
+          <w:p>
+            <w:pPr>
+              <w:rPr>
+                <w:rFonts w:cstheme="minorHAnsi"/>
+                <w:sz w:val="28"/>
+                <w:szCs w:val="28"/>
+              </w:rPr>
+            </w:pPr>
+            <w:r>
+              <w:rPr>
+                <w:rFonts w:cstheme="minorHAnsi"/>
+                <w:sz w:val="28"/>
+                <w:szCs w:val="28"/>
+              </w:rPr>
+              <w:t xml:space="preserve">Integer </w:t>
+            </w:r>
+          </w:p>
+        </w:tc>
+        <w:tc>
+          <w:tcPr>
+            <w:tcW w:w="1275" w:type="dxa"/>
+          </w:tcPr>
+          <w:p>
+            <w:pPr>
+              <w:rPr>
+                <w:rFonts w:cstheme="minorHAnsi"/>
+                <w:sz w:val="28"/>
+                <w:szCs w:val="28"/>
+              </w:rPr>
+            </w:pPr>
+            <w:r>
+              <w:rPr>
+                <w:rFonts w:cstheme="minorHAnsi"/>
+                <w:sz w:val="28"/>
+                <w:szCs w:val="28"/>
+              </w:rPr>
+              <w:t xml:space="preserve">Yes </w:t>
+            </w:r>
+          </w:p>
+        </w:tc>
+        <w:tc>
+          <w:tcPr>
+            <w:tcW w:w="1097" w:type="dxa"/>
+          </w:tcPr>
+          <w:p>
+            <w:pPr>
+              <w:rPr>
+                <w:rFonts w:cstheme="minorHAnsi"/>
+                <w:sz w:val="28"/>
+                <w:szCs w:val="28"/>
+              </w:rPr>
+            </w:pPr>
+          </w:p>
+        </w:tc>
+        <w:tc>
+          <w:tcPr>
+            <w:tcW w:w="1385" w:type="dxa"/>
+          </w:tcPr>
+          <w:p>
+            <w:pPr>
+              <w:rPr>
+                <w:rFonts w:cstheme="minorHAnsi"/>
+                <w:sz w:val="28"/>
+                <w:szCs w:val="28"/>
+              </w:rPr>
+            </w:pPr>
+          </w:p>
+        </w:tc>
+        <w:tc>
+          <w:tcPr>
+            <w:tcW w:w="2070" w:type="dxa"/>
+          </w:tcPr>
+          <w:p>
+            <w:pPr>
+              <w:rPr>
+                <w:rFonts w:cstheme="minorHAnsi"/>
+                <w:sz w:val="28"/>
+                <w:szCs w:val="28"/>
+              </w:rPr>
+            </w:pPr>
+            <w:r>
+              <w:rPr>
+                <w:rFonts w:cstheme="minorHAnsi"/>
+                <w:sz w:val="28"/>
+                <w:szCs w:val="28"/>
+              </w:rPr>
+              <w:t xml:space="preserve">Foreign </w:t>
+            </w:r>
+          </w:p>
+        </w:tc>
+      </w:tr>
+      <w:tr>
+        <w:tc>
+          <w:tcPr>
+            <w:tcW w:w="2107" w:type="dxa"/>
+          </w:tcPr>
+          <w:p>
+            <w:pPr>
+              <w:rPr>
+                <w:rFonts w:cstheme="minorHAnsi"/>
+                <w:sz w:val="28"/>
+                <w:szCs w:val="28"/>
+              </w:rPr>
+            </w:pPr>
+            <w:r>
+              <w:rPr>
+                <w:rFonts w:cstheme="minorHAnsi"/>
+                <w:sz w:val="28"/>
+                <w:szCs w:val="28"/>
+              </w:rPr>
+              <w:t xml:space="preserve">Quantity </w:t>
+            </w:r>
+          </w:p>
+        </w:tc>
+        <w:tc>
+          <w:tcPr>
+            <w:tcW w:w="1082" w:type="dxa"/>
+          </w:tcPr>
+          <w:p>
+            <w:pPr>
+              <w:rPr>
+                <w:rFonts w:cstheme="minorHAnsi"/>
+                <w:sz w:val="28"/>
+                <w:szCs w:val="28"/>
+              </w:rPr>
+            </w:pPr>
+            <w:r>
+              <w:rPr>
+                <w:rFonts w:cstheme="minorHAnsi"/>
+                <w:sz w:val="28"/>
+                <w:szCs w:val="28"/>
+              </w:rPr>
+              <w:t xml:space="preserve">Integer </w:t>
+            </w:r>
+          </w:p>
+        </w:tc>
+        <w:tc>
+          <w:tcPr>
+            <w:tcW w:w="1275" w:type="dxa"/>
+          </w:tcPr>
+          <w:p>
+            <w:pPr>
+              <w:rPr>
+                <w:rFonts w:cstheme="minorHAnsi"/>
+                <w:sz w:val="28"/>
+                <w:szCs w:val="28"/>
+              </w:rPr>
+            </w:pPr>
+            <w:r>
+              <w:rPr>
+                <w:rFonts w:cstheme="minorHAnsi"/>
+                <w:sz w:val="28"/>
+                <w:szCs w:val="28"/>
+              </w:rPr>
+              <w:t>Yes</w:t>
+            </w:r>
+          </w:p>
+        </w:tc>
+        <w:tc>
+          <w:tcPr>
+            <w:tcW w:w="1097" w:type="dxa"/>
+          </w:tcPr>
+          <w:p>
+            <w:pPr>
+              <w:rPr>
+                <w:rFonts w:cstheme="minorHAnsi"/>
+                <w:sz w:val="28"/>
+                <w:szCs w:val="28"/>
+              </w:rPr>
+            </w:pPr>
+          </w:p>
+        </w:tc>
+        <w:tc>
+          <w:tcPr>
+            <w:tcW w:w="1385" w:type="dxa"/>
+          </w:tcPr>
+          <w:p>
+            <w:pPr>
+              <w:rPr>
+                <w:rFonts w:cstheme="minorHAnsi"/>
+                <w:sz w:val="28"/>
+                <w:szCs w:val="28"/>
+              </w:rPr>
+            </w:pPr>
+          </w:p>
+        </w:tc>
+        <w:tc>
+          <w:tcPr>
+            <w:tcW w:w="2070" w:type="dxa"/>
+          </w:tcPr>
+          <w:p>
+            <w:pPr>
+              <w:rPr>
+                <w:rFonts w:cstheme="minorHAnsi"/>
+                <w:sz w:val="28"/>
+                <w:szCs w:val="28"/>
+              </w:rPr>
+            </w:pPr>
+          </w:p>
+        </w:tc>
+      </w:tr>
+      <w:tr>
+        <w:tc>
+          <w:tcPr>
+            <w:tcW w:w="2107" w:type="dxa"/>
+          </w:tcPr>
+          <w:p>
+            <w:pPr>
+              <w:rPr>
+                <w:rFonts w:cstheme="minorHAnsi"/>
+                <w:sz w:val="28"/>
+                <w:szCs w:val="28"/>
+              </w:rPr>
+            </w:pPr>
+            <w:r>
+              <w:rPr>
+                <w:rFonts w:cstheme="minorHAnsi"/>
+                <w:sz w:val="28"/>
+                <w:szCs w:val="28"/>
+              </w:rPr>
+              <w:t xml:space="preserve">Order </w:t>
+            </w:r>
+          </w:p>
+        </w:tc>
+        <w:tc>
+          <w:tcPr>
+            <w:tcW w:w="1082" w:type="dxa"/>
+          </w:tcPr>
+          <w:p>
+            <w:pPr>
+              <w:rPr>
+                <w:rFonts w:cstheme="minorHAnsi"/>
+                <w:sz w:val="28"/>
+                <w:szCs w:val="28"/>
+              </w:rPr>
+            </w:pPr>
+            <w:r>
+              <w:rPr>
+                <w:rFonts w:cstheme="minorHAnsi"/>
+                <w:sz w:val="28"/>
+                <w:szCs w:val="28"/>
+              </w:rPr>
+              <w:t xml:space="preserve">Order </w:t>
+            </w:r>
+          </w:p>
+        </w:tc>
+        <w:tc>
+          <w:tcPr>
+            <w:tcW w:w="1275" w:type="dxa"/>
+          </w:tcPr>
+          <w:p>
+            <w:pPr>
+              <w:rPr>
+                <w:rFonts w:cstheme="minorHAnsi"/>
+                <w:sz w:val="28"/>
+                <w:szCs w:val="28"/>
+              </w:rPr>
+            </w:pPr>
+            <w:r>
+              <w:rPr>
+                <w:rFonts w:cstheme="minorHAnsi"/>
+                <w:sz w:val="28"/>
+                <w:szCs w:val="28"/>
+              </w:rPr>
+              <w:t>Yes</w:t>
+            </w:r>
+          </w:p>
+        </w:tc>
+        <w:tc>
+          <w:tcPr>
+            <w:tcW w:w="1097" w:type="dxa"/>
+          </w:tcPr>
+          <w:p>
+            <w:pPr>
+              <w:rPr>
+                <w:rFonts w:cstheme="minorHAnsi"/>
+                <w:sz w:val="28"/>
+                <w:szCs w:val="28"/>
+              </w:rPr>
+            </w:pPr>
+          </w:p>
+        </w:tc>
+        <w:tc>
+          <w:tcPr>
+            <w:tcW w:w="1385" w:type="dxa"/>
+          </w:tcPr>
+          <w:p>
+            <w:pPr>
+              <w:rPr>
+                <w:rFonts w:cstheme="minorHAnsi"/>
+                <w:sz w:val="28"/>
+                <w:szCs w:val="28"/>
+              </w:rPr>
+            </w:pPr>
+          </w:p>
+        </w:tc>
+        <w:tc>
+          <w:tcPr>
+            <w:tcW w:w="2070" w:type="dxa"/>
+          </w:tcPr>
+          <w:p>
+            <w:pPr>
+              <w:rPr>
+                <w:rFonts w:cstheme="minorHAnsi"/>
+                <w:sz w:val="28"/>
+                <w:szCs w:val="28"/>
+              </w:rPr>
+            </w:pPr>
+          </w:p>
+        </w:tc>
+      </w:tr>
+      <w:tr>
+        <w:tc>
+          <w:tcPr>
+            <w:tcW w:w="2107" w:type="dxa"/>
+          </w:tcPr>
+          <w:p>
+            <w:pPr>
+              <w:rPr>
+                <w:rFonts w:cstheme="minorHAnsi"/>
+                <w:sz w:val="28"/>
+                <w:szCs w:val="28"/>
+              </w:rPr>
+            </w:pPr>
+            <w:r>
+              <w:rPr>
+                <w:rFonts w:cstheme="minorHAnsi"/>
+                <w:sz w:val="28"/>
+                <w:szCs w:val="28"/>
+              </w:rPr>
+              <w:t>Product</w:t>
+            </w:r>
+          </w:p>
+        </w:tc>
+        <w:tc>
+          <w:tcPr>
+            <w:tcW w:w="1082" w:type="dxa"/>
+          </w:tcPr>
+          <w:p>
+            <w:pPr>
+              <w:rPr>
+                <w:rFonts w:cstheme="minorHAnsi"/>
+                <w:sz w:val="28"/>
+                <w:szCs w:val="28"/>
+              </w:rPr>
+            </w:pPr>
+            <w:r>
+              <w:rPr>
+                <w:rFonts w:cstheme="minorHAnsi"/>
+                <w:sz w:val="28"/>
+                <w:szCs w:val="28"/>
+              </w:rPr>
+              <w:t xml:space="preserve">Product </w:t>
+            </w:r>
+          </w:p>
+        </w:tc>
+        <w:tc>
+          <w:tcPr>
+            <w:tcW w:w="1275" w:type="dxa"/>
+          </w:tcPr>
+          <w:p>
+            <w:pPr>
+              <w:rPr>
+                <w:rFonts w:cstheme="minorHAnsi"/>
+                <w:sz w:val="28"/>
+                <w:szCs w:val="28"/>
+              </w:rPr>
+            </w:pPr>
+            <w:r>
+              <w:rPr>
+                <w:rFonts w:cstheme="minorHAnsi"/>
+                <w:sz w:val="28"/>
+                <w:szCs w:val="28"/>
+              </w:rPr>
+              <w:t>Yes</w:t>
+            </w:r>
+          </w:p>
+        </w:tc>
+        <w:tc>
+          <w:tcPr>
+            <w:tcW w:w="1097" w:type="dxa"/>
+          </w:tcPr>
+          <w:p>
+            <w:pPr>
+              <w:rPr>
+                <w:rFonts w:cstheme="minorHAnsi"/>
+                <w:sz w:val="28"/>
+                <w:szCs w:val="28"/>
+              </w:rPr>
+            </w:pPr>
+          </w:p>
+        </w:tc>
+        <w:tc>
+          <w:tcPr>
+            <w:tcW w:w="1385" w:type="dxa"/>
+          </w:tcPr>
+          <w:p>
+            <w:pPr>
+              <w:rPr>
+                <w:rFonts w:cstheme="minorHAnsi"/>
+                <w:sz w:val="28"/>
+                <w:szCs w:val="28"/>
+              </w:rPr>
+            </w:pPr>
+          </w:p>
+        </w:tc>
+        <w:tc>
+          <w:tcPr>
+            <w:tcW w:w="2070" w:type="dxa"/>
+          </w:tcPr>
+          <w:p>
+            <w:pPr>
+              <w:rPr>
+                <w:rFonts w:cstheme="minorHAnsi"/>
+                <w:sz w:val="28"/>
+                <w:szCs w:val="28"/>
+              </w:rPr>
+            </w:pPr>
+          </w:p>
+        </w:tc>
+      </w:tr>
+    </w:tbl>
+    <w:p>
+      <w:pPr>
+        <w:rPr>
+          <w:rFonts w:cstheme="minorHAnsi"/>
+          <w:sz w:val="28"/>
+          <w:szCs w:val="28"/>
+        </w:rPr>
+      </w:pPr>
+    </w:p>
+    <w:p>
+      <w:pPr>
+        <w:rPr>
+          <w:rFonts w:cstheme="minorHAnsi"/>
+          <w:sz w:val="28"/>
+          <w:szCs w:val="28"/>
+        </w:rPr>
+      </w:pPr>
+      <w:r>
+        <w:rPr>
+          <w:rFonts w:cstheme="minorHAnsi"/>
+          <w:sz w:val="28"/>
+          <w:szCs w:val="28"/>
+        </w:rPr>
+        <w:t>Producer</w:t>
+      </w:r>
+    </w:p>
+    <w:tbl>
+      <w:tblPr>
+        <w:tblStyle w:val="TableGrid"/>
+        <w:tblW w:w="9351" w:type="dxa"/>
+        <w:tblLook w:val="04A0" w:firstRow="1" w:lastRow="0" w:firstColumn="1" w:lastColumn="0" w:noHBand="0" w:noVBand="1"/>
+      </w:tblPr>
+      <w:tblGrid>
+        <w:gridCol w:w="2058"/>
+        <w:gridCol w:w="1423"/>
+        <w:gridCol w:w="1250"/>
+        <w:gridCol w:w="1053"/>
+        <w:gridCol w:w="1372"/>
+        <w:gridCol w:w="2195"/>
+      </w:tblGrid>
+      <w:tr>
+        <w:tc>
+          <w:tcPr>
+            <w:tcW w:w="2009" w:type="dxa"/>
+          </w:tcPr>
+          <w:p>
+            <w:pPr>
+              <w:rPr>
+                <w:rFonts w:cstheme="minorHAnsi"/>
+                <w:sz w:val="28"/>
+                <w:szCs w:val="28"/>
+              </w:rPr>
+            </w:pPr>
+            <w:r>
+              <w:rPr>
+                <w:rFonts w:cstheme="minorHAnsi"/>
+                <w:sz w:val="28"/>
+                <w:szCs w:val="28"/>
+              </w:rPr>
+              <w:t>Colum</w:t>
+            </w:r>
+          </w:p>
+        </w:tc>
+        <w:tc>
+          <w:tcPr>
+            <w:tcW w:w="1391" w:type="dxa"/>
+          </w:tcPr>
+          <w:p>
+            <w:pPr>
+              <w:rPr>
+                <w:rFonts w:cstheme="minorHAnsi"/>
+                <w:sz w:val="28"/>
+                <w:szCs w:val="28"/>
+              </w:rPr>
+            </w:pPr>
+            <w:r>
+              <w:rPr>
+                <w:rFonts w:cstheme="minorHAnsi"/>
+                <w:sz w:val="28"/>
+                <w:szCs w:val="28"/>
+              </w:rPr>
+              <w:t>Type</w:t>
+            </w:r>
+          </w:p>
+        </w:tc>
+        <w:tc>
+          <w:tcPr>
+            <w:tcW w:w="1223" w:type="dxa"/>
+          </w:tcPr>
+          <w:p>
+            <w:pPr>
+              <w:rPr>
+                <w:rFonts w:cstheme="minorHAnsi"/>
+                <w:sz w:val="28"/>
+                <w:szCs w:val="28"/>
+              </w:rPr>
+            </w:pPr>
+            <w:r>
+              <w:rPr>
+                <w:rFonts w:cstheme="minorHAnsi"/>
+                <w:sz w:val="28"/>
+                <w:szCs w:val="28"/>
+              </w:rPr>
+              <w:t xml:space="preserve">Required </w:t>
+            </w:r>
+          </w:p>
+        </w:tc>
+        <w:tc>
+          <w:tcPr>
+            <w:tcW w:w="1031" w:type="dxa"/>
+          </w:tcPr>
+          <w:p>
+            <w:pPr>
+              <w:rPr>
+                <w:rFonts w:cstheme="minorHAnsi"/>
+                <w:sz w:val="28"/>
+                <w:szCs w:val="28"/>
+              </w:rPr>
+            </w:pPr>
+            <w:r>
+              <w:rPr>
+                <w:rFonts w:cstheme="minorHAnsi"/>
+                <w:sz w:val="28"/>
+                <w:szCs w:val="28"/>
+              </w:rPr>
+              <w:t>Default</w:t>
+            </w:r>
+          </w:p>
+        </w:tc>
+        <w:tc>
+          <w:tcPr>
+            <w:tcW w:w="1341" w:type="dxa"/>
+          </w:tcPr>
+          <w:p>
+            <w:pPr>
+              <w:rPr>
+                <w:rFonts w:cstheme="minorHAnsi"/>
+                <w:sz w:val="28"/>
+                <w:szCs w:val="28"/>
+              </w:rPr>
+            </w:pPr>
+            <w:r>
+              <w:rPr>
+                <w:rFonts w:cstheme="minorHAnsi"/>
+                <w:sz w:val="28"/>
+                <w:szCs w:val="28"/>
+              </w:rPr>
+              <w:t xml:space="preserve">Validation </w:t>
+            </w:r>
+          </w:p>
+        </w:tc>
+        <w:tc>
+          <w:tcPr>
+            <w:tcW w:w="2356" w:type="dxa"/>
+          </w:tcPr>
+          <w:p>
+            <w:pPr>
+              <w:rPr>
+                <w:rFonts w:cstheme="minorHAnsi"/>
+                <w:sz w:val="28"/>
+                <w:szCs w:val="28"/>
+              </w:rPr>
+            </w:pPr>
+            <w:r>
+              <w:rPr>
+                <w:rFonts w:cstheme="minorHAnsi"/>
+                <w:sz w:val="28"/>
+                <w:szCs w:val="28"/>
+              </w:rPr>
+              <w:t>Primary/Foreign</w:t>
+            </w:r>
+          </w:p>
+        </w:tc>
+      </w:tr>
+      <w:tr>
+        <w:tc>
+          <w:tcPr>
+            <w:tcW w:w="2009" w:type="dxa"/>
+          </w:tcPr>
+          <w:p>
+            <w:pPr>
+              <w:rPr>
+                <w:rFonts w:cstheme="minorHAnsi"/>
+                <w:sz w:val="28"/>
+                <w:szCs w:val="28"/>
+              </w:rPr>
+            </w:pPr>
+            <w:r>
+              <w:rPr>
+                <w:rFonts w:cstheme="minorHAnsi"/>
+                <w:sz w:val="28"/>
+                <w:szCs w:val="28"/>
+              </w:rPr>
+              <w:t>Producer Id</w:t>
+            </w:r>
+          </w:p>
+        </w:tc>
+        <w:tc>
+          <w:tcPr>
+            <w:tcW w:w="1391" w:type="dxa"/>
+          </w:tcPr>
+          <w:p>
+            <w:pPr>
+              <w:rPr>
+                <w:rFonts w:cstheme="minorHAnsi"/>
+                <w:sz w:val="28"/>
+                <w:szCs w:val="28"/>
+              </w:rPr>
+            </w:pPr>
+            <w:r>
+              <w:rPr>
+                <w:rFonts w:cstheme="minorHAnsi"/>
+                <w:sz w:val="28"/>
+                <w:szCs w:val="28"/>
+              </w:rPr>
+              <w:t xml:space="preserve">Integer </w:t>
+            </w:r>
+          </w:p>
+        </w:tc>
+        <w:tc>
+          <w:tcPr>
+            <w:tcW w:w="1223" w:type="dxa"/>
+          </w:tcPr>
+          <w:p>
+            <w:pPr>
+              <w:rPr>
+                <w:rFonts w:cstheme="minorHAnsi"/>
+                <w:sz w:val="28"/>
+                <w:szCs w:val="28"/>
+              </w:rPr>
+            </w:pPr>
+            <w:r>
+              <w:rPr>
+                <w:rFonts w:cstheme="minorHAnsi"/>
+                <w:sz w:val="28"/>
+                <w:szCs w:val="28"/>
+              </w:rPr>
+              <w:t xml:space="preserve">Yes </w:t>
+            </w:r>
+          </w:p>
+        </w:tc>
+        <w:tc>
+          <w:tcPr>
+            <w:tcW w:w="1031" w:type="dxa"/>
+          </w:tcPr>
+          <w:p>
+            <w:pPr>
+              <w:rPr>
+                <w:rFonts w:cstheme="minorHAnsi"/>
+                <w:sz w:val="28"/>
+                <w:szCs w:val="28"/>
+              </w:rPr>
+            </w:pPr>
+          </w:p>
+        </w:tc>
+        <w:tc>
+          <w:tcPr>
+            <w:tcW w:w="1341" w:type="dxa"/>
+          </w:tcPr>
+          <w:p>
+            <w:pPr>
+              <w:rPr>
+                <w:rFonts w:cstheme="minorHAnsi"/>
+                <w:sz w:val="28"/>
+                <w:szCs w:val="28"/>
+              </w:rPr>
+            </w:pPr>
+          </w:p>
+        </w:tc>
+        <w:tc>
+          <w:tcPr>
+            <w:tcW w:w="2356" w:type="dxa"/>
+          </w:tcPr>
+          <w:p>
+            <w:pPr>
+              <w:rPr>
+                <w:rFonts w:cstheme="minorHAnsi"/>
+                <w:sz w:val="28"/>
+                <w:szCs w:val="28"/>
+              </w:rPr>
+            </w:pPr>
+            <w:r>
+              <w:rPr>
+                <w:rFonts w:cstheme="minorHAnsi"/>
+                <w:sz w:val="28"/>
+                <w:szCs w:val="28"/>
+              </w:rPr>
+              <w:t xml:space="preserve">Primary </w:t>
+            </w:r>
+          </w:p>
+        </w:tc>
+      </w:tr>
+      <w:tr>
+        <w:tc>
+          <w:tcPr>
+            <w:tcW w:w="2009" w:type="dxa"/>
+          </w:tcPr>
+          <w:p>
+            <w:pPr>
+              <w:rPr>
+                <w:rFonts w:cstheme="minorHAnsi"/>
+                <w:sz w:val="28"/>
+                <w:szCs w:val="28"/>
+              </w:rPr>
+            </w:pPr>
+            <w:r>
+              <w:rPr>
+                <w:rFonts w:cstheme="minorHAnsi"/>
+                <w:sz w:val="28"/>
+                <w:szCs w:val="28"/>
+              </w:rPr>
+              <w:t xml:space="preserve">Producer Name </w:t>
+            </w:r>
+          </w:p>
+        </w:tc>
+        <w:tc>
+          <w:tcPr>
+            <w:tcW w:w="1391" w:type="dxa"/>
+          </w:tcPr>
+          <w:p>
+            <w:pPr>
+              <w:rPr>
+                <w:rFonts w:cstheme="minorHAnsi"/>
+                <w:sz w:val="28"/>
+                <w:szCs w:val="28"/>
+              </w:rPr>
+            </w:pPr>
+            <w:r>
+              <w:rPr>
+                <w:rFonts w:cstheme="minorHAnsi"/>
+                <w:sz w:val="28"/>
+                <w:szCs w:val="28"/>
+              </w:rPr>
+              <w:t xml:space="preserve">String </w:t>
+            </w:r>
+          </w:p>
+        </w:tc>
+        <w:tc>
+          <w:tcPr>
+            <w:tcW w:w="1223" w:type="dxa"/>
+          </w:tcPr>
+          <w:p>
+            <w:pPr>
+              <w:rPr>
+                <w:rFonts w:cstheme="minorHAnsi"/>
+                <w:sz w:val="28"/>
+                <w:szCs w:val="28"/>
+              </w:rPr>
+            </w:pPr>
+            <w:r>
+              <w:rPr>
+                <w:rFonts w:cstheme="minorHAnsi"/>
+                <w:sz w:val="28"/>
+                <w:szCs w:val="28"/>
+              </w:rPr>
+              <w:t xml:space="preserve">Yes </w:t>
+            </w:r>
+          </w:p>
+        </w:tc>
+        <w:tc>
+          <w:tcPr>
+            <w:tcW w:w="1031" w:type="dxa"/>
+          </w:tcPr>
+          <w:p>
+            <w:pPr>
+              <w:rPr>
+                <w:rFonts w:cstheme="minorHAnsi"/>
+                <w:sz w:val="28"/>
+                <w:szCs w:val="28"/>
+              </w:rPr>
+            </w:pPr>
+          </w:p>
+        </w:tc>
+        <w:tc>
+          <w:tcPr>
+            <w:tcW w:w="1341" w:type="dxa"/>
+          </w:tcPr>
+          <w:p>
+            <w:pPr>
+              <w:rPr>
+                <w:rFonts w:cstheme="minorHAnsi"/>
+                <w:sz w:val="28"/>
+                <w:szCs w:val="28"/>
+              </w:rPr>
+            </w:pPr>
+          </w:p>
+        </w:tc>
+        <w:tc>
+          <w:tcPr>
+            <w:tcW w:w="2356" w:type="dxa"/>
+          </w:tcPr>
+          <w:p>
+            <w:pPr>
+              <w:rPr>
+                <w:rFonts w:cstheme="minorHAnsi"/>
+                <w:sz w:val="28"/>
+                <w:szCs w:val="28"/>
+              </w:rPr>
+            </w:pPr>
+          </w:p>
+        </w:tc>
+      </w:tr>
+      <w:tr>
+        <w:tc>
+          <w:tcPr>
+            <w:tcW w:w="2009" w:type="dxa"/>
+          </w:tcPr>
+          <w:p>
+            <w:pPr>
+              <w:rPr>
+                <w:rFonts w:cstheme="minorHAnsi"/>
+                <w:sz w:val="28"/>
+                <w:szCs w:val="28"/>
+              </w:rPr>
+            </w:pPr>
+            <w:r>
+              <w:rPr>
+                <w:rFonts w:cstheme="minorHAnsi"/>
+                <w:sz w:val="28"/>
+                <w:szCs w:val="28"/>
+              </w:rPr>
+              <w:t xml:space="preserve">Producer Bio </w:t>
+            </w:r>
+          </w:p>
+        </w:tc>
+        <w:tc>
+          <w:tcPr>
+            <w:tcW w:w="1391" w:type="dxa"/>
+          </w:tcPr>
+          <w:p>
+            <w:pPr>
+              <w:rPr>
+                <w:rFonts w:cstheme="minorHAnsi"/>
+                <w:sz w:val="28"/>
+                <w:szCs w:val="28"/>
+              </w:rPr>
+            </w:pPr>
+            <w:r>
+              <w:rPr>
+                <w:rFonts w:cstheme="minorHAnsi"/>
+                <w:sz w:val="28"/>
+                <w:szCs w:val="28"/>
+              </w:rPr>
+              <w:t xml:space="preserve">String </w:t>
+            </w:r>
+          </w:p>
+        </w:tc>
+        <w:tc>
+          <w:tcPr>
+            <w:tcW w:w="1223" w:type="dxa"/>
+          </w:tcPr>
+          <w:p>
+            <w:pPr>
+              <w:rPr>
+                <w:rFonts w:cstheme="minorHAnsi"/>
+                <w:sz w:val="28"/>
+                <w:szCs w:val="28"/>
+              </w:rPr>
+            </w:pPr>
+            <w:r>
+              <w:rPr>
+                <w:rFonts w:cstheme="minorHAnsi"/>
+                <w:sz w:val="28"/>
+                <w:szCs w:val="28"/>
+              </w:rPr>
+              <w:t xml:space="preserve">Yes </w:t>
+            </w:r>
+          </w:p>
+        </w:tc>
+        <w:tc>
+          <w:tcPr>
+            <w:tcW w:w="1031" w:type="dxa"/>
+          </w:tcPr>
+          <w:p>
+            <w:pPr>
+              <w:rPr>
+                <w:rFonts w:cstheme="minorHAnsi"/>
+                <w:sz w:val="28"/>
+                <w:szCs w:val="28"/>
+              </w:rPr>
+            </w:pPr>
+          </w:p>
+        </w:tc>
+        <w:tc>
+          <w:tcPr>
+            <w:tcW w:w="1341" w:type="dxa"/>
+          </w:tcPr>
+          <w:p>
+            <w:pPr>
+              <w:rPr>
+                <w:rFonts w:cstheme="minorHAnsi"/>
+                <w:sz w:val="28"/>
+                <w:szCs w:val="28"/>
+              </w:rPr>
+            </w:pPr>
+          </w:p>
+        </w:tc>
+        <w:tc>
+          <w:tcPr>
+            <w:tcW w:w="2356" w:type="dxa"/>
+          </w:tcPr>
+          <w:p>
+            <w:pPr>
+              <w:rPr>
+                <w:rFonts w:cstheme="minorHAnsi"/>
+                <w:sz w:val="28"/>
+                <w:szCs w:val="28"/>
+              </w:rPr>
+            </w:pPr>
+          </w:p>
+        </w:tc>
+      </w:tr>
+      <w:tr>
+        <w:tc>
+          <w:tcPr>
+            <w:tcW w:w="2009" w:type="dxa"/>
+          </w:tcPr>
+          <w:p>
+            <w:pPr>
+              <w:rPr>
+                <w:rFonts w:cstheme="minorHAnsi"/>
+                <w:sz w:val="28"/>
+                <w:szCs w:val="28"/>
+              </w:rPr>
+            </w:pPr>
+            <w:r>
+              <w:rPr>
+                <w:rFonts w:cstheme="minorHAnsi"/>
+                <w:sz w:val="28"/>
+                <w:szCs w:val="28"/>
+              </w:rPr>
+              <w:t xml:space="preserve">FarmingMethod </w:t>
+            </w:r>
+          </w:p>
+        </w:tc>
+        <w:tc>
+          <w:tcPr>
+            <w:tcW w:w="1391" w:type="dxa"/>
+          </w:tcPr>
+          <w:p>
+            <w:pPr>
+              <w:rPr>
+                <w:rFonts w:cstheme="minorHAnsi"/>
+                <w:sz w:val="28"/>
+                <w:szCs w:val="28"/>
+              </w:rPr>
+            </w:pPr>
+            <w:r>
+              <w:rPr>
+                <w:rFonts w:cstheme="minorHAnsi"/>
+                <w:sz w:val="28"/>
+                <w:szCs w:val="28"/>
+              </w:rPr>
+              <w:t xml:space="preserve">String </w:t>
+            </w:r>
+          </w:p>
+        </w:tc>
+        <w:tc>
+          <w:tcPr>
+            <w:tcW w:w="1223" w:type="dxa"/>
+          </w:tcPr>
+          <w:p>
+            <w:pPr>
+              <w:rPr>
+                <w:rFonts w:cstheme="minorHAnsi"/>
+                <w:sz w:val="28"/>
+                <w:szCs w:val="28"/>
+              </w:rPr>
+            </w:pPr>
+            <w:r>
+              <w:rPr>
+                <w:rFonts w:cstheme="minorHAnsi"/>
+                <w:sz w:val="28"/>
+                <w:szCs w:val="28"/>
+              </w:rPr>
+              <w:t xml:space="preserve">Yes </w:t>
+            </w:r>
+          </w:p>
+        </w:tc>
+        <w:tc>
+          <w:tcPr>
+            <w:tcW w:w="1031" w:type="dxa"/>
+          </w:tcPr>
+          <w:p>
+            <w:pPr>
+              <w:rPr>
+                <w:rFonts w:cstheme="minorHAnsi"/>
+                <w:sz w:val="28"/>
+                <w:szCs w:val="28"/>
+              </w:rPr>
+            </w:pPr>
+          </w:p>
+        </w:tc>
+        <w:tc>
+          <w:tcPr>
+            <w:tcW w:w="1341" w:type="dxa"/>
+          </w:tcPr>
+          <w:p>
+            <w:pPr>
+              <w:rPr>
+                <w:rFonts w:cstheme="minorHAnsi"/>
+                <w:sz w:val="28"/>
+                <w:szCs w:val="28"/>
+              </w:rPr>
+            </w:pPr>
+          </w:p>
+        </w:tc>
+        <w:tc>
+          <w:tcPr>
+            <w:tcW w:w="2356" w:type="dxa"/>
+          </w:tcPr>
+          <w:p>
+            <w:pPr>
+              <w:rPr>
+                <w:rFonts w:cstheme="minorHAnsi"/>
+                <w:sz w:val="28"/>
+                <w:szCs w:val="28"/>
+              </w:rPr>
+            </w:pPr>
+          </w:p>
+        </w:tc>
+      </w:tr>
+      <w:tr>
+        <w:tc>
+          <w:tcPr>
+            <w:tcW w:w="2009" w:type="dxa"/>
+          </w:tcPr>
+          <w:p>
+            <w:pPr>
+              <w:rPr>
+                <w:rFonts w:cstheme="minorHAnsi"/>
+                <w:sz w:val="28"/>
+                <w:szCs w:val="28"/>
+              </w:rPr>
+            </w:pPr>
+            <w:r>
+              <w:rPr>
+                <w:rFonts w:cstheme="minorHAnsi"/>
+                <w:sz w:val="28"/>
+                <w:szCs w:val="28"/>
+              </w:rPr>
+              <w:t xml:space="preserve">Contactinfo </w:t>
+            </w:r>
+          </w:p>
+        </w:tc>
+        <w:tc>
+          <w:tcPr>
+            <w:tcW w:w="1391" w:type="dxa"/>
+          </w:tcPr>
+          <w:p>
+            <w:pPr>
+              <w:rPr>
+                <w:rFonts w:cstheme="minorHAnsi"/>
+                <w:sz w:val="28"/>
+                <w:szCs w:val="28"/>
+              </w:rPr>
+            </w:pPr>
+            <w:r>
+              <w:rPr>
+                <w:rFonts w:cstheme="minorHAnsi"/>
+                <w:sz w:val="28"/>
+                <w:szCs w:val="28"/>
+              </w:rPr>
+              <w:t>String</w:t>
+            </w:r>
+          </w:p>
+        </w:tc>
+        <w:tc>
+          <w:tcPr>
+            <w:tcW w:w="1223" w:type="dxa"/>
+          </w:tcPr>
+          <w:p>
+            <w:pPr>
+              <w:rPr>
+                <w:rFonts w:cstheme="minorHAnsi"/>
+                <w:sz w:val="28"/>
+                <w:szCs w:val="28"/>
+              </w:rPr>
+            </w:pPr>
+            <w:r>
+              <w:rPr>
+                <w:rFonts w:cstheme="minorHAnsi"/>
+                <w:sz w:val="28"/>
+                <w:szCs w:val="28"/>
+              </w:rPr>
+              <w:t xml:space="preserve">Yes </w:t>
+            </w:r>
+          </w:p>
+        </w:tc>
+        <w:tc>
+          <w:tcPr>
+            <w:tcW w:w="1031" w:type="dxa"/>
+          </w:tcPr>
+          <w:p>
+            <w:pPr>
+              <w:rPr>
+                <w:rFonts w:cstheme="minorHAnsi"/>
+                <w:sz w:val="28"/>
+                <w:szCs w:val="28"/>
+              </w:rPr>
+            </w:pPr>
+          </w:p>
+        </w:tc>
+        <w:tc>
+          <w:tcPr>
+            <w:tcW w:w="1341" w:type="dxa"/>
+          </w:tcPr>
+          <w:p>
+            <w:pPr>
+              <w:rPr>
+                <w:rFonts w:cstheme="minorHAnsi"/>
+                <w:sz w:val="28"/>
+                <w:szCs w:val="28"/>
+              </w:rPr>
+            </w:pPr>
+          </w:p>
+        </w:tc>
+        <w:tc>
+          <w:tcPr>
+            <w:tcW w:w="2356" w:type="dxa"/>
+          </w:tcPr>
+          <w:p>
+            <w:pPr>
+              <w:rPr>
+                <w:rFonts w:cstheme="minorHAnsi"/>
+                <w:sz w:val="28"/>
+                <w:szCs w:val="28"/>
+              </w:rPr>
+            </w:pPr>
+          </w:p>
+        </w:tc>
+      </w:tr>
+      <w:tr>
+        <w:tc>
+          <w:tcPr>
+            <w:tcW w:w="2009" w:type="dxa"/>
+          </w:tcPr>
+          <w:p>
+            <w:pPr>
+              <w:rPr>
+                <w:rFonts w:cstheme="minorHAnsi"/>
+                <w:sz w:val="28"/>
+                <w:szCs w:val="28"/>
+              </w:rPr>
+            </w:pPr>
+            <w:r>
+              <w:rPr>
+                <w:rFonts w:cstheme="minorHAnsi"/>
+                <w:sz w:val="28"/>
+                <w:szCs w:val="28"/>
+              </w:rPr>
+              <w:t xml:space="preserve">Products </w:t>
+            </w:r>
+          </w:p>
+        </w:tc>
+        <w:tc>
+          <w:tcPr>
+            <w:tcW w:w="1391" w:type="dxa"/>
+          </w:tcPr>
+          <w:p>
+            <w:pPr>
+              <w:rPr>
+                <w:rFonts w:cstheme="minorHAnsi"/>
+                <w:sz w:val="28"/>
+                <w:szCs w:val="28"/>
+              </w:rPr>
+            </w:pPr>
+            <w:r>
+              <w:rPr>
+                <w:rFonts w:cstheme="minorHAnsi"/>
+                <w:sz w:val="28"/>
+                <w:szCs w:val="28"/>
+              </w:rPr>
+              <w:t xml:space="preserve">ICollection </w:t>
+            </w:r>
+          </w:p>
+        </w:tc>
+        <w:tc>
+          <w:tcPr>
+            <w:tcW w:w="1223" w:type="dxa"/>
+          </w:tcPr>
+          <w:p>
+            <w:pPr>
+              <w:rPr>
+                <w:rFonts w:cstheme="minorHAnsi"/>
+                <w:sz w:val="28"/>
+                <w:szCs w:val="28"/>
+              </w:rPr>
+            </w:pPr>
+            <w:r>
+              <w:rPr>
+                <w:rFonts w:cstheme="minorHAnsi"/>
+                <w:sz w:val="28"/>
+                <w:szCs w:val="28"/>
+              </w:rPr>
+              <w:t xml:space="preserve">Yes </w:t>
+            </w:r>
+          </w:p>
+        </w:tc>
+        <w:tc>
+          <w:tcPr>
+            <w:tcW w:w="1031" w:type="dxa"/>
+          </w:tcPr>
+          <w:p>
+            <w:pPr>
+              <w:rPr>
+                <w:rFonts w:cstheme="minorHAnsi"/>
+                <w:sz w:val="28"/>
+                <w:szCs w:val="28"/>
+              </w:rPr>
+            </w:pPr>
+          </w:p>
+        </w:tc>
+        <w:tc>
+          <w:tcPr>
+            <w:tcW w:w="1341" w:type="dxa"/>
+          </w:tcPr>
+          <w:p>
+            <w:pPr>
+              <w:rPr>
+                <w:rFonts w:cstheme="minorHAnsi"/>
+                <w:sz w:val="28"/>
+                <w:szCs w:val="28"/>
+              </w:rPr>
+            </w:pPr>
+          </w:p>
+        </w:tc>
+        <w:tc>
+          <w:tcPr>
+            <w:tcW w:w="2356" w:type="dxa"/>
           </w:tcPr>
           <w:p>
             <w:pPr>
@@ -8762,43 +10422,33 @@
           <w:szCs w:val="28"/>
         </w:rPr>
       </w:pPr>
-      <w:proofErr w:type="spellStart"/>
       <w:r>
         <w:rPr>
           <w:rFonts w:cstheme="minorHAnsi"/>
           <w:sz w:val="28"/>
           <w:szCs w:val="28"/>
         </w:rPr>
-        <w:t>DeliveryInfo</w:t>
-      </w:r>
-      <w:proofErr w:type="spellEnd"/>
-      <w:r>
-        <w:rPr>
-          <w:rFonts w:cstheme="minorHAnsi"/>
-          <w:sz w:val="28"/>
-          <w:szCs w:val="28"/>
-        </w:rPr>
-        <w:t xml:space="preserve"> </w:t>
+        <w:t xml:space="preserve">DeliveryInfo </w:t>
       </w:r>
     </w:p>
     <w:tbl>
       <w:tblPr>
         <w:tblStyle w:val="TableGrid"/>
-        <w:tblW w:w="0" w:type="auto"/>
+        <w:tblW w:w="9209" w:type="dxa"/>
         <w:tblLook w:val="04A0" w:firstRow="1" w:lastRow="0" w:firstColumn="1" w:lastColumn="0" w:noHBand="0" w:noVBand="1"/>
       </w:tblPr>
       <w:tblGrid>
-        <w:gridCol w:w="1354"/>
-        <w:gridCol w:w="1306"/>
-        <w:gridCol w:w="1435"/>
-        <w:gridCol w:w="1383"/>
-        <w:gridCol w:w="1468"/>
+        <w:gridCol w:w="2498"/>
+        <w:gridCol w:w="1277"/>
+        <w:gridCol w:w="1250"/>
+        <w:gridCol w:w="1053"/>
+        <w:gridCol w:w="1372"/>
         <w:gridCol w:w="2070"/>
       </w:tblGrid>
       <w:tr>
         <w:tc>
           <w:tcPr>
-            <w:tcW w:w="1502" w:type="dxa"/>
+            <w:tcW w:w="2358" w:type="dxa"/>
           </w:tcPr>
           <w:p>
             <w:pPr>
@@ -8820,7 +10470,7 @@
         </w:tc>
         <w:tc>
           <w:tcPr>
-            <w:tcW w:w="1502" w:type="dxa"/>
+            <w:tcW w:w="1212" w:type="dxa"/>
           </w:tcPr>
           <w:p>
             <w:pPr>
@@ -8842,7 +10492,7 @@
         </w:tc>
         <w:tc>
           <w:tcPr>
-            <w:tcW w:w="1503" w:type="dxa"/>
+            <w:tcW w:w="1187" w:type="dxa"/>
           </w:tcPr>
           <w:p>
             <w:pPr>
@@ -8864,7 +10514,7 @@
         </w:tc>
         <w:tc>
           <w:tcPr>
-            <w:tcW w:w="1503" w:type="dxa"/>
+            <w:tcW w:w="1002" w:type="dxa"/>
           </w:tcPr>
           <w:p>
             <w:pPr>
@@ -8886,7 +10536,7 @@
         </w:tc>
         <w:tc>
           <w:tcPr>
-            <w:tcW w:w="1503" w:type="dxa"/>
+            <w:tcW w:w="1301" w:type="dxa"/>
           </w:tcPr>
           <w:p>
             <w:pPr>
@@ -8908,7 +10558,7 @@
         </w:tc>
         <w:tc>
           <w:tcPr>
-            <w:tcW w:w="1503" w:type="dxa"/>
+            <w:tcW w:w="2149" w:type="dxa"/>
           </w:tcPr>
           <w:p>
             <w:pPr>
@@ -8932,249 +10582,667 @@
       <w:tr>
         <w:tc>
           <w:tcPr>
-            <w:tcW w:w="1502" w:type="dxa"/>
-          </w:tcPr>
-          <w:p>
-            <w:pPr>
-              <w:rPr>
-                <w:rFonts w:cstheme="minorHAnsi"/>
-                <w:sz w:val="28"/>
-                <w:szCs w:val="28"/>
-              </w:rPr>
-            </w:pPr>
-          </w:p>
-        </w:tc>
-        <w:tc>
-          <w:tcPr>
-            <w:tcW w:w="1502" w:type="dxa"/>
-          </w:tcPr>
-          <w:p>
-            <w:pPr>
-              <w:rPr>
-                <w:rFonts w:cstheme="minorHAnsi"/>
-                <w:sz w:val="28"/>
-                <w:szCs w:val="28"/>
-              </w:rPr>
-            </w:pPr>
-          </w:p>
-        </w:tc>
-        <w:tc>
-          <w:tcPr>
-            <w:tcW w:w="1503" w:type="dxa"/>
-          </w:tcPr>
-          <w:p>
-            <w:pPr>
-              <w:rPr>
-                <w:rFonts w:cstheme="minorHAnsi"/>
-                <w:sz w:val="28"/>
-                <w:szCs w:val="28"/>
-              </w:rPr>
-            </w:pPr>
-          </w:p>
-        </w:tc>
-        <w:tc>
-          <w:tcPr>
-            <w:tcW w:w="1503" w:type="dxa"/>
-          </w:tcPr>
-          <w:p>
-            <w:pPr>
-              <w:rPr>
-                <w:rFonts w:cstheme="minorHAnsi"/>
-                <w:sz w:val="28"/>
-                <w:szCs w:val="28"/>
-              </w:rPr>
-            </w:pPr>
-          </w:p>
-        </w:tc>
-        <w:tc>
-          <w:tcPr>
-            <w:tcW w:w="1503" w:type="dxa"/>
-          </w:tcPr>
-          <w:p>
-            <w:pPr>
-              <w:rPr>
-                <w:rFonts w:cstheme="minorHAnsi"/>
-                <w:sz w:val="28"/>
-                <w:szCs w:val="28"/>
-              </w:rPr>
-            </w:pPr>
-          </w:p>
-        </w:tc>
-        <w:tc>
-          <w:tcPr>
-            <w:tcW w:w="1503" w:type="dxa"/>
-          </w:tcPr>
-          <w:p>
-            <w:pPr>
-              <w:rPr>
-                <w:rFonts w:cstheme="minorHAnsi"/>
-                <w:sz w:val="28"/>
-                <w:szCs w:val="28"/>
-              </w:rPr>
-            </w:pPr>
+            <w:tcW w:w="2358" w:type="dxa"/>
+          </w:tcPr>
+          <w:p>
+            <w:pPr>
+              <w:rPr>
+                <w:rFonts w:cstheme="minorHAnsi"/>
+                <w:sz w:val="28"/>
+                <w:szCs w:val="28"/>
+              </w:rPr>
+            </w:pPr>
+            <w:r>
+              <w:rPr>
+                <w:rFonts w:cstheme="minorHAnsi"/>
+                <w:sz w:val="28"/>
+                <w:szCs w:val="28"/>
+              </w:rPr>
+              <w:t xml:space="preserve">Deliveryinfo Id </w:t>
+            </w:r>
+          </w:p>
+        </w:tc>
+        <w:tc>
+          <w:tcPr>
+            <w:tcW w:w="1212" w:type="dxa"/>
+          </w:tcPr>
+          <w:p>
+            <w:pPr>
+              <w:rPr>
+                <w:rFonts w:cstheme="minorHAnsi"/>
+                <w:sz w:val="28"/>
+                <w:szCs w:val="28"/>
+              </w:rPr>
+            </w:pPr>
+            <w:r>
+              <w:rPr>
+                <w:rFonts w:cstheme="minorHAnsi"/>
+                <w:sz w:val="28"/>
+                <w:szCs w:val="28"/>
+              </w:rPr>
+              <w:t xml:space="preserve">Integer </w:t>
+            </w:r>
+          </w:p>
+        </w:tc>
+        <w:tc>
+          <w:tcPr>
+            <w:tcW w:w="1187" w:type="dxa"/>
+          </w:tcPr>
+          <w:p>
+            <w:pPr>
+              <w:rPr>
+                <w:rFonts w:cstheme="minorHAnsi"/>
+                <w:sz w:val="28"/>
+                <w:szCs w:val="28"/>
+              </w:rPr>
+            </w:pPr>
+            <w:r>
+              <w:rPr>
+                <w:rFonts w:cstheme="minorHAnsi"/>
+                <w:sz w:val="28"/>
+                <w:szCs w:val="28"/>
+              </w:rPr>
+              <w:t xml:space="preserve">Yes </w:t>
+            </w:r>
+          </w:p>
+        </w:tc>
+        <w:tc>
+          <w:tcPr>
+            <w:tcW w:w="1002" w:type="dxa"/>
+          </w:tcPr>
+          <w:p>
+            <w:pPr>
+              <w:rPr>
+                <w:rFonts w:cstheme="minorHAnsi"/>
+                <w:sz w:val="28"/>
+                <w:szCs w:val="28"/>
+              </w:rPr>
+            </w:pPr>
+          </w:p>
+        </w:tc>
+        <w:tc>
+          <w:tcPr>
+            <w:tcW w:w="1301" w:type="dxa"/>
+          </w:tcPr>
+          <w:p>
+            <w:pPr>
+              <w:rPr>
+                <w:rFonts w:cstheme="minorHAnsi"/>
+                <w:sz w:val="28"/>
+                <w:szCs w:val="28"/>
+              </w:rPr>
+            </w:pPr>
+          </w:p>
+        </w:tc>
+        <w:tc>
+          <w:tcPr>
+            <w:tcW w:w="2149" w:type="dxa"/>
+          </w:tcPr>
+          <w:p>
+            <w:pPr>
+              <w:rPr>
+                <w:rFonts w:cstheme="minorHAnsi"/>
+                <w:sz w:val="28"/>
+                <w:szCs w:val="28"/>
+              </w:rPr>
+            </w:pPr>
+            <w:r>
+              <w:rPr>
+                <w:rFonts w:cstheme="minorHAnsi"/>
+                <w:sz w:val="28"/>
+                <w:szCs w:val="28"/>
+              </w:rPr>
+              <w:t xml:space="preserve">Primary </w:t>
+            </w:r>
           </w:p>
         </w:tc>
       </w:tr>
       <w:tr>
         <w:tc>
           <w:tcPr>
-            <w:tcW w:w="1502" w:type="dxa"/>
-          </w:tcPr>
-          <w:p>
-            <w:pPr>
-              <w:rPr>
-                <w:rFonts w:cstheme="minorHAnsi"/>
-                <w:sz w:val="28"/>
-                <w:szCs w:val="28"/>
-              </w:rPr>
-            </w:pPr>
-          </w:p>
-        </w:tc>
-        <w:tc>
-          <w:tcPr>
-            <w:tcW w:w="1502" w:type="dxa"/>
-          </w:tcPr>
-          <w:p>
-            <w:pPr>
-              <w:rPr>
-                <w:rFonts w:cstheme="minorHAnsi"/>
-                <w:sz w:val="28"/>
-                <w:szCs w:val="28"/>
-              </w:rPr>
-            </w:pPr>
-          </w:p>
-        </w:tc>
-        <w:tc>
-          <w:tcPr>
-            <w:tcW w:w="1503" w:type="dxa"/>
-          </w:tcPr>
-          <w:p>
-            <w:pPr>
-              <w:rPr>
-                <w:rFonts w:cstheme="minorHAnsi"/>
-                <w:sz w:val="28"/>
-                <w:szCs w:val="28"/>
-              </w:rPr>
-            </w:pPr>
-          </w:p>
-        </w:tc>
-        <w:tc>
-          <w:tcPr>
-            <w:tcW w:w="1503" w:type="dxa"/>
-          </w:tcPr>
-          <w:p>
-            <w:pPr>
-              <w:rPr>
-                <w:rFonts w:cstheme="minorHAnsi"/>
-                <w:sz w:val="28"/>
-                <w:szCs w:val="28"/>
-              </w:rPr>
-            </w:pPr>
-          </w:p>
-        </w:tc>
-        <w:tc>
-          <w:tcPr>
-            <w:tcW w:w="1503" w:type="dxa"/>
-          </w:tcPr>
-          <w:p>
-            <w:pPr>
-              <w:rPr>
-                <w:rFonts w:cstheme="minorHAnsi"/>
-                <w:sz w:val="28"/>
-                <w:szCs w:val="28"/>
-              </w:rPr>
-            </w:pPr>
-          </w:p>
-        </w:tc>
-        <w:tc>
-          <w:tcPr>
-            <w:tcW w:w="1503" w:type="dxa"/>
-          </w:tcPr>
-          <w:p>
-            <w:pPr>
-              <w:rPr>
-                <w:rFonts w:cstheme="minorHAnsi"/>
-                <w:sz w:val="28"/>
-                <w:szCs w:val="28"/>
-              </w:rPr>
-            </w:pPr>
+            <w:tcW w:w="2358" w:type="dxa"/>
+          </w:tcPr>
+          <w:p>
+            <w:pPr>
+              <w:rPr>
+                <w:rFonts w:cstheme="minorHAnsi"/>
+                <w:sz w:val="28"/>
+                <w:szCs w:val="28"/>
+              </w:rPr>
+            </w:pPr>
+            <w:r>
+              <w:rPr>
+                <w:rFonts w:cstheme="minorHAnsi"/>
+                <w:sz w:val="28"/>
+                <w:szCs w:val="28"/>
+              </w:rPr>
+              <w:t xml:space="preserve">OrderId </w:t>
+            </w:r>
+          </w:p>
+        </w:tc>
+        <w:tc>
+          <w:tcPr>
+            <w:tcW w:w="1212" w:type="dxa"/>
+          </w:tcPr>
+          <w:p>
+            <w:pPr>
+              <w:rPr>
+                <w:rFonts w:cstheme="minorHAnsi"/>
+                <w:sz w:val="28"/>
+                <w:szCs w:val="28"/>
+              </w:rPr>
+            </w:pPr>
+            <w:r>
+              <w:rPr>
+                <w:rFonts w:cstheme="minorHAnsi"/>
+                <w:sz w:val="28"/>
+                <w:szCs w:val="28"/>
+              </w:rPr>
+              <w:t xml:space="preserve">Integer </w:t>
+            </w:r>
+          </w:p>
+        </w:tc>
+        <w:tc>
+          <w:tcPr>
+            <w:tcW w:w="1187" w:type="dxa"/>
+          </w:tcPr>
+          <w:p>
+            <w:pPr>
+              <w:rPr>
+                <w:rFonts w:cstheme="minorHAnsi"/>
+                <w:sz w:val="28"/>
+                <w:szCs w:val="28"/>
+              </w:rPr>
+            </w:pPr>
+            <w:r>
+              <w:rPr>
+                <w:rFonts w:cstheme="minorHAnsi"/>
+                <w:sz w:val="28"/>
+                <w:szCs w:val="28"/>
+              </w:rPr>
+              <w:t xml:space="preserve">Yes </w:t>
+            </w:r>
+          </w:p>
+        </w:tc>
+        <w:tc>
+          <w:tcPr>
+            <w:tcW w:w="1002" w:type="dxa"/>
+          </w:tcPr>
+          <w:p>
+            <w:pPr>
+              <w:rPr>
+                <w:rFonts w:cstheme="minorHAnsi"/>
+                <w:sz w:val="28"/>
+                <w:szCs w:val="28"/>
+              </w:rPr>
+            </w:pPr>
+          </w:p>
+        </w:tc>
+        <w:tc>
+          <w:tcPr>
+            <w:tcW w:w="1301" w:type="dxa"/>
+          </w:tcPr>
+          <w:p>
+            <w:pPr>
+              <w:rPr>
+                <w:rFonts w:cstheme="minorHAnsi"/>
+                <w:sz w:val="28"/>
+                <w:szCs w:val="28"/>
+              </w:rPr>
+            </w:pPr>
+          </w:p>
+        </w:tc>
+        <w:tc>
+          <w:tcPr>
+            <w:tcW w:w="2149" w:type="dxa"/>
+          </w:tcPr>
+          <w:p>
+            <w:pPr>
+              <w:rPr>
+                <w:rFonts w:cstheme="minorHAnsi"/>
+                <w:sz w:val="28"/>
+                <w:szCs w:val="28"/>
+              </w:rPr>
+            </w:pPr>
+            <w:r>
+              <w:rPr>
+                <w:rFonts w:cstheme="minorHAnsi"/>
+                <w:sz w:val="28"/>
+                <w:szCs w:val="28"/>
+              </w:rPr>
+              <w:t xml:space="preserve">Foreign </w:t>
+            </w:r>
           </w:p>
         </w:tc>
       </w:tr>
       <w:tr>
         <w:tc>
           <w:tcPr>
-            <w:tcW w:w="1502" w:type="dxa"/>
-          </w:tcPr>
-          <w:p>
-            <w:pPr>
-              <w:rPr>
-                <w:rFonts w:cstheme="minorHAnsi"/>
-                <w:sz w:val="28"/>
-                <w:szCs w:val="28"/>
-              </w:rPr>
-            </w:pPr>
-          </w:p>
-        </w:tc>
-        <w:tc>
-          <w:tcPr>
-            <w:tcW w:w="1502" w:type="dxa"/>
-          </w:tcPr>
-          <w:p>
-            <w:pPr>
-              <w:rPr>
-                <w:rFonts w:cstheme="minorHAnsi"/>
-                <w:sz w:val="28"/>
-                <w:szCs w:val="28"/>
-              </w:rPr>
-            </w:pPr>
-          </w:p>
-        </w:tc>
-        <w:tc>
-          <w:tcPr>
-            <w:tcW w:w="1503" w:type="dxa"/>
-          </w:tcPr>
-          <w:p>
-            <w:pPr>
-              <w:rPr>
-                <w:rFonts w:cstheme="minorHAnsi"/>
-                <w:sz w:val="28"/>
-                <w:szCs w:val="28"/>
-              </w:rPr>
-            </w:pPr>
-          </w:p>
-        </w:tc>
-        <w:tc>
-          <w:tcPr>
-            <w:tcW w:w="1503" w:type="dxa"/>
-          </w:tcPr>
-          <w:p>
-            <w:pPr>
-              <w:rPr>
-                <w:rFonts w:cstheme="minorHAnsi"/>
-                <w:sz w:val="28"/>
-                <w:szCs w:val="28"/>
-              </w:rPr>
-            </w:pPr>
-          </w:p>
-        </w:tc>
-        <w:tc>
-          <w:tcPr>
-            <w:tcW w:w="1503" w:type="dxa"/>
-          </w:tcPr>
-          <w:p>
-            <w:pPr>
-              <w:rPr>
-                <w:rFonts w:cstheme="minorHAnsi"/>
-                <w:sz w:val="28"/>
-                <w:szCs w:val="28"/>
-              </w:rPr>
-            </w:pPr>
-          </w:p>
-        </w:tc>
-        <w:tc>
-          <w:tcPr>
-            <w:tcW w:w="1503" w:type="dxa"/>
+            <w:tcW w:w="2358" w:type="dxa"/>
+          </w:tcPr>
+          <w:p>
+            <w:pPr>
+              <w:rPr>
+                <w:rFonts w:cstheme="minorHAnsi"/>
+                <w:sz w:val="28"/>
+                <w:szCs w:val="28"/>
+              </w:rPr>
+            </w:pPr>
+            <w:r>
+              <w:rPr>
+                <w:rFonts w:cstheme="minorHAnsi"/>
+                <w:sz w:val="28"/>
+                <w:szCs w:val="28"/>
+              </w:rPr>
+              <w:t xml:space="preserve">DeliveryType </w:t>
+            </w:r>
+          </w:p>
+        </w:tc>
+        <w:tc>
+          <w:tcPr>
+            <w:tcW w:w="1212" w:type="dxa"/>
+          </w:tcPr>
+          <w:p>
+            <w:pPr>
+              <w:rPr>
+                <w:rFonts w:cstheme="minorHAnsi"/>
+                <w:sz w:val="28"/>
+                <w:szCs w:val="28"/>
+              </w:rPr>
+            </w:pPr>
+            <w:r>
+              <w:rPr>
+                <w:rFonts w:cstheme="minorHAnsi"/>
+                <w:sz w:val="28"/>
+                <w:szCs w:val="28"/>
+              </w:rPr>
+              <w:t xml:space="preserve">String </w:t>
+            </w:r>
+          </w:p>
+        </w:tc>
+        <w:tc>
+          <w:tcPr>
+            <w:tcW w:w="1187" w:type="dxa"/>
+          </w:tcPr>
+          <w:p>
+            <w:pPr>
+              <w:rPr>
+                <w:rFonts w:cstheme="minorHAnsi"/>
+                <w:sz w:val="28"/>
+                <w:szCs w:val="28"/>
+              </w:rPr>
+            </w:pPr>
+            <w:r>
+              <w:rPr>
+                <w:rFonts w:cstheme="minorHAnsi"/>
+                <w:sz w:val="28"/>
+                <w:szCs w:val="28"/>
+              </w:rPr>
+              <w:t>Yes</w:t>
+            </w:r>
+          </w:p>
+        </w:tc>
+        <w:tc>
+          <w:tcPr>
+            <w:tcW w:w="1002" w:type="dxa"/>
+          </w:tcPr>
+          <w:p>
+            <w:pPr>
+              <w:rPr>
+                <w:rFonts w:cstheme="minorHAnsi"/>
+                <w:sz w:val="28"/>
+                <w:szCs w:val="28"/>
+              </w:rPr>
+            </w:pPr>
+          </w:p>
+        </w:tc>
+        <w:tc>
+          <w:tcPr>
+            <w:tcW w:w="1301" w:type="dxa"/>
+          </w:tcPr>
+          <w:p>
+            <w:pPr>
+              <w:rPr>
+                <w:rFonts w:cstheme="minorHAnsi"/>
+                <w:sz w:val="28"/>
+                <w:szCs w:val="28"/>
+              </w:rPr>
+            </w:pPr>
+          </w:p>
+        </w:tc>
+        <w:tc>
+          <w:tcPr>
+            <w:tcW w:w="2149" w:type="dxa"/>
+          </w:tcPr>
+          <w:p>
+            <w:pPr>
+              <w:rPr>
+                <w:rFonts w:cstheme="minorHAnsi"/>
+                <w:sz w:val="28"/>
+                <w:szCs w:val="28"/>
+              </w:rPr>
+            </w:pPr>
+          </w:p>
+        </w:tc>
+      </w:tr>
+      <w:tr>
+        <w:tc>
+          <w:tcPr>
+            <w:tcW w:w="2358" w:type="dxa"/>
+          </w:tcPr>
+          <w:p>
+            <w:pPr>
+              <w:rPr>
+                <w:rFonts w:cstheme="minorHAnsi"/>
+                <w:sz w:val="28"/>
+                <w:szCs w:val="28"/>
+              </w:rPr>
+            </w:pPr>
+            <w:r>
+              <w:rPr>
+                <w:rFonts w:cstheme="minorHAnsi"/>
+                <w:sz w:val="28"/>
+                <w:szCs w:val="28"/>
+              </w:rPr>
+              <w:t>ScheduledDateTime</w:t>
+            </w:r>
+          </w:p>
+        </w:tc>
+        <w:tc>
+          <w:tcPr>
+            <w:tcW w:w="1212" w:type="dxa"/>
+          </w:tcPr>
+          <w:p>
+            <w:pPr>
+              <w:rPr>
+                <w:rFonts w:cstheme="minorHAnsi"/>
+                <w:sz w:val="28"/>
+                <w:szCs w:val="28"/>
+              </w:rPr>
+            </w:pPr>
+            <w:r>
+              <w:rPr>
+                <w:rFonts w:cstheme="minorHAnsi"/>
+                <w:sz w:val="28"/>
+                <w:szCs w:val="28"/>
+              </w:rPr>
+              <w:t xml:space="preserve">Datetime </w:t>
+            </w:r>
+          </w:p>
+        </w:tc>
+        <w:tc>
+          <w:tcPr>
+            <w:tcW w:w="1187" w:type="dxa"/>
+          </w:tcPr>
+          <w:p>
+            <w:pPr>
+              <w:rPr>
+                <w:rFonts w:cstheme="minorHAnsi"/>
+                <w:sz w:val="28"/>
+                <w:szCs w:val="28"/>
+              </w:rPr>
+            </w:pPr>
+            <w:r>
+              <w:rPr>
+                <w:rFonts w:cstheme="minorHAnsi"/>
+                <w:sz w:val="28"/>
+                <w:szCs w:val="28"/>
+              </w:rPr>
+              <w:t>Yes</w:t>
+            </w:r>
+          </w:p>
+        </w:tc>
+        <w:tc>
+          <w:tcPr>
+            <w:tcW w:w="1002" w:type="dxa"/>
+          </w:tcPr>
+          <w:p>
+            <w:pPr>
+              <w:rPr>
+                <w:rFonts w:cstheme="minorHAnsi"/>
+                <w:sz w:val="28"/>
+                <w:szCs w:val="28"/>
+              </w:rPr>
+            </w:pPr>
+          </w:p>
+        </w:tc>
+        <w:tc>
+          <w:tcPr>
+            <w:tcW w:w="1301" w:type="dxa"/>
+          </w:tcPr>
+          <w:p>
+            <w:pPr>
+              <w:rPr>
+                <w:rFonts w:cstheme="minorHAnsi"/>
+                <w:sz w:val="28"/>
+                <w:szCs w:val="28"/>
+              </w:rPr>
+            </w:pPr>
+          </w:p>
+        </w:tc>
+        <w:tc>
+          <w:tcPr>
+            <w:tcW w:w="2149" w:type="dxa"/>
+          </w:tcPr>
+          <w:p>
+            <w:pPr>
+              <w:rPr>
+                <w:rFonts w:cstheme="minorHAnsi"/>
+                <w:sz w:val="28"/>
+                <w:szCs w:val="28"/>
+              </w:rPr>
+            </w:pPr>
+          </w:p>
+        </w:tc>
+      </w:tr>
+      <w:tr>
+        <w:tc>
+          <w:tcPr>
+            <w:tcW w:w="2358" w:type="dxa"/>
+          </w:tcPr>
+          <w:p>
+            <w:pPr>
+              <w:rPr>
+                <w:rFonts w:cstheme="minorHAnsi"/>
+                <w:sz w:val="28"/>
+                <w:szCs w:val="28"/>
+              </w:rPr>
+            </w:pPr>
+            <w:r>
+              <w:rPr>
+                <w:rFonts w:cstheme="minorHAnsi"/>
+                <w:sz w:val="28"/>
+                <w:szCs w:val="28"/>
+              </w:rPr>
+              <w:t>Status</w:t>
+            </w:r>
+          </w:p>
+        </w:tc>
+        <w:tc>
+          <w:tcPr>
+            <w:tcW w:w="1212" w:type="dxa"/>
+          </w:tcPr>
+          <w:p>
+            <w:pPr>
+              <w:rPr>
+                <w:rFonts w:cstheme="minorHAnsi"/>
+                <w:sz w:val="28"/>
+                <w:szCs w:val="28"/>
+              </w:rPr>
+            </w:pPr>
+            <w:r>
+              <w:rPr>
+                <w:rFonts w:cstheme="minorHAnsi"/>
+                <w:sz w:val="28"/>
+                <w:szCs w:val="28"/>
+              </w:rPr>
+              <w:t xml:space="preserve">String </w:t>
+            </w:r>
+          </w:p>
+        </w:tc>
+        <w:tc>
+          <w:tcPr>
+            <w:tcW w:w="1187" w:type="dxa"/>
+          </w:tcPr>
+          <w:p>
+            <w:pPr>
+              <w:rPr>
+                <w:rFonts w:cstheme="minorHAnsi"/>
+                <w:sz w:val="28"/>
+                <w:szCs w:val="28"/>
+              </w:rPr>
+            </w:pPr>
+            <w:r>
+              <w:rPr>
+                <w:rFonts w:cstheme="minorHAnsi"/>
+                <w:sz w:val="28"/>
+                <w:szCs w:val="28"/>
+              </w:rPr>
+              <w:t xml:space="preserve">Yes </w:t>
+            </w:r>
+          </w:p>
+        </w:tc>
+        <w:tc>
+          <w:tcPr>
+            <w:tcW w:w="1002" w:type="dxa"/>
+          </w:tcPr>
+          <w:p>
+            <w:pPr>
+              <w:rPr>
+                <w:rFonts w:cstheme="minorHAnsi"/>
+                <w:sz w:val="28"/>
+                <w:szCs w:val="28"/>
+              </w:rPr>
+            </w:pPr>
+          </w:p>
+        </w:tc>
+        <w:tc>
+          <w:tcPr>
+            <w:tcW w:w="1301" w:type="dxa"/>
+          </w:tcPr>
+          <w:p>
+            <w:pPr>
+              <w:rPr>
+                <w:rFonts w:cstheme="minorHAnsi"/>
+                <w:sz w:val="28"/>
+                <w:szCs w:val="28"/>
+              </w:rPr>
+            </w:pPr>
+          </w:p>
+        </w:tc>
+        <w:tc>
+          <w:tcPr>
+            <w:tcW w:w="2149" w:type="dxa"/>
+          </w:tcPr>
+          <w:p>
+            <w:pPr>
+              <w:rPr>
+                <w:rFonts w:cstheme="minorHAnsi"/>
+                <w:sz w:val="28"/>
+                <w:szCs w:val="28"/>
+              </w:rPr>
+            </w:pPr>
+          </w:p>
+        </w:tc>
+      </w:tr>
+      <w:tr>
+        <w:tc>
+          <w:tcPr>
+            <w:tcW w:w="2358" w:type="dxa"/>
+          </w:tcPr>
+          <w:p>
+            <w:pPr>
+              <w:rPr>
+                <w:rFonts w:cstheme="minorHAnsi"/>
+                <w:sz w:val="28"/>
+                <w:szCs w:val="28"/>
+              </w:rPr>
+            </w:pPr>
+            <w:r>
+              <w:rPr>
+                <w:rFonts w:cstheme="minorHAnsi"/>
+                <w:sz w:val="28"/>
+                <w:szCs w:val="28"/>
+              </w:rPr>
+              <w:t xml:space="preserve">Order </w:t>
+            </w:r>
+          </w:p>
+        </w:tc>
+        <w:tc>
+          <w:tcPr>
+            <w:tcW w:w="1212" w:type="dxa"/>
+          </w:tcPr>
+          <w:p>
+            <w:pPr>
+              <w:rPr>
+                <w:rFonts w:cstheme="minorHAnsi"/>
+                <w:sz w:val="28"/>
+                <w:szCs w:val="28"/>
+              </w:rPr>
+            </w:pPr>
+            <w:r>
+              <w:rPr>
+                <w:rFonts w:cstheme="minorHAnsi"/>
+                <w:sz w:val="28"/>
+                <w:szCs w:val="28"/>
+              </w:rPr>
+              <w:t xml:space="preserve">Order </w:t>
+            </w:r>
+          </w:p>
+        </w:tc>
+        <w:tc>
+          <w:tcPr>
+            <w:tcW w:w="1187" w:type="dxa"/>
+          </w:tcPr>
+          <w:p>
+            <w:pPr>
+              <w:rPr>
+                <w:rFonts w:cstheme="minorHAnsi"/>
+                <w:sz w:val="28"/>
+                <w:szCs w:val="28"/>
+              </w:rPr>
+            </w:pPr>
+            <w:r>
+              <w:rPr>
+                <w:rFonts w:cstheme="minorHAnsi"/>
+                <w:sz w:val="28"/>
+                <w:szCs w:val="28"/>
+              </w:rPr>
+              <w:t xml:space="preserve">Yes </w:t>
+            </w:r>
+          </w:p>
+        </w:tc>
+        <w:tc>
+          <w:tcPr>
+            <w:tcW w:w="1002" w:type="dxa"/>
+          </w:tcPr>
+          <w:p>
+            <w:pPr>
+              <w:rPr>
+                <w:rFonts w:cstheme="minorHAnsi"/>
+                <w:sz w:val="28"/>
+                <w:szCs w:val="28"/>
+              </w:rPr>
+            </w:pPr>
+          </w:p>
+        </w:tc>
+        <w:tc>
+          <w:tcPr>
+            <w:tcW w:w="1301" w:type="dxa"/>
+          </w:tcPr>
+          <w:p>
+            <w:pPr>
+              <w:rPr>
+                <w:rFonts w:cstheme="minorHAnsi"/>
+                <w:sz w:val="28"/>
+                <w:szCs w:val="28"/>
+              </w:rPr>
+            </w:pPr>
+          </w:p>
+        </w:tc>
+        <w:tc>
+          <w:tcPr>
+            <w:tcW w:w="2149" w:type="dxa"/>
           </w:tcPr>
           <w:p>
             <w:pPr>
@@ -9214,23 +11282,13 @@
           <w:szCs w:val="28"/>
         </w:rPr>
       </w:pPr>
-      <w:proofErr w:type="spellStart"/>
       <w:r>
         <w:rPr>
           <w:rFonts w:cstheme="minorHAnsi"/>
           <w:sz w:val="28"/>
           <w:szCs w:val="28"/>
         </w:rPr>
-        <w:t>ProductTraceability</w:t>
-      </w:r>
-      <w:proofErr w:type="spellEnd"/>
-      <w:r>
-        <w:rPr>
-          <w:rFonts w:cstheme="minorHAnsi"/>
-          <w:sz w:val="28"/>
-          <w:szCs w:val="28"/>
-        </w:rPr>
-        <w:t xml:space="preserve"> </w:t>
+        <w:t xml:space="preserve">ProductTraceability </w:t>
       </w:r>
     </w:p>
     <w:tbl>
@@ -9240,11 +11298,11 @@
         <w:tblLook w:val="04A0" w:firstRow="1" w:lastRow="0" w:firstColumn="1" w:lastColumn="0" w:noHBand="0" w:noVBand="1"/>
       </w:tblPr>
       <w:tblGrid>
-        <w:gridCol w:w="1354"/>
-        <w:gridCol w:w="1306"/>
-        <w:gridCol w:w="1435"/>
-        <w:gridCol w:w="1383"/>
-        <w:gridCol w:w="1468"/>
+        <w:gridCol w:w="1798"/>
+        <w:gridCol w:w="1285"/>
+        <w:gridCol w:w="1307"/>
+        <w:gridCol w:w="1154"/>
+        <w:gridCol w:w="1402"/>
         <w:gridCol w:w="2070"/>
       </w:tblGrid>
       <w:tr>
@@ -9394,6 +11452,14 @@
                 <w:szCs w:val="28"/>
               </w:rPr>
             </w:pPr>
+            <w:r>
+              <w:rPr>
+                <w:rFonts w:cstheme="minorHAnsi"/>
+                <w:sz w:val="28"/>
+                <w:szCs w:val="28"/>
+              </w:rPr>
+              <w:t xml:space="preserve">TraceId </w:t>
+            </w:r>
           </w:p>
         </w:tc>
         <w:tc>
@@ -9408,6 +11474,14 @@
                 <w:szCs w:val="28"/>
               </w:rPr>
             </w:pPr>
+            <w:r>
+              <w:rPr>
+                <w:rFonts w:cstheme="minorHAnsi"/>
+                <w:sz w:val="28"/>
+                <w:szCs w:val="28"/>
+              </w:rPr>
+              <w:t xml:space="preserve">Integer </w:t>
+            </w:r>
           </w:p>
         </w:tc>
         <w:tc>
@@ -9422,6 +11496,14 @@
                 <w:szCs w:val="28"/>
               </w:rPr>
             </w:pPr>
+            <w:r>
+              <w:rPr>
+                <w:rFonts w:cstheme="minorHAnsi"/>
+                <w:sz w:val="28"/>
+                <w:szCs w:val="28"/>
+              </w:rPr>
+              <w:t xml:space="preserve">Yes </w:t>
+            </w:r>
           </w:p>
         </w:tc>
         <w:tc>
@@ -9464,6 +11546,14 @@
                 <w:szCs w:val="28"/>
               </w:rPr>
             </w:pPr>
+            <w:r>
+              <w:rPr>
+                <w:rFonts w:cstheme="minorHAnsi"/>
+                <w:sz w:val="28"/>
+                <w:szCs w:val="28"/>
+              </w:rPr>
+              <w:t xml:space="preserve">Primary </w:t>
+            </w:r>
           </w:p>
         </w:tc>
       </w:tr>
@@ -9480,6 +11570,14 @@
                 <w:szCs w:val="28"/>
               </w:rPr>
             </w:pPr>
+            <w:r>
+              <w:rPr>
+                <w:rFonts w:cstheme="minorHAnsi"/>
+                <w:sz w:val="28"/>
+                <w:szCs w:val="28"/>
+              </w:rPr>
+              <w:t>ProductId</w:t>
+            </w:r>
           </w:p>
         </w:tc>
         <w:tc>
@@ -9494,6 +11592,14 @@
                 <w:szCs w:val="28"/>
               </w:rPr>
             </w:pPr>
+            <w:r>
+              <w:rPr>
+                <w:rFonts w:cstheme="minorHAnsi"/>
+                <w:sz w:val="28"/>
+                <w:szCs w:val="28"/>
+              </w:rPr>
+              <w:t xml:space="preserve">Integer </w:t>
+            </w:r>
           </w:p>
         </w:tc>
         <w:tc>
@@ -9508,6 +11614,14 @@
                 <w:szCs w:val="28"/>
               </w:rPr>
             </w:pPr>
+            <w:r>
+              <w:rPr>
+                <w:rFonts w:cstheme="minorHAnsi"/>
+                <w:sz w:val="28"/>
+                <w:szCs w:val="28"/>
+              </w:rPr>
+              <w:t xml:space="preserve">Yes </w:t>
+            </w:r>
           </w:p>
         </w:tc>
         <w:tc>
@@ -9550,6 +11664,14 @@
                 <w:szCs w:val="28"/>
               </w:rPr>
             </w:pPr>
+            <w:r>
+              <w:rPr>
+                <w:rFonts w:cstheme="minorHAnsi"/>
+                <w:sz w:val="28"/>
+                <w:szCs w:val="28"/>
+              </w:rPr>
+              <w:t xml:space="preserve">Foreign </w:t>
+            </w:r>
           </w:p>
         </w:tc>
       </w:tr>
@@ -9566,6 +11688,15 @@
                 <w:szCs w:val="28"/>
               </w:rPr>
             </w:pPr>
+            <w:r>
+              <w:rPr>
+                <w:rFonts w:cstheme="minorHAnsi"/>
+                <w:sz w:val="28"/>
+                <w:szCs w:val="28"/>
+              </w:rPr>
+              <w:lastRenderedPageBreak/>
+              <w:t>Origin</w:t>
+            </w:r>
           </w:p>
         </w:tc>
         <w:tc>
@@ -9580,6 +11711,14 @@
                 <w:szCs w:val="28"/>
               </w:rPr>
             </w:pPr>
+            <w:r>
+              <w:rPr>
+                <w:rFonts w:cstheme="minorHAnsi"/>
+                <w:sz w:val="28"/>
+                <w:szCs w:val="28"/>
+              </w:rPr>
+              <w:t xml:space="preserve">String </w:t>
+            </w:r>
           </w:p>
         </w:tc>
         <w:tc>
@@ -9594,6 +11733,454 @@
                 <w:szCs w:val="28"/>
               </w:rPr>
             </w:pPr>
+            <w:r>
+              <w:rPr>
+                <w:rFonts w:cstheme="minorHAnsi"/>
+                <w:sz w:val="28"/>
+                <w:szCs w:val="28"/>
+              </w:rPr>
+              <w:t xml:space="preserve">Yes </w:t>
+            </w:r>
+          </w:p>
+        </w:tc>
+        <w:tc>
+          <w:tcPr>
+            <w:tcW w:w="1503" w:type="dxa"/>
+          </w:tcPr>
+          <w:p>
+            <w:pPr>
+              <w:rPr>
+                <w:rFonts w:cstheme="minorHAnsi"/>
+                <w:sz w:val="28"/>
+                <w:szCs w:val="28"/>
+              </w:rPr>
+            </w:pPr>
+          </w:p>
+        </w:tc>
+        <w:tc>
+          <w:tcPr>
+            <w:tcW w:w="1503" w:type="dxa"/>
+          </w:tcPr>
+          <w:p>
+            <w:pPr>
+              <w:rPr>
+                <w:rFonts w:cstheme="minorHAnsi"/>
+                <w:sz w:val="28"/>
+                <w:szCs w:val="28"/>
+              </w:rPr>
+            </w:pPr>
+          </w:p>
+        </w:tc>
+        <w:tc>
+          <w:tcPr>
+            <w:tcW w:w="1503" w:type="dxa"/>
+          </w:tcPr>
+          <w:p>
+            <w:pPr>
+              <w:rPr>
+                <w:rFonts w:cstheme="minorHAnsi"/>
+                <w:sz w:val="28"/>
+                <w:szCs w:val="28"/>
+              </w:rPr>
+            </w:pPr>
+          </w:p>
+        </w:tc>
+      </w:tr>
+      <w:tr>
+        <w:tc>
+          <w:tcPr>
+            <w:tcW w:w="1502" w:type="dxa"/>
+          </w:tcPr>
+          <w:p>
+            <w:pPr>
+              <w:rPr>
+                <w:rFonts w:cstheme="minorHAnsi"/>
+                <w:sz w:val="28"/>
+                <w:szCs w:val="28"/>
+              </w:rPr>
+            </w:pPr>
+            <w:r>
+              <w:rPr>
+                <w:rFonts w:cstheme="minorHAnsi"/>
+                <w:sz w:val="28"/>
+                <w:szCs w:val="28"/>
+              </w:rPr>
+              <w:t xml:space="preserve">BatchNumber </w:t>
+            </w:r>
+          </w:p>
+        </w:tc>
+        <w:tc>
+          <w:tcPr>
+            <w:tcW w:w="1502" w:type="dxa"/>
+          </w:tcPr>
+          <w:p>
+            <w:pPr>
+              <w:rPr>
+                <w:rFonts w:cstheme="minorHAnsi"/>
+                <w:sz w:val="28"/>
+                <w:szCs w:val="28"/>
+              </w:rPr>
+            </w:pPr>
+            <w:r>
+              <w:rPr>
+                <w:rFonts w:cstheme="minorHAnsi"/>
+                <w:sz w:val="28"/>
+                <w:szCs w:val="28"/>
+              </w:rPr>
+              <w:t xml:space="preserve">String </w:t>
+            </w:r>
+          </w:p>
+        </w:tc>
+        <w:tc>
+          <w:tcPr>
+            <w:tcW w:w="1503" w:type="dxa"/>
+          </w:tcPr>
+          <w:p>
+            <w:pPr>
+              <w:rPr>
+                <w:rFonts w:cstheme="minorHAnsi"/>
+                <w:sz w:val="28"/>
+                <w:szCs w:val="28"/>
+              </w:rPr>
+            </w:pPr>
+            <w:r>
+              <w:rPr>
+                <w:rFonts w:cstheme="minorHAnsi"/>
+                <w:sz w:val="28"/>
+                <w:szCs w:val="28"/>
+              </w:rPr>
+              <w:t xml:space="preserve">Yes </w:t>
+            </w:r>
+          </w:p>
+        </w:tc>
+        <w:tc>
+          <w:tcPr>
+            <w:tcW w:w="1503" w:type="dxa"/>
+          </w:tcPr>
+          <w:p>
+            <w:pPr>
+              <w:rPr>
+                <w:rFonts w:cstheme="minorHAnsi"/>
+                <w:sz w:val="28"/>
+                <w:szCs w:val="28"/>
+              </w:rPr>
+            </w:pPr>
+          </w:p>
+        </w:tc>
+        <w:tc>
+          <w:tcPr>
+            <w:tcW w:w="1503" w:type="dxa"/>
+          </w:tcPr>
+          <w:p>
+            <w:pPr>
+              <w:rPr>
+                <w:rFonts w:cstheme="minorHAnsi"/>
+                <w:sz w:val="28"/>
+                <w:szCs w:val="28"/>
+              </w:rPr>
+            </w:pPr>
+          </w:p>
+        </w:tc>
+        <w:tc>
+          <w:tcPr>
+            <w:tcW w:w="1503" w:type="dxa"/>
+          </w:tcPr>
+          <w:p>
+            <w:pPr>
+              <w:rPr>
+                <w:rFonts w:cstheme="minorHAnsi"/>
+                <w:sz w:val="28"/>
+                <w:szCs w:val="28"/>
+              </w:rPr>
+            </w:pPr>
+          </w:p>
+        </w:tc>
+      </w:tr>
+      <w:tr>
+        <w:tc>
+          <w:tcPr>
+            <w:tcW w:w="1502" w:type="dxa"/>
+          </w:tcPr>
+          <w:p>
+            <w:pPr>
+              <w:rPr>
+                <w:rFonts w:cstheme="minorHAnsi"/>
+                <w:sz w:val="28"/>
+                <w:szCs w:val="28"/>
+              </w:rPr>
+            </w:pPr>
+            <w:r>
+              <w:rPr>
+                <w:rFonts w:cstheme="minorHAnsi"/>
+                <w:sz w:val="28"/>
+                <w:szCs w:val="28"/>
+              </w:rPr>
+              <w:t>HarvestDate</w:t>
+            </w:r>
+          </w:p>
+        </w:tc>
+        <w:tc>
+          <w:tcPr>
+            <w:tcW w:w="1502" w:type="dxa"/>
+          </w:tcPr>
+          <w:p>
+            <w:pPr>
+              <w:rPr>
+                <w:rFonts w:cstheme="minorHAnsi"/>
+                <w:sz w:val="28"/>
+                <w:szCs w:val="28"/>
+              </w:rPr>
+            </w:pPr>
+            <w:r>
+              <w:rPr>
+                <w:rFonts w:cstheme="minorHAnsi"/>
+                <w:sz w:val="28"/>
+                <w:szCs w:val="28"/>
+              </w:rPr>
+              <w:t xml:space="preserve">Date </w:t>
+            </w:r>
+          </w:p>
+        </w:tc>
+        <w:tc>
+          <w:tcPr>
+            <w:tcW w:w="1503" w:type="dxa"/>
+          </w:tcPr>
+          <w:p>
+            <w:pPr>
+              <w:rPr>
+                <w:rFonts w:cstheme="minorHAnsi"/>
+                <w:sz w:val="28"/>
+                <w:szCs w:val="28"/>
+              </w:rPr>
+            </w:pPr>
+            <w:r>
+              <w:rPr>
+                <w:rFonts w:cstheme="minorHAnsi"/>
+                <w:sz w:val="28"/>
+                <w:szCs w:val="28"/>
+              </w:rPr>
+              <w:t xml:space="preserve">Yes </w:t>
+            </w:r>
+          </w:p>
+        </w:tc>
+        <w:tc>
+          <w:tcPr>
+            <w:tcW w:w="1503" w:type="dxa"/>
+          </w:tcPr>
+          <w:p>
+            <w:pPr>
+              <w:rPr>
+                <w:rFonts w:cstheme="minorHAnsi"/>
+                <w:sz w:val="28"/>
+                <w:szCs w:val="28"/>
+              </w:rPr>
+            </w:pPr>
+          </w:p>
+        </w:tc>
+        <w:tc>
+          <w:tcPr>
+            <w:tcW w:w="1503" w:type="dxa"/>
+          </w:tcPr>
+          <w:p>
+            <w:pPr>
+              <w:rPr>
+                <w:rFonts w:cstheme="minorHAnsi"/>
+                <w:sz w:val="28"/>
+                <w:szCs w:val="28"/>
+              </w:rPr>
+            </w:pPr>
+          </w:p>
+        </w:tc>
+        <w:tc>
+          <w:tcPr>
+            <w:tcW w:w="1503" w:type="dxa"/>
+          </w:tcPr>
+          <w:p>
+            <w:pPr>
+              <w:rPr>
+                <w:rFonts w:cstheme="minorHAnsi"/>
+                <w:sz w:val="28"/>
+                <w:szCs w:val="28"/>
+              </w:rPr>
+            </w:pPr>
+          </w:p>
+        </w:tc>
+      </w:tr>
+      <w:tr>
+        <w:tc>
+          <w:tcPr>
+            <w:tcW w:w="1502" w:type="dxa"/>
+          </w:tcPr>
+          <w:p>
+            <w:pPr>
+              <w:rPr>
+                <w:rFonts w:cstheme="minorHAnsi"/>
+                <w:sz w:val="28"/>
+                <w:szCs w:val="28"/>
+              </w:rPr>
+            </w:pPr>
+            <w:r>
+              <w:rPr>
+                <w:rFonts w:cstheme="minorHAnsi"/>
+                <w:sz w:val="28"/>
+                <w:szCs w:val="28"/>
+              </w:rPr>
+              <w:t xml:space="preserve">Certifications </w:t>
+            </w:r>
+          </w:p>
+        </w:tc>
+        <w:tc>
+          <w:tcPr>
+            <w:tcW w:w="1502" w:type="dxa"/>
+          </w:tcPr>
+          <w:p>
+            <w:pPr>
+              <w:rPr>
+                <w:rFonts w:cstheme="minorHAnsi"/>
+                <w:sz w:val="28"/>
+                <w:szCs w:val="28"/>
+              </w:rPr>
+            </w:pPr>
+            <w:r>
+              <w:rPr>
+                <w:rFonts w:cstheme="minorHAnsi"/>
+                <w:sz w:val="28"/>
+                <w:szCs w:val="28"/>
+              </w:rPr>
+              <w:t xml:space="preserve">String </w:t>
+            </w:r>
+          </w:p>
+        </w:tc>
+        <w:tc>
+          <w:tcPr>
+            <w:tcW w:w="1503" w:type="dxa"/>
+          </w:tcPr>
+          <w:p>
+            <w:pPr>
+              <w:rPr>
+                <w:rFonts w:cstheme="minorHAnsi"/>
+                <w:sz w:val="28"/>
+                <w:szCs w:val="28"/>
+              </w:rPr>
+            </w:pPr>
+            <w:r>
+              <w:rPr>
+                <w:rFonts w:cstheme="minorHAnsi"/>
+                <w:sz w:val="28"/>
+                <w:szCs w:val="28"/>
+              </w:rPr>
+              <w:t xml:space="preserve">Yes </w:t>
+            </w:r>
+          </w:p>
+        </w:tc>
+        <w:tc>
+          <w:tcPr>
+            <w:tcW w:w="1503" w:type="dxa"/>
+          </w:tcPr>
+          <w:p>
+            <w:pPr>
+              <w:rPr>
+                <w:rFonts w:cstheme="minorHAnsi"/>
+                <w:sz w:val="28"/>
+                <w:szCs w:val="28"/>
+              </w:rPr>
+            </w:pPr>
+          </w:p>
+        </w:tc>
+        <w:tc>
+          <w:tcPr>
+            <w:tcW w:w="1503" w:type="dxa"/>
+          </w:tcPr>
+          <w:p>
+            <w:pPr>
+              <w:rPr>
+                <w:rFonts w:cstheme="minorHAnsi"/>
+                <w:sz w:val="28"/>
+                <w:szCs w:val="28"/>
+              </w:rPr>
+            </w:pPr>
+          </w:p>
+        </w:tc>
+        <w:tc>
+          <w:tcPr>
+            <w:tcW w:w="1503" w:type="dxa"/>
+          </w:tcPr>
+          <w:p>
+            <w:pPr>
+              <w:rPr>
+                <w:rFonts w:cstheme="minorHAnsi"/>
+                <w:sz w:val="28"/>
+                <w:szCs w:val="28"/>
+              </w:rPr>
+            </w:pPr>
+          </w:p>
+        </w:tc>
+      </w:tr>
+      <w:tr>
+        <w:tc>
+          <w:tcPr>
+            <w:tcW w:w="1502" w:type="dxa"/>
+          </w:tcPr>
+          <w:p>
+            <w:pPr>
+              <w:rPr>
+                <w:rFonts w:cstheme="minorHAnsi"/>
+                <w:sz w:val="28"/>
+                <w:szCs w:val="28"/>
+              </w:rPr>
+            </w:pPr>
+            <w:r>
+              <w:rPr>
+                <w:rFonts w:cstheme="minorHAnsi"/>
+                <w:sz w:val="28"/>
+                <w:szCs w:val="28"/>
+              </w:rPr>
+              <w:t>Products</w:t>
+            </w:r>
+          </w:p>
+        </w:tc>
+        <w:tc>
+          <w:tcPr>
+            <w:tcW w:w="1502" w:type="dxa"/>
+          </w:tcPr>
+          <w:p>
+            <w:pPr>
+              <w:rPr>
+                <w:rFonts w:cstheme="minorHAnsi"/>
+                <w:sz w:val="28"/>
+                <w:szCs w:val="28"/>
+              </w:rPr>
+            </w:pPr>
+            <w:r>
+              <w:rPr>
+                <w:rFonts w:cstheme="minorHAnsi"/>
+                <w:sz w:val="28"/>
+                <w:szCs w:val="28"/>
+              </w:rPr>
+              <w:t xml:space="preserve">Products </w:t>
+            </w:r>
+          </w:p>
+        </w:tc>
+        <w:tc>
+          <w:tcPr>
+            <w:tcW w:w="1503" w:type="dxa"/>
+          </w:tcPr>
+          <w:p>
+            <w:pPr>
+              <w:rPr>
+                <w:rFonts w:cstheme="minorHAnsi"/>
+                <w:sz w:val="28"/>
+                <w:szCs w:val="28"/>
+              </w:rPr>
+            </w:pPr>
+            <w:r>
+              <w:rPr>
+                <w:rFonts w:cstheme="minorHAnsi"/>
+                <w:sz w:val="28"/>
+                <w:szCs w:val="28"/>
+              </w:rPr>
+              <w:t xml:space="preserve">Yes </w:t>
+            </w:r>
           </w:p>
         </w:tc>
         <w:tc>
@@ -9666,43 +12253,33 @@
           <w:szCs w:val="28"/>
         </w:rPr>
       </w:pPr>
-      <w:proofErr w:type="spellStart"/>
       <w:r>
         <w:rPr>
           <w:rFonts w:cstheme="minorHAnsi"/>
           <w:sz w:val="28"/>
           <w:szCs w:val="28"/>
         </w:rPr>
-        <w:t>LoyaltyRewards</w:t>
-      </w:r>
-      <w:proofErr w:type="spellEnd"/>
-      <w:r>
-        <w:rPr>
-          <w:rFonts w:cstheme="minorHAnsi"/>
-          <w:sz w:val="28"/>
-          <w:szCs w:val="28"/>
-        </w:rPr>
-        <w:t xml:space="preserve"> </w:t>
+        <w:t xml:space="preserve">LoyaltyRewards </w:t>
       </w:r>
     </w:p>
     <w:tbl>
       <w:tblPr>
         <w:tblStyle w:val="TableGrid"/>
-        <w:tblW w:w="0" w:type="auto"/>
+        <w:tblW w:w="9634" w:type="dxa"/>
         <w:tblLook w:val="04A0" w:firstRow="1" w:lastRow="0" w:firstColumn="1" w:lastColumn="0" w:noHBand="0" w:noVBand="1"/>
       </w:tblPr>
       <w:tblGrid>
-        <w:gridCol w:w="1354"/>
-        <w:gridCol w:w="1306"/>
-        <w:gridCol w:w="1435"/>
-        <w:gridCol w:w="1383"/>
-        <w:gridCol w:w="1468"/>
-        <w:gridCol w:w="2070"/>
+        <w:gridCol w:w="1898"/>
+        <w:gridCol w:w="1119"/>
+        <w:gridCol w:w="1296"/>
+        <w:gridCol w:w="1135"/>
+        <w:gridCol w:w="1685"/>
+        <w:gridCol w:w="2501"/>
       </w:tblGrid>
       <w:tr>
         <w:tc>
           <w:tcPr>
-            <w:tcW w:w="1502" w:type="dxa"/>
+            <w:tcW w:w="1898" w:type="dxa"/>
           </w:tcPr>
           <w:p>
             <w:pPr>
@@ -9724,7 +12301,7 @@
         </w:tc>
         <w:tc>
           <w:tcPr>
-            <w:tcW w:w="1502" w:type="dxa"/>
+            <w:tcW w:w="1156" w:type="dxa"/>
           </w:tcPr>
           <w:p>
             <w:pPr>
@@ -9746,7 +12323,7 @@
         </w:tc>
         <w:tc>
           <w:tcPr>
-            <w:tcW w:w="1503" w:type="dxa"/>
+            <w:tcW w:w="1316" w:type="dxa"/>
           </w:tcPr>
           <w:p>
             <w:pPr>
@@ -9768,7 +12345,7 @@
         </w:tc>
         <w:tc>
           <w:tcPr>
-            <w:tcW w:w="1503" w:type="dxa"/>
+            <w:tcW w:w="1170" w:type="dxa"/>
           </w:tcPr>
           <w:p>
             <w:pPr>
@@ -9790,7 +12367,7 @@
         </w:tc>
         <w:tc>
           <w:tcPr>
-            <w:tcW w:w="1503" w:type="dxa"/>
+            <w:tcW w:w="1406" w:type="dxa"/>
           </w:tcPr>
           <w:p>
             <w:pPr>
@@ -9812,7 +12389,7 @@
         </w:tc>
         <w:tc>
           <w:tcPr>
-            <w:tcW w:w="1503" w:type="dxa"/>
+            <w:tcW w:w="2688" w:type="dxa"/>
           </w:tcPr>
           <w:p>
             <w:pPr>
@@ -9836,249 +12413,566 @@
       <w:tr>
         <w:tc>
           <w:tcPr>
-            <w:tcW w:w="1502" w:type="dxa"/>
-          </w:tcPr>
-          <w:p>
-            <w:pPr>
-              <w:rPr>
-                <w:rFonts w:cstheme="minorHAnsi"/>
-                <w:sz w:val="28"/>
-                <w:szCs w:val="28"/>
-              </w:rPr>
-            </w:pPr>
-          </w:p>
-        </w:tc>
-        <w:tc>
-          <w:tcPr>
-            <w:tcW w:w="1502" w:type="dxa"/>
-          </w:tcPr>
-          <w:p>
-            <w:pPr>
-              <w:rPr>
-                <w:rFonts w:cstheme="minorHAnsi"/>
-                <w:sz w:val="28"/>
-                <w:szCs w:val="28"/>
-              </w:rPr>
-            </w:pPr>
-          </w:p>
-        </w:tc>
-        <w:tc>
-          <w:tcPr>
-            <w:tcW w:w="1503" w:type="dxa"/>
-          </w:tcPr>
-          <w:p>
-            <w:pPr>
-              <w:rPr>
-                <w:rFonts w:cstheme="minorHAnsi"/>
-                <w:sz w:val="28"/>
-                <w:szCs w:val="28"/>
-              </w:rPr>
-            </w:pPr>
-          </w:p>
-        </w:tc>
-        <w:tc>
-          <w:tcPr>
-            <w:tcW w:w="1503" w:type="dxa"/>
-          </w:tcPr>
-          <w:p>
-            <w:pPr>
-              <w:rPr>
-                <w:rFonts w:cstheme="minorHAnsi"/>
-                <w:sz w:val="28"/>
-                <w:szCs w:val="28"/>
-              </w:rPr>
-            </w:pPr>
-          </w:p>
-        </w:tc>
-        <w:tc>
-          <w:tcPr>
-            <w:tcW w:w="1503" w:type="dxa"/>
-          </w:tcPr>
-          <w:p>
-            <w:pPr>
-              <w:rPr>
-                <w:rFonts w:cstheme="minorHAnsi"/>
-                <w:sz w:val="28"/>
-                <w:szCs w:val="28"/>
-              </w:rPr>
-            </w:pPr>
-          </w:p>
-        </w:tc>
-        <w:tc>
-          <w:tcPr>
-            <w:tcW w:w="1503" w:type="dxa"/>
-          </w:tcPr>
-          <w:p>
-            <w:pPr>
-              <w:rPr>
-                <w:rFonts w:cstheme="minorHAnsi"/>
-                <w:sz w:val="28"/>
-                <w:szCs w:val="28"/>
-              </w:rPr>
-            </w:pPr>
+            <w:tcW w:w="1898" w:type="dxa"/>
+          </w:tcPr>
+          <w:p>
+            <w:pPr>
+              <w:rPr>
+                <w:rFonts w:cstheme="minorHAnsi"/>
+                <w:sz w:val="28"/>
+                <w:szCs w:val="28"/>
+              </w:rPr>
+            </w:pPr>
+            <w:r>
+              <w:rPr>
+                <w:rFonts w:cstheme="minorHAnsi"/>
+                <w:sz w:val="28"/>
+                <w:szCs w:val="28"/>
+              </w:rPr>
+              <w:t xml:space="preserve">LoyaltyReward Id </w:t>
+            </w:r>
+          </w:p>
+        </w:tc>
+        <w:tc>
+          <w:tcPr>
+            <w:tcW w:w="1156" w:type="dxa"/>
+          </w:tcPr>
+          <w:p>
+            <w:pPr>
+              <w:rPr>
+                <w:rFonts w:cstheme="minorHAnsi"/>
+                <w:sz w:val="28"/>
+                <w:szCs w:val="28"/>
+              </w:rPr>
+            </w:pPr>
+            <w:r>
+              <w:rPr>
+                <w:rFonts w:cstheme="minorHAnsi"/>
+                <w:sz w:val="28"/>
+                <w:szCs w:val="28"/>
+              </w:rPr>
+              <w:t xml:space="preserve">Integer </w:t>
+            </w:r>
+          </w:p>
+        </w:tc>
+        <w:tc>
+          <w:tcPr>
+            <w:tcW w:w="1316" w:type="dxa"/>
+          </w:tcPr>
+          <w:p>
+            <w:pPr>
+              <w:rPr>
+                <w:rFonts w:cstheme="minorHAnsi"/>
+                <w:sz w:val="28"/>
+                <w:szCs w:val="28"/>
+              </w:rPr>
+            </w:pPr>
+            <w:r>
+              <w:rPr>
+                <w:rFonts w:cstheme="minorHAnsi"/>
+                <w:sz w:val="28"/>
+                <w:szCs w:val="28"/>
+              </w:rPr>
+              <w:t xml:space="preserve">Yes </w:t>
+            </w:r>
+          </w:p>
+        </w:tc>
+        <w:tc>
+          <w:tcPr>
+            <w:tcW w:w="1170" w:type="dxa"/>
+          </w:tcPr>
+          <w:p>
+            <w:pPr>
+              <w:rPr>
+                <w:rFonts w:cstheme="minorHAnsi"/>
+                <w:sz w:val="28"/>
+                <w:szCs w:val="28"/>
+              </w:rPr>
+            </w:pPr>
+          </w:p>
+        </w:tc>
+        <w:tc>
+          <w:tcPr>
+            <w:tcW w:w="1406" w:type="dxa"/>
+          </w:tcPr>
+          <w:p>
+            <w:pPr>
+              <w:rPr>
+                <w:rFonts w:cstheme="minorHAnsi"/>
+                <w:sz w:val="28"/>
+                <w:szCs w:val="28"/>
+              </w:rPr>
+            </w:pPr>
+          </w:p>
+        </w:tc>
+        <w:tc>
+          <w:tcPr>
+            <w:tcW w:w="2688" w:type="dxa"/>
+          </w:tcPr>
+          <w:p>
+            <w:pPr>
+              <w:rPr>
+                <w:rFonts w:cstheme="minorHAnsi"/>
+                <w:sz w:val="28"/>
+                <w:szCs w:val="28"/>
+              </w:rPr>
+            </w:pPr>
+            <w:r>
+              <w:rPr>
+                <w:rFonts w:cstheme="minorHAnsi"/>
+                <w:sz w:val="28"/>
+                <w:szCs w:val="28"/>
+              </w:rPr>
+              <w:t xml:space="preserve">Primary </w:t>
+            </w:r>
           </w:p>
         </w:tc>
       </w:tr>
       <w:tr>
         <w:tc>
           <w:tcPr>
-            <w:tcW w:w="1502" w:type="dxa"/>
-          </w:tcPr>
-          <w:p>
-            <w:pPr>
-              <w:rPr>
-                <w:rFonts w:cstheme="minorHAnsi"/>
-                <w:sz w:val="28"/>
-                <w:szCs w:val="28"/>
-              </w:rPr>
-            </w:pPr>
-          </w:p>
-        </w:tc>
-        <w:tc>
-          <w:tcPr>
-            <w:tcW w:w="1502" w:type="dxa"/>
-          </w:tcPr>
-          <w:p>
-            <w:pPr>
-              <w:rPr>
-                <w:rFonts w:cstheme="minorHAnsi"/>
-                <w:sz w:val="28"/>
-                <w:szCs w:val="28"/>
-              </w:rPr>
-            </w:pPr>
-          </w:p>
-        </w:tc>
-        <w:tc>
-          <w:tcPr>
-            <w:tcW w:w="1503" w:type="dxa"/>
-          </w:tcPr>
-          <w:p>
-            <w:pPr>
-              <w:rPr>
-                <w:rFonts w:cstheme="minorHAnsi"/>
-                <w:sz w:val="28"/>
-                <w:szCs w:val="28"/>
-              </w:rPr>
-            </w:pPr>
-          </w:p>
-        </w:tc>
-        <w:tc>
-          <w:tcPr>
-            <w:tcW w:w="1503" w:type="dxa"/>
-          </w:tcPr>
-          <w:p>
-            <w:pPr>
-              <w:rPr>
-                <w:rFonts w:cstheme="minorHAnsi"/>
-                <w:sz w:val="28"/>
-                <w:szCs w:val="28"/>
-              </w:rPr>
-            </w:pPr>
-          </w:p>
-        </w:tc>
-        <w:tc>
-          <w:tcPr>
-            <w:tcW w:w="1503" w:type="dxa"/>
-          </w:tcPr>
-          <w:p>
-            <w:pPr>
-              <w:rPr>
-                <w:rFonts w:cstheme="minorHAnsi"/>
-                <w:sz w:val="28"/>
-                <w:szCs w:val="28"/>
-              </w:rPr>
-            </w:pPr>
-          </w:p>
-        </w:tc>
-        <w:tc>
-          <w:tcPr>
-            <w:tcW w:w="1503" w:type="dxa"/>
-          </w:tcPr>
-          <w:p>
-            <w:pPr>
-              <w:rPr>
-                <w:rFonts w:cstheme="minorHAnsi"/>
-                <w:sz w:val="28"/>
-                <w:szCs w:val="28"/>
-              </w:rPr>
-            </w:pPr>
+            <w:tcW w:w="1898" w:type="dxa"/>
+          </w:tcPr>
+          <w:p>
+            <w:pPr>
+              <w:rPr>
+                <w:rFonts w:cstheme="minorHAnsi"/>
+                <w:sz w:val="28"/>
+                <w:szCs w:val="28"/>
+              </w:rPr>
+            </w:pPr>
+            <w:r>
+              <w:rPr>
+                <w:rFonts w:cstheme="minorHAnsi"/>
+                <w:sz w:val="28"/>
+                <w:szCs w:val="28"/>
+              </w:rPr>
+              <w:t xml:space="preserve">UserId </w:t>
+            </w:r>
+          </w:p>
+        </w:tc>
+        <w:tc>
+          <w:tcPr>
+            <w:tcW w:w="1156" w:type="dxa"/>
+          </w:tcPr>
+          <w:p>
+            <w:pPr>
+              <w:rPr>
+                <w:rFonts w:cstheme="minorHAnsi"/>
+                <w:sz w:val="28"/>
+                <w:szCs w:val="28"/>
+              </w:rPr>
+            </w:pPr>
+            <w:r>
+              <w:rPr>
+                <w:rFonts w:cstheme="minorHAnsi"/>
+                <w:sz w:val="28"/>
+                <w:szCs w:val="28"/>
+              </w:rPr>
+              <w:t xml:space="preserve">String </w:t>
+            </w:r>
+          </w:p>
+        </w:tc>
+        <w:tc>
+          <w:tcPr>
+            <w:tcW w:w="1316" w:type="dxa"/>
+          </w:tcPr>
+          <w:p>
+            <w:pPr>
+              <w:rPr>
+                <w:rFonts w:cstheme="minorHAnsi"/>
+                <w:sz w:val="28"/>
+                <w:szCs w:val="28"/>
+              </w:rPr>
+            </w:pPr>
+            <w:r>
+              <w:rPr>
+                <w:rFonts w:cstheme="minorHAnsi"/>
+                <w:sz w:val="28"/>
+                <w:szCs w:val="28"/>
+              </w:rPr>
+              <w:t xml:space="preserve">Yes </w:t>
+            </w:r>
+          </w:p>
+        </w:tc>
+        <w:tc>
+          <w:tcPr>
+            <w:tcW w:w="1170" w:type="dxa"/>
+          </w:tcPr>
+          <w:p>
+            <w:pPr>
+              <w:rPr>
+                <w:rFonts w:cstheme="minorHAnsi"/>
+                <w:sz w:val="28"/>
+                <w:szCs w:val="28"/>
+              </w:rPr>
+            </w:pPr>
+          </w:p>
+        </w:tc>
+        <w:tc>
+          <w:tcPr>
+            <w:tcW w:w="1406" w:type="dxa"/>
+          </w:tcPr>
+          <w:p>
+            <w:pPr>
+              <w:rPr>
+                <w:rFonts w:cstheme="minorHAnsi"/>
+                <w:sz w:val="28"/>
+                <w:szCs w:val="28"/>
+              </w:rPr>
+            </w:pPr>
+            <w:r>
+              <w:rPr>
+                <w:rFonts w:eastAsia="Times New Roman" w:cstheme="minorHAnsi"/>
+                <w:sz w:val="28"/>
+                <w:szCs w:val="28"/>
+                <w:lang w:eastAsia="en-GB"/>
+              </w:rPr>
+              <w:t>Must exist in AspNetUsers</w:t>
+            </w:r>
+          </w:p>
+        </w:tc>
+        <w:tc>
+          <w:tcPr>
+            <w:tcW w:w="2688" w:type="dxa"/>
+          </w:tcPr>
+          <w:p>
+            <w:pPr>
+              <w:rPr>
+                <w:rFonts w:cstheme="minorHAnsi"/>
+                <w:sz w:val="28"/>
+                <w:szCs w:val="28"/>
+              </w:rPr>
+            </w:pPr>
+            <w:r>
+              <w:rPr>
+                <w:rFonts w:cstheme="minorHAnsi"/>
+                <w:sz w:val="28"/>
+                <w:szCs w:val="28"/>
+              </w:rPr>
+              <w:t xml:space="preserve">Foreign </w:t>
+            </w:r>
           </w:p>
         </w:tc>
       </w:tr>
       <w:tr>
         <w:tc>
           <w:tcPr>
-            <w:tcW w:w="1502" w:type="dxa"/>
-          </w:tcPr>
-          <w:p>
-            <w:pPr>
-              <w:rPr>
-                <w:rFonts w:cstheme="minorHAnsi"/>
-                <w:sz w:val="28"/>
-                <w:szCs w:val="28"/>
-              </w:rPr>
-            </w:pPr>
-          </w:p>
-        </w:tc>
-        <w:tc>
-          <w:tcPr>
-            <w:tcW w:w="1502" w:type="dxa"/>
-          </w:tcPr>
-          <w:p>
-            <w:pPr>
-              <w:rPr>
-                <w:rFonts w:cstheme="minorHAnsi"/>
-                <w:sz w:val="28"/>
-                <w:szCs w:val="28"/>
-              </w:rPr>
-            </w:pPr>
-          </w:p>
-        </w:tc>
-        <w:tc>
-          <w:tcPr>
-            <w:tcW w:w="1503" w:type="dxa"/>
-          </w:tcPr>
-          <w:p>
-            <w:pPr>
-              <w:rPr>
-                <w:rFonts w:cstheme="minorHAnsi"/>
-                <w:sz w:val="28"/>
-                <w:szCs w:val="28"/>
-              </w:rPr>
-            </w:pPr>
-          </w:p>
-        </w:tc>
-        <w:tc>
-          <w:tcPr>
-            <w:tcW w:w="1503" w:type="dxa"/>
-          </w:tcPr>
-          <w:p>
-            <w:pPr>
-              <w:rPr>
-                <w:rFonts w:cstheme="minorHAnsi"/>
-                <w:sz w:val="28"/>
-                <w:szCs w:val="28"/>
-              </w:rPr>
-            </w:pPr>
-          </w:p>
-        </w:tc>
-        <w:tc>
-          <w:tcPr>
-            <w:tcW w:w="1503" w:type="dxa"/>
-          </w:tcPr>
-          <w:p>
-            <w:pPr>
-              <w:rPr>
-                <w:rFonts w:cstheme="minorHAnsi"/>
-                <w:sz w:val="28"/>
-                <w:szCs w:val="28"/>
-              </w:rPr>
-            </w:pPr>
-          </w:p>
-        </w:tc>
-        <w:tc>
-          <w:tcPr>
-            <w:tcW w:w="1503" w:type="dxa"/>
+            <w:tcW w:w="1898" w:type="dxa"/>
+          </w:tcPr>
+          <w:p>
+            <w:pPr>
+              <w:rPr>
+                <w:rFonts w:cstheme="minorHAnsi"/>
+                <w:sz w:val="28"/>
+                <w:szCs w:val="28"/>
+              </w:rPr>
+            </w:pPr>
+            <w:r>
+              <w:rPr>
+                <w:rFonts w:cstheme="minorHAnsi"/>
+                <w:sz w:val="28"/>
+                <w:szCs w:val="28"/>
+              </w:rPr>
+              <w:t xml:space="preserve">PointsBalance </w:t>
+            </w:r>
+          </w:p>
+        </w:tc>
+        <w:tc>
+          <w:tcPr>
+            <w:tcW w:w="1156" w:type="dxa"/>
+          </w:tcPr>
+          <w:p>
+            <w:pPr>
+              <w:rPr>
+                <w:rFonts w:cstheme="minorHAnsi"/>
+                <w:sz w:val="28"/>
+                <w:szCs w:val="28"/>
+              </w:rPr>
+            </w:pPr>
+            <w:r>
+              <w:rPr>
+                <w:rFonts w:cstheme="minorHAnsi"/>
+                <w:sz w:val="28"/>
+                <w:szCs w:val="28"/>
+              </w:rPr>
+              <w:t xml:space="preserve">Integer </w:t>
+            </w:r>
+          </w:p>
+        </w:tc>
+        <w:tc>
+          <w:tcPr>
+            <w:tcW w:w="1316" w:type="dxa"/>
+          </w:tcPr>
+          <w:p>
+            <w:pPr>
+              <w:rPr>
+                <w:rFonts w:cstheme="minorHAnsi"/>
+                <w:sz w:val="28"/>
+                <w:szCs w:val="28"/>
+              </w:rPr>
+            </w:pPr>
+            <w:r>
+              <w:rPr>
+                <w:rFonts w:cstheme="minorHAnsi"/>
+                <w:sz w:val="28"/>
+                <w:szCs w:val="28"/>
+              </w:rPr>
+              <w:t xml:space="preserve">Yes </w:t>
+            </w:r>
+          </w:p>
+        </w:tc>
+        <w:tc>
+          <w:tcPr>
+            <w:tcW w:w="1170" w:type="dxa"/>
+          </w:tcPr>
+          <w:p>
+            <w:pPr>
+              <w:rPr>
+                <w:rFonts w:cstheme="minorHAnsi"/>
+                <w:sz w:val="28"/>
+                <w:szCs w:val="28"/>
+              </w:rPr>
+            </w:pPr>
+          </w:p>
+        </w:tc>
+        <w:tc>
+          <w:tcPr>
+            <w:tcW w:w="1406" w:type="dxa"/>
+          </w:tcPr>
+          <w:p>
+            <w:pPr>
+              <w:rPr>
+                <w:rFonts w:cstheme="minorHAnsi"/>
+                <w:sz w:val="28"/>
+                <w:szCs w:val="28"/>
+              </w:rPr>
+            </w:pPr>
+          </w:p>
+        </w:tc>
+        <w:tc>
+          <w:tcPr>
+            <w:tcW w:w="2688" w:type="dxa"/>
+          </w:tcPr>
+          <w:p>
+            <w:pPr>
+              <w:rPr>
+                <w:rFonts w:cstheme="minorHAnsi"/>
+                <w:sz w:val="28"/>
+                <w:szCs w:val="28"/>
+              </w:rPr>
+            </w:pPr>
+          </w:p>
+        </w:tc>
+      </w:tr>
+      <w:tr>
+        <w:tc>
+          <w:tcPr>
+            <w:tcW w:w="1898" w:type="dxa"/>
+          </w:tcPr>
+          <w:p>
+            <w:pPr>
+              <w:rPr>
+                <w:rFonts w:cstheme="minorHAnsi"/>
+                <w:sz w:val="28"/>
+                <w:szCs w:val="28"/>
+              </w:rPr>
+            </w:pPr>
+            <w:r>
+              <w:rPr>
+                <w:rFonts w:cstheme="minorHAnsi"/>
+                <w:sz w:val="28"/>
+                <w:szCs w:val="28"/>
+              </w:rPr>
+              <w:t xml:space="preserve">TierLevel </w:t>
+            </w:r>
+          </w:p>
+        </w:tc>
+        <w:tc>
+          <w:tcPr>
+            <w:tcW w:w="1156" w:type="dxa"/>
+          </w:tcPr>
+          <w:p>
+            <w:pPr>
+              <w:rPr>
+                <w:rFonts w:cstheme="minorHAnsi"/>
+                <w:sz w:val="28"/>
+                <w:szCs w:val="28"/>
+              </w:rPr>
+            </w:pPr>
+            <w:r>
+              <w:rPr>
+                <w:rFonts w:cstheme="minorHAnsi"/>
+                <w:sz w:val="28"/>
+                <w:szCs w:val="28"/>
+              </w:rPr>
+              <w:t xml:space="preserve">String </w:t>
+            </w:r>
+          </w:p>
+        </w:tc>
+        <w:tc>
+          <w:tcPr>
+            <w:tcW w:w="1316" w:type="dxa"/>
+          </w:tcPr>
+          <w:p>
+            <w:pPr>
+              <w:rPr>
+                <w:rFonts w:cstheme="minorHAnsi"/>
+                <w:sz w:val="28"/>
+                <w:szCs w:val="28"/>
+              </w:rPr>
+            </w:pPr>
+            <w:r>
+              <w:rPr>
+                <w:rFonts w:cstheme="minorHAnsi"/>
+                <w:sz w:val="28"/>
+                <w:szCs w:val="28"/>
+              </w:rPr>
+              <w:t xml:space="preserve">Yes </w:t>
+            </w:r>
+          </w:p>
+        </w:tc>
+        <w:tc>
+          <w:tcPr>
+            <w:tcW w:w="1170" w:type="dxa"/>
+          </w:tcPr>
+          <w:p>
+            <w:pPr>
+              <w:rPr>
+                <w:rFonts w:cstheme="minorHAnsi"/>
+                <w:sz w:val="28"/>
+                <w:szCs w:val="28"/>
+              </w:rPr>
+            </w:pPr>
+          </w:p>
+        </w:tc>
+        <w:tc>
+          <w:tcPr>
+            <w:tcW w:w="1406" w:type="dxa"/>
+          </w:tcPr>
+          <w:p>
+            <w:pPr>
+              <w:rPr>
+                <w:rFonts w:cstheme="minorHAnsi"/>
+                <w:sz w:val="28"/>
+                <w:szCs w:val="28"/>
+              </w:rPr>
+            </w:pPr>
+          </w:p>
+        </w:tc>
+        <w:tc>
+          <w:tcPr>
+            <w:tcW w:w="2688" w:type="dxa"/>
+          </w:tcPr>
+          <w:p>
+            <w:pPr>
+              <w:rPr>
+                <w:rFonts w:cstheme="minorHAnsi"/>
+                <w:sz w:val="28"/>
+                <w:szCs w:val="28"/>
+              </w:rPr>
+            </w:pPr>
+          </w:p>
+        </w:tc>
+      </w:tr>
+      <w:tr>
+        <w:tc>
+          <w:tcPr>
+            <w:tcW w:w="1898" w:type="dxa"/>
+          </w:tcPr>
+          <w:p>
+            <w:pPr>
+              <w:rPr>
+                <w:rFonts w:cstheme="minorHAnsi"/>
+                <w:sz w:val="28"/>
+                <w:szCs w:val="28"/>
+              </w:rPr>
+            </w:pPr>
+            <w:r>
+              <w:rPr>
+                <w:rFonts w:cstheme="minorHAnsi"/>
+                <w:sz w:val="28"/>
+                <w:szCs w:val="28"/>
+              </w:rPr>
+              <w:t xml:space="preserve">History </w:t>
+            </w:r>
+          </w:p>
+        </w:tc>
+        <w:tc>
+          <w:tcPr>
+            <w:tcW w:w="1156" w:type="dxa"/>
+          </w:tcPr>
+          <w:p>
+            <w:pPr>
+              <w:rPr>
+                <w:rFonts w:cstheme="minorHAnsi"/>
+                <w:sz w:val="28"/>
+                <w:szCs w:val="28"/>
+              </w:rPr>
+            </w:pPr>
+            <w:r>
+              <w:rPr>
+                <w:rFonts w:cstheme="minorHAnsi"/>
+                <w:sz w:val="28"/>
+                <w:szCs w:val="28"/>
+              </w:rPr>
+              <w:t xml:space="preserve">String </w:t>
+            </w:r>
+          </w:p>
+        </w:tc>
+        <w:tc>
+          <w:tcPr>
+            <w:tcW w:w="1316" w:type="dxa"/>
+          </w:tcPr>
+          <w:p>
+            <w:pPr>
+              <w:rPr>
+                <w:rFonts w:cstheme="minorHAnsi"/>
+                <w:sz w:val="28"/>
+                <w:szCs w:val="28"/>
+              </w:rPr>
+            </w:pPr>
+            <w:r>
+              <w:rPr>
+                <w:rFonts w:cstheme="minorHAnsi"/>
+                <w:sz w:val="28"/>
+                <w:szCs w:val="28"/>
+              </w:rPr>
+              <w:t xml:space="preserve">Yes </w:t>
+            </w:r>
+          </w:p>
+        </w:tc>
+        <w:tc>
+          <w:tcPr>
+            <w:tcW w:w="1170" w:type="dxa"/>
+          </w:tcPr>
+          <w:p>
+            <w:pPr>
+              <w:rPr>
+                <w:rFonts w:cstheme="minorHAnsi"/>
+                <w:sz w:val="28"/>
+                <w:szCs w:val="28"/>
+              </w:rPr>
+            </w:pPr>
+          </w:p>
+        </w:tc>
+        <w:tc>
+          <w:tcPr>
+            <w:tcW w:w="1406" w:type="dxa"/>
+          </w:tcPr>
+          <w:p>
+            <w:pPr>
+              <w:rPr>
+                <w:rFonts w:cstheme="minorHAnsi"/>
+                <w:sz w:val="28"/>
+                <w:szCs w:val="28"/>
+              </w:rPr>
+            </w:pPr>
+          </w:p>
+        </w:tc>
+        <w:tc>
+          <w:tcPr>
+            <w:tcW w:w="2688" w:type="dxa"/>
           </w:tcPr>
           <w:p>
             <w:pPr>

--- a/Data Dictionary.docx
+++ b/Data Dictionary.docx
@@ -2,11 +2,616 @@
 <file path=word/document.xml><?xml version="1.0" encoding="utf-8"?>
 <w:document xmlns:wpc="http://schemas.microsoft.com/office/word/2010/wordprocessingCanvas" xmlns:cx="http://schemas.microsoft.com/office/drawing/2014/chartex" xmlns:cx1="http://schemas.microsoft.com/office/drawing/2015/9/8/chartex" xmlns:cx2="http://schemas.microsoft.com/office/drawing/2015/10/21/chartex" xmlns:cx3="http://schemas.microsoft.com/office/drawing/2016/5/9/chartex" xmlns:cx4="http://schemas.microsoft.com/office/drawing/2016/5/10/chartex" xmlns:cx5="http://schemas.microsoft.com/office/drawing/2016/5/11/chartex" xmlns:cx6="http://schemas.microsoft.com/office/drawing/2016/5/12/chartex" xmlns:cx7="http://schemas.microsoft.com/office/drawing/2016/5/13/chartex" xmlns:cx8="http://schemas.microsoft.com/office/drawing/2016/5/14/chartex" xmlns:mc="http://schemas.openxmlformats.org/markup-compatibility/2006" xmlns:aink="http://schemas.microsoft.com/office/drawing/2016/ink" xmlns:am3d="http://schemas.microsoft.com/office/drawing/2017/model3d" xmlns:o="urn:schemas-microsoft-com:office:office" xmlns:r="http://schemas.openxmlformats.org/officeDocument/2006/relationships" xmlns:m="http://schemas.openxmlformats.org/officeDocument/2006/math" xmlns:v="urn:schemas-microsoft-com:vml" xmlns:wp14="http://schemas.microsoft.com/office/word/2010/wordprocessingDrawing" xmlns:wp="http://schemas.openxmlformats.org/drawingml/2006/wordprocessingDrawing" xmlns:w10="urn:schemas-microsoft-com:office:word" xmlns:w="http://schemas.openxmlformats.org/wordprocessingml/2006/main" xmlns:w14="http://schemas.microsoft.com/office/word/2010/wordml" xmlns:w15="http://schemas.microsoft.com/office/word/2012/wordml" xmlns:w16cex="http://schemas.microsoft.com/office/word/2018/wordml/cex" xmlns:w16cid="http://schemas.microsoft.com/office/word/2016/wordml/cid" xmlns:w16="http://schemas.microsoft.com/office/word/2018/wordml" xmlns:w16sdtdh="http://schemas.microsoft.com/office/word/2020/wordml/sdtdatahash" xmlns:w16se="http://schemas.microsoft.com/office/word/2015/wordml/symex" xmlns:wpg="http://schemas.microsoft.com/office/word/2010/wordprocessingGroup" xmlns:wpi="http://schemas.microsoft.com/office/word/2010/wordprocessingInk" xmlns:wne="http://schemas.microsoft.com/office/word/2006/wordml" xmlns:wps="http://schemas.microsoft.com/office/word/2010/wordprocessingShape" mc:Ignorable="w14 w15 w16se w16cid w16 w16cex w16sdtdh wp14">
   <w:body>
+    <w:sdt>
+      <w:sdtPr>
+        <w:rPr>
+          <w:color w:val="4472C4" w:themeColor="accent1"/>
+        </w:rPr>
+        <w:id w:val="1166973660"/>
+        <w:docPartObj>
+          <w:docPartGallery w:val="Cover Pages"/>
+          <w:docPartUnique/>
+        </w:docPartObj>
+      </w:sdtPr>
+      <w:sdtEndPr>
+        <w:rPr>
+          <w:rFonts w:eastAsiaTheme="minorHAnsi" w:cstheme="minorHAnsi"/>
+          <w:color w:val="auto"/>
+          <w:sz w:val="28"/>
+          <w:szCs w:val="28"/>
+          <w:lang w:eastAsia="en-US"/>
+        </w:rPr>
+      </w:sdtEndPr>
+      <w:sdtContent>
+        <w:p>
+          <w:pPr>
+            <w:pStyle w:val="NoSpacing"/>
+            <w:spacing w:before="1540" w:after="240"/>
+            <w:jc w:val="center"/>
+            <w:rPr>
+              <w:color w:val="4472C4" w:themeColor="accent1"/>
+            </w:rPr>
+          </w:pPr>
+        </w:p>
+        <w:p>
+          <w:pPr>
+            <w:pStyle w:val="NoSpacing"/>
+            <w:spacing w:before="1540" w:after="240"/>
+            <w:jc w:val="center"/>
+            <w:rPr>
+              <w:color w:val="4472C4" w:themeColor="accent1"/>
+            </w:rPr>
+          </w:pPr>
+          <w:r>
+            <w:rPr>
+              <w:noProof/>
+              <w:color w:val="4472C4" w:themeColor="accent1"/>
+            </w:rPr>
+            <w:drawing>
+              <wp:inline distT="0" distB="0" distL="0" distR="0" wp14:anchorId="0A55EF4E" wp14:editId="1DCA3863">
+                <wp:extent cx="1417320" cy="750898"/>
+                <wp:effectExtent l="0" t="0" r="0" b="0"/>
+                <wp:docPr id="143" name="Picture 143"/>
+                <wp:cNvGraphicFramePr>
+                  <a:graphicFrameLocks xmlns:a="http://schemas.openxmlformats.org/drawingml/2006/main" noChangeAspect="1"/>
+                </wp:cNvGraphicFramePr>
+                <a:graphic xmlns:a="http://schemas.openxmlformats.org/drawingml/2006/main">
+                  <a:graphicData uri="http://schemas.openxmlformats.org/drawingml/2006/picture">
+                    <pic:pic xmlns:pic="http://schemas.openxmlformats.org/drawingml/2006/picture">
+                      <pic:nvPicPr>
+                        <pic:cNvPr id="3" name="t55.png"/>
+                        <pic:cNvPicPr/>
+                      </pic:nvPicPr>
+                      <pic:blipFill>
+                        <a:blip r:embed="rId5" cstate="print">
+                          <a:duotone>
+                            <a:schemeClr val="accent1">
+                              <a:shade val="45000"/>
+                              <a:satMod val="135000"/>
+                            </a:schemeClr>
+                            <a:prstClr val="white"/>
+                          </a:duotone>
+                          <a:extLst>
+                            <a:ext uri="{28A0092B-C50C-407E-A947-70E740481C1C}">
+                              <a14:useLocalDpi xmlns:a14="http://schemas.microsoft.com/office/drawing/2010/main" val="0"/>
+                            </a:ext>
+                          </a:extLst>
+                        </a:blip>
+                        <a:stretch>
+                          <a:fillRect/>
+                        </a:stretch>
+                      </pic:blipFill>
+                      <pic:spPr>
+                        <a:xfrm>
+                          <a:off x="0" y="0"/>
+                          <a:ext cx="1417320" cy="750898"/>
+                        </a:xfrm>
+                        <a:prstGeom prst="rect">
+                          <a:avLst/>
+                        </a:prstGeom>
+                        <a:noFill/>
+                        <a:ln>
+                          <a:noFill/>
+                        </a:ln>
+                      </pic:spPr>
+                    </pic:pic>
+                  </a:graphicData>
+                </a:graphic>
+              </wp:inline>
+            </w:drawing>
+          </w:r>
+        </w:p>
+        <w:sdt>
+          <w:sdtPr>
+            <w:rPr>
+              <w:rFonts w:asciiTheme="majorHAnsi" w:eastAsiaTheme="majorEastAsia" w:hAnsiTheme="majorHAnsi" w:cstheme="majorBidi"/>
+              <w:caps/>
+              <w:color w:val="4472C4" w:themeColor="accent1"/>
+              <w:sz w:val="72"/>
+              <w:szCs w:val="72"/>
+            </w:rPr>
+            <w:alias w:val="Title"/>
+            <w:tag w:val=""/>
+            <w:id w:val="1735040861"/>
+            <w:placeholder>
+              <w:docPart w:val="B8516E8956C54999B14F668FA72555CF"/>
+            </w:placeholder>
+            <w:dataBinding w:prefixMappings="xmlns:ns0='http://purl.org/dc/elements/1.1/' xmlns:ns1='http://schemas.openxmlformats.org/package/2006/metadata/core-properties' " w:xpath="/ns1:coreProperties[1]/ns0:title[1]" w:storeItemID="{6C3C8BC8-F283-45AE-878A-BAB7291924A1}"/>
+            <w:text/>
+          </w:sdtPr>
+          <w:sdtEndPr>
+            <w:rPr>
+              <w:sz w:val="80"/>
+              <w:szCs w:val="80"/>
+            </w:rPr>
+          </w:sdtEndPr>
+          <w:sdtContent>
+            <w:p>
+              <w:pPr>
+                <w:pStyle w:val="NoSpacing"/>
+                <w:pBdr>
+                  <w:top w:val="single" w:sz="6" w:space="6" w:color="4472C4" w:themeColor="accent1"/>
+                  <w:bottom w:val="single" w:sz="6" w:space="6" w:color="4472C4" w:themeColor="accent1"/>
+                </w:pBdr>
+                <w:spacing w:after="240"/>
+                <w:jc w:val="center"/>
+                <w:rPr>
+                  <w:rFonts w:asciiTheme="majorHAnsi" w:eastAsiaTheme="majorEastAsia" w:hAnsiTheme="majorHAnsi" w:cstheme="majorBidi"/>
+                  <w:caps/>
+                  <w:color w:val="4472C4" w:themeColor="accent1"/>
+                  <w:sz w:val="80"/>
+                  <w:szCs w:val="80"/>
+                </w:rPr>
+              </w:pPr>
+              <w:r>
+                <w:rPr>
+                  <w:rFonts w:asciiTheme="majorHAnsi" w:eastAsiaTheme="majorEastAsia" w:hAnsiTheme="majorHAnsi" w:cstheme="majorBidi"/>
+                  <w:caps/>
+                  <w:color w:val="4472C4" w:themeColor="accent1"/>
+                  <w:sz w:val="72"/>
+                  <w:szCs w:val="72"/>
+                </w:rPr>
+                <w:t xml:space="preserve">dATA dICTIONARY </w:t>
+              </w:r>
+            </w:p>
+          </w:sdtContent>
+        </w:sdt>
+        <w:sdt>
+          <w:sdtPr>
+            <w:rPr>
+              <w:rFonts w:ascii="Malgun Gothic" w:hAnsi="Malgun Gothic"/>
+              <w:color w:val="4472C4" w:themeColor="accent1"/>
+              <w:sz w:val="28"/>
+              <w:szCs w:val="28"/>
+            </w:rPr>
+            <w:alias w:val="Subtitle"/>
+            <w:tag w:val=""/>
+            <w:id w:val="328029620"/>
+            <w:placeholder>
+              <w:docPart w:val="FDCA8144E228436AA1493563DCDE12AF"/>
+            </w:placeholder>
+            <w:dataBinding w:prefixMappings="xmlns:ns0='http://purl.org/dc/elements/1.1/' xmlns:ns1='http://schemas.openxmlformats.org/package/2006/metadata/core-properties' " w:xpath="/ns1:coreProperties[1]/ns0:subject[1]" w:storeItemID="{6C3C8BC8-F283-45AE-878A-BAB7291924A1}"/>
+            <w:text/>
+          </w:sdtPr>
+          <w:sdtContent>
+            <w:p>
+              <w:pPr>
+                <w:pStyle w:val="NoSpacing"/>
+                <w:jc w:val="center"/>
+                <w:rPr>
+                  <w:color w:val="4472C4" w:themeColor="accent1"/>
+                  <w:sz w:val="28"/>
+                  <w:szCs w:val="28"/>
+                </w:rPr>
+              </w:pPr>
+              <w:r>
+                <w:rPr>
+                  <w:rFonts w:ascii="Malgun Gothic" w:hAnsi="Malgun Gothic"/>
+                  <w:color w:val="4472C4" w:themeColor="accent1"/>
+                  <w:sz w:val="28"/>
+                  <w:szCs w:val="28"/>
+                </w:rPr>
+                <w:t>For Greenfield Local Hub</w:t>
+              </w:r>
+            </w:p>
+          </w:sdtContent>
+        </w:sdt>
+        <w:p>
+          <w:pPr>
+            <w:pStyle w:val="NoSpacing"/>
+            <w:spacing w:before="480"/>
+            <w:jc w:val="center"/>
+            <w:rPr>
+              <w:color w:val="4472C4" w:themeColor="accent1"/>
+            </w:rPr>
+          </w:pPr>
+          <w:r>
+            <w:rPr>
+              <w:noProof/>
+              <w:color w:val="4472C4" w:themeColor="accent1"/>
+            </w:rPr>
+            <mc:AlternateContent>
+              <mc:Choice Requires="wps">
+                <w:drawing>
+                  <wp:anchor distT="0" distB="0" distL="114300" distR="114300" simplePos="0" relativeHeight="251659264" behindDoc="0" locked="0" layoutInCell="1" allowOverlap="1" wp14:anchorId="71E1F884" wp14:editId="0507D5E5">
+                    <wp:simplePos x="0" y="0"/>
+                    <wp:positionH relativeFrom="margin">
+                      <wp:align>center</wp:align>
+                    </wp:positionH>
+                    <mc:AlternateContent>
+                      <mc:Choice Requires="wp14">
+                        <wp:positionV relativeFrom="page">
+                          <wp14:pctPosVOffset>85000</wp14:pctPosVOffset>
+                        </wp:positionV>
+                      </mc:Choice>
+                      <mc:Fallback>
+                        <wp:positionV relativeFrom="page">
+                          <wp:posOffset>9088120</wp:posOffset>
+                        </wp:positionV>
+                      </mc:Fallback>
+                    </mc:AlternateContent>
+                    <wp:extent cx="6553200" cy="557784"/>
+                    <wp:effectExtent l="0" t="0" r="0" b="12700"/>
+                    <wp:wrapNone/>
+                    <wp:docPr id="142" name="Text Box 142"/>
+                    <wp:cNvGraphicFramePr/>
+                    <a:graphic xmlns:a="http://schemas.openxmlformats.org/drawingml/2006/main">
+                      <a:graphicData uri="http://schemas.microsoft.com/office/word/2010/wordprocessingShape">
+                        <wps:wsp>
+                          <wps:cNvSpPr txBox="1"/>
+                          <wps:spPr>
+                            <a:xfrm>
+                              <a:off x="0" y="0"/>
+                              <a:ext cx="6553200" cy="557784"/>
+                            </a:xfrm>
+                            <a:prstGeom prst="rect">
+                              <a:avLst/>
+                            </a:prstGeom>
+                            <a:noFill/>
+                            <a:ln w="6350">
+                              <a:noFill/>
+                            </a:ln>
+                            <a:effectLst/>
+                          </wps:spPr>
+                          <wps:style>
+                            <a:lnRef idx="0">
+                              <a:schemeClr val="accent1"/>
+                            </a:lnRef>
+                            <a:fillRef idx="0">
+                              <a:schemeClr val="accent1"/>
+                            </a:fillRef>
+                            <a:effectRef idx="0">
+                              <a:schemeClr val="accent1"/>
+                            </a:effectRef>
+                            <a:fontRef idx="minor">
+                              <a:schemeClr val="dk1"/>
+                            </a:fontRef>
+                          </wps:style>
+                          <wps:txbx>
+                            <w:txbxContent>
+                              <w:sdt>
+                                <w:sdtPr>
+                                  <w:rPr>
+                                    <w:rFonts w:ascii="Malgun Gothic" w:hAnsi="Malgun Gothic"/>
+                                    <w:caps/>
+                                    <w:color w:val="4472C4" w:themeColor="accent1"/>
+                                    <w:sz w:val="28"/>
+                                    <w:szCs w:val="28"/>
+                                  </w:rPr>
+                                  <w:alias w:val="Date"/>
+                                  <w:tag w:val=""/>
+                                  <w:id w:val="197127006"/>
+                                  <w:dataBinding w:prefixMappings="xmlns:ns0='http://schemas.microsoft.com/office/2006/coverPageProps' " w:xpath="/ns0:CoverPageProperties[1]/ns0:PublishDate[1]" w:storeItemID="{55AF091B-3C7A-41E3-B477-F2FDAA23CFDA}"/>
+                                  <w:date w:fullDate="2026-03-16T00:00:00Z">
+                                    <w:dateFormat w:val="dd MMMM yyyy"/>
+                                    <w:lid w:val="en-GB"/>
+                                    <w:storeMappedDataAs w:val="dateTime"/>
+                                    <w:calendar w:val="gregorian"/>
+                                  </w:date>
+                                </w:sdtPr>
+                                <w:sdtContent>
+                                  <w:p>
+                                    <w:pPr>
+                                      <w:pStyle w:val="NoSpacing"/>
+                                      <w:spacing w:after="40"/>
+                                      <w:jc w:val="center"/>
+                                      <w:rPr>
+                                        <w:caps/>
+                                        <w:color w:val="4472C4" w:themeColor="accent1"/>
+                                        <w:sz w:val="28"/>
+                                        <w:szCs w:val="28"/>
+                                      </w:rPr>
+                                    </w:pPr>
+                                    <w:r>
+                                      <w:rPr>
+                                        <w:rFonts w:ascii="Malgun Gothic" w:hAnsi="Malgun Gothic"/>
+                                        <w:caps/>
+                                        <w:color w:val="4472C4" w:themeColor="accent1"/>
+                                        <w:sz w:val="28"/>
+                                        <w:szCs w:val="28"/>
+                                      </w:rPr>
+                                      <w:t>16 March 2026</w:t>
+                                    </w:r>
+                                  </w:p>
+                                </w:sdtContent>
+                              </w:sdt>
+                              <w:p>
+                                <w:pPr>
+                                  <w:pStyle w:val="NoSpacing"/>
+                                  <w:jc w:val="center"/>
+                                  <w:rPr>
+                                    <w:color w:val="4472C4" w:themeColor="accent1"/>
+                                  </w:rPr>
+                                </w:pPr>
+                                <w:sdt>
+                                  <w:sdtPr>
+                                    <w:rPr>
+                                      <w:rFonts w:ascii="Malgun Gothic" w:hAnsi="Malgun Gothic"/>
+                                      <w:caps/>
+                                      <w:color w:val="4472C4" w:themeColor="accent1"/>
+                                      <w:sz w:val="28"/>
+                                      <w:szCs w:val="28"/>
+                                    </w:rPr>
+                                    <w:alias w:val="Company"/>
+                                    <w:tag w:val=""/>
+                                    <w:id w:val="1390145197"/>
+                                    <w:dataBinding w:prefixMappings="xmlns:ns0='http://schemas.openxmlformats.org/officeDocument/2006/extended-properties' " w:xpath="/ns0:Properties[1]/ns0:Company[1]" w:storeItemID="{6668398D-A668-4E3E-A5EB-62B293D839F1}"/>
+                                    <w:text/>
+                                  </w:sdtPr>
+                                  <w:sdtContent>
+                                    <w:r>
+                                      <w:rPr>
+                                        <w:rFonts w:ascii="Malgun Gothic" w:hAnsi="Malgun Gothic"/>
+                                        <w:caps/>
+                                        <w:color w:val="4472C4" w:themeColor="accent1"/>
+                                        <w:sz w:val="28"/>
+                                        <w:szCs w:val="28"/>
+                                      </w:rPr>
+                                      <w:t xml:space="preserve">GREENFIELD LOCAL HUB     </w:t>
+                                    </w:r>
+                                  </w:sdtContent>
+                                </w:sdt>
+                              </w:p>
+                              <w:p>
+                                <w:pPr>
+                                  <w:pStyle w:val="NoSpacing"/>
+                                  <w:jc w:val="center"/>
+                                  <w:rPr>
+                                    <w:color w:val="4472C4" w:themeColor="accent1"/>
+                                  </w:rPr>
+                                </w:pPr>
+                                <w:sdt>
+                                  <w:sdtPr>
+                                    <w:rPr>
+                                      <w:color w:val="4472C4" w:themeColor="accent1"/>
+                                    </w:rPr>
+                                    <w:alias w:val="Address"/>
+                                    <w:tag w:val=""/>
+                                    <w:id w:val="-726379553"/>
+                                    <w:showingPlcHdr/>
+                                    <w:dataBinding w:prefixMappings="xmlns:ns0='http://schemas.microsoft.com/office/2006/coverPageProps' " w:xpath="/ns0:CoverPageProperties[1]/ns0:CompanyAddress[1]" w:storeItemID="{55AF091B-3C7A-41E3-B477-F2FDAA23CFDA}"/>
+                                    <w:text/>
+                                  </w:sdtPr>
+                                  <w:sdtContent>
+                                    <w:r>
+                                      <w:rPr>
+                                        <w:color w:val="4472C4" w:themeColor="accent1"/>
+                                      </w:rPr>
+                                      <w:t xml:space="preserve">     </w:t>
+                                    </w:r>
+                                  </w:sdtContent>
+                                </w:sdt>
+                              </w:p>
+                            </w:txbxContent>
+                          </wps:txbx>
+                          <wps:bodyPr rot="0" spcFirstLastPara="0" vertOverflow="overflow" horzOverflow="overflow" vert="horz" wrap="square" lIns="0" tIns="0" rIns="0" bIns="0" numCol="1" spcCol="0" rtlCol="0" fromWordArt="0" anchor="b" anchorCtr="0" forceAA="0" compatLnSpc="1">
+                            <a:prstTxWarp prst="textNoShape">
+                              <a:avLst/>
+                            </a:prstTxWarp>
+                            <a:spAutoFit/>
+                          </wps:bodyPr>
+                        </wps:wsp>
+                      </a:graphicData>
+                    </a:graphic>
+                    <wp14:sizeRelH relativeFrom="margin">
+                      <wp14:pctWidth>100000</wp14:pctWidth>
+                    </wp14:sizeRelH>
+                    <wp14:sizeRelV relativeFrom="margin">
+                      <wp14:pctHeight>0</wp14:pctHeight>
+                    </wp14:sizeRelV>
+                  </wp:anchor>
+                </w:drawing>
+              </mc:Choice>
+              <mc:Fallback>
+                <w:pict>
+                  <v:shapetype w14:anchorId="71E1F884" id="_x0000_t202" coordsize="21600,21600" o:spt="202" path="m,l,21600r21600,l21600,xe">
+                    <v:stroke joinstyle="miter"/>
+                    <v:path gradientshapeok="t" o:connecttype="rect"/>
+                  </v:shapetype>
+                  <v:shape id="Text Box 142" o:spid="_x0000_s1026" type="#_x0000_t202" style="position:absolute;left:0;text-align:left;margin-left:0;margin-top:0;width:516pt;height:43.9pt;z-index:251659264;visibility:visible;mso-wrap-style:square;mso-width-percent:1000;mso-height-percent:0;mso-top-percent:850;mso-wrap-distance-left:9pt;mso-wrap-distance-top:0;mso-wrap-distance-right:9pt;mso-wrap-distance-bottom:0;mso-position-horizontal:center;mso-position-horizontal-relative:margin;mso-position-vertical-relative:page;mso-width-percent:1000;mso-height-percent:0;mso-top-percent:850;mso-width-relative:margin;mso-height-relative:margin;v-text-anchor:bottom" o:gfxdata="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" filled="f" stroked="f" strokeweight=".5pt">
+                    <v:textbox style="mso-fit-shape-to-text:t" inset="0,0,0,0">
+                      <w:txbxContent>
+                        <w:sdt>
+                          <w:sdtPr>
+                            <w:rPr>
+                              <w:rFonts w:ascii="Malgun Gothic" w:hAnsi="Malgun Gothic"/>
+                              <w:caps/>
+                              <w:color w:val="4472C4" w:themeColor="accent1"/>
+                              <w:sz w:val="28"/>
+                              <w:szCs w:val="28"/>
+                            </w:rPr>
+                            <w:alias w:val="Date"/>
+                            <w:tag w:val=""/>
+                            <w:id w:val="197127006"/>
+                            <w:dataBinding w:prefixMappings="xmlns:ns0='http://schemas.microsoft.com/office/2006/coverPageProps' " w:xpath="/ns0:CoverPageProperties[1]/ns0:PublishDate[1]" w:storeItemID="{55AF091B-3C7A-41E3-B477-F2FDAA23CFDA}"/>
+                            <w:date w:fullDate="2026-03-16T00:00:00Z">
+                              <w:dateFormat w:val="dd MMMM yyyy"/>
+                              <w:lid w:val="en-GB"/>
+                              <w:storeMappedDataAs w:val="dateTime"/>
+                              <w:calendar w:val="gregorian"/>
+                            </w:date>
+                          </w:sdtPr>
+                          <w:sdtContent>
+                            <w:p>
+                              <w:pPr>
+                                <w:pStyle w:val="NoSpacing"/>
+                                <w:spacing w:after="40"/>
+                                <w:jc w:val="center"/>
+                                <w:rPr>
+                                  <w:caps/>
+                                  <w:color w:val="4472C4" w:themeColor="accent1"/>
+                                  <w:sz w:val="28"/>
+                                  <w:szCs w:val="28"/>
+                                </w:rPr>
+                              </w:pPr>
+                              <w:r>
+                                <w:rPr>
+                                  <w:rFonts w:ascii="Malgun Gothic" w:hAnsi="Malgun Gothic"/>
+                                  <w:caps/>
+                                  <w:color w:val="4472C4" w:themeColor="accent1"/>
+                                  <w:sz w:val="28"/>
+                                  <w:szCs w:val="28"/>
+                                </w:rPr>
+                                <w:t>16 March 2026</w:t>
+                              </w:r>
+                            </w:p>
+                          </w:sdtContent>
+                        </w:sdt>
+                        <w:p>
+                          <w:pPr>
+                            <w:pStyle w:val="NoSpacing"/>
+                            <w:jc w:val="center"/>
+                            <w:rPr>
+                              <w:color w:val="4472C4" w:themeColor="accent1"/>
+                            </w:rPr>
+                          </w:pPr>
+                          <w:sdt>
+                            <w:sdtPr>
+                              <w:rPr>
+                                <w:rFonts w:ascii="Malgun Gothic" w:hAnsi="Malgun Gothic"/>
+                                <w:caps/>
+                                <w:color w:val="4472C4" w:themeColor="accent1"/>
+                                <w:sz w:val="28"/>
+                                <w:szCs w:val="28"/>
+                              </w:rPr>
+                              <w:alias w:val="Company"/>
+                              <w:tag w:val=""/>
+                              <w:id w:val="1390145197"/>
+                              <w:dataBinding w:prefixMappings="xmlns:ns0='http://schemas.openxmlformats.org/officeDocument/2006/extended-properties' " w:xpath="/ns0:Properties[1]/ns0:Company[1]" w:storeItemID="{6668398D-A668-4E3E-A5EB-62B293D839F1}"/>
+                              <w:text/>
+                            </w:sdtPr>
+                            <w:sdtContent>
+                              <w:r>
+                                <w:rPr>
+                                  <w:rFonts w:ascii="Malgun Gothic" w:hAnsi="Malgun Gothic"/>
+                                  <w:caps/>
+                                  <w:color w:val="4472C4" w:themeColor="accent1"/>
+                                  <w:sz w:val="28"/>
+                                  <w:szCs w:val="28"/>
+                                </w:rPr>
+                                <w:t xml:space="preserve">GREENFIELD LOCAL HUB     </w:t>
+                              </w:r>
+                            </w:sdtContent>
+                          </w:sdt>
+                        </w:p>
+                        <w:p>
+                          <w:pPr>
+                            <w:pStyle w:val="NoSpacing"/>
+                            <w:jc w:val="center"/>
+                            <w:rPr>
+                              <w:color w:val="4472C4" w:themeColor="accent1"/>
+                            </w:rPr>
+                          </w:pPr>
+                          <w:sdt>
+                            <w:sdtPr>
+                              <w:rPr>
+                                <w:color w:val="4472C4" w:themeColor="accent1"/>
+                              </w:rPr>
+                              <w:alias w:val="Address"/>
+                              <w:tag w:val=""/>
+                              <w:id w:val="-726379553"/>
+                              <w:showingPlcHdr/>
+                              <w:dataBinding w:prefixMappings="xmlns:ns0='http://schemas.microsoft.com/office/2006/coverPageProps' " w:xpath="/ns0:CoverPageProperties[1]/ns0:CompanyAddress[1]" w:storeItemID="{55AF091B-3C7A-41E3-B477-F2FDAA23CFDA}"/>
+                              <w:text/>
+                            </w:sdtPr>
+                            <w:sdtContent>
+                              <w:r>
+                                <w:rPr>
+                                  <w:color w:val="4472C4" w:themeColor="accent1"/>
+                                </w:rPr>
+                                <w:t xml:space="preserve">     </w:t>
+                              </w:r>
+                            </w:sdtContent>
+                          </w:sdt>
+                        </w:p>
+                      </w:txbxContent>
+                    </v:textbox>
+                    <w10:wrap anchorx="margin" anchory="page"/>
+                  </v:shape>
+                </w:pict>
+              </mc:Fallback>
+            </mc:AlternateContent>
+          </w:r>
+          <w:r>
+            <w:rPr>
+              <w:noProof/>
+              <w:color w:val="4472C4" w:themeColor="accent1"/>
+            </w:rPr>
+            <w:drawing>
+              <wp:inline distT="0" distB="0" distL="0" distR="0" wp14:anchorId="18A56213" wp14:editId="1BB02901">
+                <wp:extent cx="758952" cy="478932"/>
+                <wp:effectExtent l="0" t="0" r="3175" b="0"/>
+                <wp:docPr id="144" name="Picture 144"/>
+                <wp:cNvGraphicFramePr>
+                  <a:graphicFrameLocks xmlns:a="http://schemas.openxmlformats.org/drawingml/2006/main" noChangeAspect="1"/>
+                </wp:cNvGraphicFramePr>
+                <a:graphic xmlns:a="http://schemas.openxmlformats.org/drawingml/2006/main">
+                  <a:graphicData uri="http://schemas.openxmlformats.org/drawingml/2006/picture">
+                    <pic:pic xmlns:pic="http://schemas.openxmlformats.org/drawingml/2006/picture">
+                      <pic:nvPicPr>
+                        <pic:cNvPr id="9" name="roco bottom.png"/>
+                        <pic:cNvPicPr/>
+                      </pic:nvPicPr>
+                      <pic:blipFill>
+                        <a:blip r:embed="rId6" cstate="print">
+                          <a:duotone>
+                            <a:schemeClr val="accent1">
+                              <a:shade val="45000"/>
+                              <a:satMod val="135000"/>
+                            </a:schemeClr>
+                            <a:prstClr val="white"/>
+                          </a:duotone>
+                          <a:extLst>
+                            <a:ext uri="{28A0092B-C50C-407E-A947-70E740481C1C}">
+                              <a14:useLocalDpi xmlns:a14="http://schemas.microsoft.com/office/drawing/2010/main" val="0"/>
+                            </a:ext>
+                          </a:extLst>
+                        </a:blip>
+                        <a:stretch>
+                          <a:fillRect/>
+                        </a:stretch>
+                      </pic:blipFill>
+                      <pic:spPr>
+                        <a:xfrm>
+                          <a:off x="0" y="0"/>
+                          <a:ext cx="758952" cy="478932"/>
+                        </a:xfrm>
+                        <a:prstGeom prst="rect">
+                          <a:avLst/>
+                        </a:prstGeom>
+                      </pic:spPr>
+                    </pic:pic>
+                  </a:graphicData>
+                </a:graphic>
+              </wp:inline>
+            </w:drawing>
+          </w:r>
+        </w:p>
+        <w:p>
+          <w:pPr>
+            <w:rPr>
+              <w:rFonts w:cstheme="minorHAnsi"/>
+              <w:sz w:val="28"/>
+              <w:szCs w:val="28"/>
+            </w:rPr>
+          </w:pPr>
+          <w:r>
+            <w:rPr>
+              <w:rFonts w:cstheme="minorHAnsi"/>
+              <w:sz w:val="28"/>
+              <w:szCs w:val="28"/>
+            </w:rPr>
+            <w:br w:type="page"/>
+          </w:r>
+        </w:p>
+      </w:sdtContent>
+    </w:sdt>
     <w:p>
       <w:pPr>
         <w:pStyle w:val="Heading1"/>
       </w:pPr>
       <w:r>
+        <w:lastRenderedPageBreak/>
         <w:t xml:space="preserve">Data Dictionary </w:t>
       </w:r>
     </w:p>
@@ -26,6 +631,7 @@
         </w:rPr>
         <w:t xml:space="preserve"> </w:t>
       </w:r>
+      <w:proofErr w:type="spellStart"/>
       <w:r>
         <w:rPr>
           <w:rFonts w:cstheme="minorHAnsi"/>
@@ -42,6 +648,7 @@
         </w:rPr>
         <w:t>spNetUsers</w:t>
       </w:r>
+      <w:proofErr w:type="spellEnd"/>
     </w:p>
     <w:tbl>
       <w:tblPr>
@@ -330,6 +937,7 @@
                 <w:szCs w:val="28"/>
               </w:rPr>
             </w:pPr>
+            <w:proofErr w:type="spellStart"/>
             <w:r>
               <w:rPr>
                 <w:rFonts w:cstheme="minorHAnsi"/>
@@ -338,6 +946,7 @@
               </w:rPr>
               <w:t>UserName</w:t>
             </w:r>
+            <w:proofErr w:type="spellEnd"/>
           </w:p>
         </w:tc>
         <w:tc>
@@ -440,6 +1049,7 @@
                 <w:szCs w:val="28"/>
               </w:rPr>
             </w:pPr>
+            <w:proofErr w:type="spellStart"/>
             <w:r>
               <w:rPr>
                 <w:rFonts w:cstheme="minorHAnsi"/>
@@ -448,6 +1058,7 @@
               </w:rPr>
               <w:t>NormalizedUserName</w:t>
             </w:r>
+            <w:proofErr w:type="spellEnd"/>
           </w:p>
         </w:tc>
         <w:tc>
@@ -668,6 +1279,7 @@
                 <w:szCs w:val="28"/>
               </w:rPr>
             </w:pPr>
+            <w:proofErr w:type="spellStart"/>
             <w:r>
               <w:rPr>
                 <w:rFonts w:cstheme="minorHAnsi"/>
@@ -676,6 +1288,7 @@
               </w:rPr>
               <w:t>NormalizedEmail</w:t>
             </w:r>
+            <w:proofErr w:type="spellEnd"/>
           </w:p>
         </w:tc>
         <w:tc>
@@ -778,6 +1391,7 @@
                 <w:szCs w:val="28"/>
               </w:rPr>
             </w:pPr>
+            <w:proofErr w:type="spellStart"/>
             <w:r>
               <w:rPr>
                 <w:rFonts w:cstheme="minorHAnsi"/>
@@ -786,6 +1400,7 @@
               </w:rPr>
               <w:t>EmailConfirmed</w:t>
             </w:r>
+            <w:proofErr w:type="spellEnd"/>
           </w:p>
         </w:tc>
         <w:tc>
@@ -896,6 +1511,7 @@
                 <w:szCs w:val="28"/>
               </w:rPr>
             </w:pPr>
+            <w:proofErr w:type="spellStart"/>
             <w:r>
               <w:rPr>
                 <w:rFonts w:cstheme="minorHAnsi"/>
@@ -904,6 +1520,7 @@
               </w:rPr>
               <w:t>PasswordHash</w:t>
             </w:r>
+            <w:proofErr w:type="spellEnd"/>
           </w:p>
         </w:tc>
         <w:tc>
@@ -1006,6 +1623,7 @@
                 <w:szCs w:val="28"/>
               </w:rPr>
             </w:pPr>
+            <w:proofErr w:type="spellStart"/>
             <w:r>
               <w:rPr>
                 <w:rFonts w:cstheme="minorHAnsi"/>
@@ -1014,6 +1632,7 @@
               </w:rPr>
               <w:t>SecurityStamp</w:t>
             </w:r>
+            <w:proofErr w:type="spellEnd"/>
           </w:p>
         </w:tc>
         <w:tc>
@@ -1108,6 +1727,7 @@
                 <w:szCs w:val="28"/>
               </w:rPr>
             </w:pPr>
+            <w:proofErr w:type="spellStart"/>
             <w:r>
               <w:rPr>
                 <w:rFonts w:cstheme="minorHAnsi"/>
@@ -1116,6 +1736,7 @@
               </w:rPr>
               <w:t>ConcurrencyStamp</w:t>
             </w:r>
+            <w:proofErr w:type="spellEnd"/>
           </w:p>
         </w:tc>
         <w:tc>
@@ -1210,6 +1831,7 @@
                 <w:szCs w:val="28"/>
               </w:rPr>
             </w:pPr>
+            <w:proofErr w:type="spellStart"/>
             <w:r>
               <w:rPr>
                 <w:rFonts w:cstheme="minorHAnsi"/>
@@ -1218,6 +1840,7 @@
               </w:rPr>
               <w:t>PhoneNumber</w:t>
             </w:r>
+            <w:proofErr w:type="spellEnd"/>
           </w:p>
         </w:tc>
         <w:tc>
@@ -1312,14 +1935,34 @@
                 <w:szCs w:val="28"/>
               </w:rPr>
             </w:pPr>
-            <w:r>
-              <w:rPr>
-                <w:rFonts w:cstheme="minorHAnsi"/>
-                <w:sz w:val="28"/>
-                <w:szCs w:val="28"/>
-              </w:rPr>
-              <w:t>PhoneNumberConfirmed TwoFactorEnabled</w:t>
-            </w:r>
+            <w:proofErr w:type="spellStart"/>
+            <w:r>
+              <w:rPr>
+                <w:rFonts w:cstheme="minorHAnsi"/>
+                <w:sz w:val="28"/>
+                <w:szCs w:val="28"/>
+              </w:rPr>
+              <w:t>PhoneNumberConfirmed</w:t>
+            </w:r>
+            <w:proofErr w:type="spellEnd"/>
+            <w:r>
+              <w:rPr>
+                <w:rFonts w:cstheme="minorHAnsi"/>
+                <w:sz w:val="28"/>
+                <w:szCs w:val="28"/>
+              </w:rPr>
+              <w:t xml:space="preserve"> </w:t>
+            </w:r>
+            <w:proofErr w:type="spellStart"/>
+            <w:r>
+              <w:rPr>
+                <w:rFonts w:cstheme="minorHAnsi"/>
+                <w:sz w:val="28"/>
+                <w:szCs w:val="28"/>
+              </w:rPr>
+              <w:t>TwoFactorEnabled</w:t>
+            </w:r>
+            <w:proofErr w:type="spellEnd"/>
           </w:p>
         </w:tc>
         <w:tc>
@@ -1414,6 +2057,7 @@
                 <w:szCs w:val="28"/>
               </w:rPr>
             </w:pPr>
+            <w:proofErr w:type="spellStart"/>
             <w:r>
               <w:rPr>
                 <w:rFonts w:cstheme="minorHAnsi"/>
@@ -1422,6 +2066,7 @@
               </w:rPr>
               <w:t>LockoutEnd</w:t>
             </w:r>
+            <w:proofErr w:type="spellEnd"/>
           </w:p>
         </w:tc>
         <w:tc>
@@ -1516,6 +2161,7 @@
                 <w:szCs w:val="28"/>
               </w:rPr>
             </w:pPr>
+            <w:proofErr w:type="spellStart"/>
             <w:r>
               <w:rPr>
                 <w:rFonts w:cstheme="minorHAnsi"/>
@@ -1525,6 +2171,7 @@
               <w:lastRenderedPageBreak/>
               <w:t>LockoutEnabled</w:t>
             </w:r>
+            <w:proofErr w:type="spellEnd"/>
           </w:p>
         </w:tc>
         <w:tc>
@@ -1619,6 +2266,7 @@
                 <w:szCs w:val="28"/>
               </w:rPr>
             </w:pPr>
+            <w:proofErr w:type="spellStart"/>
             <w:r>
               <w:rPr>
                 <w:rFonts w:cstheme="minorHAnsi"/>
@@ -1627,6 +2275,7 @@
               </w:rPr>
               <w:t>AccessFailedCount</w:t>
             </w:r>
+            <w:proofErr w:type="spellEnd"/>
           </w:p>
         </w:tc>
         <w:tc>
@@ -1734,6 +2383,7 @@
           <w:szCs w:val="28"/>
         </w:rPr>
       </w:pPr>
+      <w:proofErr w:type="spellStart"/>
       <w:r>
         <w:rPr>
           <w:rFonts w:cstheme="minorHAnsi"/>
@@ -1742,6 +2392,7 @@
         </w:rPr>
         <w:t>AspNetUserRoles</w:t>
       </w:r>
+      <w:proofErr w:type="spellEnd"/>
     </w:p>
     <w:tbl>
       <w:tblPr>
@@ -1999,8 +2650,19 @@
                 <w:szCs w:val="28"/>
                 <w:lang w:eastAsia="en-GB"/>
               </w:rPr>
-              <w:t>Must exist in AspNetUsers</w:t>
-            </w:r>
+              <w:t xml:space="preserve">Must exist in </w:t>
+            </w:r>
+            <w:proofErr w:type="spellStart"/>
+            <w:r>
+              <w:rPr>
+                <w:rFonts w:eastAsia="Times New Roman" w:cstheme="minorHAnsi"/>
+                <w:sz w:val="28"/>
+                <w:szCs w:val="28"/>
+                <w:lang w:eastAsia="en-GB"/>
+              </w:rPr>
+              <w:t>AspNetUsers</w:t>
+            </w:r>
+            <w:proofErr w:type="spellEnd"/>
           </w:p>
         </w:tc>
         <w:tc>
@@ -2126,8 +2788,19 @@
                 <w:szCs w:val="28"/>
                 <w:lang w:eastAsia="en-GB"/>
               </w:rPr>
-              <w:t>Must exist in AspNetUsers</w:t>
-            </w:r>
+              <w:t xml:space="preserve">Must exist in </w:t>
+            </w:r>
+            <w:proofErr w:type="spellStart"/>
+            <w:r>
+              <w:rPr>
+                <w:rFonts w:eastAsia="Times New Roman" w:cstheme="minorHAnsi"/>
+                <w:sz w:val="28"/>
+                <w:szCs w:val="28"/>
+                <w:lang w:eastAsia="en-GB"/>
+              </w:rPr>
+              <w:t>AspNetUsers</w:t>
+            </w:r>
+            <w:proofErr w:type="spellEnd"/>
           </w:p>
         </w:tc>
         <w:tc>
@@ -2148,7 +2821,7 @@
                 <w:sz w:val="28"/>
                 <w:szCs w:val="28"/>
               </w:rPr>
-              <w:t xml:space="preserve">Primary </w:t>
+              <w:t>Primary</w:t>
             </w:r>
           </w:p>
         </w:tc>
@@ -2171,6 +2844,7 @@
           <w:szCs w:val="28"/>
         </w:rPr>
       </w:pPr>
+      <w:proofErr w:type="spellStart"/>
       <w:r>
         <w:rPr>
           <w:rFonts w:cstheme="minorHAnsi"/>
@@ -2193,7 +2867,16 @@
           <w:sz w:val="28"/>
           <w:szCs w:val="28"/>
         </w:rPr>
-        <w:t xml:space="preserve">pNetRoles </w:t>
+        <w:t>pNetRoles</w:t>
+      </w:r>
+      <w:proofErr w:type="spellEnd"/>
+      <w:r>
+        <w:rPr>
+          <w:rFonts w:cstheme="minorHAnsi"/>
+          <w:sz w:val="28"/>
+          <w:szCs w:val="28"/>
+        </w:rPr>
+        <w:t xml:space="preserve"> </w:t>
       </w:r>
     </w:p>
     <w:tbl>
@@ -2593,13 +3276,23 @@
                 <w:szCs w:val="28"/>
               </w:rPr>
             </w:pPr>
-            <w:r>
-              <w:rPr>
-                <w:rFonts w:cstheme="minorHAnsi"/>
-                <w:sz w:val="28"/>
-                <w:szCs w:val="28"/>
-              </w:rPr>
-              <w:t xml:space="preserve">NormalizeName </w:t>
+            <w:proofErr w:type="spellStart"/>
+            <w:r>
+              <w:rPr>
+                <w:rFonts w:cstheme="minorHAnsi"/>
+                <w:sz w:val="28"/>
+                <w:szCs w:val="28"/>
+              </w:rPr>
+              <w:t>NormalizeName</w:t>
+            </w:r>
+            <w:proofErr w:type="spellEnd"/>
+            <w:r>
+              <w:rPr>
+                <w:rFonts w:cstheme="minorHAnsi"/>
+                <w:sz w:val="28"/>
+                <w:szCs w:val="28"/>
+              </w:rPr>
+              <w:t xml:space="preserve"> </w:t>
             </w:r>
           </w:p>
         </w:tc>
@@ -2703,6 +3396,7 @@
                 <w:szCs w:val="28"/>
               </w:rPr>
             </w:pPr>
+            <w:proofErr w:type="spellStart"/>
             <w:r>
               <w:rPr>
                 <w:rFonts w:cstheme="minorHAnsi"/>
@@ -2711,6 +3405,7 @@
               </w:rPr>
               <w:t>ConcurrencyStamp</w:t>
             </w:r>
+            <w:proofErr w:type="spellEnd"/>
           </w:p>
         </w:tc>
         <w:tc>
@@ -2818,6 +3513,7 @@
           <w:szCs w:val="28"/>
         </w:rPr>
       </w:pPr>
+      <w:proofErr w:type="spellStart"/>
       <w:r>
         <w:rPr>
           <w:rFonts w:cstheme="minorHAnsi"/>
@@ -2826,6 +3522,7 @@
         </w:rPr>
         <w:t>AspNetRoleClaims</w:t>
       </w:r>
+      <w:proofErr w:type="spellEnd"/>
     </w:p>
     <w:tbl>
       <w:tblPr>
@@ -3201,8 +3898,19 @@
                 <w:szCs w:val="28"/>
                 <w:lang w:eastAsia="en-GB"/>
               </w:rPr>
-              <w:t>Must exist in AspNetUsers</w:t>
-            </w:r>
+              <w:t xml:space="preserve">Must exist in </w:t>
+            </w:r>
+            <w:proofErr w:type="spellStart"/>
+            <w:r>
+              <w:rPr>
+                <w:rFonts w:eastAsia="Times New Roman" w:cstheme="minorHAnsi"/>
+                <w:sz w:val="28"/>
+                <w:szCs w:val="28"/>
+                <w:lang w:eastAsia="en-GB"/>
+              </w:rPr>
+              <w:t>AspNetUsers</w:t>
+            </w:r>
+            <w:proofErr w:type="spellEnd"/>
           </w:p>
         </w:tc>
         <w:tc>
@@ -3241,6 +3949,7 @@
                 <w:szCs w:val="28"/>
               </w:rPr>
             </w:pPr>
+            <w:proofErr w:type="spellStart"/>
             <w:r>
               <w:rPr>
                 <w:rFonts w:cstheme="minorHAnsi"/>
@@ -3249,6 +3958,7 @@
               </w:rPr>
               <w:t>ClaimType</w:t>
             </w:r>
+            <w:proofErr w:type="spellEnd"/>
           </w:p>
         </w:tc>
         <w:tc>
@@ -3351,13 +4061,23 @@
                 <w:szCs w:val="28"/>
               </w:rPr>
             </w:pPr>
-            <w:r>
-              <w:rPr>
-                <w:rFonts w:cstheme="minorHAnsi"/>
-                <w:sz w:val="28"/>
-                <w:szCs w:val="28"/>
-              </w:rPr>
-              <w:t xml:space="preserve">ClaimValue </w:t>
+            <w:proofErr w:type="spellStart"/>
+            <w:r>
+              <w:rPr>
+                <w:rFonts w:cstheme="minorHAnsi"/>
+                <w:sz w:val="28"/>
+                <w:szCs w:val="28"/>
+              </w:rPr>
+              <w:t>ClaimValue</w:t>
+            </w:r>
+            <w:proofErr w:type="spellEnd"/>
+            <w:r>
+              <w:rPr>
+                <w:rFonts w:cstheme="minorHAnsi"/>
+                <w:sz w:val="28"/>
+                <w:szCs w:val="28"/>
+              </w:rPr>
+              <w:t xml:space="preserve"> </w:t>
             </w:r>
           </w:p>
         </w:tc>
@@ -3466,6 +4186,7 @@
           <w:szCs w:val="28"/>
         </w:rPr>
       </w:pPr>
+      <w:proofErr w:type="spellStart"/>
       <w:r>
         <w:rPr>
           <w:rFonts w:cstheme="minorHAnsi"/>
@@ -3474,6 +4195,7 @@
         </w:rPr>
         <w:t>AspNetUserClaims</w:t>
       </w:r>
+      <w:proofErr w:type="spellEnd"/>
     </w:p>
     <w:tbl>
       <w:tblPr>
@@ -3849,8 +4571,19 @@
                 <w:szCs w:val="28"/>
                 <w:lang w:eastAsia="en-GB"/>
               </w:rPr>
-              <w:t>Must exist in AspNetUsers</w:t>
-            </w:r>
+              <w:t xml:space="preserve">Must exist in </w:t>
+            </w:r>
+            <w:proofErr w:type="spellStart"/>
+            <w:r>
+              <w:rPr>
+                <w:rFonts w:eastAsia="Times New Roman" w:cstheme="minorHAnsi"/>
+                <w:sz w:val="28"/>
+                <w:szCs w:val="28"/>
+                <w:lang w:eastAsia="en-GB"/>
+              </w:rPr>
+              <w:t>AspNetUsers</w:t>
+            </w:r>
+            <w:proofErr w:type="spellEnd"/>
           </w:p>
         </w:tc>
         <w:tc>
@@ -3889,13 +4622,23 @@
                 <w:szCs w:val="28"/>
               </w:rPr>
             </w:pPr>
-            <w:r>
-              <w:rPr>
-                <w:rFonts w:cstheme="minorHAnsi"/>
-                <w:sz w:val="28"/>
-                <w:szCs w:val="28"/>
-              </w:rPr>
-              <w:t xml:space="preserve">ClaimType </w:t>
+            <w:proofErr w:type="spellStart"/>
+            <w:r>
+              <w:rPr>
+                <w:rFonts w:cstheme="minorHAnsi"/>
+                <w:sz w:val="28"/>
+                <w:szCs w:val="28"/>
+              </w:rPr>
+              <w:t>ClaimType</w:t>
+            </w:r>
+            <w:proofErr w:type="spellEnd"/>
+            <w:r>
+              <w:rPr>
+                <w:rFonts w:cstheme="minorHAnsi"/>
+                <w:sz w:val="28"/>
+                <w:szCs w:val="28"/>
+              </w:rPr>
+              <w:t xml:space="preserve"> </w:t>
             </w:r>
           </w:p>
         </w:tc>
@@ -3999,6 +4742,7 @@
                 <w:szCs w:val="28"/>
               </w:rPr>
             </w:pPr>
+            <w:proofErr w:type="spellStart"/>
             <w:r>
               <w:rPr>
                 <w:rFonts w:cstheme="minorHAnsi"/>
@@ -4006,7 +4750,16 @@
                 <w:szCs w:val="28"/>
               </w:rPr>
               <w:lastRenderedPageBreak/>
-              <w:t xml:space="preserve">ClaimValue </w:t>
+              <w:t>ClaimValue</w:t>
+            </w:r>
+            <w:proofErr w:type="spellEnd"/>
+            <w:r>
+              <w:rPr>
+                <w:rFonts w:cstheme="minorHAnsi"/>
+                <w:sz w:val="28"/>
+                <w:szCs w:val="28"/>
+              </w:rPr>
+              <w:t xml:space="preserve"> </w:t>
             </w:r>
           </w:p>
         </w:tc>
@@ -4115,6 +4868,7 @@
           <w:szCs w:val="28"/>
         </w:rPr>
       </w:pPr>
+      <w:proofErr w:type="spellStart"/>
       <w:r>
         <w:rPr>
           <w:rFonts w:cstheme="minorHAnsi"/>
@@ -4123,6 +4877,7 @@
         </w:rPr>
         <w:t>AspNetUserLogins</w:t>
       </w:r>
+      <w:proofErr w:type="spellEnd"/>
     </w:p>
     <w:tbl>
       <w:tblPr>
@@ -4285,13 +5040,23 @@
                 <w:szCs w:val="28"/>
               </w:rPr>
             </w:pPr>
-            <w:r>
-              <w:rPr>
-                <w:rFonts w:cstheme="minorHAnsi"/>
-                <w:sz w:val="28"/>
-                <w:szCs w:val="28"/>
-              </w:rPr>
-              <w:t xml:space="preserve">LoginProvider </w:t>
+            <w:proofErr w:type="spellStart"/>
+            <w:r>
+              <w:rPr>
+                <w:rFonts w:cstheme="minorHAnsi"/>
+                <w:sz w:val="28"/>
+                <w:szCs w:val="28"/>
+              </w:rPr>
+              <w:t>LoginProvider</w:t>
+            </w:r>
+            <w:proofErr w:type="spellEnd"/>
+            <w:r>
+              <w:rPr>
+                <w:rFonts w:cstheme="minorHAnsi"/>
+                <w:sz w:val="28"/>
+                <w:szCs w:val="28"/>
+              </w:rPr>
+              <w:t xml:space="preserve"> </w:t>
             </w:r>
           </w:p>
         </w:tc>
@@ -4411,13 +5176,23 @@
                 <w:szCs w:val="28"/>
               </w:rPr>
             </w:pPr>
-            <w:r>
-              <w:rPr>
-                <w:rFonts w:cstheme="minorHAnsi"/>
-                <w:sz w:val="28"/>
-                <w:szCs w:val="28"/>
-              </w:rPr>
-              <w:t xml:space="preserve">ProviderKey </w:t>
+            <w:proofErr w:type="spellStart"/>
+            <w:r>
+              <w:rPr>
+                <w:rFonts w:cstheme="minorHAnsi"/>
+                <w:sz w:val="28"/>
+                <w:szCs w:val="28"/>
+              </w:rPr>
+              <w:t>ProviderKey</w:t>
+            </w:r>
+            <w:proofErr w:type="spellEnd"/>
+            <w:r>
+              <w:rPr>
+                <w:rFonts w:cstheme="minorHAnsi"/>
+                <w:sz w:val="28"/>
+                <w:szCs w:val="28"/>
+              </w:rPr>
+              <w:t xml:space="preserve"> </w:t>
             </w:r>
           </w:p>
         </w:tc>
@@ -4537,6 +5312,7 @@
                 <w:szCs w:val="28"/>
               </w:rPr>
             </w:pPr>
+            <w:proofErr w:type="spellStart"/>
             <w:r>
               <w:rPr>
                 <w:rFonts w:cstheme="minorHAnsi"/>
@@ -4545,6 +5321,7 @@
               </w:rPr>
               <w:t>ProviderDisplayName</w:t>
             </w:r>
+            <w:proofErr w:type="spellEnd"/>
           </w:p>
         </w:tc>
         <w:tc>
@@ -4647,13 +5424,23 @@
                 <w:szCs w:val="28"/>
               </w:rPr>
             </w:pPr>
-            <w:r>
-              <w:rPr>
-                <w:rFonts w:cstheme="minorHAnsi"/>
-                <w:sz w:val="28"/>
-                <w:szCs w:val="28"/>
-              </w:rPr>
-              <w:t xml:space="preserve">UserId </w:t>
+            <w:proofErr w:type="spellStart"/>
+            <w:r>
+              <w:rPr>
+                <w:rFonts w:cstheme="minorHAnsi"/>
+                <w:sz w:val="28"/>
+                <w:szCs w:val="28"/>
+              </w:rPr>
+              <w:t>UserId</w:t>
+            </w:r>
+            <w:proofErr w:type="spellEnd"/>
+            <w:r>
+              <w:rPr>
+                <w:rFonts w:cstheme="minorHAnsi"/>
+                <w:sz w:val="28"/>
+                <w:szCs w:val="28"/>
+              </w:rPr>
+              <w:t xml:space="preserve"> </w:t>
             </w:r>
           </w:p>
         </w:tc>
@@ -4734,8 +5521,19 @@
                 <w:szCs w:val="28"/>
                 <w:lang w:eastAsia="en-GB"/>
               </w:rPr>
-              <w:t>Must exist in AspNetUsers</w:t>
-            </w:r>
+              <w:t xml:space="preserve">Must exist in </w:t>
+            </w:r>
+            <w:proofErr w:type="spellStart"/>
+            <w:r>
+              <w:rPr>
+                <w:rFonts w:eastAsia="Times New Roman" w:cstheme="minorHAnsi"/>
+                <w:sz w:val="28"/>
+                <w:szCs w:val="28"/>
+                <w:lang w:eastAsia="en-GB"/>
+              </w:rPr>
+              <w:t>AspNetUsers</w:t>
+            </w:r>
+            <w:proofErr w:type="spellEnd"/>
           </w:p>
         </w:tc>
         <w:tc>
@@ -4771,13 +5569,23 @@
           <w:szCs w:val="28"/>
         </w:rPr>
       </w:pPr>
+      <w:proofErr w:type="spellStart"/>
       <w:r>
         <w:rPr>
           <w:rFonts w:cstheme="minorHAnsi"/>
           <w:sz w:val="28"/>
           <w:szCs w:val="28"/>
         </w:rPr>
-        <w:t xml:space="preserve">AspNetUserTokens </w:t>
+        <w:t>AspNetUserTokens</w:t>
+      </w:r>
+      <w:proofErr w:type="spellEnd"/>
+      <w:r>
+        <w:rPr>
+          <w:rFonts w:cstheme="minorHAnsi"/>
+          <w:sz w:val="28"/>
+          <w:szCs w:val="28"/>
+        </w:rPr>
+        <w:t xml:space="preserve"> </w:t>
       </w:r>
     </w:p>
     <w:tbl>
@@ -5105,8 +5913,19 @@
                       <w:szCs w:val="28"/>
                       <w:lang w:eastAsia="en-GB"/>
                     </w:rPr>
-                    <w:t>Must exist in AspNetUsers</w:t>
+                    <w:t xml:space="preserve">Must exist in </w:t>
                   </w:r>
+                  <w:proofErr w:type="spellStart"/>
+                  <w:r>
+                    <w:rPr>
+                      <w:rFonts w:eastAsia="Times New Roman" w:cstheme="minorHAnsi"/>
+                      <w:sz w:val="28"/>
+                      <w:szCs w:val="28"/>
+                      <w:lang w:eastAsia="en-GB"/>
+                    </w:rPr>
+                    <w:t>AspNetUsers</w:t>
+                  </w:r>
+                  <w:proofErr w:type="spellEnd"/>
                 </w:p>
               </w:tc>
             </w:tr>
@@ -5157,13 +5976,23 @@
                 <w:szCs w:val="28"/>
               </w:rPr>
             </w:pPr>
-            <w:r>
-              <w:rPr>
-                <w:rFonts w:cstheme="minorHAnsi"/>
-                <w:sz w:val="28"/>
-                <w:szCs w:val="28"/>
-              </w:rPr>
-              <w:t xml:space="preserve">LoginProvider </w:t>
+            <w:proofErr w:type="spellStart"/>
+            <w:r>
+              <w:rPr>
+                <w:rFonts w:cstheme="minorHAnsi"/>
+                <w:sz w:val="28"/>
+                <w:szCs w:val="28"/>
+              </w:rPr>
+              <w:t>LoginProvider</w:t>
+            </w:r>
+            <w:proofErr w:type="spellEnd"/>
+            <w:r>
+              <w:rPr>
+                <w:rFonts w:cstheme="minorHAnsi"/>
+                <w:sz w:val="28"/>
+                <w:szCs w:val="28"/>
+              </w:rPr>
+              <w:t xml:space="preserve"> </w:t>
             </w:r>
           </w:p>
         </w:tc>
@@ -5923,6 +6752,7 @@
                 <w:szCs w:val="28"/>
               </w:rPr>
             </w:pPr>
+            <w:proofErr w:type="spellStart"/>
             <w:r>
               <w:rPr>
                 <w:rFonts w:cstheme="minorHAnsi"/>
@@ -5931,6 +6761,7 @@
               </w:rPr>
               <w:t>OrderProducts</w:t>
             </w:r>
+            <w:proofErr w:type="spellEnd"/>
           </w:p>
           <w:p>
             <w:pPr>
@@ -5954,6 +6785,7 @@
                 <w:szCs w:val="28"/>
               </w:rPr>
             </w:pPr>
+            <w:proofErr w:type="spellStart"/>
             <w:r>
               <w:rPr>
                 <w:rFonts w:cstheme="minorHAnsi"/>
@@ -5962,6 +6794,7 @@
               </w:rPr>
               <w:t>ICollection</w:t>
             </w:r>
+            <w:proofErr w:type="spellEnd"/>
           </w:p>
         </w:tc>
         <w:tc>
@@ -6042,6 +6875,7 @@
                 <w:szCs w:val="28"/>
               </w:rPr>
             </w:pPr>
+            <w:proofErr w:type="spellStart"/>
             <w:r>
               <w:rPr>
                 <w:rFonts w:cstheme="minorHAnsi"/>
@@ -6050,6 +6884,7 @@
               </w:rPr>
               <w:t>ProductsBasket</w:t>
             </w:r>
+            <w:proofErr w:type="spellEnd"/>
           </w:p>
           <w:p>
             <w:pPr>
@@ -6073,13 +6908,23 @@
                 <w:szCs w:val="28"/>
               </w:rPr>
             </w:pPr>
-            <w:r>
-              <w:rPr>
-                <w:rFonts w:cstheme="minorHAnsi"/>
-                <w:sz w:val="28"/>
-                <w:szCs w:val="28"/>
-              </w:rPr>
-              <w:t xml:space="preserve">ICollection </w:t>
+            <w:proofErr w:type="spellStart"/>
+            <w:r>
+              <w:rPr>
+                <w:rFonts w:cstheme="minorHAnsi"/>
+                <w:sz w:val="28"/>
+                <w:szCs w:val="28"/>
+              </w:rPr>
+              <w:t>ICollection</w:t>
+            </w:r>
+            <w:proofErr w:type="spellEnd"/>
+            <w:r>
+              <w:rPr>
+                <w:rFonts w:cstheme="minorHAnsi"/>
+                <w:sz w:val="28"/>
+                <w:szCs w:val="28"/>
+              </w:rPr>
+              <w:t xml:space="preserve"> </w:t>
             </w:r>
           </w:p>
         </w:tc>
@@ -6164,13 +7009,23 @@
                 <w:szCs w:val="28"/>
               </w:rPr>
             </w:pPr>
-            <w:r>
-              <w:rPr>
-                <w:rFonts w:cstheme="minorHAnsi"/>
-                <w:sz w:val="28"/>
-                <w:szCs w:val="28"/>
-              </w:rPr>
-              <w:t xml:space="preserve">ProductTraceability </w:t>
+            <w:proofErr w:type="spellStart"/>
+            <w:r>
+              <w:rPr>
+                <w:rFonts w:cstheme="minorHAnsi"/>
+                <w:sz w:val="28"/>
+                <w:szCs w:val="28"/>
+              </w:rPr>
+              <w:t>ProductTraceability</w:t>
+            </w:r>
+            <w:proofErr w:type="spellEnd"/>
+            <w:r>
+              <w:rPr>
+                <w:rFonts w:cstheme="minorHAnsi"/>
+                <w:sz w:val="28"/>
+                <w:szCs w:val="28"/>
+              </w:rPr>
+              <w:t xml:space="preserve"> </w:t>
             </w:r>
           </w:p>
           <w:p>
@@ -6195,6 +7050,7 @@
                 <w:szCs w:val="28"/>
               </w:rPr>
             </w:pPr>
+            <w:proofErr w:type="spellStart"/>
             <w:r>
               <w:rPr>
                 <w:rFonts w:cstheme="minorHAnsi"/>
@@ -6202,7 +7058,16 @@
                 <w:szCs w:val="28"/>
               </w:rPr>
               <w:lastRenderedPageBreak/>
-              <w:t xml:space="preserve">ICollection </w:t>
+              <w:t>ICollection</w:t>
+            </w:r>
+            <w:proofErr w:type="spellEnd"/>
+            <w:r>
+              <w:rPr>
+                <w:rFonts w:cstheme="minorHAnsi"/>
+                <w:sz w:val="28"/>
+                <w:szCs w:val="28"/>
+              </w:rPr>
+              <w:t xml:space="preserve"> </w:t>
             </w:r>
           </w:p>
         </w:tc>
@@ -6417,6 +7282,7 @@
           <w:szCs w:val="28"/>
         </w:rPr>
       </w:pPr>
+      <w:proofErr w:type="spellStart"/>
       <w:r>
         <w:rPr>
           <w:rFonts w:cstheme="minorHAnsi"/>
@@ -6425,6 +7291,7 @@
         </w:rPr>
         <w:t>ProductsBasket</w:t>
       </w:r>
+      <w:proofErr w:type="spellEnd"/>
     </w:p>
     <w:tbl>
       <w:tblPr>
@@ -6587,6 +7454,7 @@
                 <w:szCs w:val="28"/>
               </w:rPr>
             </w:pPr>
+            <w:proofErr w:type="spellStart"/>
             <w:r>
               <w:rPr>
                 <w:rFonts w:cstheme="minorHAnsi"/>
@@ -6595,6 +7463,7 @@
               </w:rPr>
               <w:t>ProductsBasket</w:t>
             </w:r>
+            <w:proofErr w:type="spellEnd"/>
             <w:r>
               <w:rPr>
                 <w:rFonts w:cstheme="minorHAnsi"/>
@@ -6721,13 +7590,23 @@
                 <w:szCs w:val="28"/>
               </w:rPr>
             </w:pPr>
-            <w:r>
-              <w:rPr>
-                <w:rFonts w:cstheme="minorHAnsi"/>
-                <w:sz w:val="28"/>
-                <w:szCs w:val="28"/>
-              </w:rPr>
-              <w:t xml:space="preserve">ProductId </w:t>
+            <w:proofErr w:type="spellStart"/>
+            <w:r>
+              <w:rPr>
+                <w:rFonts w:cstheme="minorHAnsi"/>
+                <w:sz w:val="28"/>
+                <w:szCs w:val="28"/>
+              </w:rPr>
+              <w:t>ProductId</w:t>
+            </w:r>
+            <w:proofErr w:type="spellEnd"/>
+            <w:r>
+              <w:rPr>
+                <w:rFonts w:cstheme="minorHAnsi"/>
+                <w:sz w:val="28"/>
+                <w:szCs w:val="28"/>
+              </w:rPr>
+              <w:t xml:space="preserve"> </w:t>
             </w:r>
           </w:p>
         </w:tc>
@@ -6839,13 +7718,23 @@
                 <w:szCs w:val="28"/>
               </w:rPr>
             </w:pPr>
-            <w:r>
-              <w:rPr>
-                <w:rFonts w:cstheme="minorHAnsi"/>
-                <w:sz w:val="28"/>
-                <w:szCs w:val="28"/>
-              </w:rPr>
-              <w:t xml:space="preserve">BucketId </w:t>
+            <w:proofErr w:type="spellStart"/>
+            <w:r>
+              <w:rPr>
+                <w:rFonts w:cstheme="minorHAnsi"/>
+                <w:sz w:val="28"/>
+                <w:szCs w:val="28"/>
+              </w:rPr>
+              <w:t>BucketId</w:t>
+            </w:r>
+            <w:proofErr w:type="spellEnd"/>
+            <w:r>
+              <w:rPr>
+                <w:rFonts w:cstheme="minorHAnsi"/>
+                <w:sz w:val="28"/>
+                <w:szCs w:val="28"/>
+              </w:rPr>
+              <w:t xml:space="preserve"> </w:t>
             </w:r>
           </w:p>
         </w:tc>
@@ -7361,13 +8250,23 @@
                 <w:szCs w:val="28"/>
               </w:rPr>
             </w:pPr>
-            <w:r>
-              <w:rPr>
-                <w:rFonts w:cstheme="minorHAnsi"/>
-                <w:sz w:val="28"/>
-                <w:szCs w:val="28"/>
-              </w:rPr>
-              <w:t xml:space="preserve">BasketId </w:t>
+            <w:proofErr w:type="spellStart"/>
+            <w:r>
+              <w:rPr>
+                <w:rFonts w:cstheme="minorHAnsi"/>
+                <w:sz w:val="28"/>
+                <w:szCs w:val="28"/>
+              </w:rPr>
+              <w:t>BasketId</w:t>
+            </w:r>
+            <w:proofErr w:type="spellEnd"/>
+            <w:r>
+              <w:rPr>
+                <w:rFonts w:cstheme="minorHAnsi"/>
+                <w:sz w:val="28"/>
+                <w:szCs w:val="28"/>
+              </w:rPr>
+              <w:t xml:space="preserve"> </w:t>
             </w:r>
           </w:p>
         </w:tc>
@@ -7479,13 +8378,23 @@
                 <w:szCs w:val="28"/>
               </w:rPr>
             </w:pPr>
-            <w:r>
-              <w:rPr>
-                <w:rFonts w:cstheme="minorHAnsi"/>
-                <w:sz w:val="28"/>
-                <w:szCs w:val="28"/>
-              </w:rPr>
-              <w:t xml:space="preserve">BasketStatus </w:t>
+            <w:proofErr w:type="spellStart"/>
+            <w:r>
+              <w:rPr>
+                <w:rFonts w:cstheme="minorHAnsi"/>
+                <w:sz w:val="28"/>
+                <w:szCs w:val="28"/>
+              </w:rPr>
+              <w:t>BasketStatus</w:t>
+            </w:r>
+            <w:proofErr w:type="spellEnd"/>
+            <w:r>
+              <w:rPr>
+                <w:rFonts w:cstheme="minorHAnsi"/>
+                <w:sz w:val="28"/>
+                <w:szCs w:val="28"/>
+              </w:rPr>
+              <w:t xml:space="preserve"> </w:t>
             </w:r>
           </w:p>
         </w:tc>
@@ -7589,13 +8498,23 @@
                 <w:szCs w:val="28"/>
               </w:rPr>
             </w:pPr>
-            <w:r>
-              <w:rPr>
-                <w:rFonts w:cstheme="minorHAnsi"/>
-                <w:sz w:val="28"/>
-                <w:szCs w:val="28"/>
-              </w:rPr>
-              <w:t xml:space="preserve">UserId </w:t>
+            <w:proofErr w:type="spellStart"/>
+            <w:r>
+              <w:rPr>
+                <w:rFonts w:cstheme="minorHAnsi"/>
+                <w:sz w:val="28"/>
+                <w:szCs w:val="28"/>
+              </w:rPr>
+              <w:t>UserId</w:t>
+            </w:r>
+            <w:proofErr w:type="spellEnd"/>
+            <w:r>
+              <w:rPr>
+                <w:rFonts w:cstheme="minorHAnsi"/>
+                <w:sz w:val="28"/>
+                <w:szCs w:val="28"/>
+              </w:rPr>
+              <w:t xml:space="preserve"> </w:t>
             </w:r>
           </w:p>
         </w:tc>
@@ -7676,8 +8595,19 @@
                 <w:szCs w:val="28"/>
                 <w:lang w:eastAsia="en-GB"/>
               </w:rPr>
-              <w:t>Must exist in AspNetUsers</w:t>
-            </w:r>
+              <w:t xml:space="preserve">Must exist in </w:t>
+            </w:r>
+            <w:proofErr w:type="spellStart"/>
+            <w:r>
+              <w:rPr>
+                <w:rFonts w:eastAsia="Times New Roman" w:cstheme="minorHAnsi"/>
+                <w:sz w:val="28"/>
+                <w:szCs w:val="28"/>
+                <w:lang w:eastAsia="en-GB"/>
+              </w:rPr>
+              <w:t>AspNetUsers</w:t>
+            </w:r>
+            <w:proofErr w:type="spellEnd"/>
           </w:p>
         </w:tc>
         <w:tc>
@@ -7716,6 +8646,7 @@
                 <w:szCs w:val="28"/>
               </w:rPr>
             </w:pPr>
+            <w:proofErr w:type="spellStart"/>
             <w:r>
               <w:rPr>
                 <w:rFonts w:cstheme="minorHAnsi"/>
@@ -7724,6 +8655,7 @@
               </w:rPr>
               <w:t>ProductsBasket</w:t>
             </w:r>
+            <w:proofErr w:type="spellEnd"/>
           </w:p>
         </w:tc>
         <w:tc>
@@ -7738,13 +8670,23 @@
                 <w:szCs w:val="28"/>
               </w:rPr>
             </w:pPr>
-            <w:r>
-              <w:rPr>
-                <w:rFonts w:cstheme="minorHAnsi"/>
-                <w:sz w:val="28"/>
-                <w:szCs w:val="28"/>
-              </w:rPr>
-              <w:t xml:space="preserve">ICollection </w:t>
+            <w:proofErr w:type="spellStart"/>
+            <w:r>
+              <w:rPr>
+                <w:rFonts w:cstheme="minorHAnsi"/>
+                <w:sz w:val="28"/>
+                <w:szCs w:val="28"/>
+              </w:rPr>
+              <w:t>ICollection</w:t>
+            </w:r>
+            <w:proofErr w:type="spellEnd"/>
+            <w:r>
+              <w:rPr>
+                <w:rFonts w:cstheme="minorHAnsi"/>
+                <w:sz w:val="28"/>
+                <w:szCs w:val="28"/>
+              </w:rPr>
+              <w:t xml:space="preserve"> </w:t>
             </w:r>
           </w:p>
         </w:tc>
@@ -8012,13 +8954,23 @@
                 <w:szCs w:val="28"/>
               </w:rPr>
             </w:pPr>
-            <w:r>
-              <w:rPr>
-                <w:rFonts w:cstheme="minorHAnsi"/>
-                <w:sz w:val="28"/>
-                <w:szCs w:val="28"/>
-              </w:rPr>
-              <w:t xml:space="preserve">OrderId </w:t>
+            <w:proofErr w:type="spellStart"/>
+            <w:r>
+              <w:rPr>
+                <w:rFonts w:cstheme="minorHAnsi"/>
+                <w:sz w:val="28"/>
+                <w:szCs w:val="28"/>
+              </w:rPr>
+              <w:t>OrderId</w:t>
+            </w:r>
+            <w:proofErr w:type="spellEnd"/>
+            <w:r>
+              <w:rPr>
+                <w:rFonts w:cstheme="minorHAnsi"/>
+                <w:sz w:val="28"/>
+                <w:szCs w:val="28"/>
+              </w:rPr>
+              <w:t xml:space="preserve"> </w:t>
             </w:r>
           </w:p>
         </w:tc>
@@ -8240,13 +9192,23 @@
                 <w:szCs w:val="28"/>
               </w:rPr>
             </w:pPr>
-            <w:r>
-              <w:rPr>
-                <w:rFonts w:cstheme="minorHAnsi"/>
-                <w:sz w:val="28"/>
-                <w:szCs w:val="28"/>
-              </w:rPr>
-              <w:t xml:space="preserve">OrderDate </w:t>
+            <w:proofErr w:type="spellStart"/>
+            <w:r>
+              <w:rPr>
+                <w:rFonts w:cstheme="minorHAnsi"/>
+                <w:sz w:val="28"/>
+                <w:szCs w:val="28"/>
+              </w:rPr>
+              <w:t>OrderDate</w:t>
+            </w:r>
+            <w:proofErr w:type="spellEnd"/>
+            <w:r>
+              <w:rPr>
+                <w:rFonts w:cstheme="minorHAnsi"/>
+                <w:sz w:val="28"/>
+                <w:szCs w:val="28"/>
+              </w:rPr>
+              <w:t xml:space="preserve"> </w:t>
             </w:r>
           </w:p>
         </w:tc>
@@ -8350,13 +9312,23 @@
                 <w:szCs w:val="28"/>
               </w:rPr>
             </w:pPr>
-            <w:r>
-              <w:rPr>
-                <w:rFonts w:cstheme="minorHAnsi"/>
-                <w:sz w:val="28"/>
-                <w:szCs w:val="28"/>
-              </w:rPr>
-              <w:t xml:space="preserve">UserId </w:t>
+            <w:proofErr w:type="spellStart"/>
+            <w:r>
+              <w:rPr>
+                <w:rFonts w:cstheme="minorHAnsi"/>
+                <w:sz w:val="28"/>
+                <w:szCs w:val="28"/>
+              </w:rPr>
+              <w:t>UserId</w:t>
+            </w:r>
+            <w:proofErr w:type="spellEnd"/>
+            <w:r>
+              <w:rPr>
+                <w:rFonts w:cstheme="minorHAnsi"/>
+                <w:sz w:val="28"/>
+                <w:szCs w:val="28"/>
+              </w:rPr>
+              <w:t xml:space="preserve"> </w:t>
             </w:r>
           </w:p>
         </w:tc>
@@ -8437,8 +9409,19 @@
                 <w:szCs w:val="28"/>
                 <w:lang w:eastAsia="en-GB"/>
               </w:rPr>
-              <w:t>Must exist in AspNetUsers</w:t>
-            </w:r>
+              <w:t xml:space="preserve">Must exist in </w:t>
+            </w:r>
+            <w:proofErr w:type="spellStart"/>
+            <w:r>
+              <w:rPr>
+                <w:rFonts w:eastAsia="Times New Roman" w:cstheme="minorHAnsi"/>
+                <w:sz w:val="28"/>
+                <w:szCs w:val="28"/>
+                <w:lang w:eastAsia="en-GB"/>
+              </w:rPr>
+              <w:t>AspNetUsers</w:t>
+            </w:r>
+            <w:proofErr w:type="spellEnd"/>
           </w:p>
         </w:tc>
         <w:tc>
@@ -8477,6 +9460,7 @@
                 <w:szCs w:val="28"/>
               </w:rPr>
             </w:pPr>
+            <w:proofErr w:type="spellStart"/>
             <w:r>
               <w:rPr>
                 <w:rFonts w:cstheme="minorHAnsi"/>
@@ -8485,6 +9469,7 @@
               </w:rPr>
               <w:t>OrderProducts</w:t>
             </w:r>
+            <w:proofErr w:type="spellEnd"/>
           </w:p>
         </w:tc>
         <w:tc>
@@ -8499,13 +9484,23 @@
                 <w:szCs w:val="28"/>
               </w:rPr>
             </w:pPr>
-            <w:r>
-              <w:rPr>
-                <w:rFonts w:cstheme="minorHAnsi"/>
-                <w:sz w:val="28"/>
-                <w:szCs w:val="28"/>
-              </w:rPr>
-              <w:t xml:space="preserve">ICollection </w:t>
+            <w:proofErr w:type="spellStart"/>
+            <w:r>
+              <w:rPr>
+                <w:rFonts w:cstheme="minorHAnsi"/>
+                <w:sz w:val="28"/>
+                <w:szCs w:val="28"/>
+              </w:rPr>
+              <w:t>ICollection</w:t>
+            </w:r>
+            <w:proofErr w:type="spellEnd"/>
+            <w:r>
+              <w:rPr>
+                <w:rFonts w:cstheme="minorHAnsi"/>
+                <w:sz w:val="28"/>
+                <w:szCs w:val="28"/>
+              </w:rPr>
+              <w:t xml:space="preserve"> </w:t>
             </w:r>
           </w:p>
         </w:tc>
@@ -8587,6 +9582,7 @@
                 <w:szCs w:val="28"/>
               </w:rPr>
             </w:pPr>
+            <w:proofErr w:type="spellStart"/>
             <w:r>
               <w:rPr>
                 <w:rFonts w:cstheme="minorHAnsi"/>
@@ -8595,6 +9591,7 @@
               </w:rPr>
               <w:t>Deliveryinfo</w:t>
             </w:r>
+            <w:proofErr w:type="spellEnd"/>
           </w:p>
         </w:tc>
         <w:tc>
@@ -8609,13 +9606,23 @@
                 <w:szCs w:val="28"/>
               </w:rPr>
             </w:pPr>
-            <w:r>
-              <w:rPr>
-                <w:rFonts w:cstheme="minorHAnsi"/>
-                <w:sz w:val="28"/>
-                <w:szCs w:val="28"/>
-              </w:rPr>
-              <w:t xml:space="preserve">ICollection </w:t>
+            <w:proofErr w:type="spellStart"/>
+            <w:r>
+              <w:rPr>
+                <w:rFonts w:cstheme="minorHAnsi"/>
+                <w:sz w:val="28"/>
+                <w:szCs w:val="28"/>
+              </w:rPr>
+              <w:t>ICollection</w:t>
+            </w:r>
+            <w:proofErr w:type="spellEnd"/>
+            <w:r>
+              <w:rPr>
+                <w:rFonts w:cstheme="minorHAnsi"/>
+                <w:sz w:val="28"/>
+                <w:szCs w:val="28"/>
+              </w:rPr>
+              <w:t xml:space="preserve"> </w:t>
             </w:r>
           </w:p>
         </w:tc>
@@ -8711,6 +9718,7 @@
           <w:szCs w:val="28"/>
         </w:rPr>
       </w:pPr>
+      <w:proofErr w:type="spellStart"/>
       <w:r>
         <w:rPr>
           <w:rFonts w:cstheme="minorHAnsi"/>
@@ -8719,6 +9727,7 @@
         </w:rPr>
         <w:t>OrderProducts</w:t>
       </w:r>
+      <w:proofErr w:type="spellEnd"/>
     </w:p>
     <w:tbl>
       <w:tblPr>
@@ -8881,13 +9890,23 @@
                 <w:szCs w:val="28"/>
               </w:rPr>
             </w:pPr>
-            <w:r>
-              <w:rPr>
-                <w:rFonts w:cstheme="minorHAnsi"/>
-                <w:sz w:val="28"/>
-                <w:szCs w:val="28"/>
-              </w:rPr>
-              <w:t xml:space="preserve">OrderProductsId </w:t>
+            <w:proofErr w:type="spellStart"/>
+            <w:r>
+              <w:rPr>
+                <w:rFonts w:cstheme="minorHAnsi"/>
+                <w:sz w:val="28"/>
+                <w:szCs w:val="28"/>
+              </w:rPr>
+              <w:t>OrderProductsId</w:t>
+            </w:r>
+            <w:proofErr w:type="spellEnd"/>
+            <w:r>
+              <w:rPr>
+                <w:rFonts w:cstheme="minorHAnsi"/>
+                <w:sz w:val="28"/>
+                <w:szCs w:val="28"/>
+              </w:rPr>
+              <w:t xml:space="preserve"> </w:t>
             </w:r>
           </w:p>
         </w:tc>
@@ -8999,13 +10018,23 @@
                 <w:szCs w:val="28"/>
               </w:rPr>
             </w:pPr>
-            <w:r>
-              <w:rPr>
-                <w:rFonts w:cstheme="minorHAnsi"/>
-                <w:sz w:val="28"/>
-                <w:szCs w:val="28"/>
-              </w:rPr>
-              <w:t xml:space="preserve">OrderId </w:t>
+            <w:proofErr w:type="spellStart"/>
+            <w:r>
+              <w:rPr>
+                <w:rFonts w:cstheme="minorHAnsi"/>
+                <w:sz w:val="28"/>
+                <w:szCs w:val="28"/>
+              </w:rPr>
+              <w:t>OrderId</w:t>
+            </w:r>
+            <w:proofErr w:type="spellEnd"/>
+            <w:r>
+              <w:rPr>
+                <w:rFonts w:cstheme="minorHAnsi"/>
+                <w:sz w:val="28"/>
+                <w:szCs w:val="28"/>
+              </w:rPr>
+              <w:t xml:space="preserve"> </w:t>
             </w:r>
           </w:p>
         </w:tc>
@@ -9117,13 +10146,23 @@
                 <w:szCs w:val="28"/>
               </w:rPr>
             </w:pPr>
-            <w:r>
-              <w:rPr>
-                <w:rFonts w:cstheme="minorHAnsi"/>
-                <w:sz w:val="28"/>
-                <w:szCs w:val="28"/>
-              </w:rPr>
-              <w:t xml:space="preserve">ProductId </w:t>
+            <w:proofErr w:type="spellStart"/>
+            <w:r>
+              <w:rPr>
+                <w:rFonts w:cstheme="minorHAnsi"/>
+                <w:sz w:val="28"/>
+                <w:szCs w:val="28"/>
+              </w:rPr>
+              <w:t>ProductId</w:t>
+            </w:r>
+            <w:proofErr w:type="spellEnd"/>
+            <w:r>
+              <w:rPr>
+                <w:rFonts w:cstheme="minorHAnsi"/>
+                <w:sz w:val="28"/>
+                <w:szCs w:val="28"/>
+              </w:rPr>
+              <w:t xml:space="preserve"> </w:t>
             </w:r>
           </w:p>
         </w:tc>
@@ -10078,13 +11117,23 @@
                 <w:szCs w:val="28"/>
               </w:rPr>
             </w:pPr>
-            <w:r>
-              <w:rPr>
-                <w:rFonts w:cstheme="minorHAnsi"/>
-                <w:sz w:val="28"/>
-                <w:szCs w:val="28"/>
-              </w:rPr>
-              <w:t xml:space="preserve">FarmingMethod </w:t>
+            <w:proofErr w:type="spellStart"/>
+            <w:r>
+              <w:rPr>
+                <w:rFonts w:cstheme="minorHAnsi"/>
+                <w:sz w:val="28"/>
+                <w:szCs w:val="28"/>
+              </w:rPr>
+              <w:t>FarmingMethod</w:t>
+            </w:r>
+            <w:proofErr w:type="spellEnd"/>
+            <w:r>
+              <w:rPr>
+                <w:rFonts w:cstheme="minorHAnsi"/>
+                <w:sz w:val="28"/>
+                <w:szCs w:val="28"/>
+              </w:rPr>
+              <w:t xml:space="preserve"> </w:t>
             </w:r>
           </w:p>
         </w:tc>
@@ -10188,13 +11237,23 @@
                 <w:szCs w:val="28"/>
               </w:rPr>
             </w:pPr>
-            <w:r>
-              <w:rPr>
-                <w:rFonts w:cstheme="minorHAnsi"/>
-                <w:sz w:val="28"/>
-                <w:szCs w:val="28"/>
-              </w:rPr>
-              <w:t xml:space="preserve">Contactinfo </w:t>
+            <w:proofErr w:type="spellStart"/>
+            <w:r>
+              <w:rPr>
+                <w:rFonts w:cstheme="minorHAnsi"/>
+                <w:sz w:val="28"/>
+                <w:szCs w:val="28"/>
+              </w:rPr>
+              <w:t>Contactinfo</w:t>
+            </w:r>
+            <w:proofErr w:type="spellEnd"/>
+            <w:r>
+              <w:rPr>
+                <w:rFonts w:cstheme="minorHAnsi"/>
+                <w:sz w:val="28"/>
+                <w:szCs w:val="28"/>
+              </w:rPr>
+              <w:t xml:space="preserve"> </w:t>
             </w:r>
           </w:p>
         </w:tc>
@@ -10320,13 +11379,23 @@
                 <w:szCs w:val="28"/>
               </w:rPr>
             </w:pPr>
-            <w:r>
-              <w:rPr>
-                <w:rFonts w:cstheme="minorHAnsi"/>
-                <w:sz w:val="28"/>
-                <w:szCs w:val="28"/>
-              </w:rPr>
-              <w:t xml:space="preserve">ICollection </w:t>
+            <w:proofErr w:type="spellStart"/>
+            <w:r>
+              <w:rPr>
+                <w:rFonts w:cstheme="minorHAnsi"/>
+                <w:sz w:val="28"/>
+                <w:szCs w:val="28"/>
+              </w:rPr>
+              <w:t>ICollection</w:t>
+            </w:r>
+            <w:proofErr w:type="spellEnd"/>
+            <w:r>
+              <w:rPr>
+                <w:rFonts w:cstheme="minorHAnsi"/>
+                <w:sz w:val="28"/>
+                <w:szCs w:val="28"/>
+              </w:rPr>
+              <w:t xml:space="preserve"> </w:t>
             </w:r>
           </w:p>
         </w:tc>
@@ -10422,13 +11491,23 @@
           <w:szCs w:val="28"/>
         </w:rPr>
       </w:pPr>
+      <w:proofErr w:type="spellStart"/>
       <w:r>
         <w:rPr>
           <w:rFonts w:cstheme="minorHAnsi"/>
           <w:sz w:val="28"/>
           <w:szCs w:val="28"/>
         </w:rPr>
-        <w:t xml:space="preserve">DeliveryInfo </w:t>
+        <w:t>DeliveryInfo</w:t>
+      </w:r>
+      <w:proofErr w:type="spellEnd"/>
+      <w:r>
+        <w:rPr>
+          <w:rFonts w:cstheme="minorHAnsi"/>
+          <w:sz w:val="28"/>
+          <w:szCs w:val="28"/>
+        </w:rPr>
+        <w:t xml:space="preserve"> </w:t>
       </w:r>
     </w:p>
     <w:tbl>
@@ -10592,13 +11671,23 @@
                 <w:szCs w:val="28"/>
               </w:rPr>
             </w:pPr>
-            <w:r>
-              <w:rPr>
-                <w:rFonts w:cstheme="minorHAnsi"/>
-                <w:sz w:val="28"/>
-                <w:szCs w:val="28"/>
-              </w:rPr>
-              <w:t xml:space="preserve">Deliveryinfo Id </w:t>
+            <w:proofErr w:type="spellStart"/>
+            <w:r>
+              <w:rPr>
+                <w:rFonts w:cstheme="minorHAnsi"/>
+                <w:sz w:val="28"/>
+                <w:szCs w:val="28"/>
+              </w:rPr>
+              <w:t>Deliveryinfo</w:t>
+            </w:r>
+            <w:proofErr w:type="spellEnd"/>
+            <w:r>
+              <w:rPr>
+                <w:rFonts w:cstheme="minorHAnsi"/>
+                <w:sz w:val="28"/>
+                <w:szCs w:val="28"/>
+              </w:rPr>
+              <w:t xml:space="preserve"> Id </w:t>
             </w:r>
           </w:p>
         </w:tc>
@@ -10710,13 +11799,23 @@
                 <w:szCs w:val="28"/>
               </w:rPr>
             </w:pPr>
-            <w:r>
-              <w:rPr>
-                <w:rFonts w:cstheme="minorHAnsi"/>
-                <w:sz w:val="28"/>
-                <w:szCs w:val="28"/>
-              </w:rPr>
-              <w:t xml:space="preserve">OrderId </w:t>
+            <w:proofErr w:type="spellStart"/>
+            <w:r>
+              <w:rPr>
+                <w:rFonts w:cstheme="minorHAnsi"/>
+                <w:sz w:val="28"/>
+                <w:szCs w:val="28"/>
+              </w:rPr>
+              <w:t>OrderId</w:t>
+            </w:r>
+            <w:proofErr w:type="spellEnd"/>
+            <w:r>
+              <w:rPr>
+                <w:rFonts w:cstheme="minorHAnsi"/>
+                <w:sz w:val="28"/>
+                <w:szCs w:val="28"/>
+              </w:rPr>
+              <w:t xml:space="preserve"> </w:t>
             </w:r>
           </w:p>
         </w:tc>
@@ -10828,13 +11927,23 @@
                 <w:szCs w:val="28"/>
               </w:rPr>
             </w:pPr>
-            <w:r>
-              <w:rPr>
-                <w:rFonts w:cstheme="minorHAnsi"/>
-                <w:sz w:val="28"/>
-                <w:szCs w:val="28"/>
-              </w:rPr>
-              <w:t xml:space="preserve">DeliveryType </w:t>
+            <w:proofErr w:type="spellStart"/>
+            <w:r>
+              <w:rPr>
+                <w:rFonts w:cstheme="minorHAnsi"/>
+                <w:sz w:val="28"/>
+                <w:szCs w:val="28"/>
+              </w:rPr>
+              <w:t>DeliveryType</w:t>
+            </w:r>
+            <w:proofErr w:type="spellEnd"/>
+            <w:r>
+              <w:rPr>
+                <w:rFonts w:cstheme="minorHAnsi"/>
+                <w:sz w:val="28"/>
+                <w:szCs w:val="28"/>
+              </w:rPr>
+              <w:t xml:space="preserve"> </w:t>
             </w:r>
           </w:p>
         </w:tc>
@@ -10938,6 +12047,7 @@
                 <w:szCs w:val="28"/>
               </w:rPr>
             </w:pPr>
+            <w:proofErr w:type="spellStart"/>
             <w:r>
               <w:rPr>
                 <w:rFonts w:cstheme="minorHAnsi"/>
@@ -10946,6 +12056,7 @@
               </w:rPr>
               <w:t>ScheduledDateTime</w:t>
             </w:r>
+            <w:proofErr w:type="spellEnd"/>
           </w:p>
         </w:tc>
         <w:tc>
@@ -11282,13 +12393,23 @@
           <w:szCs w:val="28"/>
         </w:rPr>
       </w:pPr>
+      <w:proofErr w:type="spellStart"/>
       <w:r>
         <w:rPr>
           <w:rFonts w:cstheme="minorHAnsi"/>
           <w:sz w:val="28"/>
           <w:szCs w:val="28"/>
         </w:rPr>
-        <w:t xml:space="preserve">ProductTraceability </w:t>
+        <w:t>ProductTraceability</w:t>
+      </w:r>
+      <w:proofErr w:type="spellEnd"/>
+      <w:r>
+        <w:rPr>
+          <w:rFonts w:cstheme="minorHAnsi"/>
+          <w:sz w:val="28"/>
+          <w:szCs w:val="28"/>
+        </w:rPr>
+        <w:t xml:space="preserve"> </w:t>
       </w:r>
     </w:p>
     <w:tbl>
@@ -11452,13 +12573,23 @@
                 <w:szCs w:val="28"/>
               </w:rPr>
             </w:pPr>
-            <w:r>
-              <w:rPr>
-                <w:rFonts w:cstheme="minorHAnsi"/>
-                <w:sz w:val="28"/>
-                <w:szCs w:val="28"/>
-              </w:rPr>
-              <w:t xml:space="preserve">TraceId </w:t>
+            <w:proofErr w:type="spellStart"/>
+            <w:r>
+              <w:rPr>
+                <w:rFonts w:cstheme="minorHAnsi"/>
+                <w:sz w:val="28"/>
+                <w:szCs w:val="28"/>
+              </w:rPr>
+              <w:t>TraceId</w:t>
+            </w:r>
+            <w:proofErr w:type="spellEnd"/>
+            <w:r>
+              <w:rPr>
+                <w:rFonts w:cstheme="minorHAnsi"/>
+                <w:sz w:val="28"/>
+                <w:szCs w:val="28"/>
+              </w:rPr>
+              <w:t xml:space="preserve"> </w:t>
             </w:r>
           </w:p>
         </w:tc>
@@ -11570,6 +12701,7 @@
                 <w:szCs w:val="28"/>
               </w:rPr>
             </w:pPr>
+            <w:proofErr w:type="spellStart"/>
             <w:r>
               <w:rPr>
                 <w:rFonts w:cstheme="minorHAnsi"/>
@@ -11578,6 +12710,7 @@
               </w:rPr>
               <w:t>ProductId</w:t>
             </w:r>
+            <w:proofErr w:type="spellEnd"/>
           </w:p>
         </w:tc>
         <w:tc>
@@ -11799,13 +12932,23 @@
                 <w:szCs w:val="28"/>
               </w:rPr>
             </w:pPr>
-            <w:r>
-              <w:rPr>
-                <w:rFonts w:cstheme="minorHAnsi"/>
-                <w:sz w:val="28"/>
-                <w:szCs w:val="28"/>
-              </w:rPr>
-              <w:t xml:space="preserve">BatchNumber </w:t>
+            <w:proofErr w:type="spellStart"/>
+            <w:r>
+              <w:rPr>
+                <w:rFonts w:cstheme="minorHAnsi"/>
+                <w:sz w:val="28"/>
+                <w:szCs w:val="28"/>
+              </w:rPr>
+              <w:t>BatchNumber</w:t>
+            </w:r>
+            <w:proofErr w:type="spellEnd"/>
+            <w:r>
+              <w:rPr>
+                <w:rFonts w:cstheme="minorHAnsi"/>
+                <w:sz w:val="28"/>
+                <w:szCs w:val="28"/>
+              </w:rPr>
+              <w:t xml:space="preserve"> </w:t>
             </w:r>
           </w:p>
         </w:tc>
@@ -11909,6 +13052,7 @@
                 <w:szCs w:val="28"/>
               </w:rPr>
             </w:pPr>
+            <w:proofErr w:type="spellStart"/>
             <w:r>
               <w:rPr>
                 <w:rFonts w:cstheme="minorHAnsi"/>
@@ -11917,6 +13061,7 @@
               </w:rPr>
               <w:t>HarvestDate</w:t>
             </w:r>
+            <w:proofErr w:type="spellEnd"/>
           </w:p>
         </w:tc>
         <w:tc>
@@ -12253,13 +13398,23 @@
           <w:szCs w:val="28"/>
         </w:rPr>
       </w:pPr>
+      <w:proofErr w:type="spellStart"/>
       <w:r>
         <w:rPr>
           <w:rFonts w:cstheme="minorHAnsi"/>
           <w:sz w:val="28"/>
           <w:szCs w:val="28"/>
         </w:rPr>
-        <w:t xml:space="preserve">LoyaltyRewards </w:t>
+        <w:t>LoyaltyRewards</w:t>
+      </w:r>
+      <w:proofErr w:type="spellEnd"/>
+      <w:r>
+        <w:rPr>
+          <w:rFonts w:cstheme="minorHAnsi"/>
+          <w:sz w:val="28"/>
+          <w:szCs w:val="28"/>
+        </w:rPr>
+        <w:t xml:space="preserve"> </w:t>
       </w:r>
     </w:p>
     <w:tbl>
@@ -12423,13 +13578,23 @@
                 <w:szCs w:val="28"/>
               </w:rPr>
             </w:pPr>
-            <w:r>
-              <w:rPr>
-                <w:rFonts w:cstheme="minorHAnsi"/>
-                <w:sz w:val="28"/>
-                <w:szCs w:val="28"/>
-              </w:rPr>
-              <w:t xml:space="preserve">LoyaltyReward Id </w:t>
+            <w:proofErr w:type="spellStart"/>
+            <w:r>
+              <w:rPr>
+                <w:rFonts w:cstheme="minorHAnsi"/>
+                <w:sz w:val="28"/>
+                <w:szCs w:val="28"/>
+              </w:rPr>
+              <w:t>LoyaltyReward</w:t>
+            </w:r>
+            <w:proofErr w:type="spellEnd"/>
+            <w:r>
+              <w:rPr>
+                <w:rFonts w:cstheme="minorHAnsi"/>
+                <w:sz w:val="28"/>
+                <w:szCs w:val="28"/>
+              </w:rPr>
+              <w:t xml:space="preserve"> Id </w:t>
             </w:r>
           </w:p>
         </w:tc>
@@ -12541,13 +13706,23 @@
                 <w:szCs w:val="28"/>
               </w:rPr>
             </w:pPr>
-            <w:r>
-              <w:rPr>
-                <w:rFonts w:cstheme="minorHAnsi"/>
-                <w:sz w:val="28"/>
-                <w:szCs w:val="28"/>
-              </w:rPr>
-              <w:t xml:space="preserve">UserId </w:t>
+            <w:proofErr w:type="spellStart"/>
+            <w:r>
+              <w:rPr>
+                <w:rFonts w:cstheme="minorHAnsi"/>
+                <w:sz w:val="28"/>
+                <w:szCs w:val="28"/>
+              </w:rPr>
+              <w:t>UserId</w:t>
+            </w:r>
+            <w:proofErr w:type="spellEnd"/>
+            <w:r>
+              <w:rPr>
+                <w:rFonts w:cstheme="minorHAnsi"/>
+                <w:sz w:val="28"/>
+                <w:szCs w:val="28"/>
+              </w:rPr>
+              <w:t xml:space="preserve"> </w:t>
             </w:r>
           </w:p>
         </w:tc>
@@ -12628,8 +13803,19 @@
                 <w:szCs w:val="28"/>
                 <w:lang w:eastAsia="en-GB"/>
               </w:rPr>
-              <w:t>Must exist in AspNetUsers</w:t>
-            </w:r>
+              <w:t xml:space="preserve">Must exist in </w:t>
+            </w:r>
+            <w:proofErr w:type="spellStart"/>
+            <w:r>
+              <w:rPr>
+                <w:rFonts w:eastAsia="Times New Roman" w:cstheme="minorHAnsi"/>
+                <w:sz w:val="28"/>
+                <w:szCs w:val="28"/>
+                <w:lang w:eastAsia="en-GB"/>
+              </w:rPr>
+              <w:t>AspNetUsers</w:t>
+            </w:r>
+            <w:proofErr w:type="spellEnd"/>
           </w:p>
         </w:tc>
         <w:tc>
@@ -12668,13 +13854,23 @@
                 <w:szCs w:val="28"/>
               </w:rPr>
             </w:pPr>
-            <w:r>
-              <w:rPr>
-                <w:rFonts w:cstheme="minorHAnsi"/>
-                <w:sz w:val="28"/>
-                <w:szCs w:val="28"/>
-              </w:rPr>
-              <w:t xml:space="preserve">PointsBalance </w:t>
+            <w:proofErr w:type="spellStart"/>
+            <w:r>
+              <w:rPr>
+                <w:rFonts w:cstheme="minorHAnsi"/>
+                <w:sz w:val="28"/>
+                <w:szCs w:val="28"/>
+              </w:rPr>
+              <w:t>PointsBalance</w:t>
+            </w:r>
+            <w:proofErr w:type="spellEnd"/>
+            <w:r>
+              <w:rPr>
+                <w:rFonts w:cstheme="minorHAnsi"/>
+                <w:sz w:val="28"/>
+                <w:szCs w:val="28"/>
+              </w:rPr>
+              <w:t xml:space="preserve"> </w:t>
             </w:r>
           </w:p>
         </w:tc>
@@ -12778,13 +13974,23 @@
                 <w:szCs w:val="28"/>
               </w:rPr>
             </w:pPr>
-            <w:r>
-              <w:rPr>
-                <w:rFonts w:cstheme="minorHAnsi"/>
-                <w:sz w:val="28"/>
-                <w:szCs w:val="28"/>
-              </w:rPr>
-              <w:t xml:space="preserve">TierLevel </w:t>
+            <w:proofErr w:type="spellStart"/>
+            <w:r>
+              <w:rPr>
+                <w:rFonts w:cstheme="minorHAnsi"/>
+                <w:sz w:val="28"/>
+                <w:szCs w:val="28"/>
+              </w:rPr>
+              <w:t>TierLevel</w:t>
+            </w:r>
+            <w:proofErr w:type="spellEnd"/>
+            <w:r>
+              <w:rPr>
+                <w:rFonts w:cstheme="minorHAnsi"/>
+                <w:sz w:val="28"/>
+                <w:szCs w:val="28"/>
+              </w:rPr>
+              <w:t xml:space="preserve"> </w:t>
             </w:r>
           </w:p>
         </w:tc>
@@ -12998,7 +14204,9 @@
     <w:sectPr>
       <w:pgSz w:w="11906" w:h="16838"/>
       <w:pgMar w:top="1440" w:right="1440" w:bottom="1440" w:left="1440" w:header="708" w:footer="708" w:gutter="0"/>
+      <w:pgNumType w:start="0"/>
       <w:cols w:space="708"/>
+      <w:titlePg/>
       <w:docGrid w:linePitch="360"/>
     </w:sectPr>
   </w:body>
@@ -13484,7 +14692,621 @@
       <w:szCs w:val="32"/>
     </w:rPr>
   </w:style>
+  <w:style w:type="paragraph" w:styleId="NoSpacing">
+    <w:name w:val="No Spacing"/>
+    <w:link w:val="NoSpacingChar"/>
+    <w:uiPriority w:val="1"/>
+    <w:qFormat/>
+    <w:rsid w:val="00406309"/>
+    <w:pPr>
+      <w:spacing w:after="0" w:line="240" w:lineRule="auto"/>
+    </w:pPr>
+    <w:rPr>
+      <w:rFonts w:eastAsiaTheme="minorEastAsia"/>
+      <w:lang w:eastAsia="en-GB"/>
+    </w:rPr>
+  </w:style>
+  <w:style w:type="character" w:customStyle="1" w:styleId="NoSpacingChar">
+    <w:name w:val="No Spacing Char"/>
+    <w:basedOn w:val="DefaultParagraphFont"/>
+    <w:link w:val="NoSpacing"/>
+    <w:uiPriority w:val="1"/>
+    <w:rsid w:val="00406309"/>
+    <w:rPr>
+      <w:rFonts w:eastAsiaTheme="minorEastAsia"/>
+      <w:lang w:eastAsia="en-GB"/>
+    </w:rPr>
+  </w:style>
 </w:styles>
+</file>
+
+<file path=word/glossary/document.xml><?xml version="1.0" encoding="utf-8"?>
+<w:glossaryDocument xmlns:wpc="http://schemas.microsoft.com/office/word/2010/wordprocessingCanvas" xmlns:cx="http://schemas.microsoft.com/office/drawing/2014/chartex" xmlns:cx1="http://schemas.microsoft.com/office/drawing/2015/9/8/chartex" xmlns:cx2="http://schemas.microsoft.com/office/drawing/2015/10/21/chartex" xmlns:cx3="http://schemas.microsoft.com/office/drawing/2016/5/9/chartex" xmlns:cx4="http://schemas.microsoft.com/office/drawing/2016/5/10/chartex" xmlns:cx5="http://schemas.microsoft.com/office/drawing/2016/5/11/chartex" xmlns:cx6="http://schemas.microsoft.com/office/drawing/2016/5/12/chartex" xmlns:cx7="http://schemas.microsoft.com/office/drawing/2016/5/13/chartex" xmlns:cx8="http://schemas.microsoft.com/office/drawing/2016/5/14/chartex" xmlns:mc="http://schemas.openxmlformats.org/markup-compatibility/2006" xmlns:aink="http://schemas.microsoft.com/office/drawing/2016/ink" xmlns:am3d="http://schemas.microsoft.com/office/drawing/2017/model3d" xmlns:o="urn:schemas-microsoft-com:office:office" xmlns:r="http://schemas.openxmlformats.org/officeDocument/2006/relationships" xmlns:m="http://schemas.openxmlformats.org/officeDocument/2006/math" xmlns:v="urn:schemas-microsoft-com:vml" xmlns:wp14="http://schemas.microsoft.com/office/word/2010/wordprocessingDrawing" xmlns:wp="http://schemas.openxmlformats.org/drawingml/2006/wordprocessingDrawing" xmlns:w10="urn:schemas-microsoft-com:office:word" xmlns:w="http://schemas.openxmlformats.org/wordprocessingml/2006/main" xmlns:w14="http://schemas.microsoft.com/office/word/2010/wordml" xmlns:w15="http://schemas.microsoft.com/office/word/2012/wordml" xmlns:w16cex="http://schemas.microsoft.com/office/word/2018/wordml/cex" xmlns:w16cid="http://schemas.microsoft.com/office/word/2016/wordml/cid" xmlns:w16="http://schemas.microsoft.com/office/word/2018/wordml" xmlns:w16sdtdh="http://schemas.microsoft.com/office/word/2020/wordml/sdtdatahash" xmlns:w16se="http://schemas.microsoft.com/office/word/2015/wordml/symex" xmlns:wpg="http://schemas.microsoft.com/office/word/2010/wordprocessingGroup" xmlns:wpi="http://schemas.microsoft.com/office/word/2010/wordprocessingInk" xmlns:wne="http://schemas.microsoft.com/office/word/2006/wordml" xmlns:wps="http://schemas.microsoft.com/office/word/2010/wordprocessingShape" mc:Ignorable="w14 w15 w16se w16cid w16 w16cex w16sdtdh wp14">
+  <w:docParts>
+    <w:docPart>
+      <w:docPartPr>
+        <w:name w:val="B8516E8956C54999B14F668FA72555CF"/>
+        <w:category>
+          <w:name w:val="General"/>
+          <w:gallery w:val="placeholder"/>
+        </w:category>
+        <w:types>
+          <w:type w:val="bbPlcHdr"/>
+        </w:types>
+        <w:behaviors>
+          <w:behavior w:val="content"/>
+        </w:behaviors>
+        <w:guid w:val="{155B52C6-B3FB-4A65-AEA9-883E3ACCBA17}"/>
+      </w:docPartPr>
+      <w:docPartBody>
+        <w:p>
+          <w:pPr>
+            <w:pStyle w:val="B8516E8956C54999B14F668FA72555CF"/>
+          </w:pPr>
+          <w:r>
+            <w:rPr>
+              <w:rFonts w:asciiTheme="majorHAnsi" w:eastAsiaTheme="majorEastAsia" w:hAnsiTheme="majorHAnsi" w:cstheme="majorBidi"/>
+              <w:caps/>
+              <w:color w:val="4472C4" w:themeColor="accent1"/>
+              <w:sz w:val="80"/>
+              <w:szCs w:val="80"/>
+            </w:rPr>
+            <w:t>[Document title]</w:t>
+          </w:r>
+        </w:p>
+      </w:docPartBody>
+    </w:docPart>
+    <w:docPart>
+      <w:docPartPr>
+        <w:name w:val="FDCA8144E228436AA1493563DCDE12AF"/>
+        <w:category>
+          <w:name w:val="General"/>
+          <w:gallery w:val="placeholder"/>
+        </w:category>
+        <w:types>
+          <w:type w:val="bbPlcHdr"/>
+        </w:types>
+        <w:behaviors>
+          <w:behavior w:val="content"/>
+        </w:behaviors>
+        <w:guid w:val="{9CC6200C-351F-4B8D-B07D-A428AA420FD2}"/>
+      </w:docPartPr>
+      <w:docPartBody>
+        <w:p>
+          <w:pPr>
+            <w:pStyle w:val="FDCA8144E228436AA1493563DCDE12AF"/>
+          </w:pPr>
+          <w:r>
+            <w:rPr>
+              <w:color w:val="4472C4" w:themeColor="accent1"/>
+              <w:sz w:val="28"/>
+              <w:szCs w:val="28"/>
+            </w:rPr>
+            <w:t>[Document subtitle]</w:t>
+          </w:r>
+        </w:p>
+      </w:docPartBody>
+    </w:docPart>
+  </w:docParts>
+</w:glossaryDocument>
+</file>
+
+<file path=word/glossary/fontTable.xml><?xml version="1.0" encoding="utf-8"?>
+<w:fonts xmlns:mc="http://schemas.openxmlformats.org/markup-compatibility/2006" xmlns:r="http://schemas.openxmlformats.org/officeDocument/2006/relationships" xmlns:w="http://schemas.openxmlformats.org/wordprocessingml/2006/main" xmlns:w14="http://schemas.microsoft.com/office/word/2010/wordml" xmlns:w15="http://schemas.microsoft.com/office/word/2012/wordml" xmlns:w16cex="http://schemas.microsoft.com/office/word/2018/wordml/cex" xmlns:w16cid="http://schemas.microsoft.com/office/word/2016/wordml/cid" xmlns:w16="http://schemas.microsoft.com/office/word/2018/wordml" xmlns:w16sdtdh="http://schemas.microsoft.com/office/word/2020/wordml/sdtdatahash" xmlns:w16se="http://schemas.microsoft.com/office/word/2015/wordml/symex" mc:Ignorable="w14 w15 w16se w16cid w16 w16cex w16sdtdh">
+  <w:font w:name="Calibri">
+    <w:panose1 w:val="020F0502020204030204"/>
+    <w:charset w:val="00"/>
+    <w:family w:val="swiss"/>
+    <w:pitch w:val="variable"/>
+    <w:sig w:usb0="E4002EFF" w:usb1="C200247B" w:usb2="00000009" w:usb3="00000000" w:csb0="000001FF" w:csb1="00000000"/>
+  </w:font>
+  <w:font w:name="Times New Roman">
+    <w:panose1 w:val="02020603050405020304"/>
+    <w:charset w:val="00"/>
+    <w:family w:val="roman"/>
+    <w:pitch w:val="variable"/>
+    <w:sig w:usb0="E0002EFF" w:usb1="C000785B" w:usb2="00000009" w:usb3="00000000" w:csb0="000001FF" w:csb1="00000000"/>
+  </w:font>
+  <w:font w:name="Calibri Light">
+    <w:panose1 w:val="020F0302020204030204"/>
+    <w:charset w:val="00"/>
+    <w:family w:val="swiss"/>
+    <w:pitch w:val="variable"/>
+    <w:sig w:usb0="E4002EFF" w:usb1="C200247B" w:usb2="00000009" w:usb3="00000000" w:csb0="000001FF" w:csb1="00000000"/>
+  </w:font>
+  <w:font w:name="Malgun Gothic">
+    <w:altName w:val="맑은 고딕"/>
+    <w:panose1 w:val="020B0503020000020004"/>
+    <w:charset w:val="81"/>
+    <w:family w:val="swiss"/>
+    <w:pitch w:val="variable"/>
+    <w:sig w:usb0="9000002F" w:usb1="29D77CFB" w:usb2="00000012" w:usb3="00000000" w:csb0="00080001" w:csb1="00000000"/>
+  </w:font>
+</w:fonts>
+</file>
+
+<file path=word/glossary/settings.xml><?xml version="1.0" encoding="utf-8"?>
+<w:settings xmlns:mc="http://schemas.openxmlformats.org/markup-compatibility/2006" xmlns:o="urn:schemas-microsoft-com:office:office" xmlns:r="http://schemas.openxmlformats.org/officeDocument/2006/relationships" xmlns:m="http://schemas.openxmlformats.org/officeDocument/2006/math" xmlns:v="urn:schemas-microsoft-com:vml" xmlns:w10="urn:schemas-microsoft-com:office:word" xmlns:w="http://schemas.openxmlformats.org/wordprocessingml/2006/main" xmlns:w14="http://schemas.microsoft.com/office/word/2010/wordml" xmlns:w15="http://schemas.microsoft.com/office/word/2012/wordml" xmlns:w16cex="http://schemas.microsoft.com/office/word/2018/wordml/cex" xmlns:w16cid="http://schemas.microsoft.com/office/word/2016/wordml/cid" xmlns:w16="http://schemas.microsoft.com/office/word/2018/wordml" xmlns:w16sdtdh="http://schemas.microsoft.com/office/word/2020/wordml/sdtdatahash" xmlns:w16se="http://schemas.microsoft.com/office/word/2015/wordml/symex" xmlns:sl="http://schemas.openxmlformats.org/schemaLibrary/2006/main" mc:Ignorable="w14 w15 w16se w16cid w16 w16cex w16sdtdh">
+  <w:view w:val="normal"/>
+  <w:defaultTabStop w:val="720"/>
+  <w:characterSpacingControl w:val="doNotCompress"/>
+  <w:compat>
+    <w:useFELayout/>
+    <w:compatSetting w:name="compatibilityMode" w:uri="http://schemas.microsoft.com/office/word" w:val="15"/>
+    <w:compatSetting w:name="overrideTableStyleFontSizeAndJustification" w:uri="http://schemas.microsoft.com/office/word" w:val="1"/>
+    <w:compatSetting w:name="enableOpenTypeFeatures" w:uri="http://schemas.microsoft.com/office/word" w:val="1"/>
+    <w:compatSetting w:name="doNotFlipMirrorIndents" w:uri="http://schemas.microsoft.com/office/word" w:val="1"/>
+    <w:compatSetting w:name="differentiateMultirowTableHeaders" w:uri="http://schemas.microsoft.com/office/word" w:val="1"/>
+    <w:compatSetting w:name="useWord2013TrackBottomHyphenation" w:uri="http://schemas.microsoft.com/office/word" w:val="0"/>
+  </w:compat>
+  <w:rsids>
+    <w:rsidRoot w:val="007077DE"/>
+    <w:rsid w:val="005F6E7C"/>
+    <w:rsid w:val="007077DE"/>
+  </w:rsids>
+  <m:mathPr>
+    <m:mathFont m:val="Cambria Math"/>
+    <m:brkBin m:val="before"/>
+    <m:brkBinSub m:val="--"/>
+    <m:smallFrac m:val="0"/>
+    <m:dispDef/>
+    <m:lMargin m:val="0"/>
+    <m:rMargin m:val="0"/>
+    <m:defJc m:val="centerGroup"/>
+    <m:wrapIndent m:val="1440"/>
+    <m:intLim m:val="subSup"/>
+    <m:naryLim m:val="undOvr"/>
+  </m:mathPr>
+  <w:themeFontLang w:val="en-GB"/>
+  <w:clrSchemeMapping w:bg1="light1" w:t1="dark1" w:bg2="light2" w:t2="dark2" w:accent1="accent1" w:accent2="accent2" w:accent3="accent3" w:accent4="accent4" w:accent5="accent5" w:accent6="accent6" w:hyperlink="hyperlink" w:followedHyperlink="followedHyperlink"/>
+  <w:decimalSymbol w:val="."/>
+  <w:listSeparator w:val=","/>
+  <w15:chartTrackingRefBased/>
+</w:settings>
+</file>
+
+<file path=word/glossary/styles.xml><?xml version="1.0" encoding="utf-8"?>
+<w:styles xmlns:mc="http://schemas.openxmlformats.org/markup-compatibility/2006" xmlns:r="http://schemas.openxmlformats.org/officeDocument/2006/relationships" xmlns:w="http://schemas.openxmlformats.org/wordprocessingml/2006/main" xmlns:w14="http://schemas.microsoft.com/office/word/2010/wordml" xmlns:w15="http://schemas.microsoft.com/office/word/2012/wordml" xmlns:w16cex="http://schemas.microsoft.com/office/word/2018/wordml/cex" xmlns:w16cid="http://schemas.microsoft.com/office/word/2016/wordml/cid" xmlns:w16="http://schemas.microsoft.com/office/word/2018/wordml" xmlns:w16sdtdh="http://schemas.microsoft.com/office/word/2020/wordml/sdtdatahash" xmlns:w16se="http://schemas.microsoft.com/office/word/2015/wordml/symex" mc:Ignorable="w14 w15 w16se w16cid w16 w16cex w16sdtdh">
+  <w:docDefaults>
+    <w:rPrDefault>
+      <w:rPr>
+        <w:rFonts w:asciiTheme="minorHAnsi" w:eastAsiaTheme="minorEastAsia" w:hAnsiTheme="minorHAnsi" w:cstheme="minorBidi"/>
+        <w:sz w:val="22"/>
+        <w:szCs w:val="22"/>
+        <w:lang w:val="en-GB" w:eastAsia="en-GB" w:bidi="ar-SA"/>
+      </w:rPr>
+    </w:rPrDefault>
+    <w:pPrDefault>
+      <w:pPr>
+        <w:spacing w:after="160" w:line="259" w:lineRule="auto"/>
+      </w:pPr>
+    </w:pPrDefault>
+  </w:docDefaults>
+  <w:latentStyles w:defLockedState="0" w:defUIPriority="99" w:defSemiHidden="0" w:defUnhideWhenUsed="0" w:defQFormat="0" w:count="376">
+    <w:lsdException w:name="Normal" w:uiPriority="0" w:qFormat="1"/>
+    <w:lsdException w:name="heading 1" w:uiPriority="9" w:qFormat="1"/>
+    <w:lsdException w:name="heading 2" w:semiHidden="1" w:uiPriority="9" w:unhideWhenUsed="1" w:qFormat="1"/>
+    <w:lsdException w:name="heading 3" w:semiHidden="1" w:uiPriority="9" w:unhideWhenUsed="1" w:qFormat="1"/>
+    <w:lsdException w:name="heading 4" w:semiHidden="1" w:uiPriority="9" w:unhideWhenUsed="1" w:qFormat="1"/>
+    <w:lsdException w:name="heading 5" w:semiHidden="1" w:uiPriority="9" w:unhideWhenUsed="1" w:qFormat="1"/>
+    <w:lsdException w:name="heading 6" w:semiHidden="1" w:uiPriority="9" w:unhideWhenUsed="1" w:qFormat="1"/>
+    <w:lsdException w:name="heading 7" w:semiHidden="1" w:uiPriority="9" w:unhideWhenUsed="1" w:qFormat="1"/>
+    <w:lsdException w:name="heading 8" w:semiHidden="1" w:uiPriority="9" w:unhideWhenUsed="1" w:qFormat="1"/>
+    <w:lsdException w:name="heading 9" w:semiHidden="1" w:uiPriority="9" w:unhideWhenUsed="1" w:qFormat="1"/>
+    <w:lsdException w:name="index 1" w:semiHidden="1" w:unhideWhenUsed="1"/>
+    <w:lsdException w:name="index 2" w:semiHidden="1" w:unhideWhenUsed="1"/>
+    <w:lsdException w:name="index 3" w:semiHidden="1" w:unhideWhenUsed="1"/>
+    <w:lsdException w:name="index 4" w:semiHidden="1" w:unhideWhenUsed="1"/>
+    <w:lsdException w:name="index 5" w:semiHidden="1" w:unhideWhenUsed="1"/>
+    <w:lsdException w:name="index 6" w:semiHidden="1" w:unhideWhenUsed="1"/>
+    <w:lsdException w:name="index 7" w:semiHidden="1" w:unhideWhenUsed="1"/>
+    <w:lsdException w:name="index 8" w:semiHidden="1" w:unhideWhenUsed="1"/>
+    <w:lsdException w:name="index 9" w:semiHidden="1" w:unhideWhenUsed="1"/>
+    <w:lsdException w:name="toc 1" w:semiHidden="1" w:uiPriority="39" w:unhideWhenUsed="1"/>
+    <w:lsdException w:name="toc 2" w:semiHidden="1" w:uiPriority="39" w:unhideWhenUsed="1"/>
+    <w:lsdException w:name="toc 3" w:semiHidden="1" w:uiPriority="39" w:unhideWhenUsed="1"/>
+    <w:lsdException w:name="toc 4" w:semiHidden="1" w:uiPriority="39" w:unhideWhenUsed="1"/>
+    <w:lsdException w:name="toc 5" w:semiHidden="1" w:uiPriority="39" w:unhideWhenUsed="1"/>
+    <w:lsdException w:name="toc 6" w:semiHidden="1" w:uiPriority="39" w:unhideWhenUsed="1"/>
+    <w:lsdException w:name="toc 7" w:semiHidden="1" w:uiPriority="39" w:unhideWhenUsed="1"/>
+    <w:lsdException w:name="toc 8" w:semiHidden="1" w:uiPriority="39" w:unhideWhenUsed="1"/>
+    <w:lsdException w:name="toc 9" w:semiHidden="1" w:uiPriority="39" w:unhideWhenUsed="1"/>
+    <w:lsdException w:name="Normal Indent" w:semiHidden="1" w:unhideWhenUsed="1"/>
+    <w:lsdException w:name="footnote text" w:semiHidden="1" w:unhideWhenUsed="1"/>
+    <w:lsdException w:name="annotation text" w:semiHidden="1" w:unhideWhenUsed="1"/>
+    <w:lsdException w:name="header" w:semiHidden="1" w:unhideWhenUsed="1"/>
+    <w:lsdException w:name="footer" w:semiHidden="1" w:unhideWhenUsed="1"/>
+    <w:lsdException w:name="index heading" w:semiHidden="1" w:unhideWhenUsed="1"/>
+    <w:lsdException w:name="caption" w:semiHidden="1" w:uiPriority="35" w:unhideWhenUsed="1" w:qFormat="1"/>
+    <w:lsdException w:name="table of figures" w:semiHidden="1" w:unhideWhenUsed="1"/>
+    <w:lsdException w:name="envelope address" w:semiHidden="1" w:unhideWhenUsed="1"/>
+    <w:lsdException w:name="envelope return" w:semiHidden="1" w:unhideWhenUsed="1"/>
+    <w:lsdException w:name="footnote reference" w:semiHidden="1" w:unhideWhenUsed="1"/>
+    <w:lsdException w:name="annotation reference" w:semiHidden="1" w:unhideWhenUsed="1"/>
+    <w:lsdException w:name="line number" w:semiHidden="1" w:unhideWhenUsed="1"/>
+    <w:lsdException w:name="page number" w:semiHidden="1" w:unhideWhenUsed="1"/>
+    <w:lsdException w:name="endnote reference" w:semiHidden="1" w:unhideWhenUsed="1"/>
+    <w:lsdException w:name="endnote text" w:semiHidden="1" w:unhideWhenUsed="1"/>
+    <w:lsdException w:name="table of authorities" w:semiHidden="1" w:unhideWhenUsed="1"/>
+    <w:lsdException w:name="macro" w:semiHidden="1" w:unhideWhenUsed="1"/>
+    <w:lsdException w:name="toa heading" w:semiHidden="1" w:unhideWhenUsed="1"/>
+    <w:lsdException w:name="List" w:semiHidden="1" w:unhideWhenUsed="1"/>
+    <w:lsdException w:name="List Bullet" w:semiHidden="1" w:unhideWhenUsed="1"/>
+    <w:lsdException w:name="List Number" w:semiHidden="1" w:unhideWhenUsed="1"/>
+    <w:lsdException w:name="List 2" w:semiHidden="1" w:unhideWhenUsed="1"/>
+    <w:lsdException w:name="List 3" w:semiHidden="1" w:unhideWhenUsed="1"/>
+    <w:lsdException w:name="List 4" w:semiHidden="1" w:unhideWhenUsed="1"/>
+    <w:lsdException w:name="List 5" w:semiHidden="1" w:unhideWhenUsed="1"/>
+    <w:lsdException w:name="List Bullet 2" w:semiHidden="1" w:unhideWhenUsed="1"/>
+    <w:lsdException w:name="List Bullet 3" w:semiHidden="1" w:unhideWhenUsed="1"/>
+    <w:lsdException w:name="List Bullet 4" w:semiHidden="1" w:unhideWhenUsed="1"/>
+    <w:lsdException w:name="List Bullet 5" w:semiHidden="1" w:unhideWhenUsed="1"/>
+    <w:lsdException w:name="List Number 2" w:semiHidden="1" w:unhideWhenUsed="1"/>
+    <w:lsdException w:name="List Number 3" w:semiHidden="1" w:unhideWhenUsed="1"/>
+    <w:lsdException w:name="List Number 4" w:semiHidden="1" w:unhideWhenUsed="1"/>
+    <w:lsdException w:name="List Number 5" w:semiHidden="1" w:unhideWhenUsed="1"/>
+    <w:lsdException w:name="Title" w:uiPriority="10" w:qFormat="1"/>
+    <w:lsdException w:name="Closing" w:semiHidden="1" w:unhideWhenUsed="1"/>
+    <w:lsdException w:name="Signature" w:semiHidden="1" w:unhideWhenUsed="1"/>
+    <w:lsdException w:name="Default Paragraph Font" w:semiHidden="1" w:uiPriority="1" w:unhideWhenUsed="1"/>
+    <w:lsdException w:name="Body Text" w:semiHidden="1" w:unhideWhenUsed="1"/>
+    <w:lsdException w:name="Body Text Indent" w:semiHidden="1" w:unhideWhenUsed="1"/>
+    <w:lsdException w:name="List Continue" w:semiHidden="1" w:unhideWhenUsed="1"/>
+    <w:lsdException w:name="List Continue 2" w:semiHidden="1" w:unhideWhenUsed="1"/>
+    <w:lsdException w:name="List Continue 3" w:semiHidden="1" w:unhideWhenUsed="1"/>
+    <w:lsdException w:name="List Continue 4" w:semiHidden="1" w:unhideWhenUsed="1"/>
+    <w:lsdException w:name="List Continue 5" w:semiHidden="1" w:unhideWhenUsed="1"/>
+    <w:lsdException w:name="Message Header" w:semiHidden="1" w:unhideWhenUsed="1"/>
+    <w:lsdException w:name="Subtitle" w:uiPriority="11" w:qFormat="1"/>
+    <w:lsdException w:name="Salutation" w:semiHidden="1" w:unhideWhenUsed="1"/>
+    <w:lsdException w:name="Date" w:semiHidden="1" w:unhideWhenUsed="1"/>
+    <w:lsdException w:name="Body Text First Indent" w:semiHidden="1" w:unhideWhenUsed="1"/>
+    <w:lsdException w:name="Body Text First Indent 2" w:semiHidden="1" w:unhideWhenUsed="1"/>
+    <w:lsdException w:name="Note Heading" w:semiHidden="1" w:unhideWhenUsed="1"/>
+    <w:lsdException w:name="Body Text 2" w:semiHidden="1" w:unhideWhenUsed="1"/>
+    <w:lsdException w:name="Body Text 3" w:semiHidden="1" w:unhideWhenUsed="1"/>
+    <w:lsdException w:name="Body Text Indent 2" w:semiHidden="1" w:unhideWhenUsed="1"/>
+    <w:lsdException w:name="Body Text Indent 3" w:semiHidden="1" w:unhideWhenUsed="1"/>
+    <w:lsdException w:name="Block Text" w:semiHidden="1" w:unhideWhenUsed="1"/>
+    <w:lsdException w:name="Hyperlink" w:semiHidden="1" w:unhideWhenUsed="1"/>
+    <w:lsdException w:name="FollowedHyperlink" w:semiHidden="1" w:unhideWhenUsed="1"/>
+    <w:lsdException w:name="Strong" w:uiPriority="22" w:qFormat="1"/>
+    <w:lsdException w:name="Emphasis" w:uiPriority="20" w:qFormat="1"/>
+    <w:lsdException w:name="Document Map" w:semiHidden="1" w:unhideWhenUsed="1"/>
+    <w:lsdException w:name="Plain Text" w:semiHidden="1" w:unhideWhenUsed="1"/>
+    <w:lsdException w:name="E-mail Signature" w:semiHidden="1" w:unhideWhenUsed="1"/>
+    <w:lsdException w:name="HTML Top of Form" w:semiHidden="1" w:unhideWhenUsed="1"/>
+    <w:lsdException w:name="HTML Bottom of Form" w:semiHidden="1" w:unhideWhenUsed="1"/>
+    <w:lsdException w:name="Normal (Web)" w:semiHidden="1" w:unhideWhenUsed="1"/>
+    <w:lsdException w:name="HTML Acronym" w:semiHidden="1" w:unhideWhenUsed="1"/>
+    <w:lsdException w:name="HTML Address" w:semiHidden="1" w:unhideWhenUsed="1"/>
+    <w:lsdException w:name="HTML Cite" w:semiHidden="1" w:unhideWhenUsed="1"/>
+    <w:lsdException w:name="HTML Code" w:semiHidden="1" w:unhideWhenUsed="1"/>
+    <w:lsdException w:name="HTML Definition" w:semiHidden="1" w:unhideWhenUsed="1"/>
+    <w:lsdException w:name="HTML Keyboard" w:semiHidden="1" w:unhideWhenUsed="1"/>
+    <w:lsdException w:name="HTML Preformatted" w:semiHidden="1" w:unhideWhenUsed="1"/>
+    <w:lsdException w:name="HTML Sample" w:semiHidden="1" w:unhideWhenUsed="1"/>
+    <w:lsdException w:name="HTML Typewriter" w:semiHidden="1" w:unhideWhenUsed="1"/>
+    <w:lsdException w:name="HTML Variable" w:semiHidden="1" w:unhideWhenUsed="1"/>
+    <w:lsdException w:name="Normal Table" w:semiHidden="1" w:unhideWhenUsed="1"/>
+    <w:lsdException w:name="annotation subject" w:semiHidden="1" w:unhideWhenUsed="1"/>
+    <w:lsdException w:name="No List" w:semiHidden="1" w:unhideWhenUsed="1"/>
+    <w:lsdException w:name="Outline List 1" w:semiHidden="1" w:unhideWhenUsed="1"/>
+    <w:lsdException w:name="Outline List 2" w:semiHidden="1" w:unhideWhenUsed="1"/>
+    <w:lsdException w:name="Outline List 3" w:semiHidden="1" w:unhideWhenUsed="1"/>
+    <w:lsdException w:name="Table Simple 1" w:semiHidden="1" w:unhideWhenUsed="1"/>
+    <w:lsdException w:name="Table Simple 2" w:semiHidden="1" w:unhideWhenUsed="1"/>
+    <w:lsdException w:name="Table Simple 3" w:semiHidden="1" w:unhideWhenUsed="1"/>
+    <w:lsdException w:name="Table Classic 1" w:semiHidden="1" w:unhideWhenUsed="1"/>
+    <w:lsdException w:name="Table Classic 2" w:semiHidden="1" w:unhideWhenUsed="1"/>
+    <w:lsdException w:name="Table Classic 3" w:semiHidden="1" w:unhideWhenUsed="1"/>
+    <w:lsdException w:name="Table Classic 4" w:semiHidden="1" w:unhideWhenUsed="1"/>
+    <w:lsdException w:name="Table Colorful 1" w:semiHidden="1" w:unhideWhenUsed="1"/>
+    <w:lsdException w:name="Table Colorful 2" w:semiHidden="1" w:unhideWhenUsed="1"/>
+    <w:lsdException w:name="Table Colorful 3" w:semiHidden="1" w:unhideWhenUsed="1"/>
+    <w:lsdException w:name="Table Columns 1" w:semiHidden="1" w:unhideWhenUsed="1"/>
+    <w:lsdException w:name="Table Columns 2" w:semiHidden="1" w:unhideWhenUsed="1"/>
+    <w:lsdException w:name="Table Columns 3" w:semiHidden="1" w:unhideWhenUsed="1"/>
+    <w:lsdException w:name="Table Columns 4" w:semiHidden="1" w:unhideWhenUsed="1"/>
+    <w:lsdException w:name="Table Columns 5" w:semiHidden="1" w:unhideWhenUsed="1"/>
+    <w:lsdException w:name="Table Grid 1" w:semiHidden="1" w:unhideWhenUsed="1"/>
+    <w:lsdException w:name="Table Grid 2" w:semiHidden="1" w:unhideWhenUsed="1"/>
+    <w:lsdException w:name="Table Grid 3" w:semiHidden="1" w:unhideWhenUsed="1"/>
+    <w:lsdException w:name="Table Grid 4" w:semiHidden="1" w:unhideWhenUsed="1"/>
+    <w:lsdException w:name="Table Grid 5" w:semiHidden="1" w:unhideWhenUsed="1"/>
+    <w:lsdException w:name="Table Grid 6" w:semiHidden="1" w:unhideWhenUsed="1"/>
+    <w:lsdException w:name="Table Grid 7" w:semiHidden="1" w:unhideWhenUsed="1"/>
+    <w:lsdException w:name="Table Grid 8" w:semiHidden="1" w:unhideWhenUsed="1"/>
+    <w:lsdException w:name="Table List 1" w:semiHidden="1" w:unhideWhenUsed="1"/>
+    <w:lsdException w:name="Table List 2" w:semiHidden="1" w:unhideWhenUsed="1"/>
+    <w:lsdException w:name="Table List 3" w:semiHidden="1" w:unhideWhenUsed="1"/>
+    <w:lsdException w:name="Table List 4" w:semiHidden="1" w:unhideWhenUsed="1"/>
+    <w:lsdException w:name="Table List 5" w:semiHidden="1" w:unhideWhenUsed="1"/>
+    <w:lsdException w:name="Table List 6" w:semiHidden="1" w:unhideWhenUsed="1"/>
+    <w:lsdException w:name="Table List 7" w:semiHidden="1" w:unhideWhenUsed="1"/>
+    <w:lsdException w:name="Table List 8" w:semiHidden="1" w:unhideWhenUsed="1"/>
+    <w:lsdException w:name="Table 3D effects 1" w:semiHidden="1" w:unhideWhenUsed="1"/>
+    <w:lsdException w:name="Table 3D effects 2" w:semiHidden="1" w:unhideWhenUsed="1"/>
+    <w:lsdException w:name="Table 3D effects 3" w:semiHidden="1" w:unhideWhenUsed="1"/>
+    <w:lsdException w:name="Table Contemporary" w:semiHidden="1" w:unhideWhenUsed="1"/>
+    <w:lsdException w:name="Table Elegant" w:semiHidden="1" w:unhideWhenUsed="1"/>
+    <w:lsdException w:name="Table Professional" w:semiHidden="1" w:unhideWhenUsed="1"/>
+    <w:lsdException w:name="Table Subtle 1" w:semiHidden="1" w:unhideWhenUsed="1"/>
+    <w:lsdException w:name="Table Subtle 2" w:semiHidden="1" w:unhideWhenUsed="1"/>
+    <w:lsdException w:name="Table Web 1" w:semiHidden="1" w:unhideWhenUsed="1"/>
+    <w:lsdException w:name="Table Web 2" w:semiHidden="1" w:unhideWhenUsed="1"/>
+    <w:lsdException w:name="Table Web 3" w:semiHidden="1" w:unhideWhenUsed="1"/>
+    <w:lsdException w:name="Balloon Text" w:semiHidden="1" w:unhideWhenUsed="1"/>
+    <w:lsdException w:name="Table Grid" w:uiPriority="39"/>
+    <w:lsdException w:name="Table Theme" w:semiHidden="1" w:unhideWhenUsed="1"/>
+    <w:lsdException w:name="Placeholder Text" w:semiHidden="1"/>
+    <w:lsdException w:name="No Spacing" w:uiPriority="1" w:qFormat="1"/>
+    <w:lsdException w:name="Light Shading" w:uiPriority="60"/>
+    <w:lsdException w:name="Light List" w:uiPriority="61"/>
+    <w:lsdException w:name="Light Grid" w:uiPriority="62"/>
+    <w:lsdException w:name="Medium Shading 1" w:uiPriority="63"/>
+    <w:lsdException w:name="Medium Shading 2" w:uiPriority="64"/>
+    <w:lsdException w:name="Medium List 1" w:uiPriority="65"/>
+    <w:lsdException w:name="Medium List 2" w:uiPriority="66"/>
+    <w:lsdException w:name="Medium Grid 1" w:uiPriority="67"/>
+    <w:lsdException w:name="Medium Grid 2" w:uiPriority="68"/>
+    <w:lsdException w:name="Medium Grid 3" w:uiPriority="69"/>
+    <w:lsdException w:name="Dark List" w:uiPriority="70"/>
+    <w:lsdException w:name="Colorful Shading" w:uiPriority="71"/>
+    <w:lsdException w:name="Colorful List" w:uiPriority="72"/>
+    <w:lsdException w:name="Colorful Grid" w:uiPriority="73"/>
+    <w:lsdException w:name="Light Shading Accent 1" w:uiPriority="60"/>
+    <w:lsdException w:name="Light List Accent 1" w:uiPriority="61"/>
+    <w:lsdException w:name="Light Grid Accent 1" w:uiPriority="62"/>
+    <w:lsdException w:name="Medium Shading 1 Accent 1" w:uiPriority="63"/>
+    <w:lsdException w:name="Medium Shading 2 Accent 1" w:uiPriority="64"/>
+    <w:lsdException w:name="Medium List 1 Accent 1" w:uiPriority="65"/>
+    <w:lsdException w:name="Revision" w:semiHidden="1"/>
+    <w:lsdException w:name="List Paragraph" w:uiPriority="34" w:qFormat="1"/>
+    <w:lsdException w:name="Quote" w:uiPriority="29" w:qFormat="1"/>
+    <w:lsdException w:name="Intense Quote" w:uiPriority="30" w:qFormat="1"/>
+    <w:lsdException w:name="Medium List 2 Accent 1" w:uiPriority="66"/>
+    <w:lsdException w:name="Medium Grid 1 Accent 1" w:uiPriority="67"/>
+    <w:lsdException w:name="Medium Grid 2 Accent 1" w:uiPriority="68"/>
+    <w:lsdException w:name="Medium Grid 3 Accent 1" w:uiPriority="69"/>
+    <w:lsdException w:name="Dark List Accent 1" w:uiPriority="70"/>
+    <w:lsdException w:name="Colorful Shading Accent 1" w:uiPriority="71"/>
+    <w:lsdException w:name="Colorful List Accent 1" w:uiPriority="72"/>
+    <w:lsdException w:name="Colorful Grid Accent 1" w:uiPriority="73"/>
+    <w:lsdException w:name="Light Shading Accent 2" w:uiPriority="60"/>
+    <w:lsdException w:name="Light List Accent 2" w:uiPriority="61"/>
+    <w:lsdException w:name="Light Grid Accent 2" w:uiPriority="62"/>
+    <w:lsdException w:name="Medium Shading 1 Accent 2" w:uiPriority="63"/>
+    <w:lsdException w:name="Medium Shading 2 Accent 2" w:uiPriority="64"/>
+    <w:lsdException w:name="Medium List 1 Accent 2" w:uiPriority="65"/>
+    <w:lsdException w:name="Medium List 2 Accent 2" w:uiPriority="66"/>
+    <w:lsdException w:name="Medium Grid 1 Accent 2" w:uiPriority="67"/>
+    <w:lsdException w:name="Medium Grid 2 Accent 2" w:uiPriority="68"/>
+    <w:lsdException w:name="Medium Grid 3 Accent 2" w:uiPriority="69"/>
+    <w:lsdException w:name="Dark List Accent 2" w:uiPriority="70"/>
+    <w:lsdException w:name="Colorful Shading Accent 2" w:uiPriority="71"/>
+    <w:lsdException w:name="Colorful List Accent 2" w:uiPriority="72"/>
+    <w:lsdException w:name="Colorful Grid Accent 2" w:uiPriority="73"/>
+    <w:lsdException w:name="Light Shading Accent 3" w:uiPriority="60"/>
+    <w:lsdException w:name="Light List Accent 3" w:uiPriority="61"/>
+    <w:lsdException w:name="Light Grid Accent 3" w:uiPriority="62"/>
+    <w:lsdException w:name="Medium Shading 1 Accent 3" w:uiPriority="63"/>
+    <w:lsdException w:name="Medium Shading 2 Accent 3" w:uiPriority="64"/>
+    <w:lsdException w:name="Medium List 1 Accent 3" w:uiPriority="65"/>
+    <w:lsdException w:name="Medium List 2 Accent 3" w:uiPriority="66"/>
+    <w:lsdException w:name="Medium Grid 1 Accent 3" w:uiPriority="67"/>
+    <w:lsdException w:name="Medium Grid 2 Accent 3" w:uiPriority="68"/>
+    <w:lsdException w:name="Medium Grid 3 Accent 3" w:uiPriority="69"/>
+    <w:lsdException w:name="Dark List Accent 3" w:uiPriority="70"/>
+    <w:lsdException w:name="Colorful Shading Accent 3" w:uiPriority="71"/>
+    <w:lsdException w:name="Colorful List Accent 3" w:uiPriority="72"/>
+    <w:lsdException w:name="Colorful Grid Accent 3" w:uiPriority="73"/>
+    <w:lsdException w:name="Light Shading Accent 4" w:uiPriority="60"/>
+    <w:lsdException w:name="Light List Accent 4" w:uiPriority="61"/>
+    <w:lsdException w:name="Light Grid Accent 4" w:uiPriority="62"/>
+    <w:lsdException w:name="Medium Shading 1 Accent 4" w:uiPriority="63"/>
+    <w:lsdException w:name="Medium Shading 2 Accent 4" w:uiPriority="64"/>
+    <w:lsdException w:name="Medium List 1 Accent 4" w:uiPriority="65"/>
+    <w:lsdException w:name="Medium List 2 Accent 4" w:uiPriority="66"/>
+    <w:lsdException w:name="Medium Grid 1 Accent 4" w:uiPriority="67"/>
+    <w:lsdException w:name="Medium Grid 2 Accent 4" w:uiPriority="68"/>
+    <w:lsdException w:name="Medium Grid 3 Accent 4" w:uiPriority="69"/>
+    <w:lsdException w:name="Dark List Accent 4" w:uiPriority="70"/>
+    <w:lsdException w:name="Colorful Shading Accent 4" w:uiPriority="71"/>
+    <w:lsdException w:name="Colorful List Accent 4" w:uiPriority="72"/>
+    <w:lsdException w:name="Colorful Grid Accent 4" w:uiPriority="73"/>
+    <w:lsdException w:name="Light Shading Accent 5" w:uiPriority="60"/>
+    <w:lsdException w:name="Light List Accent 5" w:uiPriority="61"/>
+    <w:lsdException w:name="Light Grid Accent 5" w:uiPriority="62"/>
+    <w:lsdException w:name="Medium Shading 1 Accent 5" w:uiPriority="63"/>
+    <w:lsdException w:name="Medium Shading 2 Accent 5" w:uiPriority="64"/>
+    <w:lsdException w:name="Medium List 1 Accent 5" w:uiPriority="65"/>
+    <w:lsdException w:name="Medium List 2 Accent 5" w:uiPriority="66"/>
+    <w:lsdException w:name="Medium Grid 1 Accent 5" w:uiPriority="67"/>
+    <w:lsdException w:name="Medium Grid 2 Accent 5" w:uiPriority="68"/>
+    <w:lsdException w:name="Medium Grid 3 Accent 5" w:uiPriority="69"/>
+    <w:lsdException w:name="Dark List Accent 5" w:uiPriority="70"/>
+    <w:lsdException w:name="Colorful Shading Accent 5" w:uiPriority="71"/>
+    <w:lsdException w:name="Colorful List Accent 5" w:uiPriority="72"/>
+    <w:lsdException w:name="Colorful Grid Accent 5" w:uiPriority="73"/>
+    <w:lsdException w:name="Light Shading Accent 6" w:uiPriority="60"/>
+    <w:lsdException w:name="Light List Accent 6" w:uiPriority="61"/>
+    <w:lsdException w:name="Light Grid Accent 6" w:uiPriority="62"/>
+    <w:lsdException w:name="Medium Shading 1 Accent 6" w:uiPriority="63"/>
+    <w:lsdException w:name="Medium Shading 2 Accent 6" w:uiPriority="64"/>
+    <w:lsdException w:name="Medium List 1 Accent 6" w:uiPriority="65"/>
+    <w:lsdException w:name="Medium List 2 Accent 6" w:uiPriority="66"/>
+    <w:lsdException w:name="Medium Grid 1 Accent 6" w:uiPriority="67"/>
+    <w:lsdException w:name="Medium Grid 2 Accent 6" w:uiPriority="68"/>
+    <w:lsdException w:name="Medium Grid 3 Accent 6" w:uiPriority="69"/>
+    <w:lsdException w:name="Dark List Accent 6" w:uiPriority="70"/>
+    <w:lsdException w:name="Colorful Shading Accent 6" w:uiPriority="71"/>
+    <w:lsdException w:name="Colorful List Accent 6" w:uiPriority="72"/>
+    <w:lsdException w:name="Colorful Grid Accent 6" w:uiPriority="73"/>
+    <w:lsdException w:name="Subtle Emphasis" w:uiPriority="19" w:qFormat="1"/>
+    <w:lsdException w:name="Intense Emphasis" w:uiPriority="21" w:qFormat="1"/>
+    <w:lsdException w:name="Subtle Reference" w:uiPriority="31" w:qFormat="1"/>
+    <w:lsdException w:name="Intense Reference" w:uiPriority="32" w:qFormat="1"/>
+    <w:lsdException w:name="Book Title" w:uiPriority="33" w:qFormat="1"/>
+    <w:lsdException w:name="Bibliography" w:semiHidden="1" w:uiPriority="37" w:unhideWhenUsed="1"/>
+    <w:lsdException w:name="TOC Heading" w:semiHidden="1" w:uiPriority="39" w:unhideWhenUsed="1" w:qFormat="1"/>
+    <w:lsdException w:name="Plain Table 1" w:uiPriority="41"/>
+    <w:lsdException w:name="Plain Table 2" w:uiPriority="42"/>
+    <w:lsdException w:name="Plain Table 3" w:uiPriority="43"/>
+    <w:lsdException w:name="Plain Table 4" w:uiPriority="44"/>
+    <w:lsdException w:name="Plain Table 5" w:uiPriority="45"/>
+    <w:lsdException w:name="Grid Table Light" w:uiPriority="40"/>
+    <w:lsdException w:name="Grid Table 1 Light" w:uiPriority="46"/>
+    <w:lsdException w:name="Grid Table 2" w:uiPriority="47"/>
+    <w:lsdException w:name="Grid Table 3" w:uiPriority="48"/>
+    <w:lsdException w:name="Grid Table 4" w:uiPriority="49"/>
+    <w:lsdException w:name="Grid Table 5 Dark" w:uiPriority="50"/>
+    <w:lsdException w:name="Grid Table 6 Colorful" w:uiPriority="51"/>
+    <w:lsdException w:name="Grid Table 7 Colorful" w:uiPriority="52"/>
+    <w:lsdException w:name="Grid Table 1 Light Accent 1" w:uiPriority="46"/>
+    <w:lsdException w:name="Grid Table 2 Accent 1" w:uiPriority="47"/>
+    <w:lsdException w:name="Grid Table 3 Accent 1" w:uiPriority="48"/>
+    <w:lsdException w:name="Grid Table 4 Accent 1" w:uiPriority="49"/>
+    <w:lsdException w:name="Grid Table 5 Dark Accent 1" w:uiPriority="50"/>
+    <w:lsdException w:name="Grid Table 6 Colorful Accent 1" w:uiPriority="51"/>
+    <w:lsdException w:name="Grid Table 7 Colorful Accent 1" w:uiPriority="52"/>
+    <w:lsdException w:name="Grid Table 1 Light Accent 2" w:uiPriority="46"/>
+    <w:lsdException w:name="Grid Table 2 Accent 2" w:uiPriority="47"/>
+    <w:lsdException w:name="Grid Table 3 Accent 2" w:uiPriority="48"/>
+    <w:lsdException w:name="Grid Table 4 Accent 2" w:uiPriority="49"/>
+    <w:lsdException w:name="Grid Table 5 Dark Accent 2" w:uiPriority="50"/>
+    <w:lsdException w:name="Grid Table 6 Colorful Accent 2" w:uiPriority="51"/>
+    <w:lsdException w:name="Grid Table 7 Colorful Accent 2" w:uiPriority="52"/>
+    <w:lsdException w:name="Grid Table 1 Light Accent 3" w:uiPriority="46"/>
+    <w:lsdException w:name="Grid Table 2 Accent 3" w:uiPriority="47"/>
+    <w:lsdException w:name="Grid Table 3 Accent 3" w:uiPriority="48"/>
+    <w:lsdException w:name="Grid Table 4 Accent 3" w:uiPriority="49"/>
+    <w:lsdException w:name="Grid Table 5 Dark Accent 3" w:uiPriority="50"/>
+    <w:lsdException w:name="Grid Table 6 Colorful Accent 3" w:uiPriority="51"/>
+    <w:lsdException w:name="Grid Table 7 Colorful Accent 3" w:uiPriority="52"/>
+    <w:lsdException w:name="Grid Table 1 Light Accent 4" w:uiPriority="46"/>
+    <w:lsdException w:name="Grid Table 2 Accent 4" w:uiPriority="47"/>
+    <w:lsdException w:name="Grid Table 3 Accent 4" w:uiPriority="48"/>
+    <w:lsdException w:name="Grid Table 4 Accent 4" w:uiPriority="49"/>
+    <w:lsdException w:name="Grid Table 5 Dark Accent 4" w:uiPriority="50"/>
+    <w:lsdException w:name="Grid Table 6 Colorful Accent 4" w:uiPriority="51"/>
+    <w:lsdException w:name="Grid Table 7 Colorful Accent 4" w:uiPriority="52"/>
+    <w:lsdException w:name="Grid Table 1 Light Accent 5" w:uiPriority="46"/>
+    <w:lsdException w:name="Grid Table 2 Accent 5" w:uiPriority="47"/>
+    <w:lsdException w:name="Grid Table 3 Accent 5" w:uiPriority="48"/>
+    <w:lsdException w:name="Grid Table 4 Accent 5" w:uiPriority="49"/>
+    <w:lsdException w:name="Grid Table 5 Dark Accent 5" w:uiPriority="50"/>
+    <w:lsdException w:name="Grid Table 6 Colorful Accent 5" w:uiPriority="51"/>
+    <w:lsdException w:name="Grid Table 7 Colorful Accent 5" w:uiPriority="52"/>
+    <w:lsdException w:name="Grid Table 1 Light Accent 6" w:uiPriority="46"/>
+    <w:lsdException w:name="Grid Table 2 Accent 6" w:uiPriority="47"/>
+    <w:lsdException w:name="Grid Table 3 Accent 6" w:uiPriority="48"/>
+    <w:lsdException w:name="Grid Table 4 Accent 6" w:uiPriority="49"/>
+    <w:lsdException w:name="Grid Table 5 Dark Accent 6" w:uiPriority="50"/>
+    <w:lsdException w:name="Grid Table 6 Colorful Accent 6" w:uiPriority="51"/>
+    <w:lsdException w:name="Grid Table 7 Colorful Accent 6" w:uiPriority="52"/>
+    <w:lsdException w:name="List Table 1 Light" w:uiPriority="46"/>
+    <w:lsdException w:name="List Table 2" w:uiPriority="47"/>
+    <w:lsdException w:name="List Table 3" w:uiPriority="48"/>
+    <w:lsdException w:name="List Table 4" w:uiPriority="49"/>
+    <w:lsdException w:name="List Table 5 Dark" w:uiPriority="50"/>
+    <w:lsdException w:name="List Table 6 Colorful" w:uiPriority="51"/>
+    <w:lsdException w:name="List Table 7 Colorful" w:uiPriority="52"/>
+    <w:lsdException w:name="List Table 1 Light Accent 1" w:uiPriority="46"/>
+    <w:lsdException w:name="List Table 2 Accent 1" w:uiPriority="47"/>
+    <w:lsdException w:name="List Table 3 Accent 1" w:uiPriority="48"/>
+    <w:lsdException w:name="List Table 4 Accent 1" w:uiPriority="49"/>
+    <w:lsdException w:name="List Table 5 Dark Accent 1" w:uiPriority="50"/>
+    <w:lsdException w:name="List Table 6 Colorful Accent 1" w:uiPriority="51"/>
+    <w:lsdException w:name="List Table 7 Colorful Accent 1" w:uiPriority="52"/>
+    <w:lsdException w:name="List Table 1 Light Accent 2" w:uiPriority="46"/>
+    <w:lsdException w:name="List Table 2 Accent 2" w:uiPriority="47"/>
+    <w:lsdException w:name="List Table 3 Accent 2" w:uiPriority="48"/>
+    <w:lsdException w:name="List Table 4 Accent 2" w:uiPriority="49"/>
+    <w:lsdException w:name="List Table 5 Dark Accent 2" w:uiPriority="50"/>
+    <w:lsdException w:name="List Table 6 Colorful Accent 2" w:uiPriority="51"/>
+    <w:lsdException w:name="List Table 7 Colorful Accent 2" w:uiPriority="52"/>
+    <w:lsdException w:name="List Table 1 Light Accent 3" w:uiPriority="46"/>
+    <w:lsdException w:name="List Table 2 Accent 3" w:uiPriority="47"/>
+    <w:lsdException w:name="List Table 3 Accent 3" w:uiPriority="48"/>
+    <w:lsdException w:name="List Table 4 Accent 3" w:uiPriority="49"/>
+    <w:lsdException w:name="List Table 5 Dark Accent 3" w:uiPriority="50"/>
+    <w:lsdException w:name="List Table 6 Colorful Accent 3" w:uiPriority="51"/>
+    <w:lsdException w:name="List Table 7 Colorful Accent 3" w:uiPriority="52"/>
+    <w:lsdException w:name="List Table 1 Light Accent 4" w:uiPriority="46"/>
+    <w:lsdException w:name="List Table 2 Accent 4" w:uiPriority="47"/>
+    <w:lsdException w:name="List Table 3 Accent 4" w:uiPriority="48"/>
+    <w:lsdException w:name="List Table 4 Accent 4" w:uiPriority="49"/>
+    <w:lsdException w:name="List Table 5 Dark Accent 4" w:uiPriority="50"/>
+    <w:lsdException w:name="List Table 6 Colorful Accent 4" w:uiPriority="51"/>
+    <w:lsdException w:name="List Table 7 Colorful Accent 4" w:uiPriority="52"/>
+    <w:lsdException w:name="List Table 1 Light Accent 5" w:uiPriority="46"/>
+    <w:lsdException w:name="List Table 2 Accent 5" w:uiPriority="47"/>
+    <w:lsdException w:name="List Table 3 Accent 5" w:uiPriority="48"/>
+    <w:lsdException w:name="List Table 4 Accent 5" w:uiPriority="49"/>
+    <w:lsdException w:name="List Table 5 Dark Accent 5" w:uiPriority="50"/>
+    <w:lsdException w:name="List Table 6 Colorful Accent 5" w:uiPriority="51"/>
+    <w:lsdException w:name="List Table 7 Colorful Accent 5" w:uiPriority="52"/>
+    <w:lsdException w:name="List Table 1 Light Accent 6" w:uiPriority="46"/>
+    <w:lsdException w:name="List Table 2 Accent 6" w:uiPriority="47"/>
+    <w:lsdException w:name="List Table 3 Accent 6" w:uiPriority="48"/>
+    <w:lsdException w:name="List Table 4 Accent 6" w:uiPriority="49"/>
+    <w:lsdException w:name="List Table 5 Dark Accent 6" w:uiPriority="50"/>
+    <w:lsdException w:name="List Table 6 Colorful Accent 6" w:uiPriority="51"/>
+    <w:lsdException w:name="List Table 7 Colorful Accent 6" w:uiPriority="52"/>
+    <w:lsdException w:name="Mention" w:semiHidden="1" w:unhideWhenUsed="1"/>
+    <w:lsdException w:name="Smart Hyperlink" w:semiHidden="1" w:unhideWhenUsed="1"/>
+    <w:lsdException w:name="Hashtag" w:semiHidden="1" w:unhideWhenUsed="1"/>
+    <w:lsdException w:name="Unresolved Mention" w:semiHidden="1" w:unhideWhenUsed="1"/>
+    <w:lsdException w:name="Smart Link" w:semiHidden="1" w:unhideWhenUsed="1"/>
+  </w:latentStyles>
+  <w:style w:type="paragraph" w:default="1" w:styleId="Normal">
+    <w:name w:val="Normal"/>
+    <w:qFormat/>
+  </w:style>
+  <w:style w:type="character" w:default="1" w:styleId="DefaultParagraphFont">
+    <w:name w:val="Default Paragraph Font"/>
+    <w:uiPriority w:val="1"/>
+    <w:semiHidden/>
+    <w:unhideWhenUsed/>
+  </w:style>
+  <w:style w:type="table" w:default="1" w:styleId="TableNormal">
+    <w:name w:val="Normal Table"/>
+    <w:uiPriority w:val="99"/>
+    <w:semiHidden/>
+    <w:unhideWhenUsed/>
+    <w:tblPr>
+      <w:tblInd w:w="0" w:type="dxa"/>
+      <w:tblCellMar>
+        <w:top w:w="0" w:type="dxa"/>
+        <w:left w:w="108" w:type="dxa"/>
+        <w:bottom w:w="0" w:type="dxa"/>
+        <w:right w:w="108" w:type="dxa"/>
+      </w:tblCellMar>
+    </w:tblPr>
+  </w:style>
+  <w:style w:type="numbering" w:default="1" w:styleId="NoList">
+    <w:name w:val="No List"/>
+    <w:uiPriority w:val="99"/>
+    <w:semiHidden/>
+    <w:unhideWhenUsed/>
+  </w:style>
+  <w:style w:type="paragraph" w:customStyle="1" w:styleId="B8516E8956C54999B14F668FA72555CF">
+    <w:name w:val="B8516E8956C54999B14F668FA72555CF"/>
+    <w:rsid w:val="007077DE"/>
+  </w:style>
+  <w:style w:type="paragraph" w:customStyle="1" w:styleId="FDCA8144E228436AA1493563DCDE12AF">
+    <w:name w:val="FDCA8144E228436AA1493563DCDE12AF"/>
+    <w:rsid w:val="007077DE"/>
+  </w:style>
+</w:styles>
+</file>
+
+<file path=word/glossary/webSettings.xml><?xml version="1.0" encoding="utf-8"?>
+<w:webSettings xmlns:mc="http://schemas.openxmlformats.org/markup-compatibility/2006" xmlns:r="http://schemas.openxmlformats.org/officeDocument/2006/relationships" xmlns:w="http://schemas.openxmlformats.org/wordprocessingml/2006/main" xmlns:w14="http://schemas.microsoft.com/office/word/2010/wordml" xmlns:w15="http://schemas.microsoft.com/office/word/2012/wordml" xmlns:w16cex="http://schemas.microsoft.com/office/word/2018/wordml/cex" xmlns:w16cid="http://schemas.microsoft.com/office/word/2016/wordml/cid" xmlns:w16="http://schemas.microsoft.com/office/word/2018/wordml" xmlns:w16sdtdh="http://schemas.microsoft.com/office/word/2020/wordml/sdtdatahash" xmlns:w16se="http://schemas.microsoft.com/office/word/2015/wordml/symex" mc:Ignorable="w14 w15 w16se w16cid w16 w16cex w16sdtdh">
+  <w:optimizeForBrowser/>
+  <w:allowPNG/>
+</w:webSettings>
 </file>
 
 <file path=word/theme/theme1.xml><?xml version="1.0" encoding="utf-8"?>
@@ -13780,4 +15602,23 @@
     </a:ext>
   </a:extLst>
 </a:theme>
+</file>
+
+<file path=customXml/item1.xml><?xml version="1.0" encoding="utf-8"?>
+<CoverPageProperties xmlns="http://schemas.microsoft.com/office/2006/coverPageProps">
+  <PublishDate>2026-03-16T00:00:00</PublishDate>
+  <Abstract/>
+  <CompanyAddress/>
+  <CompanyPhone/>
+  <CompanyFax/>
+  <CompanyEmail/>
+</CoverPageProperties>
+</file>
+
+<file path=customXml/itemProps1.xml><?xml version="1.0" encoding="utf-8"?>
+<ds:datastoreItem xmlns:ds="http://schemas.openxmlformats.org/officeDocument/2006/customXml" ds:itemID="{55AF091B-3C7A-41E3-B477-F2FDAA23CFDA}">
+  <ds:schemaRefs>
+    <ds:schemaRef ds:uri="http://schemas.microsoft.com/office/2006/coverPageProps"/>
+  </ds:schemaRefs>
+</ds:datastoreItem>
 </file>